--- a/Documentation Capteur Particules/Documentation_capteur_particules.docx
+++ b/Documentation Capteur Particules/Documentation_capteur_particules.docx
@@ -8,6 +8,7 @@
         <w:spacing/>
         <w:ind/>
         <w:rPr>
+          <w:rFonts w:ascii="Lexend" w:hAnsi="Lexend" w:cs="Lexend"/>
           <w:b/>
           <w:bCs/>
           <w:sz w:val="48"/>
@@ -18,6 +19,7 @@
       </w:pPr>
       <w:r>
         <w:rPr>
+          <w:rFonts w:ascii="Lexend" w:hAnsi="Lexend" w:eastAsia="Lexend" w:cs="Lexend"/>
           <w:b/>
           <w:bCs/>
           <w:sz w:val="48"/>
@@ -27,6 +29,7 @@
       </w:r>
       <w:r>
         <w:rPr>
+          <w:rFonts w:ascii="Lexend" w:hAnsi="Lexend" w:eastAsia="Lexend" w:cs="Lexend"/>
           <w:b/>
           <w:bCs/>
           <w:sz w:val="48"/>
@@ -36,20 +39,7 @@
       </w:r>
       <w:r>
         <w:rPr>
-          <w:b/>
-          <w:bCs/>
-          <w:sz w:val="48"/>
-          <w:szCs w:val="48"/>
-          <w:highlight w:val="none"/>
-        </w:rPr>
-      </w:r>
-    </w:p>
-    <w:p>
-      <w:pPr>
-        <w:pBdr/>
-        <w:spacing/>
-        <w:ind/>
-        <w:rPr>
+          <w:rFonts w:ascii="Lexend" w:hAnsi="Lexend" w:eastAsia="Lexend" w:cs="Lexend"/>
           <w:b/>
           <w:bCs/>
           <w:sz w:val="48"/>
@@ -57,18 +47,93 @@
           <w:highlight w:val="none"/>
           <w14:ligatures w14:val="none"/>
         </w:rPr>
+      </w:r>
+    </w:p>
+    <w:p>
+      <w:pPr>
+        <w:pBdr/>
+        <w:spacing/>
+        <w:ind/>
+        <w:jc w:val="center"/>
+        <w:rPr>
+          <w:rFonts w:ascii="Lexend" w:hAnsi="Lexend" w:cs="Lexend"/>
+          <w:b/>
+          <w:bCs/>
+          <w:sz w:val="72"/>
+          <w:szCs w:val="72"/>
+          <w:highlight w:val="none"/>
+          <w14:ligatures w14:val="none"/>
+        </w:rPr>
       </w:pPr>
       <w:r>
         <w:rPr>
+          <w:rFonts w:ascii="Lexend" w:hAnsi="Lexend" w:eastAsia="Lexend" w:cs="Lexend"/>
           <w:b/>
           <w:bCs/>
-          <w:sz w:val="48"/>
-          <w:szCs w:val="48"/>
+          <w:sz w:val="72"/>
+          <w:szCs w:val="72"/>
         </w:rPr>
         <w:t xml:space="preserve">Documentation trames capteur de particules</w:t>
       </w:r>
       <w:r>
         <w:rPr>
+          <w:rFonts w:ascii="Lexend" w:hAnsi="Lexend" w:eastAsia="Lexend" w:cs="Lexend"/>
+          <w:b/>
+          <w:bCs/>
+          <w:sz w:val="72"/>
+          <w:szCs w:val="72"/>
+          <w14:ligatures w14:val="none"/>
+        </w:rPr>
+      </w:r>
+      <w:r>
+        <w:rPr>
+          <w:rFonts w:ascii="Lexend" w:hAnsi="Lexend" w:eastAsia="Lexend" w:cs="Lexend"/>
+          <w:b/>
+          <w:bCs/>
+          <w:sz w:val="72"/>
+          <w:szCs w:val="72"/>
+          <w:highlight w:val="none"/>
+          <w14:ligatures w14:val="none"/>
+        </w:rPr>
+      </w:r>
+    </w:p>
+    <w:p>
+      <w:pPr>
+        <w:pBdr/>
+        <w:spacing/>
+        <w:ind/>
+        <w:rPr>
+          <w:rFonts w:ascii="Lexend" w:hAnsi="Lexend" w:cs="Lexend"/>
+          <w:b/>
+          <w:bCs/>
+          <w:sz w:val="48"/>
+          <w:szCs w:val="48"/>
+          <w14:ligatures w14:val="none"/>
+        </w:rPr>
+      </w:pPr>
+      <w:r>
+        <w:rPr>
+          <w:rFonts w:ascii="Lexend" w:hAnsi="Lexend" w:eastAsia="Lexend" w:cs="Lexend"/>
+          <w:b/>
+          <w:bCs/>
+          <w:sz w:val="48"/>
+          <w:szCs w:val="48"/>
+          <w14:ligatures w14:val="none"/>
+        </w:rPr>
+      </w:r>
+      <w:r>
+        <w:rPr>
+          <w:rFonts w:ascii="Lexend" w:hAnsi="Lexend" w:eastAsia="Lexend" w:cs="Lexend"/>
+          <w:b/>
+          <w:bCs/>
+          <w:sz w:val="48"/>
+          <w:szCs w:val="48"/>
+          <w14:ligatures w14:val="none"/>
+        </w:rPr>
+      </w:r>
+      <w:r>
+        <w:rPr>
+          <w:rFonts w:ascii="Lexend" w:hAnsi="Lexend" w:eastAsia="Lexend" w:cs="Lexend"/>
           <w:b/>
           <w:bCs/>
           <w:sz w:val="48"/>
@@ -83,6 +148,7 @@
         <w:spacing/>
         <w:ind/>
         <w:rPr>
+          <w:rFonts w:ascii="Lexend" w:hAnsi="Lexend" w:cs="Lexend"/>
           <w:b/>
           <w:bCs/>
           <w:sz w:val="48"/>
@@ -92,6 +158,7 @@
       </w:pPr>
       <w:r>
         <w:rPr>
+          <w:rFonts w:ascii="Lexend" w:hAnsi="Lexend" w:eastAsia="Lexend" w:cs="Lexend"/>
           <w:b/>
           <w:bCs/>
           <w:sz w:val="48"/>
@@ -101,6 +168,7 @@
       </w:r>
       <w:r>
         <w:rPr>
+          <w:rFonts w:ascii="Lexend" w:hAnsi="Lexend" w:eastAsia="Lexend" w:cs="Lexend"/>
           <w:b/>
           <w:bCs/>
           <w:sz w:val="48"/>
@@ -110,6 +178,7 @@
       </w:r>
       <w:r>
         <w:rPr>
+          <w:rFonts w:ascii="Lexend" w:hAnsi="Lexend" w:eastAsia="Lexend" w:cs="Lexend"/>
           <w:b/>
           <w:bCs/>
           <w:sz w:val="48"/>
@@ -124,6 +193,7 @@
         <w:spacing/>
         <w:ind/>
         <w:rPr>
+          <w:rFonts w:ascii="Lexend" w:hAnsi="Lexend" w:cs="Lexend"/>
           <w:b/>
           <w:bCs/>
           <w:sz w:val="48"/>
@@ -133,16 +203,7 @@
       </w:pPr>
       <w:r>
         <w:rPr>
-          <w:b/>
-          <w:bCs/>
-          <w:sz w:val="48"/>
-          <w:szCs w:val="48"/>
-          <w14:ligatures w14:val="none"/>
-        </w:rPr>
-      </w:r>
-      <w:r/>
-      <w:r>
-        <w:rPr>
+          <w:rFonts w:ascii="Lexend" w:hAnsi="Lexend" w:eastAsia="Lexend" w:cs="Lexend"/>
           <w:b/>
           <w:bCs/>
           <w:sz w:val="48"/>
@@ -152,46 +213,8 @@
       </w:r>
       <w:r>
         <w:rPr>
-          <w:b/>
-          <w:bCs/>
-          <w:sz w:val="48"/>
-          <w:szCs w:val="48"/>
-          <w14:ligatures w14:val="none"/>
+          <w:rFonts w:ascii="Lexend" w:hAnsi="Lexend" w:eastAsia="Lexend" w:cs="Lexend"/>
         </w:rPr>
-      </w:r>
-      <w:r>
-        <w:rPr>
-          <w:b/>
-          <w:bCs/>
-          <w:sz w:val="48"/>
-          <w:szCs w:val="48"/>
-          <w14:ligatures w14:val="none"/>
-        </w:rPr>
-      </w:r>
-    </w:p>
-    <w:p>
-      <w:pPr>
-        <w:pBdr/>
-        <w:spacing/>
-        <w:ind/>
-        <w:rPr>
-          <w:b/>
-          <w:bCs/>
-          <w:sz w:val="48"/>
-          <w:szCs w:val="48"/>
-          <w14:ligatures w14:val="none"/>
-        </w:rPr>
-      </w:pPr>
-      <w:r>
-        <w:rPr>
-          <w:b/>
-          <w:bCs/>
-          <w:sz w:val="48"/>
-          <w:szCs w:val="48"/>
-          <w14:ligatures w14:val="none"/>
-        </w:rPr>
-      </w:r>
-      <w:r>
         <mc:AlternateContent>
           <mc:Choice Requires="wpg">
             <w:drawing>
@@ -271,20 +294,7 @@
       </w:r>
       <w:r>
         <w:rPr>
-          <w:b/>
-          <w:bCs/>
-          <w:sz w:val="48"/>
-          <w:szCs w:val="48"/>
-          <w14:ligatures w14:val="none"/>
-        </w:rPr>
-      </w:r>
-      <w:r/>
-      <w:r/>
-      <w:r/>
-      <w:r/>
-      <w:r/>
-      <w:r>
-        <w:rPr>
+          <w:rFonts w:ascii="Lexend" w:hAnsi="Lexend" w:eastAsia="Lexend" w:cs="Lexend"/>
           <w:b/>
           <w:bCs/>
           <w:sz w:val="48"/>
@@ -294,6 +304,7 @@
       </w:r>
       <w:r>
         <w:rPr>
+          <w:rFonts w:ascii="Lexend" w:hAnsi="Lexend" w:eastAsia="Lexend" w:cs="Lexend"/>
           <w:b/>
           <w:bCs/>
           <w:sz w:val="48"/>
@@ -301,9 +312,24 @@
           <w14:ligatures w14:val="none"/>
         </w:rPr>
       </w:r>
-      <w:r/>
+    </w:p>
+    <w:p>
+      <w:pPr>
+        <w:pBdr/>
+        <w:spacing/>
+        <w:ind/>
+        <w:rPr>
+          <w:rFonts w:ascii="Lexend" w:hAnsi="Lexend" w:cs="Lexend"/>
+          <w:b/>
+          <w:bCs/>
+          <w:sz w:val="48"/>
+          <w:szCs w:val="48"/>
+          <w14:ligatures w14:val="none"/>
+        </w:rPr>
+      </w:pPr>
       <w:r>
         <w:rPr>
+          <w:rFonts w:ascii="Lexend" w:hAnsi="Lexend" w:eastAsia="Lexend" w:cs="Lexend"/>
           <w:b/>
           <w:bCs/>
           <w:sz w:val="48"/>
@@ -313,6 +339,17 @@
       </w:r>
       <w:r>
         <w:rPr>
+          <w:rFonts w:ascii="Lexend" w:hAnsi="Lexend" w:eastAsia="Lexend" w:cs="Lexend"/>
+          <w:b/>
+          <w:bCs/>
+          <w:sz w:val="48"/>
+          <w:szCs w:val="48"/>
+          <w14:ligatures w14:val="none"/>
+        </w:rPr>
+      </w:r>
+      <w:r>
+        <w:rPr>
+          <w:rFonts w:ascii="Lexend" w:hAnsi="Lexend" w:eastAsia="Lexend" w:cs="Lexend"/>
           <w:b/>
           <w:bCs/>
           <w:sz w:val="48"/>
@@ -327,6 +364,7 @@
         <w:spacing/>
         <w:ind/>
         <w:rPr>
+          <w:rFonts w:ascii="Lexend" w:hAnsi="Lexend" w:cs="Lexend"/>
           <w:b/>
           <w:bCs/>
           <w:sz w:val="48"/>
@@ -336,16 +374,7 @@
       </w:pPr>
       <w:r>
         <w:rPr>
-          <w:b/>
-          <w:bCs/>
-          <w:sz w:val="48"/>
-          <w:szCs w:val="48"/>
-          <w14:ligatures w14:val="none"/>
-        </w:rPr>
-      </w:r>
-      <w:r/>
-      <w:r>
-        <w:rPr>
+          <w:rFonts w:ascii="Lexend" w:hAnsi="Lexend" w:eastAsia="Lexend" w:cs="Lexend"/>
           <w:b/>
           <w:bCs/>
           <w:sz w:val="48"/>
@@ -355,6 +384,7 @@
       </w:r>
       <w:r>
         <w:rPr>
+          <w:rFonts w:ascii="Lexend" w:hAnsi="Lexend" w:eastAsia="Lexend" w:cs="Lexend"/>
           <w:b/>
           <w:bCs/>
           <w:sz w:val="48"/>
@@ -364,6 +394,7 @@
       </w:r>
       <w:r>
         <w:rPr>
+          <w:rFonts w:ascii="Lexend" w:hAnsi="Lexend" w:eastAsia="Lexend" w:cs="Lexend"/>
           <w:b/>
           <w:bCs/>
           <w:sz w:val="48"/>
@@ -378,6 +409,7 @@
         <w:spacing/>
         <w:ind/>
         <w:rPr>
+          <w:rFonts w:ascii="Lexend" w:hAnsi="Lexend" w:cs="Lexend"/>
           <w:b/>
           <w:bCs/>
           <w:sz w:val="48"/>
@@ -387,6 +419,7 @@
       </w:pPr>
       <w:r>
         <w:rPr>
+          <w:rFonts w:ascii="Lexend" w:hAnsi="Lexend" w:eastAsia="Lexend" w:cs="Lexend"/>
           <w:b/>
           <w:bCs/>
           <w:sz w:val="48"/>
@@ -396,6 +429,7 @@
       </w:r>
       <w:r>
         <w:rPr>
+          <w:rFonts w:ascii="Lexend" w:hAnsi="Lexend" w:eastAsia="Lexend" w:cs="Lexend"/>
           <w:b/>
           <w:bCs/>
           <w:sz w:val="48"/>
@@ -405,6 +439,7 @@
       </w:r>
       <w:r>
         <w:rPr>
+          <w:rFonts w:ascii="Lexend" w:hAnsi="Lexend" w:eastAsia="Lexend" w:cs="Lexend"/>
           <w:b/>
           <w:bCs/>
           <w:sz w:val="48"/>
@@ -419,6 +454,7 @@
         <w:spacing/>
         <w:ind/>
         <w:rPr>
+          <w:rFonts w:ascii="Lexend" w:hAnsi="Lexend" w:cs="Lexend"/>
           <w:b/>
           <w:bCs/>
           <w:sz w:val="48"/>
@@ -428,6 +464,7 @@
       </w:pPr>
       <w:r>
         <w:rPr>
+          <w:rFonts w:ascii="Lexend" w:hAnsi="Lexend" w:eastAsia="Lexend" w:cs="Lexend"/>
           <w:b/>
           <w:bCs/>
           <w:sz w:val="48"/>
@@ -437,6 +474,7 @@
       </w:r>
       <w:r>
         <w:rPr>
+          <w:rFonts w:ascii="Lexend" w:hAnsi="Lexend" w:eastAsia="Lexend" w:cs="Lexend"/>
           <w:b/>
           <w:bCs/>
           <w:sz w:val="48"/>
@@ -446,6 +484,7 @@
       </w:r>
       <w:r>
         <w:rPr>
+          <w:rFonts w:ascii="Lexend" w:hAnsi="Lexend" w:eastAsia="Lexend" w:cs="Lexend"/>
           <w:b/>
           <w:bCs/>
           <w:sz w:val="48"/>
@@ -460,6 +499,7 @@
         <w:spacing/>
         <w:ind/>
         <w:rPr>
+          <w:rFonts w:ascii="Lexend" w:hAnsi="Lexend" w:cs="Lexend"/>
           <w:b/>
           <w:bCs/>
           <w:sz w:val="48"/>
@@ -469,6 +509,7 @@
       </w:pPr>
       <w:r>
         <w:rPr>
+          <w:rFonts w:ascii="Lexend" w:hAnsi="Lexend" w:eastAsia="Lexend" w:cs="Lexend"/>
           <w:b/>
           <w:bCs/>
           <w:sz w:val="48"/>
@@ -478,6 +519,7 @@
       </w:r>
       <w:r>
         <w:rPr>
+          <w:rFonts w:ascii="Lexend" w:hAnsi="Lexend" w:eastAsia="Lexend" w:cs="Lexend"/>
           <w:b/>
           <w:bCs/>
           <w:sz w:val="48"/>
@@ -487,6 +529,7 @@
       </w:r>
       <w:r>
         <w:rPr>
+          <w:rFonts w:ascii="Lexend" w:hAnsi="Lexend" w:eastAsia="Lexend" w:cs="Lexend"/>
           <w:b/>
           <w:bCs/>
           <w:sz w:val="48"/>
@@ -501,6 +544,7 @@
         <w:spacing/>
         <w:ind/>
         <w:rPr>
+          <w:rFonts w:ascii="Lexend" w:hAnsi="Lexend" w:cs="Lexend"/>
           <w:b/>
           <w:bCs/>
           <w:sz w:val="48"/>
@@ -510,6 +554,7 @@
       </w:pPr>
       <w:r>
         <w:rPr>
+          <w:rFonts w:ascii="Lexend" w:hAnsi="Lexend" w:eastAsia="Lexend" w:cs="Lexend"/>
           <w:b/>
           <w:bCs/>
           <w:sz w:val="48"/>
@@ -519,6 +564,7 @@
       </w:r>
       <w:r>
         <w:rPr>
+          <w:rFonts w:ascii="Lexend" w:hAnsi="Lexend" w:eastAsia="Lexend" w:cs="Lexend"/>
           <w:b/>
           <w:bCs/>
           <w:sz w:val="48"/>
@@ -528,6 +574,7 @@
       </w:r>
       <w:r>
         <w:rPr>
+          <w:rFonts w:ascii="Lexend" w:hAnsi="Lexend" w:eastAsia="Lexend" w:cs="Lexend"/>
           <w:b/>
           <w:bCs/>
           <w:sz w:val="48"/>
@@ -542,6 +589,7 @@
         <w:spacing/>
         <w:ind/>
         <w:rPr>
+          <w:rFonts w:ascii="Lexend" w:hAnsi="Lexend" w:cs="Lexend"/>
           <w:b/>
           <w:bCs/>
           <w:sz w:val="48"/>
@@ -551,6 +599,7 @@
       </w:pPr>
       <w:r>
         <w:rPr>
+          <w:rFonts w:ascii="Lexend" w:hAnsi="Lexend" w:eastAsia="Lexend" w:cs="Lexend"/>
           <w:b/>
           <w:bCs/>
           <w:sz w:val="48"/>
@@ -560,6 +609,7 @@
       </w:r>
       <w:r>
         <w:rPr>
+          <w:rFonts w:ascii="Lexend" w:hAnsi="Lexend" w:eastAsia="Lexend" w:cs="Lexend"/>
           <w:b/>
           <w:bCs/>
           <w:sz w:val="48"/>
@@ -569,6 +619,7 @@
       </w:r>
       <w:r>
         <w:rPr>
+          <w:rFonts w:ascii="Lexend" w:hAnsi="Lexend" w:eastAsia="Lexend" w:cs="Lexend"/>
           <w:b/>
           <w:bCs/>
           <w:sz w:val="48"/>
@@ -583,6 +634,7 @@
         <w:spacing/>
         <w:ind/>
         <w:rPr>
+          <w:rFonts w:ascii="Lexend" w:hAnsi="Lexend" w:cs="Lexend"/>
           <w:b/>
           <w:bCs/>
           <w:sz w:val="48"/>
@@ -592,6 +644,7 @@
       </w:pPr>
       <w:r>
         <w:rPr>
+          <w:rFonts w:ascii="Lexend" w:hAnsi="Lexend" w:eastAsia="Lexend" w:cs="Lexend"/>
           <w:b/>
           <w:bCs/>
           <w:sz w:val="48"/>
@@ -601,6 +654,7 @@
       </w:r>
       <w:r>
         <w:rPr>
+          <w:rFonts w:ascii="Lexend" w:hAnsi="Lexend" w:eastAsia="Lexend" w:cs="Lexend"/>
           <w:b/>
           <w:bCs/>
           <w:sz w:val="48"/>
@@ -610,6 +664,7 @@
       </w:r>
       <w:r>
         <w:rPr>
+          <w:rFonts w:ascii="Lexend" w:hAnsi="Lexend" w:eastAsia="Lexend" w:cs="Lexend"/>
           <w:b/>
           <w:bCs/>
           <w:sz w:val="48"/>
@@ -624,6 +679,7 @@
         <w:spacing/>
         <w:ind/>
         <w:rPr>
+          <w:rFonts w:ascii="Lexend" w:hAnsi="Lexend" w:cs="Lexend"/>
           <w:b/>
           <w:bCs/>
           <w:sz w:val="48"/>
@@ -633,6 +689,7 @@
       </w:pPr>
       <w:r>
         <w:rPr>
+          <w:rFonts w:ascii="Lexend" w:hAnsi="Lexend" w:eastAsia="Lexend" w:cs="Lexend"/>
           <w:b/>
           <w:bCs/>
           <w:sz w:val="48"/>
@@ -642,6 +699,7 @@
       </w:r>
       <w:r>
         <w:rPr>
+          <w:rFonts w:ascii="Lexend" w:hAnsi="Lexend" w:eastAsia="Lexend" w:cs="Lexend"/>
           <w:b/>
           <w:bCs/>
           <w:sz w:val="48"/>
@@ -651,6 +709,7 @@
       </w:r>
       <w:r>
         <w:rPr>
+          <w:rFonts w:ascii="Lexend" w:hAnsi="Lexend" w:eastAsia="Lexend" w:cs="Lexend"/>
           <w:b/>
           <w:bCs/>
           <w:sz w:val="48"/>
@@ -665,6 +724,7 @@
         <w:spacing/>
         <w:ind/>
         <w:rPr>
+          <w:rFonts w:ascii="Lexend" w:hAnsi="Lexend" w:cs="Lexend"/>
           <w:b/>
           <w:bCs/>
           <w:sz w:val="48"/>
@@ -674,6 +734,7 @@
       </w:pPr>
       <w:r>
         <w:rPr>
+          <w:rFonts w:ascii="Lexend" w:hAnsi="Lexend" w:eastAsia="Lexend" w:cs="Lexend"/>
           <w:b/>
           <w:bCs/>
           <w:sz w:val="48"/>
@@ -683,6 +744,7 @@
       </w:r>
       <w:r>
         <w:rPr>
+          <w:rFonts w:ascii="Lexend" w:hAnsi="Lexend" w:eastAsia="Lexend" w:cs="Lexend"/>
           <w:b/>
           <w:bCs/>
           <w:sz w:val="48"/>
@@ -692,6 +754,7 @@
       </w:r>
       <w:r>
         <w:rPr>
+          <w:rFonts w:ascii="Lexend" w:hAnsi="Lexend" w:eastAsia="Lexend" w:cs="Lexend"/>
           <w:b/>
           <w:bCs/>
           <w:sz w:val="48"/>
@@ -702,190 +765,40 @@
     </w:p>
     <w:p>
       <w:pPr>
+        <w:pStyle w:val="838"/>
         <w:pBdr/>
         <w:spacing/>
         <w:ind/>
         <w:rPr>
-          <w:b/>
-          <w:bCs/>
-          <w:sz w:val="48"/>
-          <w:szCs w:val="48"/>
+          <w:rFonts w:ascii="Lexend" w:hAnsi="Lexend" w:cs="Lexend"/>
+          <w:highlight w:val="none"/>
           <w14:ligatures w14:val="none"/>
         </w:rPr>
       </w:pPr>
       <w:r>
         <w:rPr>
-          <w:b/>
-          <w:bCs/>
-          <w:sz w:val="48"/>
-          <w:szCs w:val="48"/>
-          <w14:ligatures w14:val="none"/>
+          <w:rFonts w:ascii="Lexend" w:hAnsi="Lexend" w:eastAsia="Lexend" w:cs="Lexend"/>
+        </w:rPr>
+      </w:r>
+      <w:bookmarkStart w:id="1" w:name="_Toc1"/>
+      <w:r>
+        <w:rPr>
+          <w:rFonts w:ascii="Lexend" w:hAnsi="Lexend" w:eastAsia="Lexend" w:cs="Lexend"/>
+        </w:rPr>
+        <w:t xml:space="preserve">Sommaire</w:t>
+      </w:r>
+      <w:bookmarkEnd w:id="1"/>
+      <w:r>
+        <w:rPr>
+          <w:rFonts w:ascii="Lexend" w:hAnsi="Lexend" w:eastAsia="Lexend" w:cs="Lexend"/>
+          <w:highlight w:val="none"/>
         </w:rPr>
       </w:r>
       <w:r>
         <w:rPr>
-          <w:b/>
-          <w:bCs/>
-          <w:sz w:val="48"/>
-          <w:szCs w:val="48"/>
-          <w14:ligatures w14:val="none"/>
-        </w:rPr>
-      </w:r>
-      <w:r>
-        <w:rPr>
-          <w:b/>
-          <w:bCs/>
-          <w:sz w:val="48"/>
-          <w:szCs w:val="48"/>
-          <w14:ligatures w14:val="none"/>
-        </w:rPr>
-      </w:r>
-    </w:p>
-    <w:p>
-      <w:pPr>
-        <w:pBdr/>
-        <w:spacing/>
-        <w:ind/>
-        <w:rPr>
-          <w:b/>
-          <w:bCs/>
-          <w:sz w:val="48"/>
-          <w:szCs w:val="48"/>
-          <w14:ligatures w14:val="none"/>
-        </w:rPr>
-      </w:pPr>
-      <w:r>
-        <w:rPr>
-          <w:b/>
-          <w:bCs/>
-          <w:sz w:val="48"/>
-          <w:szCs w:val="48"/>
-          <w14:ligatures w14:val="none"/>
-        </w:rPr>
-      </w:r>
-      <w:r>
-        <w:rPr>
-          <w:b/>
-          <w:bCs/>
-          <w:sz w:val="48"/>
-          <w:szCs w:val="48"/>
-          <w14:ligatures w14:val="none"/>
-        </w:rPr>
-      </w:r>
-      <w:r>
-        <w:rPr>
-          <w:b/>
-          <w:bCs/>
-          <w:sz w:val="48"/>
-          <w:szCs w:val="48"/>
-          <w14:ligatures w14:val="none"/>
-        </w:rPr>
-      </w:r>
-    </w:p>
-    <w:p>
-      <w:pPr>
-        <w:pBdr/>
-        <w:spacing/>
-        <w:ind/>
-        <w:rPr>
-          <w:b/>
-          <w:bCs/>
-          <w:sz w:val="48"/>
-          <w:szCs w:val="48"/>
-          <w14:ligatures w14:val="none"/>
-        </w:rPr>
-      </w:pPr>
-      <w:r>
-        <w:rPr>
-          <w:b/>
-          <w:bCs/>
-          <w:sz w:val="48"/>
-          <w:szCs w:val="48"/>
-          <w14:ligatures w14:val="none"/>
-        </w:rPr>
-      </w:r>
-      <w:r>
-        <w:rPr>
-          <w:b/>
-          <w:bCs/>
-          <w:sz w:val="48"/>
-          <w:szCs w:val="48"/>
-          <w14:ligatures w14:val="none"/>
-        </w:rPr>
-      </w:r>
-      <w:r>
-        <w:rPr>
-          <w:b/>
-          <w:bCs/>
-          <w:sz w:val="48"/>
-          <w:szCs w:val="48"/>
-          <w14:ligatures w14:val="none"/>
-        </w:rPr>
-      </w:r>
-    </w:p>
-    <w:p>
-      <w:pPr>
-        <w:pBdr/>
-        <w:spacing/>
-        <w:ind/>
-        <w:rPr>
-          <w:b/>
-          <w:bCs/>
-          <w:sz w:val="48"/>
-          <w:szCs w:val="48"/>
-          <w14:ligatures w14:val="none"/>
-        </w:rPr>
-      </w:pPr>
-      <w:r>
-        <w:rPr>
-          <w:b/>
-          <w:bCs/>
-          <w:sz w:val="48"/>
-          <w:szCs w:val="48"/>
-          <w14:ligatures w14:val="none"/>
-        </w:rPr>
-      </w:r>
-      <w:r>
-        <w:rPr>
-          <w:b/>
-          <w:bCs/>
-          <w:sz w:val="48"/>
-          <w:szCs w:val="48"/>
-          <w14:ligatures w14:val="none"/>
-        </w:rPr>
-      </w:r>
-      <w:r>
-        <w:rPr>
-          <w:b/>
-          <w:bCs/>
-          <w:sz w:val="48"/>
-          <w:szCs w:val="48"/>
-          <w14:ligatures w14:val="none"/>
-        </w:rPr>
-      </w:r>
-    </w:p>
-    <w:p>
-      <w:pPr>
-        <w:pStyle w:val="828"/>
-        <w:pBdr/>
-        <w:spacing/>
-        <w:ind/>
-        <w:rPr>
+          <w:rFonts w:ascii="Lexend" w:hAnsi="Lexend" w:eastAsia="Lexend" w:cs="Lexend"/>
           <w:highlight w:val="none"/>
           <w14:ligatures w14:val="none"/>
-        </w:rPr>
-      </w:pPr>
-      <w:r/>
-      <w:bookmarkStart w:id="1" w:name="_Toc1"/>
-      <w:r>
-        <w:t xml:space="preserve">Sommaire</w:t>
-      </w:r>
-      <w:r/>
-      <w:bookmarkEnd w:id="1"/>
-      <w:r/>
-      <w:r>
-        <w:rPr>
-          <w:highlight w:val="none"/>
         </w:rPr>
       </w:r>
     </w:p>
@@ -906,7 +819,7 @@
       <w:sdtContent>
         <w:p>
           <w:pPr>
-            <w:pStyle w:val="875"/>
+            <w:pStyle w:val="885"/>
             <w:pBdr/>
             <w:tabs>
               <w:tab w:val="right" w:leader="dot" w:pos="10205"/>
@@ -914,48 +827,66 @@
             <w:spacing/>
             <w:ind/>
             <w:rPr>
+              <w:rFonts w:ascii="Lexend" w:hAnsi="Lexend" w:cs="Lexend"/>
               <w:highlight w:val="none"/>
             </w:rPr>
           </w:pPr>
           <w:r>
             <w:rPr>
+              <w:rFonts w:ascii="Lexend" w:hAnsi="Lexend" w:eastAsia="Lexend" w:cs="Lexend"/>
               <w:highlight w:val="none"/>
             </w:rPr>
           </w:r>
           <w:r>
+            <w:rPr>
+              <w:rFonts w:ascii="Lexend" w:hAnsi="Lexend" w:eastAsia="Lexend" w:cs="Lexend"/>
+            </w:rPr>
             <w:fldChar w:fldCharType="begin"/>
             <w:instrText xml:space="preserve">TOC \o "1-9" \h </w:instrText>
           </w:r>
           <w:r>
+            <w:rPr>
+              <w:rFonts w:ascii="Lexend" w:hAnsi="Lexend" w:eastAsia="Lexend" w:cs="Lexend"/>
+            </w:rPr>
             <w:fldChar w:fldCharType="separate"/>
           </w:r>
           <w:r>
             <w:rPr>
+              <w:rFonts w:ascii="Lexend" w:hAnsi="Lexend" w:eastAsia="Lexend" w:cs="Lexend"/>
               <w:highlight w:val="none"/>
             </w:rPr>
           </w:r>
           <w:hyperlink w:tooltip="#_Toc1" w:anchor="_Toc1" w:history="1">
             <w:r>
               <w:rPr>
-                <w:rStyle w:val="872"/>
+                <w:rStyle w:val="882"/>
+                <w:rFonts w:ascii="Lexend" w:hAnsi="Lexend" w:eastAsia="Lexend" w:cs="Lexend"/>
               </w:rPr>
             </w:r>
             <w:r>
               <w:rPr>
-                <w:rStyle w:val="872"/>
+                <w:rStyle w:val="882"/>
+                <w:rFonts w:ascii="Lexend" w:hAnsi="Lexend" w:eastAsia="Lexend" w:cs="Lexend"/>
               </w:rPr>
               <w:t xml:space="preserve">Sommaire</w:t>
             </w:r>
             <w:r>
               <w:rPr>
-                <w:rStyle w:val="872"/>
+                <w:rStyle w:val="882"/>
+                <w:rFonts w:ascii="Lexend" w:hAnsi="Lexend" w:eastAsia="Lexend" w:cs="Lexend"/>
                 <w:highlight w:val="none"/>
               </w:rPr>
             </w:r>
             <w:r>
+              <w:rPr>
+                <w:rFonts w:ascii="Lexend" w:hAnsi="Lexend" w:eastAsia="Lexend" w:cs="Lexend"/>
+              </w:rPr>
               <w:tab/>
             </w:r>
             <w:r>
+              <w:rPr>
+                <w:rFonts w:ascii="Lexend" w:hAnsi="Lexend" w:eastAsia="Lexend" w:cs="Lexend"/>
+              </w:rPr>
               <w:fldChar w:fldCharType="begin"/>
               <w:instrText xml:space="preserve">PAGEREF _Toc1 \h</w:instrText>
               <w:fldChar w:fldCharType="separate"/>
@@ -965,50 +896,74 @@
           </w:hyperlink>
           <w:r>
             <w:rPr>
+              <w:rFonts w:ascii="Lexend" w:hAnsi="Lexend" w:eastAsia="Lexend" w:cs="Lexend"/>
+              <w:highlight w:val="none"/>
+            </w:rPr>
+          </w:r>
+          <w:r>
+            <w:rPr>
+              <w:rFonts w:ascii="Lexend" w:hAnsi="Lexend" w:eastAsia="Lexend" w:cs="Lexend"/>
               <w:highlight w:val="none"/>
             </w:rPr>
           </w:r>
         </w:p>
         <w:p>
           <w:pPr>
-            <w:pStyle w:val="875"/>
+            <w:pStyle w:val="885"/>
             <w:pBdr/>
             <w:tabs>
               <w:tab w:val="right" w:leader="dot" w:pos="10205"/>
             </w:tabs>
             <w:spacing/>
             <w:ind/>
-            <w:rPr/>
+            <w:rPr>
+              <w:rFonts w:ascii="Lexend" w:hAnsi="Lexend" w:cs="Lexend"/>
+            </w:rPr>
           </w:pPr>
+          <w:r>
+            <w:rPr>
+              <w:rFonts w:ascii="Lexend" w:hAnsi="Lexend" w:eastAsia="Lexend" w:cs="Lexend"/>
+            </w:rPr>
+          </w:r>
           <w:hyperlink w:tooltip="#_Toc2" w:anchor="_Toc2" w:history="1">
             <w:r>
               <w:rPr>
-                <w:rStyle w:val="872"/>
+                <w:rStyle w:val="882"/>
+                <w:rFonts w:ascii="Lexend" w:hAnsi="Lexend" w:eastAsia="Lexend" w:cs="Lexend"/>
               </w:rPr>
             </w:r>
             <w:r>
               <w:rPr>
-                <w:rStyle w:val="872"/>
+                <w:rStyle w:val="882"/>
+                <w:rFonts w:ascii="Lexend" w:hAnsi="Lexend" w:eastAsia="Lexend" w:cs="Lexend"/>
                 <w:highlight w:val="none"/>
               </w:rPr>
               <w:t xml:space="preserve">1 – </w:t>
             </w:r>
             <w:r>
               <w:rPr>
-                <w:rStyle w:val="872"/>
+                <w:rStyle w:val="882"/>
+                <w:rFonts w:ascii="Lexend" w:hAnsi="Lexend" w:eastAsia="Lexend" w:cs="Lexend"/>
                 <w:highlight w:val="none"/>
               </w:rPr>
               <w:t xml:space="preserve">Récupération de la trame</w:t>
             </w:r>
             <w:r>
               <w:rPr>
-                <w:rStyle w:val="872"/>
+                <w:rStyle w:val="882"/>
+                <w:rFonts w:ascii="Lexend" w:hAnsi="Lexend" w:eastAsia="Lexend" w:cs="Lexend"/>
               </w:rPr>
             </w:r>
             <w:r>
+              <w:rPr>
+                <w:rFonts w:ascii="Lexend" w:hAnsi="Lexend" w:eastAsia="Lexend" w:cs="Lexend"/>
+              </w:rPr>
               <w:tab/>
             </w:r>
             <w:r>
+              <w:rPr>
+                <w:rFonts w:ascii="Lexend" w:hAnsi="Lexend" w:eastAsia="Lexend" w:cs="Lexend"/>
+              </w:rPr>
               <w:fldChar w:fldCharType="begin"/>
               <w:instrText xml:space="preserve">PAGEREF _Toc2 \h</w:instrText>
               <w:fldChar w:fldCharType="separate"/>
@@ -1016,7 +971,16 @@
               <w:fldChar w:fldCharType="end"/>
             </w:r>
           </w:hyperlink>
-          <w:r/>
+          <w:r>
+            <w:rPr>
+              <w:rFonts w:ascii="Lexend" w:hAnsi="Lexend" w:eastAsia="Lexend" w:cs="Lexend"/>
+            </w:rPr>
+          </w:r>
+          <w:r>
+            <w:rPr>
+              <w:rFonts w:ascii="Lexend" w:hAnsi="Lexend" w:eastAsia="Lexend" w:cs="Lexend"/>
+            </w:rPr>
+          </w:r>
         </w:p>
         <w:p>
           <w:pPr>
@@ -1024,22 +988,90 @@
             <w:spacing/>
             <w:ind/>
             <w:rPr>
+              <w:rFonts w:ascii="Lexend" w:hAnsi="Lexend" w:cs="Lexend"/>
               <w:highlight w:val="none"/>
             </w:rPr>
           </w:pPr>
-          <w:r/>
           <w:r>
+            <w:rPr>
+              <w:rFonts w:ascii="Lexend" w:hAnsi="Lexend" w:eastAsia="Lexend" w:cs="Lexend"/>
+            </w:rPr>
             <w:fldChar w:fldCharType="end"/>
           </w:r>
-          <w:r/>
-          <w:r/>
+          <w:r>
+            <w:rPr>
+              <w:rFonts w:ascii="Lexend" w:hAnsi="Lexend" w:eastAsia="Lexend" w:cs="Lexend"/>
+              <w:highlight w:val="none"/>
+            </w:rPr>
+          </w:r>
         </w:p>
       </w:sdtContent>
     </w:sdt>
     <w:p>
       <w:pPr>
         <w:pBdr/>
-        <w:shd w:val="nil"/>
+        <w:shd w:val="nil" w:color="auto"/>
+        <w:spacing/>
+        <w:ind/>
+        <w:rPr>
+          <w:rFonts w:ascii="Lexend" w:hAnsi="Lexend" w:cs="Lexend"/>
+          <w14:ligatures w14:val="none"/>
+        </w:rPr>
+      </w:pPr>
+      <w:r>
+        <w:rPr>
+          <w:rFonts w:ascii="Lexend" w:hAnsi="Lexend" w:eastAsia="Lexend" w:cs="Lexend"/>
+        </w:rPr>
+        <w:br w:type="page" w:clear="all"/>
+      </w:r>
+      <w:r>
+        <w:rPr>
+          <w:rFonts w:ascii="Lexend" w:hAnsi="Lexend" w:eastAsia="Lexend" w:cs="Lexend"/>
+          <w14:ligatures w14:val="none"/>
+        </w:rPr>
+      </w:r>
+    </w:p>
+    <w:p>
+      <w:pPr>
+        <w:pStyle w:val="838"/>
+        <w:pBdr/>
+        <w:spacing/>
+        <w:ind/>
+        <w:rPr>
+          <w:rFonts w:ascii="Lexend" w:hAnsi="Lexend" w:cs="Lexend"/>
+          <w:highlight w:val="none"/>
+          <w14:ligatures w14:val="none"/>
+        </w:rPr>
+      </w:pPr>
+      <w:r>
+        <w:rPr>
+          <w:rFonts w:ascii="Lexend" w:hAnsi="Lexend" w:eastAsia="Lexend" w:cs="Lexend"/>
+          <w:highlight w:val="none"/>
+        </w:rPr>
+      </w:r>
+      <w:r>
+        <w:rPr>
+          <w:rFonts w:ascii="Lexend" w:hAnsi="Lexend" w:eastAsia="Lexend" w:cs="Lexend"/>
+          <w:highlight w:val="none"/>
+        </w:rPr>
+        <w:t xml:space="preserve">1 – Présentation du capteur</w:t>
+      </w:r>
+      <w:r>
+        <w:rPr>
+          <w:rFonts w:ascii="Lexend" w:hAnsi="Lexend" w:eastAsia="Lexend" w:cs="Lexend"/>
+          <w:highlight w:val="none"/>
+        </w:rPr>
+      </w:r>
+      <w:r>
+        <w:rPr>
+          <w:rFonts w:ascii="Lexend" w:hAnsi="Lexend" w:eastAsia="Lexend" w:cs="Lexend"/>
+          <w:highlight w:val="none"/>
+        </w:rPr>
+      </w:r>
+    </w:p>
+    <w:p>
+      <w:pPr>
+        <w:pBdr/>
         <w:spacing/>
         <w:ind/>
         <w:rPr>
@@ -1047,54 +1079,650 @@
         </w:rPr>
       </w:pPr>
       <w:r>
-        <w:br w:type="page" w:clear="all"/>
+        <w:rPr>
+          <w:highlight w:val="none"/>
+        </w:rPr>
+        <w:t xml:space="preserve">Le capteur choisi pour le projet est le capteur de particule SDS011. Il peut faire des mesures de particules de la taille PM2.5 et PM10. Qui sont des tailles réglementaires de 2.5µm et 10µm.</w:t>
       </w:r>
-      <w:r/>
       <w:r/>
     </w:p>
     <w:p>
       <w:pPr>
-        <w:pStyle w:val="828"/>
         <w:pBdr/>
         <w:spacing/>
         <w:ind/>
         <w:rPr>
+          <w:rFonts w:ascii="Lexend" w:hAnsi="Lexend" w:cs="Lexend"/>
+        </w:rPr>
+      </w:pPr>
+      <w:r>
+        <w:rPr>
+          <w:rFonts w:ascii="Lexend" w:hAnsi="Lexend" w:eastAsia="Lexend" w:cs="Lexend"/>
+          <w:highlight w:val="none"/>
+        </w:rPr>
+      </w:r>
+      <w:r>
+        <w:rPr>
+          <w:rFonts w:ascii="Lexend" w:hAnsi="Lexend" w:eastAsia="Lexend" w:cs="Lexend"/>
+        </w:rPr>
+      </w:r>
+    </w:p>
+    <w:p>
+      <w:pPr>
+        <w:pStyle w:val="838"/>
+        <w:pBdr/>
+        <w:spacing/>
+        <w:ind/>
+        <w:rPr>
+          <w:rFonts w:ascii="Lexend" w:hAnsi="Lexend" w:cs="Lexend"/>
           <w:highlight w:val="none"/>
           <w14:ligatures w14:val="none"/>
         </w:rPr>
       </w:pPr>
-      <w:r/>
+      <w:r>
+        <w:rPr>
+          <w:rFonts w:ascii="Lexend" w:hAnsi="Lexend" w:eastAsia="Lexend" w:cs="Lexend"/>
+          <w:highlight w:val="none"/>
+        </w:rPr>
+      </w:r>
+      <w:r>
+        <w:rPr>
+          <w:rFonts w:ascii="Lexend" w:hAnsi="Lexend" w:eastAsia="Lexend" w:cs="Lexend"/>
+          <w:highlight w:val="none"/>
+        </w:rPr>
+      </w:r>
+      <w:r>
+        <w:rPr>
+          <w:rFonts w:ascii="Lexend" w:hAnsi="Lexend" w:eastAsia="Lexend" w:cs="Lexend"/>
+          <w:highlight w:val="none"/>
+        </w:rPr>
+      </w:r>
+    </w:p>
+    <w:p>
+      <w:pPr>
+        <w:pStyle w:val="838"/>
+        <w:pBdr/>
+        <w:spacing/>
+        <w:ind/>
+        <w:rPr>
+          <w:rFonts w:ascii="Lexend" w:hAnsi="Lexend" w:cs="Lexend"/>
+          <w:highlight w:val="none"/>
+          <w14:ligatures w14:val="none"/>
+        </w:rPr>
+      </w:pPr>
+      <w:r>
+        <w:rPr>
+          <w:rFonts w:ascii="Lexend" w:hAnsi="Lexend" w:eastAsia="Lexend" w:cs="Lexend"/>
+          <w:highlight w:val="none"/>
+        </w:rPr>
+      </w:r>
+      <w:r>
+        <w:rPr>
+          <w:rFonts w:ascii="Lexend" w:hAnsi="Lexend" w:eastAsia="Lexend" w:cs="Lexend"/>
+          <w:highlight w:val="none"/>
+        </w:rPr>
+      </w:r>
+      <w:r>
+        <w:rPr>
+          <w:rFonts w:ascii="Lexend" w:hAnsi="Lexend" w:eastAsia="Lexend" w:cs="Lexend"/>
+          <w:highlight w:val="none"/>
+        </w:rPr>
+      </w:r>
+    </w:p>
+    <w:p>
+      <w:pPr>
+        <w:pStyle w:val="838"/>
+        <w:pBdr/>
+        <w:spacing/>
+        <w:ind/>
+        <w:rPr>
+          <w:rFonts w:ascii="Lexend" w:hAnsi="Lexend" w:cs="Lexend"/>
+          <w:highlight w:val="none"/>
+          <w14:ligatures w14:val="none"/>
+        </w:rPr>
+      </w:pPr>
+      <w:r>
+        <w:rPr>
+          <w:rFonts w:ascii="Lexend" w:hAnsi="Lexend" w:eastAsia="Lexend" w:cs="Lexend"/>
+          <w:highlight w:val="none"/>
+        </w:rPr>
+      </w:r>
+      <w:r>
+        <w:rPr>
+          <w:rFonts w:ascii="Lexend" w:hAnsi="Lexend" w:eastAsia="Lexend" w:cs="Lexend"/>
+          <w:highlight w:val="none"/>
+        </w:rPr>
+      </w:r>
+      <w:r>
+        <w:rPr>
+          <w:rFonts w:ascii="Lexend" w:hAnsi="Lexend" w:eastAsia="Lexend" w:cs="Lexend"/>
+          <w:highlight w:val="none"/>
+        </w:rPr>
+      </w:r>
+    </w:p>
+    <w:p>
+      <w:pPr>
+        <w:pStyle w:val="838"/>
+        <w:pBdr/>
+        <w:spacing/>
+        <w:ind/>
+        <w:rPr>
+          <w:rFonts w:ascii="Lexend" w:hAnsi="Lexend" w:cs="Lexend"/>
+          <w:highlight w:val="none"/>
+          <w14:ligatures w14:val="none"/>
+        </w:rPr>
+      </w:pPr>
+      <w:r>
+        <w:rPr>
+          <w:rFonts w:ascii="Lexend" w:hAnsi="Lexend" w:eastAsia="Lexend" w:cs="Lexend"/>
+          <w:highlight w:val="none"/>
+        </w:rPr>
+      </w:r>
+      <w:r>
+        <w:rPr>
+          <w:rFonts w:ascii="Lexend" w:hAnsi="Lexend" w:eastAsia="Lexend" w:cs="Lexend"/>
+          <w:highlight w:val="none"/>
+        </w:rPr>
+      </w:r>
+      <w:r>
+        <w:rPr>
+          <w:rFonts w:ascii="Lexend" w:hAnsi="Lexend" w:eastAsia="Lexend" w:cs="Lexend"/>
+          <w:highlight w:val="none"/>
+        </w:rPr>
+      </w:r>
+    </w:p>
+    <w:p>
+      <w:pPr>
+        <w:pStyle w:val="838"/>
+        <w:pBdr/>
+        <w:spacing/>
+        <w:ind/>
+        <w:rPr>
+          <w:rFonts w:ascii="Lexend" w:hAnsi="Lexend" w:cs="Lexend"/>
+          <w:highlight w:val="none"/>
+          <w14:ligatures w14:val="none"/>
+        </w:rPr>
+      </w:pPr>
+      <w:r>
+        <w:rPr>
+          <w:rFonts w:ascii="Lexend" w:hAnsi="Lexend" w:eastAsia="Lexend" w:cs="Lexend"/>
+          <w:highlight w:val="none"/>
+        </w:rPr>
+      </w:r>
+      <w:r>
+        <w:rPr>
+          <w:rFonts w:ascii="Lexend" w:hAnsi="Lexend" w:eastAsia="Lexend" w:cs="Lexend"/>
+          <w:highlight w:val="none"/>
+        </w:rPr>
+      </w:r>
+      <w:r>
+        <w:rPr>
+          <w:rFonts w:ascii="Lexend" w:hAnsi="Lexend" w:eastAsia="Lexend" w:cs="Lexend"/>
+          <w:highlight w:val="none"/>
+        </w:rPr>
+      </w:r>
+    </w:p>
+    <w:p>
+      <w:pPr>
+        <w:pStyle w:val="838"/>
+        <w:pBdr/>
+        <w:spacing/>
+        <w:ind/>
+        <w:rPr>
+          <w:rFonts w:ascii="Lexend" w:hAnsi="Lexend" w:cs="Lexend"/>
+          <w:highlight w:val="none"/>
+          <w14:ligatures w14:val="none"/>
+        </w:rPr>
+      </w:pPr>
+      <w:r>
+        <w:rPr>
+          <w:rFonts w:ascii="Lexend" w:hAnsi="Lexend" w:eastAsia="Lexend" w:cs="Lexend"/>
+          <w:highlight w:val="none"/>
+        </w:rPr>
+      </w:r>
+      <w:r>
+        <w:rPr>
+          <w:rFonts w:ascii="Lexend" w:hAnsi="Lexend" w:eastAsia="Lexend" w:cs="Lexend"/>
+          <w:highlight w:val="none"/>
+        </w:rPr>
+      </w:r>
+      <w:r>
+        <w:rPr>
+          <w:rFonts w:ascii="Lexend" w:hAnsi="Lexend" w:eastAsia="Lexend" w:cs="Lexend"/>
+          <w:highlight w:val="none"/>
+        </w:rPr>
+      </w:r>
+    </w:p>
+    <w:p>
+      <w:pPr>
+        <w:pStyle w:val="838"/>
+        <w:pBdr/>
+        <w:spacing/>
+        <w:ind/>
+        <w:rPr>
+          <w:rFonts w:ascii="Lexend" w:hAnsi="Lexend" w:cs="Lexend"/>
+          <w:highlight w:val="none"/>
+          <w14:ligatures w14:val="none"/>
+        </w:rPr>
+      </w:pPr>
+      <w:r>
+        <w:rPr>
+          <w:rFonts w:ascii="Lexend" w:hAnsi="Lexend" w:eastAsia="Lexend" w:cs="Lexend"/>
+          <w:highlight w:val="none"/>
+        </w:rPr>
+      </w:r>
+      <w:r>
+        <w:rPr>
+          <w:rFonts w:ascii="Lexend" w:hAnsi="Lexend" w:eastAsia="Lexend" w:cs="Lexend"/>
+          <w:highlight w:val="none"/>
+        </w:rPr>
+      </w:r>
+      <w:r>
+        <w:rPr>
+          <w:rFonts w:ascii="Lexend" w:hAnsi="Lexend" w:eastAsia="Lexend" w:cs="Lexend"/>
+          <w:highlight w:val="none"/>
+        </w:rPr>
+      </w:r>
+    </w:p>
+    <w:p>
+      <w:pPr>
+        <w:pStyle w:val="838"/>
+        <w:pBdr/>
+        <w:spacing/>
+        <w:ind/>
+        <w:rPr>
+          <w:rFonts w:ascii="Lexend" w:hAnsi="Lexend" w:cs="Lexend"/>
+          <w:highlight w:val="none"/>
+          <w14:ligatures w14:val="none"/>
+        </w:rPr>
+      </w:pPr>
+      <w:r>
+        <w:rPr>
+          <w:rFonts w:ascii="Lexend" w:hAnsi="Lexend" w:eastAsia="Lexend" w:cs="Lexend"/>
+          <w:highlight w:val="none"/>
+        </w:rPr>
+      </w:r>
+      <w:r>
+        <w:rPr>
+          <w:rFonts w:ascii="Lexend" w:hAnsi="Lexend" w:eastAsia="Lexend" w:cs="Lexend"/>
+          <w:highlight w:val="none"/>
+        </w:rPr>
+      </w:r>
+      <w:r>
+        <w:rPr>
+          <w:rFonts w:ascii="Lexend" w:hAnsi="Lexend" w:eastAsia="Lexend" w:cs="Lexend"/>
+          <w:highlight w:val="none"/>
+        </w:rPr>
+      </w:r>
+    </w:p>
+    <w:p>
+      <w:pPr>
+        <w:pStyle w:val="838"/>
+        <w:pBdr/>
+        <w:spacing/>
+        <w:ind/>
+        <w:rPr>
+          <w:rFonts w:ascii="Lexend" w:hAnsi="Lexend" w:cs="Lexend"/>
+          <w:highlight w:val="none"/>
+          <w14:ligatures w14:val="none"/>
+        </w:rPr>
+      </w:pPr>
+      <w:r>
+        <w:rPr>
+          <w:rFonts w:ascii="Lexend" w:hAnsi="Lexend" w:eastAsia="Lexend" w:cs="Lexend"/>
+          <w:highlight w:val="none"/>
+        </w:rPr>
+      </w:r>
+      <w:r>
+        <w:rPr>
+          <w:rFonts w:ascii="Lexend" w:hAnsi="Lexend" w:eastAsia="Lexend" w:cs="Lexend"/>
+          <w:highlight w:val="none"/>
+        </w:rPr>
+      </w:r>
+      <w:r>
+        <w:rPr>
+          <w:rFonts w:ascii="Lexend" w:hAnsi="Lexend" w:eastAsia="Lexend" w:cs="Lexend"/>
+          <w:highlight w:val="none"/>
+        </w:rPr>
+      </w:r>
+    </w:p>
+    <w:p>
+      <w:pPr>
+        <w:pStyle w:val="838"/>
+        <w:pBdr/>
+        <w:spacing/>
+        <w:ind/>
+        <w:rPr>
+          <w:rFonts w:ascii="Lexend" w:hAnsi="Lexend" w:cs="Lexend"/>
+          <w:highlight w:val="none"/>
+          <w14:ligatures w14:val="none"/>
+        </w:rPr>
+      </w:pPr>
+      <w:r>
+        <w:rPr>
+          <w:rFonts w:ascii="Lexend" w:hAnsi="Lexend" w:eastAsia="Lexend" w:cs="Lexend"/>
+          <w:highlight w:val="none"/>
+        </w:rPr>
+      </w:r>
+      <w:r>
+        <w:rPr>
+          <w:rFonts w:ascii="Lexend" w:hAnsi="Lexend" w:eastAsia="Lexend" w:cs="Lexend"/>
+          <w:highlight w:val="none"/>
+        </w:rPr>
+      </w:r>
+      <w:r>
+        <w:rPr>
+          <w:rFonts w:ascii="Lexend" w:hAnsi="Lexend" w:eastAsia="Lexend" w:cs="Lexend"/>
+          <w:highlight w:val="none"/>
+        </w:rPr>
+      </w:r>
+    </w:p>
+    <w:p>
+      <w:pPr>
+        <w:pStyle w:val="838"/>
+        <w:pBdr/>
+        <w:spacing/>
+        <w:ind/>
+        <w:rPr>
+          <w:rFonts w:ascii="Lexend" w:hAnsi="Lexend" w:cs="Lexend"/>
+          <w:highlight w:val="none"/>
+          <w14:ligatures w14:val="none"/>
+        </w:rPr>
+      </w:pPr>
+      <w:r>
+        <w:rPr>
+          <w:rFonts w:ascii="Lexend" w:hAnsi="Lexend" w:eastAsia="Lexend" w:cs="Lexend"/>
+          <w:highlight w:val="none"/>
+        </w:rPr>
+      </w:r>
+      <w:r>
+        <w:rPr>
+          <w:rFonts w:ascii="Lexend" w:hAnsi="Lexend" w:eastAsia="Lexend" w:cs="Lexend"/>
+          <w:highlight w:val="none"/>
+        </w:rPr>
+      </w:r>
+      <w:r>
+        <w:rPr>
+          <w:rFonts w:ascii="Lexend" w:hAnsi="Lexend" w:eastAsia="Lexend" w:cs="Lexend"/>
+          <w:highlight w:val="none"/>
+        </w:rPr>
+      </w:r>
+    </w:p>
+    <w:p>
+      <w:pPr>
+        <w:pStyle w:val="838"/>
+        <w:pBdr/>
+        <w:spacing/>
+        <w:ind/>
+        <w:rPr>
+          <w:rFonts w:ascii="Lexend" w:hAnsi="Lexend" w:cs="Lexend"/>
+          <w:highlight w:val="none"/>
+          <w14:ligatures w14:val="none"/>
+        </w:rPr>
+      </w:pPr>
+      <w:r>
+        <w:rPr>
+          <w:rFonts w:ascii="Lexend" w:hAnsi="Lexend" w:eastAsia="Lexend" w:cs="Lexend"/>
+          <w:highlight w:val="none"/>
+        </w:rPr>
+      </w:r>
+      <w:r>
+        <w:rPr>
+          <w:rFonts w:ascii="Lexend" w:hAnsi="Lexend" w:eastAsia="Lexend" w:cs="Lexend"/>
+          <w:highlight w:val="none"/>
+        </w:rPr>
+      </w:r>
+      <w:r>
+        <w:rPr>
+          <w:rFonts w:ascii="Lexend" w:hAnsi="Lexend" w:eastAsia="Lexend" w:cs="Lexend"/>
+          <w:highlight w:val="none"/>
+        </w:rPr>
+      </w:r>
+    </w:p>
+    <w:p>
+      <w:pPr>
+        <w:pStyle w:val="838"/>
+        <w:pBdr/>
+        <w:spacing/>
+        <w:ind/>
+        <w:rPr>
+          <w:rFonts w:ascii="Lexend" w:hAnsi="Lexend" w:cs="Lexend"/>
+          <w:highlight w:val="none"/>
+          <w14:ligatures w14:val="none"/>
+        </w:rPr>
+      </w:pPr>
+      <w:r>
+        <w:rPr>
+          <w:rFonts w:ascii="Lexend" w:hAnsi="Lexend" w:eastAsia="Lexend" w:cs="Lexend"/>
+          <w:highlight w:val="none"/>
+        </w:rPr>
+      </w:r>
+      <w:r>
+        <w:rPr>
+          <w:rFonts w:ascii="Lexend" w:hAnsi="Lexend" w:eastAsia="Lexend" w:cs="Lexend"/>
+          <w:highlight w:val="none"/>
+        </w:rPr>
+      </w:r>
+      <w:r>
+        <w:rPr>
+          <w:rFonts w:ascii="Lexend" w:hAnsi="Lexend" w:eastAsia="Lexend" w:cs="Lexend"/>
+          <w:highlight w:val="none"/>
+        </w:rPr>
+      </w:r>
+    </w:p>
+    <w:p>
+      <w:pPr>
+        <w:pStyle w:val="838"/>
+        <w:pBdr/>
+        <w:spacing/>
+        <w:ind/>
+        <w:rPr>
+          <w:rFonts w:ascii="Lexend" w:hAnsi="Lexend" w:cs="Lexend"/>
+          <w:highlight w:val="none"/>
+          <w14:ligatures w14:val="none"/>
+        </w:rPr>
+      </w:pPr>
+      <w:r>
+        <w:rPr>
+          <w:rFonts w:ascii="Lexend" w:hAnsi="Lexend" w:eastAsia="Lexend" w:cs="Lexend"/>
+          <w:highlight w:val="none"/>
+        </w:rPr>
+      </w:r>
+      <w:r>
+        <w:rPr>
+          <w:rFonts w:ascii="Lexend" w:hAnsi="Lexend" w:eastAsia="Lexend" w:cs="Lexend"/>
+          <w:highlight w:val="none"/>
+        </w:rPr>
+      </w:r>
+      <w:r>
+        <w:rPr>
+          <w:rFonts w:ascii="Lexend" w:hAnsi="Lexend" w:eastAsia="Lexend" w:cs="Lexend"/>
+          <w:highlight w:val="none"/>
+        </w:rPr>
+      </w:r>
+    </w:p>
+    <w:p>
+      <w:pPr>
+        <w:pStyle w:val="838"/>
+        <w:pBdr/>
+        <w:spacing/>
+        <w:ind/>
+        <w:rPr>
+          <w:rFonts w:ascii="Lexend" w:hAnsi="Lexend" w:cs="Lexend"/>
+          <w:highlight w:val="none"/>
+          <w14:ligatures w14:val="none"/>
+        </w:rPr>
+      </w:pPr>
+      <w:r>
+        <w:rPr>
+          <w:rFonts w:ascii="Lexend" w:hAnsi="Lexend" w:eastAsia="Lexend" w:cs="Lexend"/>
+          <w:highlight w:val="none"/>
+        </w:rPr>
+      </w:r>
+      <w:r>
+        <w:rPr>
+          <w:rFonts w:ascii="Lexend" w:hAnsi="Lexend" w:eastAsia="Lexend" w:cs="Lexend"/>
+          <w:highlight w:val="none"/>
+        </w:rPr>
+      </w:r>
+      <w:r>
+        <w:rPr>
+          <w:rFonts w:ascii="Lexend" w:hAnsi="Lexend" w:eastAsia="Lexend" w:cs="Lexend"/>
+          <w:highlight w:val="none"/>
+        </w:rPr>
+      </w:r>
+    </w:p>
+    <w:p>
+      <w:pPr>
+        <w:pStyle w:val="838"/>
+        <w:pBdr/>
+        <w:spacing/>
+        <w:ind/>
+        <w:rPr>
+          <w:rFonts w:ascii="Lexend" w:hAnsi="Lexend" w:cs="Lexend"/>
+          <w:highlight w:val="none"/>
+          <w14:ligatures w14:val="none"/>
+        </w:rPr>
+      </w:pPr>
+      <w:r>
+        <w:rPr>
+          <w:rFonts w:ascii="Lexend" w:hAnsi="Lexend" w:eastAsia="Lexend" w:cs="Lexend"/>
+          <w:highlight w:val="none"/>
+        </w:rPr>
+      </w:r>
+      <w:r>
+        <w:rPr>
+          <w:rFonts w:ascii="Lexend" w:hAnsi="Lexend" w:eastAsia="Lexend" w:cs="Lexend"/>
+          <w:highlight w:val="none"/>
+        </w:rPr>
+      </w:r>
+      <w:r>
+        <w:rPr>
+          <w:rFonts w:ascii="Lexend" w:hAnsi="Lexend" w:eastAsia="Lexend" w:cs="Lexend"/>
+          <w:highlight w:val="none"/>
+        </w:rPr>
+      </w:r>
+    </w:p>
+    <w:p>
+      <w:pPr>
+        <w:pStyle w:val="838"/>
+        <w:pBdr/>
+        <w:spacing/>
+        <w:ind/>
+        <w:rPr>
+          <w:rFonts w:ascii="Lexend" w:hAnsi="Lexend" w:cs="Lexend"/>
+          <w:highlight w:val="none"/>
+          <w14:ligatures w14:val="none"/>
+        </w:rPr>
+      </w:pPr>
+      <w:r>
+        <w:rPr>
+          <w:rFonts w:ascii="Lexend" w:hAnsi="Lexend" w:eastAsia="Lexend" w:cs="Lexend"/>
+          <w:highlight w:val="none"/>
+        </w:rPr>
+      </w:r>
+      <w:r>
+        <w:rPr>
+          <w:rFonts w:ascii="Lexend" w:hAnsi="Lexend" w:eastAsia="Lexend" w:cs="Lexend"/>
+          <w:highlight w:val="none"/>
+        </w:rPr>
+      </w:r>
+      <w:r>
+        <w:rPr>
+          <w:rFonts w:ascii="Lexend" w:hAnsi="Lexend" w:eastAsia="Lexend" w:cs="Lexend"/>
+          <w:highlight w:val="none"/>
+        </w:rPr>
+      </w:r>
+    </w:p>
+    <w:p>
+      <w:pPr>
+        <w:pStyle w:val="838"/>
+        <w:pBdr/>
+        <w:spacing/>
+        <w:ind/>
+        <w:rPr>
+          <w:rFonts w:ascii="Lexend" w:hAnsi="Lexend" w:cs="Lexend"/>
+          <w:highlight w:val="none"/>
+          <w14:ligatures w14:val="none"/>
+        </w:rPr>
+      </w:pPr>
+      <w:r>
+        <w:rPr>
+          <w:rFonts w:ascii="Lexend" w:hAnsi="Lexend" w:eastAsia="Lexend" w:cs="Lexend"/>
+          <w:highlight w:val="none"/>
+        </w:rPr>
+      </w:r>
+      <w:r>
+        <w:rPr>
+          <w:rFonts w:ascii="Lexend" w:hAnsi="Lexend" w:eastAsia="Lexend" w:cs="Lexend"/>
+          <w:highlight w:val="none"/>
+        </w:rPr>
+      </w:r>
+      <w:r>
+        <w:rPr>
+          <w:rFonts w:ascii="Lexend" w:hAnsi="Lexend" w:eastAsia="Lexend" w:cs="Lexend"/>
+          <w:highlight w:val="none"/>
+        </w:rPr>
+      </w:r>
+    </w:p>
+    <w:p>
+      <w:pPr>
+        <w:pStyle w:val="838"/>
+        <w:pBdr/>
+        <w:spacing/>
+        <w:ind/>
+        <w:rPr>
+          <w:rFonts w:ascii="Lexend" w:hAnsi="Lexend" w:cs="Lexend"/>
+          <w:highlight w:val="none"/>
+          <w14:ligatures w14:val="none"/>
+        </w:rPr>
+      </w:pPr>
+      <w:r>
+        <w:rPr>
+          <w:rFonts w:ascii="Lexend" w:hAnsi="Lexend" w:eastAsia="Lexend" w:cs="Lexend"/>
+        </w:rPr>
+      </w:r>
       <w:bookmarkStart w:id="2" w:name="_Toc2"/>
       <w:r>
         <w:rPr>
-          <w:b/>
-          <w:bCs/>
-          <w:sz w:val="48"/>
-          <w:szCs w:val="48"/>
+          <w:rFonts w:ascii="Lexend" w:hAnsi="Lexend" w:eastAsia="Lexend" w:cs="Lexend"/>
           <w:highlight w:val="none"/>
         </w:rPr>
         <w:t xml:space="preserve">1 – </w:t>
       </w:r>
       <w:r>
         <w:rPr>
+          <w:rFonts w:ascii="Lexend" w:hAnsi="Lexend" w:eastAsia="Lexend" w:cs="Lexend"/>
           <w:highlight w:val="none"/>
         </w:rPr>
         <w:t xml:space="preserve">Récupération de la trame</w:t>
       </w:r>
-      <w:r/>
       <w:bookmarkEnd w:id="2"/>
-      <w:r/>
-      <w:r/>
+      <w:r>
+        <w:rPr>
+          <w:rFonts w:ascii="Lexend" w:hAnsi="Lexend" w:eastAsia="Lexend" w:cs="Lexend"/>
+        </w:rPr>
+      </w:r>
+      <w:r>
+        <w:rPr>
+          <w:rFonts w:ascii="Lexend" w:hAnsi="Lexend" w:eastAsia="Lexend" w:cs="Lexend"/>
+          <w:highlight w:val="none"/>
+        </w:rPr>
+      </w:r>
     </w:p>
     <w:p>
       <w:pPr>
         <w:pBdr/>
         <w:spacing/>
         <w:ind/>
-        <w:rPr/>
-      </w:pPr>
-      <w:r/>
+        <w:rPr>
+          <w:rFonts w:ascii="Lexend" w:hAnsi="Lexend" w:cs="Lexend"/>
+        </w:rPr>
+      </w:pPr>
       <w:r>
+        <w:rPr>
+          <w:rFonts w:ascii="Lexend" w:hAnsi="Lexend" w:eastAsia="Lexend" w:cs="Lexend"/>
+        </w:rPr>
         <mc:AlternateContent>
           <mc:Choice Requires="wpg">
             <w:drawing>
@@ -1163,9 +1791,11 @@
           </mc:Fallback>
         </mc:AlternateContent>
       </w:r>
-      <w:r/>
-      <w:r/>
-      <w:r/>
+      <w:r>
+        <w:rPr>
+          <w:rFonts w:ascii="Lexend" w:hAnsi="Lexend" w:eastAsia="Lexend" w:cs="Lexend"/>
+        </w:rPr>
+      </w:r>
     </w:p>
     <w:p>
       <w:pPr>
@@ -1173,11 +1803,13 @@
         <w:spacing/>
         <w:ind/>
         <w:rPr>
+          <w:rFonts w:ascii="Lexend" w:hAnsi="Lexend" w:cs="Lexend"/>
           <w:highlight w:val="none"/>
         </w:rPr>
       </w:pPr>
       <w:r>
         <w:rPr>
+          <w:rFonts w:ascii="Lexend" w:hAnsi="Lexend" w:eastAsia="Lexend" w:cs="Lexend"/>
           <w:b/>
           <w:bCs/>
           <w:highlight w:val="none"/>
@@ -1186,6 +1818,7 @@
       </w:r>
       <w:r>
         <w:rPr>
+          <w:rFonts w:ascii="Lexend" w:hAnsi="Lexend" w:eastAsia="Lexend" w:cs="Lexend"/>
           <w:highlight w:val="none"/>
         </w:rPr>
         <w:t xml:space="preserve"> =&gt; Octet de start</w:t>
@@ -1193,6 +1826,7 @@
       </w:r>
       <w:r>
         <w:rPr>
+          <w:rFonts w:ascii="Lexend" w:hAnsi="Lexend" w:eastAsia="Lexend" w:cs="Lexend"/>
           <w:b/>
           <w:bCs/>
           <w:highlight w:val="none"/>
@@ -1201,6 +1835,7 @@
       </w:r>
       <w:r>
         <w:rPr>
+          <w:rFonts w:ascii="Lexend" w:hAnsi="Lexend" w:eastAsia="Lexend" w:cs="Lexend"/>
           <w:highlight w:val="none"/>
         </w:rPr>
         <w:t xml:space="preserve"> =&gt; ID de commande : Réponse à la demande de mesure</w:t>
@@ -1208,6 +1843,7 @@
       </w:r>
       <w:r>
         <w:rPr>
+          <w:rFonts w:ascii="Lexend" w:hAnsi="Lexend" w:eastAsia="Lexend" w:cs="Lexend"/>
           <w:b/>
           <w:bCs/>
           <w:highlight w:val="none"/>
@@ -1216,6 +1852,7 @@
       </w:r>
       <w:r>
         <w:rPr>
+          <w:rFonts w:ascii="Lexend" w:hAnsi="Lexend" w:eastAsia="Lexend" w:cs="Lexend"/>
           <w:highlight w:val="none"/>
         </w:rPr>
         <w:t xml:space="preserve"> =&gt; Bit de poids faible de la mesure en PM 2.5</w:t>
@@ -1223,6 +1860,7 @@
       </w:r>
       <w:r>
         <w:rPr>
+          <w:rFonts w:ascii="Lexend" w:hAnsi="Lexend" w:eastAsia="Lexend" w:cs="Lexend"/>
           <w:b/>
           <w:bCs/>
           <w:highlight w:val="none"/>
@@ -1231,12 +1869,14 @@
       </w:r>
       <w:r>
         <w:rPr>
+          <w:rFonts w:ascii="Lexend" w:hAnsi="Lexend" w:eastAsia="Lexend" w:cs="Lexend"/>
           <w:highlight w:val="none"/>
         </w:rPr>
         <w:t xml:space="preserve"> =&gt; </w:t>
       </w:r>
       <w:r>
         <w:rPr>
+          <w:rFonts w:ascii="Lexend" w:hAnsi="Lexend" w:eastAsia="Lexend" w:cs="Lexend"/>
           <w:highlight w:val="none"/>
         </w:rPr>
         <w:t xml:space="preserve">Bit de poids fort de la mesure en PM 2.5</w:t>
@@ -1244,6 +1884,7 @@
       </w:r>
       <w:r>
         <w:rPr>
+          <w:rFonts w:ascii="Lexend" w:hAnsi="Lexend" w:eastAsia="Lexend" w:cs="Lexend"/>
           <w:b/>
           <w:bCs/>
           <w:highlight w:val="none"/>
@@ -1252,12 +1893,14 @@
       </w:r>
       <w:r>
         <w:rPr>
+          <w:rFonts w:ascii="Lexend" w:hAnsi="Lexend" w:eastAsia="Lexend" w:cs="Lexend"/>
           <w:highlight w:val="none"/>
         </w:rPr>
         <w:t xml:space="preserve"> =&gt; </w:t>
       </w:r>
       <w:r>
         <w:rPr>
+          <w:rFonts w:ascii="Lexend" w:hAnsi="Lexend" w:eastAsia="Lexend" w:cs="Lexend"/>
           <w:highlight w:val="none"/>
         </w:rPr>
         <w:t xml:space="preserve">Bit de poids faible de la mesure en PM 10</w:t>
@@ -1265,6 +1908,7 @@
       </w:r>
       <w:r>
         <w:rPr>
+          <w:rFonts w:ascii="Lexend" w:hAnsi="Lexend" w:eastAsia="Lexend" w:cs="Lexend"/>
           <w:b/>
           <w:bCs/>
           <w:highlight w:val="none"/>
@@ -1273,12 +1917,14 @@
       </w:r>
       <w:r>
         <w:rPr>
+          <w:rFonts w:ascii="Lexend" w:hAnsi="Lexend" w:eastAsia="Lexend" w:cs="Lexend"/>
           <w:highlight w:val="none"/>
         </w:rPr>
         <w:t xml:space="preserve"> =&gt; </w:t>
       </w:r>
       <w:r>
         <w:rPr>
+          <w:rFonts w:ascii="Lexend" w:hAnsi="Lexend" w:eastAsia="Lexend" w:cs="Lexend"/>
           <w:highlight w:val="none"/>
         </w:rPr>
         <w:t xml:space="preserve">Bit de poids fort de la mesure en PM 10</w:t>
@@ -1286,6 +1932,7 @@
       </w:r>
       <w:r>
         <w:rPr>
+          <w:rFonts w:ascii="Lexend" w:hAnsi="Lexend" w:eastAsia="Lexend" w:cs="Lexend"/>
           <w:b/>
           <w:bCs/>
           <w:highlight w:val="none"/>
@@ -1294,6 +1941,7 @@
       </w:r>
       <w:r>
         <w:rPr>
+          <w:rFonts w:ascii="Lexend" w:hAnsi="Lexend" w:eastAsia="Lexend" w:cs="Lexend"/>
           <w:highlight w:val="none"/>
         </w:rPr>
         <w:t xml:space="preserve"> =&gt; Adresse du capteur</w:t>
@@ -1301,6 +1949,7 @@
       </w:r>
       <w:r>
         <w:rPr>
+          <w:rFonts w:ascii="Lexend" w:hAnsi="Lexend" w:eastAsia="Lexend" w:cs="Lexend"/>
           <w:b/>
           <w:bCs/>
           <w:highlight w:val="none"/>
@@ -1309,6 +1958,7 @@
       </w:r>
       <w:r>
         <w:rPr>
+          <w:rFonts w:ascii="Lexend" w:hAnsi="Lexend" w:eastAsia="Lexend" w:cs="Lexend"/>
           <w:highlight w:val="none"/>
         </w:rPr>
         <w:t xml:space="preserve"> =&gt; Checksum / Octet de parité</w:t>
@@ -1316,6 +1966,7 @@
       </w:r>
       <w:r>
         <w:rPr>
+          <w:rFonts w:ascii="Lexend" w:hAnsi="Lexend" w:eastAsia="Lexend" w:cs="Lexend"/>
           <w:b/>
           <w:bCs/>
           <w:highlight w:val="none"/>
@@ -1324,17 +1975,20 @@
       </w:r>
       <w:r>
         <w:rPr>
+          <w:rFonts w:ascii="Lexend" w:hAnsi="Lexend" w:eastAsia="Lexend" w:cs="Lexend"/>
           <w:highlight w:val="none"/>
         </w:rPr>
         <w:t xml:space="preserve"> =&gt; Octet de stop</w:t>
       </w:r>
       <w:r>
         <w:rPr>
+          <w:rFonts w:ascii="Lexend" w:hAnsi="Lexend" w:eastAsia="Lexend" w:cs="Lexend"/>
           <w:highlight w:val="none"/>
         </w:rPr>
       </w:r>
       <w:r>
         <w:rPr>
+          <w:rFonts w:ascii="Lexend" w:hAnsi="Lexend" w:eastAsia="Lexend" w:cs="Lexend"/>
           <w:highlight w:val="none"/>
         </w:rPr>
       </w:r>
@@ -1345,17 +1999,26 @@
         <w:spacing/>
         <w:ind/>
         <w:rPr>
+          <w:rFonts w:ascii="Lexend" w:hAnsi="Lexend" w:cs="Lexend"/>
           <w:highlight w:val="none"/>
         </w:rPr>
       </w:pPr>
       <w:r>
         <w:rPr>
+          <w:rFonts w:ascii="Lexend" w:hAnsi="Lexend" w:eastAsia="Lexend" w:cs="Lexend"/>
           <w:highlight w:val="none"/>
         </w:rPr>
         <w:t xml:space="preserve">La mesure du capteur est donc :</w:t>
       </w:r>
       <w:r>
         <w:rPr>
+          <w:rFonts w:ascii="Lexend" w:hAnsi="Lexend" w:eastAsia="Lexend" w:cs="Lexend"/>
+          <w:highlight w:val="none"/>
+        </w:rPr>
+      </w:r>
+      <w:r>
+        <w:rPr>
+          <w:rFonts w:ascii="Lexend" w:hAnsi="Lexend" w:eastAsia="Lexend" w:cs="Lexend"/>
           <w:highlight w:val="none"/>
         </w:rPr>
       </w:r>
@@ -1370,24 +2033,28 @@
         <w:spacing/>
         <w:ind/>
         <w:rPr>
+          <w:rFonts w:ascii="Lexend" w:hAnsi="Lexend" w:cs="Lexend"/>
           <w:highlight w:val="none"/>
           <w:vertAlign w:val="baseline"/>
         </w:rPr>
       </w:pPr>
       <w:r>
         <w:rPr>
+          <w:rFonts w:ascii="Lexend" w:hAnsi="Lexend" w:eastAsia="Lexend" w:cs="Lexend"/>
           <w:highlight w:val="none"/>
         </w:rPr>
         <w:t xml:space="preserve">Taux PM 2.5</w:t>
       </w:r>
       <w:r>
         <w:rPr>
+          <w:rFonts w:ascii="Lexend" w:hAnsi="Lexend" w:eastAsia="Lexend" w:cs="Lexend"/>
           <w:highlight w:val="none"/>
         </w:rPr>
         <w:t xml:space="preserve"> = 0x0015 = 21 = 2,1 µg.m</w:t>
       </w:r>
       <w:r>
         <w:rPr>
+          <w:rFonts w:ascii="Lexend" w:hAnsi="Lexend" w:eastAsia="Lexend" w:cs="Lexend"/>
           <w:highlight w:val="none"/>
           <w:vertAlign w:val="superscript"/>
         </w:rPr>
@@ -1396,6 +2063,7 @@
       </w:r>
       <w:r>
         <w:rPr>
+          <w:rFonts w:ascii="Lexend" w:hAnsi="Lexend" w:eastAsia="Lexend" w:cs="Lexend"/>
           <w:highlight w:val="none"/>
           <w:vertAlign w:val="baseline"/>
         </w:rPr>
@@ -1403,18 +2071,7 @@
       </w:r>
       <w:r>
         <w:rPr>
-          <w:highlight w:val="none"/>
-          <w:vertAlign w:val="baseline"/>
-        </w:rPr>
-      </w:r>
-      <w:r>
-        <w:rPr>
-          <w:highlight w:val="none"/>
-          <w:vertAlign w:val="baseline"/>
-        </w:rPr>
-      </w:r>
-      <w:r>
-        <w:rPr>
+          <w:rFonts w:ascii="Lexend" w:hAnsi="Lexend" w:eastAsia="Lexend" w:cs="Lexend"/>
           <w:highlight w:val="none"/>
           <w:vertAlign w:val="baseline"/>
         </w:rPr>
@@ -1422,26 +2079,29 @@
       </w:r>
       <w:r>
         <w:rPr>
+          <w:rFonts w:ascii="Lexend" w:hAnsi="Lexend" w:eastAsia="Lexend" w:cs="Lexend"/>
           <w:highlight w:val="none"/>
         </w:rPr>
         <w:t xml:space="preserve">µg.m</w:t>
       </w:r>
       <w:r>
         <w:rPr>
+          <w:rFonts w:ascii="Lexend" w:hAnsi="Lexend" w:eastAsia="Lexend" w:cs="Lexend"/>
           <w:highlight w:val="none"/>
           <w:vertAlign w:val="superscript"/>
         </w:rPr>
         <w:t xml:space="preserve">3</w:t>
       </w:r>
-      <w:r/>
       <w:r>
         <w:rPr>
+          <w:rFonts w:ascii="Lexend" w:hAnsi="Lexend" w:eastAsia="Lexend" w:cs="Lexend"/>
           <w:highlight w:val="none"/>
           <w:vertAlign w:val="baseline"/>
         </w:rPr>
       </w:r>
       <w:r>
         <w:rPr>
+          <w:rFonts w:ascii="Lexend" w:hAnsi="Lexend" w:eastAsia="Lexend" w:cs="Lexend"/>
           <w:highlight w:val="none"/>
           <w:vertAlign w:val="baseline"/>
         </w:rPr>
@@ -1449,16 +2109,19 @@
     </w:p>
     <w:p>
       <w:pPr>
-        <w:pStyle w:val="828"/>
+        <w:pStyle w:val="838"/>
         <w:pBdr/>
         <w:spacing/>
         <w:ind/>
         <w:rPr>
+          <w:rFonts w:ascii="Lexend" w:hAnsi="Lexend" w:cs="Lexend"/>
           <w14:ligatures w14:val="none"/>
         </w:rPr>
       </w:pPr>
-      <w:r/>
       <w:r>
+        <w:rPr>
+          <w:rFonts w:ascii="Lexend" w:hAnsi="Lexend" w:eastAsia="Lexend" w:cs="Lexend"/>
+        </w:rPr>
         <mc:AlternateContent>
           <mc:Choice Requires="wpg">
             <w:drawing>
@@ -1527,9 +2190,15 @@
           </mc:Fallback>
         </mc:AlternateContent>
       </w:r>
-      <w:r/>
       <w:r>
         <w:rPr>
+          <w:rFonts w:ascii="Lexend" w:hAnsi="Lexend" w:eastAsia="Lexend" w:cs="Lexend"/>
+          <w14:ligatures w14:val="none"/>
+        </w:rPr>
+      </w:r>
+      <w:r>
+        <w:rPr>
+          <w:rFonts w:ascii="Lexend" w:hAnsi="Lexend" w:eastAsia="Lexend" w:cs="Lexend"/>
           <w14:ligatures w14:val="none"/>
         </w:rPr>
       </w:r>
@@ -1617,7 +2286,7 @@
 <w:hdr xmlns:wpc="http://schemas.microsoft.com/office/word/2010/wordprocessingCanvas" xmlns:mc="http://schemas.openxmlformats.org/markup-compatibility/2006" xmlns:o="urn:schemas-microsoft-com:office:office" xmlns:r="http://schemas.openxmlformats.org/officeDocument/2006/relationships" xmlns:m="http://schemas.openxmlformats.org/officeDocument/2006/math" xmlns:v="urn:schemas-microsoft-com:vml" xmlns:wp14="http://schemas.microsoft.com/office/word/2010/wordprocessingDrawing" xmlns:wp="http://schemas.openxmlformats.org/drawingml/2006/wordprocessingDrawing" xmlns:w10="urn:schemas-microsoft-com:office:word" xmlns:w="http://schemas.openxmlformats.org/wordprocessingml/2006/main" xmlns:w14="http://schemas.microsoft.com/office/word/2010/wordml" xmlns:w15="http://schemas.microsoft.com/office/word/2012/wordml" xmlns:wpg="http://schemas.microsoft.com/office/word/2010/wordprocessingGroup" xmlns:wpi="http://schemas.microsoft.com/office/word/2010/wordprocessingInk" xmlns:wne="http://schemas.microsoft.com/office/word/2006/wordml" xmlns:a="http://schemas.openxmlformats.org/drawingml/2006/main" xmlns:wps="http://schemas.microsoft.com/office/word/2010/wordprocessingShape" mc:Ignorable="w14 w15 wp14">
   <w:p>
     <w:pPr>
-      <w:pStyle w:val="861"/>
+      <w:pStyle w:val="871"/>
       <w:pBdr/>
       <w:spacing/>
       <w:ind/>
@@ -1787,9 +2456,9 @@
     <w:lsdException w:name="Bibliography" w:uiPriority="37"/>
     <w:lsdException w:name="TOC Heading" w:uiPriority="39" w:qFormat="1"/>
   </w:latentStyles>
-  <w:style w:type="table" w:styleId="701">
+  <w:style w:type="table" w:styleId="711">
     <w:name w:val="Table Grid"/>
-    <w:basedOn w:val="887"/>
+    <w:basedOn w:val="897"/>
     <w:uiPriority w:val="59"/>
     <w:pPr>
       <w:pBdr/>
@@ -1986,9 +2655,9 @@
       </w:tcPr>
     </w:tblStylePr>
   </w:style>
-  <w:style w:type="table" w:styleId="702">
+  <w:style w:type="table" w:styleId="712">
     <w:name w:val="Table Grid Light"/>
-    <w:basedOn w:val="887"/>
+    <w:basedOn w:val="897"/>
     <w:uiPriority w:val="59"/>
     <w:pPr>
       <w:pBdr/>
@@ -2185,9 +2854,9 @@
       </w:tcPr>
     </w:tblStylePr>
   </w:style>
-  <w:style w:type="table" w:styleId="703">
+  <w:style w:type="table" w:styleId="713">
     <w:name w:val="Plain Table 1"/>
-    <w:basedOn w:val="887"/>
+    <w:basedOn w:val="897"/>
     <w:uiPriority w:val="59"/>
     <w:pPr>
       <w:pBdr/>
@@ -2410,9 +3079,9 @@
       </w:tcPr>
     </w:tblStylePr>
   </w:style>
-  <w:style w:type="table" w:styleId="704">
+  <w:style w:type="table" w:styleId="714">
     <w:name w:val="Plain Table 2"/>
-    <w:basedOn w:val="887"/>
+    <w:basedOn w:val="897"/>
     <w:uiPriority w:val="59"/>
     <w:pPr>
       <w:pBdr/>
@@ -2643,9 +3312,9 @@
       </w:tcPr>
     </w:tblStylePr>
   </w:style>
-  <w:style w:type="table" w:styleId="705">
+  <w:style w:type="table" w:styleId="715">
     <w:name w:val="Plain Table 3"/>
-    <w:basedOn w:val="887"/>
+    <w:basedOn w:val="897"/>
     <w:uiPriority w:val="99"/>
     <w:pPr>
       <w:pBdr/>
@@ -2873,9 +3542,9 @@
       </w:tcPr>
     </w:tblStylePr>
   </w:style>
-  <w:style w:type="table" w:styleId="706">
+  <w:style w:type="table" w:styleId="716">
     <w:name w:val="Plain Table 4"/>
-    <w:basedOn w:val="887"/>
+    <w:basedOn w:val="897"/>
     <w:uiPriority w:val="99"/>
     <w:pPr>
       <w:pBdr/>
@@ -3089,9 +3758,9 @@
       </w:tcPr>
     </w:tblStylePr>
   </w:style>
-  <w:style w:type="table" w:styleId="707">
+  <w:style w:type="table" w:styleId="717">
     <w:name w:val="Plain Table 5"/>
-    <w:basedOn w:val="887"/>
+    <w:basedOn w:val="897"/>
     <w:uiPriority w:val="99"/>
     <w:pPr>
       <w:pBdr/>
@@ -3322,9 +3991,9 @@
       </w:tcPr>
     </w:tblStylePr>
   </w:style>
-  <w:style w:type="table" w:styleId="708">
+  <w:style w:type="table" w:styleId="718">
     <w:name w:val="Grid Table 1 Light"/>
-    <w:basedOn w:val="887"/>
+    <w:basedOn w:val="897"/>
     <w:uiPriority w:val="99"/>
     <w:pPr>
       <w:pBdr/>
@@ -3545,9 +4214,9 @@
       </w:tcPr>
     </w:tblStylePr>
   </w:style>
-  <w:style w:type="table" w:styleId="709">
+  <w:style w:type="table" w:styleId="719">
     <w:name w:val="Grid Table 1 Light - Accent 1"/>
-    <w:basedOn w:val="887"/>
+    <w:basedOn w:val="897"/>
     <w:uiPriority w:val="99"/>
     <w:pPr>
       <w:pBdr/>
@@ -3768,9 +4437,9 @@
       </w:tcPr>
     </w:tblStylePr>
   </w:style>
-  <w:style w:type="table" w:styleId="710">
+  <w:style w:type="table" w:styleId="720">
     <w:name w:val="Grid Table 1 Light - Accent 2"/>
-    <w:basedOn w:val="887"/>
+    <w:basedOn w:val="897"/>
     <w:uiPriority w:val="99"/>
     <w:pPr>
       <w:pBdr/>
@@ -3991,9 +4660,9 @@
       </w:tcPr>
     </w:tblStylePr>
   </w:style>
-  <w:style w:type="table" w:styleId="711">
+  <w:style w:type="table" w:styleId="721">
     <w:name w:val="Grid Table 1 Light - Accent 3"/>
-    <w:basedOn w:val="887"/>
+    <w:basedOn w:val="897"/>
     <w:uiPriority w:val="99"/>
     <w:pPr>
       <w:pBdr/>
@@ -4214,9 +4883,9 @@
       </w:tcPr>
     </w:tblStylePr>
   </w:style>
-  <w:style w:type="table" w:styleId="712">
+  <w:style w:type="table" w:styleId="722">
     <w:name w:val="Grid Table 1 Light - Accent 4"/>
-    <w:basedOn w:val="887"/>
+    <w:basedOn w:val="897"/>
     <w:uiPriority w:val="99"/>
     <w:pPr>
       <w:pBdr/>
@@ -4437,9 +5106,9 @@
       </w:tcPr>
     </w:tblStylePr>
   </w:style>
-  <w:style w:type="table" w:styleId="713">
+  <w:style w:type="table" w:styleId="723">
     <w:name w:val="Grid Table 1 Light - Accent 5"/>
-    <w:basedOn w:val="887"/>
+    <w:basedOn w:val="897"/>
     <w:uiPriority w:val="99"/>
     <w:pPr>
       <w:pBdr/>
@@ -4660,9 +5329,9 @@
       </w:tcPr>
     </w:tblStylePr>
   </w:style>
-  <w:style w:type="table" w:styleId="714">
+  <w:style w:type="table" w:styleId="724">
     <w:name w:val="Grid Table 1 Light - Accent 6"/>
-    <w:basedOn w:val="887"/>
+    <w:basedOn w:val="897"/>
     <w:uiPriority w:val="99"/>
     <w:pPr>
       <w:pBdr/>
@@ -4883,9 +5552,9 @@
       </w:tcPr>
     </w:tblStylePr>
   </w:style>
-  <w:style w:type="table" w:styleId="715">
+  <w:style w:type="table" w:styleId="725">
     <w:name w:val="Grid Table 2"/>
-    <w:basedOn w:val="887"/>
+    <w:basedOn w:val="897"/>
     <w:uiPriority w:val="99"/>
     <w:pPr>
       <w:pBdr/>
@@ -5115,9 +5784,9 @@
       </w:tcPr>
     </w:tblStylePr>
   </w:style>
-  <w:style w:type="table" w:styleId="716">
+  <w:style w:type="table" w:styleId="726">
     <w:name w:val="Grid Table 2 - Accent 1"/>
-    <w:basedOn w:val="887"/>
+    <w:basedOn w:val="897"/>
     <w:uiPriority w:val="99"/>
     <w:pPr>
       <w:pBdr/>
@@ -5347,9 +6016,9 @@
       </w:tcPr>
     </w:tblStylePr>
   </w:style>
-  <w:style w:type="table" w:styleId="717">
+  <w:style w:type="table" w:styleId="727">
     <w:name w:val="Grid Table 2 - Accent 2"/>
-    <w:basedOn w:val="887"/>
+    <w:basedOn w:val="897"/>
     <w:uiPriority w:val="99"/>
     <w:pPr>
       <w:pBdr/>
@@ -5579,9 +6248,9 @@
       </w:tcPr>
     </w:tblStylePr>
   </w:style>
-  <w:style w:type="table" w:styleId="718">
+  <w:style w:type="table" w:styleId="728">
     <w:name w:val="Grid Table 2 - Accent 3"/>
-    <w:basedOn w:val="887"/>
+    <w:basedOn w:val="897"/>
     <w:uiPriority w:val="99"/>
     <w:pPr>
       <w:pBdr/>
@@ -5811,9 +6480,9 @@
       </w:tcPr>
     </w:tblStylePr>
   </w:style>
-  <w:style w:type="table" w:styleId="719">
+  <w:style w:type="table" w:styleId="729">
     <w:name w:val="Grid Table 2 - Accent 4"/>
-    <w:basedOn w:val="887"/>
+    <w:basedOn w:val="897"/>
     <w:uiPriority w:val="99"/>
     <w:pPr>
       <w:pBdr/>
@@ -6043,9 +6712,9 @@
       </w:tcPr>
     </w:tblStylePr>
   </w:style>
-  <w:style w:type="table" w:styleId="720">
+  <w:style w:type="table" w:styleId="730">
     <w:name w:val="Grid Table 2 - Accent 5"/>
-    <w:basedOn w:val="887"/>
+    <w:basedOn w:val="897"/>
     <w:uiPriority w:val="99"/>
     <w:pPr>
       <w:pBdr/>
@@ -6275,9 +6944,9 @@
       </w:tcPr>
     </w:tblStylePr>
   </w:style>
-  <w:style w:type="table" w:styleId="721">
+  <w:style w:type="table" w:styleId="731">
     <w:name w:val="Grid Table 2 - Accent 6"/>
-    <w:basedOn w:val="887"/>
+    <w:basedOn w:val="897"/>
     <w:uiPriority w:val="99"/>
     <w:pPr>
       <w:pBdr/>
@@ -6507,9 +7176,9 @@
       </w:tcPr>
     </w:tblStylePr>
   </w:style>
-  <w:style w:type="table" w:styleId="722">
+  <w:style w:type="table" w:styleId="732">
     <w:name w:val="Grid Table 3"/>
-    <w:basedOn w:val="887"/>
+    <w:basedOn w:val="897"/>
     <w:uiPriority w:val="99"/>
     <w:pPr>
       <w:pBdr/>
@@ -6752,9 +7421,9 @@
       </w:tcPr>
     </w:tblStylePr>
   </w:style>
-  <w:style w:type="table" w:styleId="723">
+  <w:style w:type="table" w:styleId="733">
     <w:name w:val="Grid Table 3 - Accent 1"/>
-    <w:basedOn w:val="887"/>
+    <w:basedOn w:val="897"/>
     <w:uiPriority w:val="99"/>
     <w:pPr>
       <w:pBdr/>
@@ -6997,9 +7666,9 @@
       </w:tcPr>
     </w:tblStylePr>
   </w:style>
-  <w:style w:type="table" w:styleId="724">
+  <w:style w:type="table" w:styleId="734">
     <w:name w:val="Grid Table 3 - Accent 2"/>
-    <w:basedOn w:val="887"/>
+    <w:basedOn w:val="897"/>
     <w:uiPriority w:val="99"/>
     <w:pPr>
       <w:pBdr/>
@@ -7242,9 +7911,9 @@
       </w:tcPr>
     </w:tblStylePr>
   </w:style>
-  <w:style w:type="table" w:styleId="725">
+  <w:style w:type="table" w:styleId="735">
     <w:name w:val="Grid Table 3 - Accent 3"/>
-    <w:basedOn w:val="887"/>
+    <w:basedOn w:val="897"/>
     <w:uiPriority w:val="99"/>
     <w:pPr>
       <w:pBdr/>
@@ -7487,9 +8156,9 @@
       </w:tcPr>
     </w:tblStylePr>
   </w:style>
-  <w:style w:type="table" w:styleId="726">
+  <w:style w:type="table" w:styleId="736">
     <w:name w:val="Grid Table 3 - Accent 4"/>
-    <w:basedOn w:val="887"/>
+    <w:basedOn w:val="897"/>
     <w:uiPriority w:val="99"/>
     <w:pPr>
       <w:pBdr/>
@@ -7732,9 +8401,9 @@
       </w:tcPr>
     </w:tblStylePr>
   </w:style>
-  <w:style w:type="table" w:styleId="727">
+  <w:style w:type="table" w:styleId="737">
     <w:name w:val="Grid Table 3 - Accent 5"/>
-    <w:basedOn w:val="887"/>
+    <w:basedOn w:val="897"/>
     <w:uiPriority w:val="99"/>
     <w:pPr>
       <w:pBdr/>
@@ -7977,9 +8646,9 @@
       </w:tcPr>
     </w:tblStylePr>
   </w:style>
-  <w:style w:type="table" w:styleId="728">
+  <w:style w:type="table" w:styleId="738">
     <w:name w:val="Grid Table 3 - Accent 6"/>
-    <w:basedOn w:val="887"/>
+    <w:basedOn w:val="897"/>
     <w:uiPriority w:val="99"/>
     <w:pPr>
       <w:pBdr/>
@@ -8222,9 +8891,9 @@
       </w:tcPr>
     </w:tblStylePr>
   </w:style>
-  <w:style w:type="table" w:styleId="729">
+  <w:style w:type="table" w:styleId="739">
     <w:name w:val="Grid Table 4"/>
-    <w:basedOn w:val="887"/>
+    <w:basedOn w:val="897"/>
     <w:uiPriority w:val="59"/>
     <w:pPr>
       <w:pBdr/>
@@ -8455,9 +9124,9 @@
       </w:tcPr>
     </w:tblStylePr>
   </w:style>
-  <w:style w:type="table" w:styleId="730">
+  <w:style w:type="table" w:styleId="740">
     <w:name w:val="Grid Table 4 - Accent 1"/>
-    <w:basedOn w:val="887"/>
+    <w:basedOn w:val="897"/>
     <w:uiPriority w:val="59"/>
     <w:pPr>
       <w:pBdr/>
@@ -8688,9 +9357,9 @@
       </w:tcPr>
     </w:tblStylePr>
   </w:style>
-  <w:style w:type="table" w:styleId="731">
+  <w:style w:type="table" w:styleId="741">
     <w:name w:val="Grid Table 4 - Accent 2"/>
-    <w:basedOn w:val="887"/>
+    <w:basedOn w:val="897"/>
     <w:uiPriority w:val="59"/>
     <w:pPr>
       <w:pBdr/>
@@ -8921,9 +9590,9 @@
       </w:tcPr>
     </w:tblStylePr>
   </w:style>
-  <w:style w:type="table" w:styleId="732">
+  <w:style w:type="table" w:styleId="742">
     <w:name w:val="Grid Table 4 - Accent 3"/>
-    <w:basedOn w:val="887"/>
+    <w:basedOn w:val="897"/>
     <w:uiPriority w:val="59"/>
     <w:pPr>
       <w:pBdr/>
@@ -9154,9 +9823,9 @@
       </w:tcPr>
     </w:tblStylePr>
   </w:style>
-  <w:style w:type="table" w:styleId="733">
+  <w:style w:type="table" w:styleId="743">
     <w:name w:val="Grid Table 4 - Accent 4"/>
-    <w:basedOn w:val="887"/>
+    <w:basedOn w:val="897"/>
     <w:uiPriority w:val="59"/>
     <w:pPr>
       <w:pBdr/>
@@ -9387,9 +10056,9 @@
       </w:tcPr>
     </w:tblStylePr>
   </w:style>
-  <w:style w:type="table" w:styleId="734">
+  <w:style w:type="table" w:styleId="744">
     <w:name w:val="Grid Table 4 - Accent 5"/>
-    <w:basedOn w:val="887"/>
+    <w:basedOn w:val="897"/>
     <w:uiPriority w:val="59"/>
     <w:pPr>
       <w:pBdr/>
@@ -9620,9 +10289,9 @@
       </w:tcPr>
     </w:tblStylePr>
   </w:style>
-  <w:style w:type="table" w:styleId="735">
+  <w:style w:type="table" w:styleId="745">
     <w:name w:val="Grid Table 4 - Accent 6"/>
-    <w:basedOn w:val="887"/>
+    <w:basedOn w:val="897"/>
     <w:uiPriority w:val="59"/>
     <w:pPr>
       <w:pBdr/>
@@ -9853,9 +10522,9 @@
       </w:tcPr>
     </w:tblStylePr>
   </w:style>
-  <w:style w:type="table" w:styleId="736">
+  <w:style w:type="table" w:styleId="746">
     <w:name w:val="Grid Table 5 Dark"/>
-    <w:basedOn w:val="887"/>
+    <w:basedOn w:val="897"/>
     <w:uiPriority w:val="99"/>
     <w:pPr>
       <w:pBdr/>
@@ -10081,9 +10750,9 @@
       </w:tcPr>
     </w:tblStylePr>
   </w:style>
-  <w:style w:type="table" w:styleId="737">
+  <w:style w:type="table" w:styleId="747">
     <w:name w:val="Grid Table 5 Dark- Accent 1"/>
-    <w:basedOn w:val="887"/>
+    <w:basedOn w:val="897"/>
     <w:uiPriority w:val="99"/>
     <w:pPr>
       <w:pBdr/>
@@ -10309,9 +10978,9 @@
       </w:tcPr>
     </w:tblStylePr>
   </w:style>
-  <w:style w:type="table" w:styleId="738">
+  <w:style w:type="table" w:styleId="748">
     <w:name w:val="Grid Table 5 Dark - Accent 2"/>
-    <w:basedOn w:val="887"/>
+    <w:basedOn w:val="897"/>
     <w:uiPriority w:val="99"/>
     <w:pPr>
       <w:pBdr/>
@@ -10537,9 +11206,9 @@
       </w:tcPr>
     </w:tblStylePr>
   </w:style>
-  <w:style w:type="table" w:styleId="739">
+  <w:style w:type="table" w:styleId="749">
     <w:name w:val="Grid Table 5 Dark - Accent 3"/>
-    <w:basedOn w:val="887"/>
+    <w:basedOn w:val="897"/>
     <w:uiPriority w:val="99"/>
     <w:pPr>
       <w:pBdr/>
@@ -10765,9 +11434,9 @@
       </w:tcPr>
     </w:tblStylePr>
   </w:style>
-  <w:style w:type="table" w:styleId="740">
+  <w:style w:type="table" w:styleId="750">
     <w:name w:val="Grid Table 5 Dark- Accent 4"/>
-    <w:basedOn w:val="887"/>
+    <w:basedOn w:val="897"/>
     <w:uiPriority w:val="99"/>
     <w:pPr>
       <w:pBdr/>
@@ -10993,9 +11662,9 @@
       </w:tcPr>
     </w:tblStylePr>
   </w:style>
-  <w:style w:type="table" w:styleId="741">
+  <w:style w:type="table" w:styleId="751">
     <w:name w:val="Grid Table 5 Dark - Accent 5"/>
-    <w:basedOn w:val="887"/>
+    <w:basedOn w:val="897"/>
     <w:uiPriority w:val="99"/>
     <w:pPr>
       <w:pBdr/>
@@ -11221,9 +11890,9 @@
       </w:tcPr>
     </w:tblStylePr>
   </w:style>
-  <w:style w:type="table" w:styleId="742">
+  <w:style w:type="table" w:styleId="752">
     <w:name w:val="Grid Table 5 Dark - Accent 6"/>
-    <w:basedOn w:val="887"/>
+    <w:basedOn w:val="897"/>
     <w:uiPriority w:val="99"/>
     <w:pPr>
       <w:pBdr/>
@@ -11449,9 +12118,9 @@
       </w:tcPr>
     </w:tblStylePr>
   </w:style>
-  <w:style w:type="table" w:styleId="743">
+  <w:style w:type="table" w:styleId="753">
     <w:name w:val="Grid Table 6 Colorful"/>
-    <w:basedOn w:val="887"/>
+    <w:basedOn w:val="897"/>
     <w:uiPriority w:val="99"/>
     <w:pPr>
       <w:pBdr/>
@@ -11679,9 +12348,9 @@
       </w:tcPr>
     </w:tblStylePr>
   </w:style>
-  <w:style w:type="table" w:styleId="744">
+  <w:style w:type="table" w:styleId="754">
     <w:name w:val="Grid Table 6 Colorful - Accent 1"/>
-    <w:basedOn w:val="887"/>
+    <w:basedOn w:val="897"/>
     <w:uiPriority w:val="99"/>
     <w:pPr>
       <w:pBdr/>
@@ -11909,9 +12578,9 @@
       </w:tcPr>
     </w:tblStylePr>
   </w:style>
-  <w:style w:type="table" w:styleId="745">
+  <w:style w:type="table" w:styleId="755">
     <w:name w:val="Grid Table 6 Colorful - Accent 2"/>
-    <w:basedOn w:val="887"/>
+    <w:basedOn w:val="897"/>
     <w:uiPriority w:val="99"/>
     <w:pPr>
       <w:pBdr/>
@@ -12139,9 +12808,9 @@
       </w:tcPr>
     </w:tblStylePr>
   </w:style>
-  <w:style w:type="table" w:styleId="746">
+  <w:style w:type="table" w:styleId="756">
     <w:name w:val="Grid Table 6 Colorful - Accent 3"/>
-    <w:basedOn w:val="887"/>
+    <w:basedOn w:val="897"/>
     <w:uiPriority w:val="99"/>
     <w:pPr>
       <w:pBdr/>
@@ -12369,9 +13038,9 @@
       </w:tcPr>
     </w:tblStylePr>
   </w:style>
-  <w:style w:type="table" w:styleId="747">
+  <w:style w:type="table" w:styleId="757">
     <w:name w:val="Grid Table 6 Colorful - Accent 4"/>
-    <w:basedOn w:val="887"/>
+    <w:basedOn w:val="897"/>
     <w:uiPriority w:val="99"/>
     <w:pPr>
       <w:pBdr/>
@@ -12599,9 +13268,9 @@
       </w:tcPr>
     </w:tblStylePr>
   </w:style>
-  <w:style w:type="table" w:styleId="748">
+  <w:style w:type="table" w:styleId="758">
     <w:name w:val="Grid Table 6 Colorful - Accent 5"/>
-    <w:basedOn w:val="887"/>
+    <w:basedOn w:val="897"/>
     <w:uiPriority w:val="99"/>
     <w:pPr>
       <w:pBdr/>
@@ -12829,9 +13498,9 @@
       </w:tcPr>
     </w:tblStylePr>
   </w:style>
-  <w:style w:type="table" w:styleId="749">
+  <w:style w:type="table" w:styleId="759">
     <w:name w:val="Grid Table 6 Colorful - Accent 6"/>
-    <w:basedOn w:val="887"/>
+    <w:basedOn w:val="897"/>
     <w:uiPriority w:val="99"/>
     <w:pPr>
       <w:pBdr/>
@@ -13059,9 +13728,9 @@
       </w:tcPr>
     </w:tblStylePr>
   </w:style>
-  <w:style w:type="table" w:styleId="750">
+  <w:style w:type="table" w:styleId="760">
     <w:name w:val="Grid Table 7 Colorful"/>
-    <w:basedOn w:val="887"/>
+    <w:basedOn w:val="897"/>
     <w:uiPriority w:val="99"/>
     <w:pPr>
       <w:pBdr/>
@@ -13313,9 +13982,9 @@
       </w:tcPr>
     </w:tblStylePr>
   </w:style>
-  <w:style w:type="table" w:styleId="751">
+  <w:style w:type="table" w:styleId="761">
     <w:name w:val="Grid Table 7 Colorful - Accent 1"/>
-    <w:basedOn w:val="887"/>
+    <w:basedOn w:val="897"/>
     <w:uiPriority w:val="99"/>
     <w:pPr>
       <w:pBdr/>
@@ -13567,9 +14236,9 @@
       </w:tcPr>
     </w:tblStylePr>
   </w:style>
-  <w:style w:type="table" w:styleId="752">
+  <w:style w:type="table" w:styleId="762">
     <w:name w:val="Grid Table 7 Colorful - Accent 2"/>
-    <w:basedOn w:val="887"/>
+    <w:basedOn w:val="897"/>
     <w:uiPriority w:val="99"/>
     <w:pPr>
       <w:pBdr/>
@@ -13821,9 +14490,9 @@
       </w:tcPr>
     </w:tblStylePr>
   </w:style>
-  <w:style w:type="table" w:styleId="753">
+  <w:style w:type="table" w:styleId="763">
     <w:name w:val="Grid Table 7 Colorful - Accent 3"/>
-    <w:basedOn w:val="887"/>
+    <w:basedOn w:val="897"/>
     <w:uiPriority w:val="99"/>
     <w:pPr>
       <w:pBdr/>
@@ -14075,9 +14744,9 @@
       </w:tcPr>
     </w:tblStylePr>
   </w:style>
-  <w:style w:type="table" w:styleId="754">
+  <w:style w:type="table" w:styleId="764">
     <w:name w:val="Grid Table 7 Colorful - Accent 4"/>
-    <w:basedOn w:val="887"/>
+    <w:basedOn w:val="897"/>
     <w:uiPriority w:val="99"/>
     <w:pPr>
       <w:pBdr/>
@@ -14329,9 +14998,9 @@
       </w:tcPr>
     </w:tblStylePr>
   </w:style>
-  <w:style w:type="table" w:styleId="755">
+  <w:style w:type="table" w:styleId="765">
     <w:name w:val="Grid Table 7 Colorful - Accent 5"/>
-    <w:basedOn w:val="887"/>
+    <w:basedOn w:val="897"/>
     <w:uiPriority w:val="99"/>
     <w:pPr>
       <w:pBdr/>
@@ -14583,9 +15252,9 @@
       </w:tcPr>
     </w:tblStylePr>
   </w:style>
-  <w:style w:type="table" w:styleId="756">
+  <w:style w:type="table" w:styleId="766">
     <w:name w:val="Grid Table 7 Colorful - Accent 6"/>
-    <w:basedOn w:val="887"/>
+    <w:basedOn w:val="897"/>
     <w:uiPriority w:val="99"/>
     <w:pPr>
       <w:pBdr/>
@@ -14837,9 +15506,9 @@
       </w:tcPr>
     </w:tblStylePr>
   </w:style>
-  <w:style w:type="table" w:styleId="757">
+  <w:style w:type="table" w:styleId="767">
     <w:name w:val="List Table 1 Light"/>
-    <w:basedOn w:val="887"/>
+    <w:basedOn w:val="897"/>
     <w:uiPriority w:val="99"/>
     <w:pPr>
       <w:pBdr/>
@@ -15053,9 +15722,9 @@
       </w:tcPr>
     </w:tblStylePr>
   </w:style>
-  <w:style w:type="table" w:styleId="758">
+  <w:style w:type="table" w:styleId="768">
     <w:name w:val="List Table 1 Light - Accent 1"/>
-    <w:basedOn w:val="887"/>
+    <w:basedOn w:val="897"/>
     <w:uiPriority w:val="99"/>
     <w:pPr>
       <w:pBdr/>
@@ -15269,9 +15938,9 @@
       </w:tcPr>
     </w:tblStylePr>
   </w:style>
-  <w:style w:type="table" w:styleId="759">
+  <w:style w:type="table" w:styleId="769">
     <w:name w:val="List Table 1 Light - Accent 2"/>
-    <w:basedOn w:val="887"/>
+    <w:basedOn w:val="897"/>
     <w:uiPriority w:val="99"/>
     <w:pPr>
       <w:pBdr/>
@@ -15485,9 +16154,9 @@
       </w:tcPr>
     </w:tblStylePr>
   </w:style>
-  <w:style w:type="table" w:styleId="760">
+  <w:style w:type="table" w:styleId="770">
     <w:name w:val="List Table 1 Light - Accent 3"/>
-    <w:basedOn w:val="887"/>
+    <w:basedOn w:val="897"/>
     <w:uiPriority w:val="99"/>
     <w:pPr>
       <w:pBdr/>
@@ -15701,9 +16370,9 @@
       </w:tcPr>
     </w:tblStylePr>
   </w:style>
-  <w:style w:type="table" w:styleId="761">
+  <w:style w:type="table" w:styleId="771">
     <w:name w:val="List Table 1 Light - Accent 4"/>
-    <w:basedOn w:val="887"/>
+    <w:basedOn w:val="897"/>
     <w:uiPriority w:val="99"/>
     <w:pPr>
       <w:pBdr/>
@@ -15917,9 +16586,9 @@
       </w:tcPr>
     </w:tblStylePr>
   </w:style>
-  <w:style w:type="table" w:styleId="762">
+  <w:style w:type="table" w:styleId="772">
     <w:name w:val="List Table 1 Light - Accent 5"/>
-    <w:basedOn w:val="887"/>
+    <w:basedOn w:val="897"/>
     <w:uiPriority w:val="99"/>
     <w:pPr>
       <w:pBdr/>
@@ -16133,9 +16802,9 @@
       </w:tcPr>
     </w:tblStylePr>
   </w:style>
-  <w:style w:type="table" w:styleId="763">
+  <w:style w:type="table" w:styleId="773">
     <w:name w:val="List Table 1 Light - Accent 6"/>
-    <w:basedOn w:val="887"/>
+    <w:basedOn w:val="897"/>
     <w:uiPriority w:val="99"/>
     <w:pPr>
       <w:pBdr/>
@@ -16349,9 +17018,9 @@
       </w:tcPr>
     </w:tblStylePr>
   </w:style>
-  <w:style w:type="table" w:styleId="764">
+  <w:style w:type="table" w:styleId="774">
     <w:name w:val="List Table 2"/>
-    <w:basedOn w:val="887"/>
+    <w:basedOn w:val="897"/>
     <w:uiPriority w:val="99"/>
     <w:pPr>
       <w:pBdr/>
@@ -16587,9 +17256,9 @@
       </w:tcPr>
     </w:tblStylePr>
   </w:style>
-  <w:style w:type="table" w:styleId="765">
+  <w:style w:type="table" w:styleId="775">
     <w:name w:val="List Table 2 - Accent 1"/>
-    <w:basedOn w:val="887"/>
+    <w:basedOn w:val="897"/>
     <w:uiPriority w:val="99"/>
     <w:pPr>
       <w:pBdr/>
@@ -16825,9 +17494,9 @@
       </w:tcPr>
     </w:tblStylePr>
   </w:style>
-  <w:style w:type="table" w:styleId="766">
+  <w:style w:type="table" w:styleId="776">
     <w:name w:val="List Table 2 - Accent 2"/>
-    <w:basedOn w:val="887"/>
+    <w:basedOn w:val="897"/>
     <w:uiPriority w:val="99"/>
     <w:pPr>
       <w:pBdr/>
@@ -17063,9 +17732,9 @@
       </w:tcPr>
     </w:tblStylePr>
   </w:style>
-  <w:style w:type="table" w:styleId="767">
+  <w:style w:type="table" w:styleId="777">
     <w:name w:val="List Table 2 - Accent 3"/>
-    <w:basedOn w:val="887"/>
+    <w:basedOn w:val="897"/>
     <w:uiPriority w:val="99"/>
     <w:pPr>
       <w:pBdr/>
@@ -17301,9 +17970,9 @@
       </w:tcPr>
     </w:tblStylePr>
   </w:style>
-  <w:style w:type="table" w:styleId="768">
+  <w:style w:type="table" w:styleId="778">
     <w:name w:val="List Table 2 - Accent 4"/>
-    <w:basedOn w:val="887"/>
+    <w:basedOn w:val="897"/>
     <w:uiPriority w:val="99"/>
     <w:pPr>
       <w:pBdr/>
@@ -17539,9 +18208,9 @@
       </w:tcPr>
     </w:tblStylePr>
   </w:style>
-  <w:style w:type="table" w:styleId="769">
+  <w:style w:type="table" w:styleId="779">
     <w:name w:val="List Table 2 - Accent 5"/>
-    <w:basedOn w:val="887"/>
+    <w:basedOn w:val="897"/>
     <w:uiPriority w:val="99"/>
     <w:pPr>
       <w:pBdr/>
@@ -17777,9 +18446,9 @@
       </w:tcPr>
     </w:tblStylePr>
   </w:style>
-  <w:style w:type="table" w:styleId="770">
+  <w:style w:type="table" w:styleId="780">
     <w:name w:val="List Table 2 - Accent 6"/>
-    <w:basedOn w:val="887"/>
+    <w:basedOn w:val="897"/>
     <w:uiPriority w:val="99"/>
     <w:pPr>
       <w:pBdr/>
@@ -18015,9 +18684,9 @@
       </w:tcPr>
     </w:tblStylePr>
   </w:style>
-  <w:style w:type="table" w:styleId="771">
+  <w:style w:type="table" w:styleId="781">
     <w:name w:val="List Table 3"/>
-    <w:basedOn w:val="887"/>
+    <w:basedOn w:val="897"/>
     <w:uiPriority w:val="99"/>
     <w:pPr>
       <w:pBdr/>
@@ -18243,9 +18912,9 @@
       </w:tcPr>
     </w:tblStylePr>
   </w:style>
-  <w:style w:type="table" w:styleId="772">
+  <w:style w:type="table" w:styleId="782">
     <w:name w:val="List Table 3 - Accent 1"/>
-    <w:basedOn w:val="887"/>
+    <w:basedOn w:val="897"/>
     <w:uiPriority w:val="99"/>
     <w:pPr>
       <w:pBdr/>
@@ -18471,9 +19140,9 @@
       </w:tcPr>
     </w:tblStylePr>
   </w:style>
-  <w:style w:type="table" w:styleId="773">
+  <w:style w:type="table" w:styleId="783">
     <w:name w:val="List Table 3 - Accent 2"/>
-    <w:basedOn w:val="887"/>
+    <w:basedOn w:val="897"/>
     <w:uiPriority w:val="99"/>
     <w:pPr>
       <w:pBdr/>
@@ -18699,9 +19368,9 @@
       </w:tcPr>
     </w:tblStylePr>
   </w:style>
-  <w:style w:type="table" w:styleId="774">
+  <w:style w:type="table" w:styleId="784">
     <w:name w:val="List Table 3 - Accent 3"/>
-    <w:basedOn w:val="887"/>
+    <w:basedOn w:val="897"/>
     <w:uiPriority w:val="99"/>
     <w:pPr>
       <w:pBdr/>
@@ -18927,9 +19596,9 @@
       </w:tcPr>
     </w:tblStylePr>
   </w:style>
-  <w:style w:type="table" w:styleId="775">
+  <w:style w:type="table" w:styleId="785">
     <w:name w:val="List Table 3 - Accent 4"/>
-    <w:basedOn w:val="887"/>
+    <w:basedOn w:val="897"/>
     <w:uiPriority w:val="99"/>
     <w:pPr>
       <w:pBdr/>
@@ -19155,9 +19824,9 @@
       </w:tcPr>
     </w:tblStylePr>
   </w:style>
-  <w:style w:type="table" w:styleId="776">
+  <w:style w:type="table" w:styleId="786">
     <w:name w:val="List Table 3 - Accent 5"/>
-    <w:basedOn w:val="887"/>
+    <w:basedOn w:val="897"/>
     <w:uiPriority w:val="99"/>
     <w:pPr>
       <w:pBdr/>
@@ -19383,9 +20052,9 @@
       </w:tcPr>
     </w:tblStylePr>
   </w:style>
-  <w:style w:type="table" w:styleId="777">
+  <w:style w:type="table" w:styleId="787">
     <w:name w:val="List Table 3 - Accent 6"/>
-    <w:basedOn w:val="887"/>
+    <w:basedOn w:val="897"/>
     <w:uiPriority w:val="99"/>
     <w:pPr>
       <w:pBdr/>
@@ -19611,9 +20280,9 @@
       </w:tcPr>
     </w:tblStylePr>
   </w:style>
-  <w:style w:type="table" w:styleId="778">
+  <w:style w:type="table" w:styleId="788">
     <w:name w:val="List Table 4"/>
-    <w:basedOn w:val="887"/>
+    <w:basedOn w:val="897"/>
     <w:uiPriority w:val="99"/>
     <w:pPr>
       <w:pBdr/>
@@ -19836,9 +20505,9 @@
       </w:tcPr>
     </w:tblStylePr>
   </w:style>
-  <w:style w:type="table" w:styleId="779">
+  <w:style w:type="table" w:styleId="789">
     <w:name w:val="List Table 4 - Accent 1"/>
-    <w:basedOn w:val="887"/>
+    <w:basedOn w:val="897"/>
     <w:uiPriority w:val="99"/>
     <w:pPr>
       <w:pBdr/>
@@ -20061,9 +20730,9 @@
       </w:tcPr>
     </w:tblStylePr>
   </w:style>
-  <w:style w:type="table" w:styleId="780">
+  <w:style w:type="table" w:styleId="790">
     <w:name w:val="List Table 4 - Accent 2"/>
-    <w:basedOn w:val="887"/>
+    <w:basedOn w:val="897"/>
     <w:uiPriority w:val="99"/>
     <w:pPr>
       <w:pBdr/>
@@ -20286,9 +20955,9 @@
       </w:tcPr>
     </w:tblStylePr>
   </w:style>
-  <w:style w:type="table" w:styleId="781">
+  <w:style w:type="table" w:styleId="791">
     <w:name w:val="List Table 4 - Accent 3"/>
-    <w:basedOn w:val="887"/>
+    <w:basedOn w:val="897"/>
     <w:uiPriority w:val="99"/>
     <w:pPr>
       <w:pBdr/>
@@ -20511,9 +21180,9 @@
       </w:tcPr>
     </w:tblStylePr>
   </w:style>
-  <w:style w:type="table" w:styleId="782">
+  <w:style w:type="table" w:styleId="792">
     <w:name w:val="List Table 4 - Accent 4"/>
-    <w:basedOn w:val="887"/>
+    <w:basedOn w:val="897"/>
     <w:uiPriority w:val="99"/>
     <w:pPr>
       <w:pBdr/>
@@ -20736,9 +21405,9 @@
       </w:tcPr>
     </w:tblStylePr>
   </w:style>
-  <w:style w:type="table" w:styleId="783">
+  <w:style w:type="table" w:styleId="793">
     <w:name w:val="List Table 4 - Accent 5"/>
-    <w:basedOn w:val="887"/>
+    <w:basedOn w:val="897"/>
     <w:uiPriority w:val="99"/>
     <w:pPr>
       <w:pBdr/>
@@ -20961,9 +21630,9 @@
       </w:tcPr>
     </w:tblStylePr>
   </w:style>
-  <w:style w:type="table" w:styleId="784">
+  <w:style w:type="table" w:styleId="794">
     <w:name w:val="List Table 4 - Accent 6"/>
-    <w:basedOn w:val="887"/>
+    <w:basedOn w:val="897"/>
     <w:uiPriority w:val="99"/>
     <w:pPr>
       <w:pBdr/>
@@ -21186,9 +21855,9 @@
       </w:tcPr>
     </w:tblStylePr>
   </w:style>
-  <w:style w:type="table" w:styleId="785">
+  <w:style w:type="table" w:styleId="795">
     <w:name w:val="List Table 5 Dark"/>
-    <w:basedOn w:val="887"/>
+    <w:basedOn w:val="897"/>
     <w:uiPriority w:val="99"/>
     <w:pPr>
       <w:pBdr/>
@@ -21428,9 +22097,9 @@
       </w:tcPr>
     </w:tblStylePr>
   </w:style>
-  <w:style w:type="table" w:styleId="786">
+  <w:style w:type="table" w:styleId="796">
     <w:name w:val="List Table 5 Dark - Accent 1"/>
-    <w:basedOn w:val="887"/>
+    <w:basedOn w:val="897"/>
     <w:uiPriority w:val="99"/>
     <w:pPr>
       <w:pBdr/>
@@ -21670,9 +22339,9 @@
       </w:tcPr>
     </w:tblStylePr>
   </w:style>
-  <w:style w:type="table" w:styleId="787">
+  <w:style w:type="table" w:styleId="797">
     <w:name w:val="List Table 5 Dark - Accent 2"/>
-    <w:basedOn w:val="887"/>
+    <w:basedOn w:val="897"/>
     <w:uiPriority w:val="99"/>
     <w:pPr>
       <w:pBdr/>
@@ -21912,9 +22581,9 @@
       </w:tcPr>
     </w:tblStylePr>
   </w:style>
-  <w:style w:type="table" w:styleId="788">
+  <w:style w:type="table" w:styleId="798">
     <w:name w:val="List Table 5 Dark - Accent 3"/>
-    <w:basedOn w:val="887"/>
+    <w:basedOn w:val="897"/>
     <w:uiPriority w:val="99"/>
     <w:pPr>
       <w:pBdr/>
@@ -22154,9 +22823,9 @@
       </w:tcPr>
     </w:tblStylePr>
   </w:style>
-  <w:style w:type="table" w:styleId="789">
+  <w:style w:type="table" w:styleId="799">
     <w:name w:val="List Table 5 Dark - Accent 4"/>
-    <w:basedOn w:val="887"/>
+    <w:basedOn w:val="897"/>
     <w:uiPriority w:val="99"/>
     <w:pPr>
       <w:pBdr/>
@@ -22396,9 +23065,9 @@
       </w:tcPr>
     </w:tblStylePr>
   </w:style>
-  <w:style w:type="table" w:styleId="790">
+  <w:style w:type="table" w:styleId="800">
     <w:name w:val="List Table 5 Dark - Accent 5"/>
-    <w:basedOn w:val="887"/>
+    <w:basedOn w:val="897"/>
     <w:uiPriority w:val="99"/>
     <w:pPr>
       <w:pBdr/>
@@ -22638,9 +23307,9 @@
       </w:tcPr>
     </w:tblStylePr>
   </w:style>
-  <w:style w:type="table" w:styleId="791">
+  <w:style w:type="table" w:styleId="801">
     <w:name w:val="List Table 5 Dark - Accent 6"/>
-    <w:basedOn w:val="887"/>
+    <w:basedOn w:val="897"/>
     <w:uiPriority w:val="99"/>
     <w:pPr>
       <w:pBdr/>
@@ -22880,9 +23549,9 @@
       </w:tcPr>
     </w:tblStylePr>
   </w:style>
-  <w:style w:type="table" w:styleId="792">
+  <w:style w:type="table" w:styleId="802">
     <w:name w:val="List Table 6 Colorful"/>
-    <w:basedOn w:val="887"/>
+    <w:basedOn w:val="897"/>
     <w:uiPriority w:val="99"/>
     <w:pPr>
       <w:pBdr/>
@@ -23103,9 +23772,9 @@
       </w:tcPr>
     </w:tblStylePr>
   </w:style>
-  <w:style w:type="table" w:styleId="793">
+  <w:style w:type="table" w:styleId="803">
     <w:name w:val="List Table 6 Colorful - Accent 1"/>
-    <w:basedOn w:val="887"/>
+    <w:basedOn w:val="897"/>
     <w:uiPriority w:val="99"/>
     <w:pPr>
       <w:pBdr/>
@@ -23326,9 +23995,9 @@
       </w:tcPr>
     </w:tblStylePr>
   </w:style>
-  <w:style w:type="table" w:styleId="794">
+  <w:style w:type="table" w:styleId="804">
     <w:name w:val="List Table 6 Colorful - Accent 2"/>
-    <w:basedOn w:val="887"/>
+    <w:basedOn w:val="897"/>
     <w:uiPriority w:val="99"/>
     <w:pPr>
       <w:pBdr/>
@@ -23549,9 +24218,9 @@
       </w:tcPr>
     </w:tblStylePr>
   </w:style>
-  <w:style w:type="table" w:styleId="795">
+  <w:style w:type="table" w:styleId="805">
     <w:name w:val="List Table 6 Colorful - Accent 3"/>
-    <w:basedOn w:val="887"/>
+    <w:basedOn w:val="897"/>
     <w:uiPriority w:val="99"/>
     <w:pPr>
       <w:pBdr/>
@@ -23772,9 +24441,9 @@
       </w:tcPr>
     </w:tblStylePr>
   </w:style>
-  <w:style w:type="table" w:styleId="796">
+  <w:style w:type="table" w:styleId="806">
     <w:name w:val="List Table 6 Colorful - Accent 4"/>
-    <w:basedOn w:val="887"/>
+    <w:basedOn w:val="897"/>
     <w:uiPriority w:val="99"/>
     <w:pPr>
       <w:pBdr/>
@@ -23995,9 +24664,9 @@
       </w:tcPr>
     </w:tblStylePr>
   </w:style>
-  <w:style w:type="table" w:styleId="797">
+  <w:style w:type="table" w:styleId="807">
     <w:name w:val="List Table 6 Colorful - Accent 5"/>
-    <w:basedOn w:val="887"/>
+    <w:basedOn w:val="897"/>
     <w:uiPriority w:val="99"/>
     <w:pPr>
       <w:pBdr/>
@@ -24218,9 +24887,9 @@
       </w:tcPr>
     </w:tblStylePr>
   </w:style>
-  <w:style w:type="table" w:styleId="798">
+  <w:style w:type="table" w:styleId="808">
     <w:name w:val="List Table 6 Colorful - Accent 6"/>
-    <w:basedOn w:val="887"/>
+    <w:basedOn w:val="897"/>
     <w:uiPriority w:val="99"/>
     <w:pPr>
       <w:pBdr/>
@@ -24441,9 +25110,9 @@
       </w:tcPr>
     </w:tblStylePr>
   </w:style>
-  <w:style w:type="table" w:styleId="799">
+  <w:style w:type="table" w:styleId="809">
     <w:name w:val="List Table 7 Colorful"/>
-    <w:basedOn w:val="887"/>
+    <w:basedOn w:val="897"/>
     <w:uiPriority w:val="99"/>
     <w:pPr>
       <w:pBdr/>
@@ -24697,9 +25366,9 @@
       </w:tcPr>
     </w:tblStylePr>
   </w:style>
-  <w:style w:type="table" w:styleId="800">
+  <w:style w:type="table" w:styleId="810">
     <w:name w:val="List Table 7 Colorful - Accent 1"/>
-    <w:basedOn w:val="887"/>
+    <w:basedOn w:val="897"/>
     <w:uiPriority w:val="99"/>
     <w:pPr>
       <w:pBdr/>
@@ -24953,9 +25622,9 @@
       </w:tcPr>
     </w:tblStylePr>
   </w:style>
-  <w:style w:type="table" w:styleId="801">
+  <w:style w:type="table" w:styleId="811">
     <w:name w:val="List Table 7 Colorful - Accent 2"/>
-    <w:basedOn w:val="887"/>
+    <w:basedOn w:val="897"/>
     <w:uiPriority w:val="99"/>
     <w:pPr>
       <w:pBdr/>
@@ -25209,9 +25878,9 @@
       </w:tcPr>
     </w:tblStylePr>
   </w:style>
-  <w:style w:type="table" w:styleId="802">
+  <w:style w:type="table" w:styleId="812">
     <w:name w:val="List Table 7 Colorful - Accent 3"/>
-    <w:basedOn w:val="887"/>
+    <w:basedOn w:val="897"/>
     <w:uiPriority w:val="99"/>
     <w:pPr>
       <w:pBdr/>
@@ -25465,9 +26134,9 @@
       </w:tcPr>
     </w:tblStylePr>
   </w:style>
-  <w:style w:type="table" w:styleId="803">
+  <w:style w:type="table" w:styleId="813">
     <w:name w:val="List Table 7 Colorful - Accent 4"/>
-    <w:basedOn w:val="887"/>
+    <w:basedOn w:val="897"/>
     <w:uiPriority w:val="99"/>
     <w:pPr>
       <w:pBdr/>
@@ -25721,9 +26390,9 @@
       </w:tcPr>
     </w:tblStylePr>
   </w:style>
-  <w:style w:type="table" w:styleId="804">
+  <w:style w:type="table" w:styleId="814">
     <w:name w:val="List Table 7 Colorful - Accent 5"/>
-    <w:basedOn w:val="887"/>
+    <w:basedOn w:val="897"/>
     <w:uiPriority w:val="99"/>
     <w:pPr>
       <w:pBdr/>
@@ -25977,9 +26646,9 @@
       </w:tcPr>
     </w:tblStylePr>
   </w:style>
-  <w:style w:type="table" w:styleId="805">
+  <w:style w:type="table" w:styleId="815">
     <w:name w:val="List Table 7 Colorful - Accent 6"/>
-    <w:basedOn w:val="887"/>
+    <w:basedOn w:val="897"/>
     <w:uiPriority w:val="99"/>
     <w:pPr>
       <w:pBdr/>
@@ -26233,9 +26902,9 @@
       </w:tcPr>
     </w:tblStylePr>
   </w:style>
-  <w:style w:type="table" w:styleId="806">
+  <w:style w:type="table" w:styleId="816">
     <w:name w:val="Lined - Accent"/>
-    <w:basedOn w:val="887"/>
+    <w:basedOn w:val="897"/>
     <w:uiPriority w:val="99"/>
     <w:pPr>
       <w:pBdr/>
@@ -26470,9 +27139,9 @@
       </w:tcPr>
     </w:tblStylePr>
   </w:style>
-  <w:style w:type="table" w:styleId="807">
+  <w:style w:type="table" w:styleId="817">
     <w:name w:val="Lined - Accent 1"/>
-    <w:basedOn w:val="887"/>
+    <w:basedOn w:val="897"/>
     <w:uiPriority w:val="99"/>
     <w:pPr>
       <w:pBdr/>
@@ -26707,9 +27376,9 @@
       </w:tcPr>
     </w:tblStylePr>
   </w:style>
-  <w:style w:type="table" w:styleId="808">
+  <w:style w:type="table" w:styleId="818">
     <w:name w:val="Lined - Accent 2"/>
-    <w:basedOn w:val="887"/>
+    <w:basedOn w:val="897"/>
     <w:uiPriority w:val="99"/>
     <w:pPr>
       <w:pBdr/>
@@ -26944,9 +27613,9 @@
       </w:tcPr>
     </w:tblStylePr>
   </w:style>
-  <w:style w:type="table" w:styleId="809">
+  <w:style w:type="table" w:styleId="819">
     <w:name w:val="Lined - Accent 3"/>
-    <w:basedOn w:val="887"/>
+    <w:basedOn w:val="897"/>
     <w:uiPriority w:val="99"/>
     <w:pPr>
       <w:pBdr/>
@@ -27181,9 +27850,9 @@
       </w:tcPr>
     </w:tblStylePr>
   </w:style>
-  <w:style w:type="table" w:styleId="810">
+  <w:style w:type="table" w:styleId="820">
     <w:name w:val="Lined - Accent 4"/>
-    <w:basedOn w:val="887"/>
+    <w:basedOn w:val="897"/>
     <w:uiPriority w:val="99"/>
     <w:pPr>
       <w:pBdr/>
@@ -27418,9 +28087,9 @@
       </w:tcPr>
     </w:tblStylePr>
   </w:style>
-  <w:style w:type="table" w:styleId="811">
+  <w:style w:type="table" w:styleId="821">
     <w:name w:val="Lined - Accent 5"/>
-    <w:basedOn w:val="887"/>
+    <w:basedOn w:val="897"/>
     <w:uiPriority w:val="99"/>
     <w:pPr>
       <w:pBdr/>
@@ -27655,9 +28324,9 @@
       </w:tcPr>
     </w:tblStylePr>
   </w:style>
-  <w:style w:type="table" w:styleId="812">
+  <w:style w:type="table" w:styleId="822">
     <w:name w:val="Lined - Accent 6"/>
-    <w:basedOn w:val="887"/>
+    <w:basedOn w:val="897"/>
     <w:uiPriority w:val="99"/>
     <w:pPr>
       <w:pBdr/>
@@ -27892,9 +28561,9 @@
       </w:tcPr>
     </w:tblStylePr>
   </w:style>
-  <w:style w:type="table" w:styleId="813">
+  <w:style w:type="table" w:styleId="823">
     <w:name w:val="Bordered &amp; Lined - Accent"/>
-    <w:basedOn w:val="887"/>
+    <w:basedOn w:val="897"/>
     <w:uiPriority w:val="99"/>
     <w:pPr>
       <w:pBdr/>
@@ -28136,9 +28805,9 @@
       </w:tcPr>
     </w:tblStylePr>
   </w:style>
-  <w:style w:type="table" w:styleId="814">
+  <w:style w:type="table" w:styleId="824">
     <w:name w:val="Bordered &amp; Lined - Accent 1"/>
-    <w:basedOn w:val="887"/>
+    <w:basedOn w:val="897"/>
     <w:uiPriority w:val="99"/>
     <w:pPr>
       <w:pBdr/>
@@ -28380,9 +29049,9 @@
       </w:tcPr>
     </w:tblStylePr>
   </w:style>
-  <w:style w:type="table" w:styleId="815">
+  <w:style w:type="table" w:styleId="825">
     <w:name w:val="Bordered &amp; Lined - Accent 2"/>
-    <w:basedOn w:val="887"/>
+    <w:basedOn w:val="897"/>
     <w:uiPriority w:val="99"/>
     <w:pPr>
       <w:pBdr/>
@@ -28624,9 +29293,9 @@
       </w:tcPr>
     </w:tblStylePr>
   </w:style>
-  <w:style w:type="table" w:styleId="816">
+  <w:style w:type="table" w:styleId="826">
     <w:name w:val="Bordered &amp; Lined - Accent 3"/>
-    <w:basedOn w:val="887"/>
+    <w:basedOn w:val="897"/>
     <w:uiPriority w:val="99"/>
     <w:pPr>
       <w:pBdr/>
@@ -28868,9 +29537,9 @@
       </w:tcPr>
     </w:tblStylePr>
   </w:style>
-  <w:style w:type="table" w:styleId="817">
+  <w:style w:type="table" w:styleId="827">
     <w:name w:val="Bordered &amp; Lined - Accent 4"/>
-    <w:basedOn w:val="887"/>
+    <w:basedOn w:val="897"/>
     <w:uiPriority w:val="99"/>
     <w:pPr>
       <w:pBdr/>
@@ -29112,9 +29781,9 @@
       </w:tcPr>
     </w:tblStylePr>
   </w:style>
-  <w:style w:type="table" w:styleId="818">
+  <w:style w:type="table" w:styleId="828">
     <w:name w:val="Bordered &amp; Lined - Accent 5"/>
-    <w:basedOn w:val="887"/>
+    <w:basedOn w:val="897"/>
     <w:uiPriority w:val="99"/>
     <w:pPr>
       <w:pBdr/>
@@ -29356,9 +30025,9 @@
       </w:tcPr>
     </w:tblStylePr>
   </w:style>
-  <w:style w:type="table" w:styleId="819">
+  <w:style w:type="table" w:styleId="829">
     <w:name w:val="Bordered &amp; Lined - Accent 6"/>
-    <w:basedOn w:val="887"/>
+    <w:basedOn w:val="897"/>
     <w:uiPriority w:val="99"/>
     <w:pPr>
       <w:pBdr/>
@@ -29600,9 +30269,9 @@
       </w:tcPr>
     </w:tblStylePr>
   </w:style>
-  <w:style w:type="table" w:styleId="820">
+  <w:style w:type="table" w:styleId="830">
     <w:name w:val="Bordered"/>
-    <w:basedOn w:val="887"/>
+    <w:basedOn w:val="897"/>
     <w:uiPriority w:val="99"/>
     <w:pPr>
       <w:pBdr/>
@@ -29831,9 +30500,9 @@
       </w:tcPr>
     </w:tblStylePr>
   </w:style>
-  <w:style w:type="table" w:styleId="821">
+  <w:style w:type="table" w:styleId="831">
     <w:name w:val="Bordered - Accent 1"/>
-    <w:basedOn w:val="887"/>
+    <w:basedOn w:val="897"/>
     <w:uiPriority w:val="99"/>
     <w:pPr>
       <w:pBdr/>
@@ -30062,9 +30731,9 @@
       </w:tcPr>
     </w:tblStylePr>
   </w:style>
-  <w:style w:type="table" w:styleId="822">
+  <w:style w:type="table" w:styleId="832">
     <w:name w:val="Bordered - Accent 2"/>
-    <w:basedOn w:val="887"/>
+    <w:basedOn w:val="897"/>
     <w:uiPriority w:val="99"/>
     <w:pPr>
       <w:pBdr/>
@@ -30293,9 +30962,9 @@
       </w:tcPr>
     </w:tblStylePr>
   </w:style>
-  <w:style w:type="table" w:styleId="823">
+  <w:style w:type="table" w:styleId="833">
     <w:name w:val="Bordered - Accent 3"/>
-    <w:basedOn w:val="887"/>
+    <w:basedOn w:val="897"/>
     <w:uiPriority w:val="99"/>
     <w:pPr>
       <w:pBdr/>
@@ -30524,9 +31193,9 @@
       </w:tcPr>
     </w:tblStylePr>
   </w:style>
-  <w:style w:type="table" w:styleId="824">
+  <w:style w:type="table" w:styleId="834">
     <w:name w:val="Bordered - Accent 4"/>
-    <w:basedOn w:val="887"/>
+    <w:basedOn w:val="897"/>
     <w:uiPriority w:val="99"/>
     <w:pPr>
       <w:pBdr/>
@@ -30755,9 +31424,9 @@
       </w:tcPr>
     </w:tblStylePr>
   </w:style>
-  <w:style w:type="table" w:styleId="825">
+  <w:style w:type="table" w:styleId="835">
     <w:name w:val="Bordered - Accent 5"/>
-    <w:basedOn w:val="887"/>
+    <w:basedOn w:val="897"/>
     <w:uiPriority w:val="99"/>
     <w:pPr>
       <w:pBdr/>
@@ -30986,9 +31655,9 @@
       </w:tcPr>
     </w:tblStylePr>
   </w:style>
-  <w:style w:type="table" w:styleId="826">
+  <w:style w:type="table" w:styleId="836">
     <w:name w:val="Bordered - Accent 6"/>
-    <w:basedOn w:val="887"/>
+    <w:basedOn w:val="897"/>
     <w:uiPriority w:val="99"/>
     <w:pPr>
       <w:pBdr/>
@@ -31217,11 +31886,11 @@
       </w:tcPr>
     </w:tblStylePr>
   </w:style>
-  <w:style w:type="paragraph" w:styleId="827">
+  <w:style w:type="paragraph" w:styleId="837">
     <w:name w:val="Heading 1"/>
-    <w:basedOn w:val="886"/>
-    <w:next w:val="886"/>
-    <w:link w:val="837"/>
+    <w:basedOn w:val="896"/>
+    <w:next w:val="896"/>
+    <w:link w:val="847"/>
     <w:uiPriority w:val="9"/>
     <w:qFormat/>
     <w:pPr>
@@ -31242,11 +31911,11 @@
       <w:szCs w:val="40"/>
     </w:rPr>
   </w:style>
-  <w:style w:type="paragraph" w:styleId="828">
+  <w:style w:type="paragraph" w:styleId="838">
     <w:name w:val="Heading 2"/>
-    <w:basedOn w:val="886"/>
-    <w:next w:val="886"/>
-    <w:link w:val="838"/>
+    <w:basedOn w:val="896"/>
+    <w:next w:val="896"/>
+    <w:link w:val="848"/>
     <w:uiPriority w:val="9"/>
     <w:unhideWhenUsed/>
     <w:qFormat/>
@@ -31259,19 +31928,19 @@
       <w:outlineLvl w:val="1"/>
     </w:pPr>
     <w:rPr>
-      <w:rFonts w:ascii="Arial" w:hAnsi="Arial" w:eastAsia="Arial" w:cs="Arial"/>
+      <w:rFonts w:ascii="Lexend" w:hAnsi="Lexend" w:eastAsia="Lexend" w:cs="Lexend"/>
       <w:b/>
       <w:bCs/>
       <w:color w:val="0f4761" w:themeColor="text1"/>
-      <w:sz w:val="40"/>
-      <w:szCs w:val="40"/>
+      <w:sz w:val="44"/>
+      <w:szCs w:val="44"/>
     </w:rPr>
   </w:style>
-  <w:style w:type="paragraph" w:styleId="829">
+  <w:style w:type="paragraph" w:styleId="839">
     <w:name w:val="Heading 3"/>
-    <w:basedOn w:val="886"/>
-    <w:next w:val="886"/>
-    <w:link w:val="839"/>
+    <w:basedOn w:val="896"/>
+    <w:next w:val="896"/>
+    <w:link w:val="849"/>
     <w:uiPriority w:val="9"/>
     <w:unhideWhenUsed/>
     <w:qFormat/>
@@ -31290,11 +31959,11 @@
       <w:szCs w:val="28"/>
     </w:rPr>
   </w:style>
-  <w:style w:type="paragraph" w:styleId="830">
+  <w:style w:type="paragraph" w:styleId="840">
     <w:name w:val="Heading 4"/>
-    <w:basedOn w:val="886"/>
-    <w:next w:val="886"/>
-    <w:link w:val="840"/>
+    <w:basedOn w:val="896"/>
+    <w:next w:val="896"/>
+    <w:link w:val="850"/>
     <w:uiPriority w:val="9"/>
     <w:unhideWhenUsed/>
     <w:qFormat/>
@@ -31313,11 +31982,11 @@
       <w:color w:val="0f4761" w:themeColor="accent1" w:themeShade="BF"/>
     </w:rPr>
   </w:style>
-  <w:style w:type="paragraph" w:styleId="831">
+  <w:style w:type="paragraph" w:styleId="841">
     <w:name w:val="Heading 5"/>
-    <w:basedOn w:val="886"/>
-    <w:next w:val="886"/>
-    <w:link w:val="841"/>
+    <w:basedOn w:val="896"/>
+    <w:next w:val="896"/>
+    <w:link w:val="851"/>
     <w:uiPriority w:val="9"/>
     <w:unhideWhenUsed/>
     <w:qFormat/>
@@ -31334,11 +32003,11 @@
       <w:color w:val="0f4761" w:themeColor="accent1" w:themeShade="BF"/>
     </w:rPr>
   </w:style>
-  <w:style w:type="paragraph" w:styleId="832">
+  <w:style w:type="paragraph" w:styleId="842">
     <w:name w:val="Heading 6"/>
-    <w:basedOn w:val="886"/>
-    <w:next w:val="886"/>
-    <w:link w:val="842"/>
+    <w:basedOn w:val="896"/>
+    <w:next w:val="896"/>
+    <w:link w:val="852"/>
     <w:uiPriority w:val="9"/>
     <w:unhideWhenUsed/>
     <w:qFormat/>
@@ -31357,11 +32026,11 @@
       <w:color w:val="595959" w:themeColor="text1" w:themeTint="A6"/>
     </w:rPr>
   </w:style>
-  <w:style w:type="paragraph" w:styleId="833">
+  <w:style w:type="paragraph" w:styleId="843">
     <w:name w:val="Heading 7"/>
-    <w:basedOn w:val="886"/>
-    <w:next w:val="886"/>
-    <w:link w:val="843"/>
+    <w:basedOn w:val="896"/>
+    <w:next w:val="896"/>
+    <w:link w:val="853"/>
     <w:uiPriority w:val="9"/>
     <w:unhideWhenUsed/>
     <w:qFormat/>
@@ -31378,11 +32047,11 @@
       <w:color w:val="595959" w:themeColor="text1" w:themeTint="A6"/>
     </w:rPr>
   </w:style>
-  <w:style w:type="paragraph" w:styleId="834">
+  <w:style w:type="paragraph" w:styleId="844">
     <w:name w:val="Heading 8"/>
-    <w:basedOn w:val="886"/>
-    <w:next w:val="886"/>
-    <w:link w:val="844"/>
+    <w:basedOn w:val="896"/>
+    <w:next w:val="896"/>
+    <w:link w:val="854"/>
     <w:uiPriority w:val="9"/>
     <w:unhideWhenUsed/>
     <w:qFormat/>
@@ -31401,11 +32070,11 @@
       <w:color w:val="272727" w:themeColor="text1" w:themeTint="D8"/>
     </w:rPr>
   </w:style>
-  <w:style w:type="paragraph" w:styleId="835">
+  <w:style w:type="paragraph" w:styleId="845">
     <w:name w:val="Heading 9"/>
-    <w:basedOn w:val="886"/>
-    <w:next w:val="886"/>
-    <w:link w:val="845"/>
+    <w:basedOn w:val="896"/>
+    <w:next w:val="896"/>
+    <w:link w:val="855"/>
     <w:uiPriority w:val="9"/>
     <w:unhideWhenUsed/>
     <w:qFormat/>
@@ -31424,7 +32093,7 @@
       <w:color w:val="272727" w:themeColor="text1" w:themeTint="D8"/>
     </w:rPr>
   </w:style>
-  <w:style w:type="character" w:styleId="836" w:default="1">
+  <w:style w:type="character" w:styleId="846" w:default="1">
     <w:name w:val="Default Paragraph Font"/>
     <w:uiPriority w:val="1"/>
     <w:semiHidden/>
@@ -31435,9 +32104,9 @@
       <w:ind/>
     </w:pPr>
   </w:style>
-  <w:style w:type="character" w:styleId="837">
+  <w:style w:type="character" w:styleId="847">
     <w:name w:val="Heading 1 Char"/>
-    <w:link w:val="827"/>
+    <w:link w:val="837"/>
     <w:uiPriority w:val="9"/>
     <w:pPr>
       <w:pBdr/>
@@ -31449,9 +32118,9 @@
       <w:bCs/>
     </w:rPr>
   </w:style>
-  <w:style w:type="character" w:styleId="838">
+  <w:style w:type="character" w:styleId="848">
     <w:name w:val="Heading 2 Char"/>
-    <w:link w:val="828"/>
+    <w:link w:val="838"/>
     <w:uiPriority w:val="9"/>
     <w:pPr>
       <w:pBdr/>
@@ -31459,16 +32128,14 @@
       <w:ind/>
     </w:pPr>
     <w:rPr>
-      <w:b/>
-      <w:bCs/>
-      <w:sz w:val="40"/>
-      <w:szCs w:val="40"/>
+      <w:sz w:val="44"/>
+      <w:szCs w:val="44"/>
     </w:rPr>
   </w:style>
-  <w:style w:type="character" w:styleId="839">
+  <w:style w:type="character" w:styleId="849">
     <w:name w:val="Heading 3 Char"/>
-    <w:basedOn w:val="836"/>
-    <w:link w:val="829"/>
+    <w:basedOn w:val="846"/>
+    <w:link w:val="839"/>
     <w:uiPriority w:val="9"/>
     <w:pPr>
       <w:pBdr/>
@@ -31482,10 +32149,10 @@
       <w:szCs w:val="28"/>
     </w:rPr>
   </w:style>
-  <w:style w:type="character" w:styleId="840">
+  <w:style w:type="character" w:styleId="850">
     <w:name w:val="Heading 4 Char"/>
-    <w:basedOn w:val="836"/>
-    <w:link w:val="830"/>
+    <w:basedOn w:val="846"/>
+    <w:link w:val="840"/>
     <w:uiPriority w:val="9"/>
     <w:pPr>
       <w:pBdr/>
@@ -31499,10 +32166,10 @@
       <w:color w:val="0f4761" w:themeColor="accent1" w:themeShade="BF"/>
     </w:rPr>
   </w:style>
-  <w:style w:type="character" w:styleId="841">
+  <w:style w:type="character" w:styleId="851">
     <w:name w:val="Heading 5 Char"/>
-    <w:basedOn w:val="836"/>
-    <w:link w:val="831"/>
+    <w:basedOn w:val="846"/>
+    <w:link w:val="841"/>
     <w:uiPriority w:val="9"/>
     <w:pPr>
       <w:pBdr/>
@@ -31514,10 +32181,10 @@
       <w:color w:val="0f4761" w:themeColor="accent1" w:themeShade="BF"/>
     </w:rPr>
   </w:style>
-  <w:style w:type="character" w:styleId="842">
+  <w:style w:type="character" w:styleId="852">
     <w:name w:val="Heading 6 Char"/>
-    <w:basedOn w:val="836"/>
-    <w:link w:val="832"/>
+    <w:basedOn w:val="846"/>
+    <w:link w:val="842"/>
     <w:uiPriority w:val="9"/>
     <w:pPr>
       <w:pBdr/>
@@ -31531,10 +32198,10 @@
       <w:color w:val="595959" w:themeColor="text1" w:themeTint="A6"/>
     </w:rPr>
   </w:style>
-  <w:style w:type="character" w:styleId="843">
+  <w:style w:type="character" w:styleId="853">
     <w:name w:val="Heading 7 Char"/>
-    <w:basedOn w:val="836"/>
-    <w:link w:val="833"/>
+    <w:basedOn w:val="846"/>
+    <w:link w:val="843"/>
     <w:uiPriority w:val="9"/>
     <w:pPr>
       <w:pBdr/>
@@ -31546,10 +32213,10 @@
       <w:color w:val="595959" w:themeColor="text1" w:themeTint="A6"/>
     </w:rPr>
   </w:style>
-  <w:style w:type="character" w:styleId="844">
+  <w:style w:type="character" w:styleId="854">
     <w:name w:val="Heading 8 Char"/>
-    <w:basedOn w:val="836"/>
-    <w:link w:val="834"/>
+    <w:basedOn w:val="846"/>
+    <w:link w:val="844"/>
     <w:uiPriority w:val="9"/>
     <w:pPr>
       <w:pBdr/>
@@ -31563,10 +32230,10 @@
       <w:color w:val="272727" w:themeColor="text1" w:themeTint="D8"/>
     </w:rPr>
   </w:style>
-  <w:style w:type="character" w:styleId="845">
+  <w:style w:type="character" w:styleId="855">
     <w:name w:val="Heading 9 Char"/>
-    <w:basedOn w:val="836"/>
-    <w:link w:val="835"/>
+    <w:basedOn w:val="846"/>
+    <w:link w:val="845"/>
     <w:uiPriority w:val="9"/>
     <w:pPr>
       <w:pBdr/>
@@ -31580,11 +32247,11 @@
       <w:color w:val="272727" w:themeColor="text1" w:themeTint="D8"/>
     </w:rPr>
   </w:style>
-  <w:style w:type="paragraph" w:styleId="846">
+  <w:style w:type="paragraph" w:styleId="856">
     <w:name w:val="Title"/>
-    <w:basedOn w:val="886"/>
-    <w:next w:val="886"/>
-    <w:link w:val="847"/>
+    <w:basedOn w:val="896"/>
+    <w:next w:val="896"/>
+    <w:link w:val="857"/>
     <w:uiPriority w:val="10"/>
     <w:qFormat/>
     <w:pPr>
@@ -31600,10 +32267,10 @@
       <w:szCs w:val="56"/>
     </w:rPr>
   </w:style>
-  <w:style w:type="character" w:styleId="847">
+  <w:style w:type="character" w:styleId="857">
     <w:name w:val="Title Char"/>
-    <w:basedOn w:val="836"/>
-    <w:link w:val="846"/>
+    <w:basedOn w:val="846"/>
+    <w:link w:val="856"/>
     <w:uiPriority w:val="10"/>
     <w:pPr>
       <w:pBdr/>
@@ -31617,11 +32284,11 @@
       <w:szCs w:val="56"/>
     </w:rPr>
   </w:style>
-  <w:style w:type="paragraph" w:styleId="848">
+  <w:style w:type="paragraph" w:styleId="858">
     <w:name w:val="Subtitle"/>
-    <w:basedOn w:val="886"/>
-    <w:next w:val="886"/>
-    <w:link w:val="849"/>
+    <w:basedOn w:val="896"/>
+    <w:next w:val="896"/>
+    <w:link w:val="859"/>
     <w:uiPriority w:val="11"/>
     <w:qFormat/>
     <w:pPr>
@@ -31639,10 +32306,10 @@
       <w:szCs w:val="28"/>
     </w:rPr>
   </w:style>
-  <w:style w:type="character" w:styleId="849">
+  <w:style w:type="character" w:styleId="859">
     <w:name w:val="Subtitle Char"/>
-    <w:basedOn w:val="836"/>
-    <w:link w:val="848"/>
+    <w:basedOn w:val="846"/>
+    <w:link w:val="858"/>
     <w:uiPriority w:val="11"/>
     <w:pPr>
       <w:pBdr/>
@@ -31656,11 +32323,11 @@
       <w:szCs w:val="28"/>
     </w:rPr>
   </w:style>
-  <w:style w:type="paragraph" w:styleId="850">
+  <w:style w:type="paragraph" w:styleId="860">
     <w:name w:val="Quote"/>
-    <w:basedOn w:val="886"/>
-    <w:next w:val="886"/>
-    <w:link w:val="851"/>
+    <w:basedOn w:val="896"/>
+    <w:next w:val="896"/>
+    <w:link w:val="861"/>
     <w:uiPriority w:val="29"/>
     <w:qFormat/>
     <w:pPr>
@@ -31675,10 +32342,10 @@
       <w:color w:val="404040" w:themeColor="text1" w:themeTint="BF"/>
     </w:rPr>
   </w:style>
-  <w:style w:type="character" w:styleId="851">
+  <w:style w:type="character" w:styleId="861">
     <w:name w:val="Quote Char"/>
-    <w:basedOn w:val="836"/>
-    <w:link w:val="850"/>
+    <w:basedOn w:val="846"/>
+    <w:link w:val="860"/>
     <w:uiPriority w:val="29"/>
     <w:pPr>
       <w:pBdr/>
@@ -31691,9 +32358,9 @@
       <w:color w:val="404040" w:themeColor="text1" w:themeTint="BF"/>
     </w:rPr>
   </w:style>
-  <w:style w:type="character" w:styleId="852">
+  <w:style w:type="character" w:styleId="862">
     <w:name w:val="Intense Emphasis"/>
-    <w:basedOn w:val="836"/>
+    <w:basedOn w:val="846"/>
     <w:uiPriority w:val="21"/>
     <w:qFormat/>
     <w:pPr>
@@ -31707,11 +32374,11 @@
       <w:color w:val="0f4761" w:themeColor="accent1" w:themeShade="BF"/>
     </w:rPr>
   </w:style>
-  <w:style w:type="paragraph" w:styleId="853">
+  <w:style w:type="paragraph" w:styleId="863">
     <w:name w:val="Intense Quote"/>
-    <w:basedOn w:val="886"/>
-    <w:next w:val="886"/>
-    <w:link w:val="854"/>
+    <w:basedOn w:val="896"/>
+    <w:next w:val="896"/>
+    <w:link w:val="864"/>
     <w:uiPriority w:val="30"/>
     <w:qFormat/>
     <w:pPr>
@@ -31729,10 +32396,10 @@
       <w:color w:val="0f4761" w:themeColor="accent1" w:themeShade="BF"/>
     </w:rPr>
   </w:style>
-  <w:style w:type="character" w:styleId="854">
+  <w:style w:type="character" w:styleId="864">
     <w:name w:val="Intense Quote Char"/>
-    <w:basedOn w:val="836"/>
-    <w:link w:val="853"/>
+    <w:basedOn w:val="846"/>
+    <w:link w:val="863"/>
     <w:uiPriority w:val="30"/>
     <w:pPr>
       <w:pBdr/>
@@ -31745,9 +32412,9 @@
       <w:color w:val="0f4761" w:themeColor="accent1" w:themeShade="BF"/>
     </w:rPr>
   </w:style>
-  <w:style w:type="character" w:styleId="855">
+  <w:style w:type="character" w:styleId="865">
     <w:name w:val="Intense Reference"/>
-    <w:basedOn w:val="836"/>
+    <w:basedOn w:val="846"/>
     <w:uiPriority w:val="32"/>
     <w:qFormat/>
     <w:pPr>
@@ -31763,9 +32430,9 @@
       <w:spacing w:val="5"/>
     </w:rPr>
   </w:style>
-  <w:style w:type="character" w:styleId="856">
+  <w:style w:type="character" w:styleId="866">
     <w:name w:val="Subtle Emphasis"/>
-    <w:basedOn w:val="836"/>
+    <w:basedOn w:val="846"/>
     <w:uiPriority w:val="19"/>
     <w:qFormat/>
     <w:pPr>
@@ -31779,9 +32446,9 @@
       <w:color w:val="404040" w:themeColor="text1" w:themeTint="BF"/>
     </w:rPr>
   </w:style>
-  <w:style w:type="character" w:styleId="857">
+  <w:style w:type="character" w:styleId="867">
     <w:name w:val="Emphasis"/>
-    <w:basedOn w:val="836"/>
+    <w:basedOn w:val="846"/>
     <w:uiPriority w:val="20"/>
     <w:qFormat/>
     <w:pPr>
@@ -31794,9 +32461,9 @@
       <w:iCs/>
     </w:rPr>
   </w:style>
-  <w:style w:type="character" w:styleId="858">
+  <w:style w:type="character" w:styleId="868">
     <w:name w:val="Strong"/>
-    <w:basedOn w:val="836"/>
+    <w:basedOn w:val="846"/>
     <w:uiPriority w:val="22"/>
     <w:qFormat/>
     <w:pPr>
@@ -31809,9 +32476,9 @@
       <w:bCs/>
     </w:rPr>
   </w:style>
-  <w:style w:type="character" w:styleId="859">
+  <w:style w:type="character" w:styleId="869">
     <w:name w:val="Subtle Reference"/>
-    <w:basedOn w:val="836"/>
+    <w:basedOn w:val="846"/>
     <w:uiPriority w:val="31"/>
     <w:qFormat/>
     <w:pPr>
@@ -31824,9 +32491,9 @@
       <w:color w:val="5a5a5a" w:themeColor="text1" w:themeTint="A5"/>
     </w:rPr>
   </w:style>
-  <w:style w:type="character" w:styleId="860">
+  <w:style w:type="character" w:styleId="870">
     <w:name w:val="Book Title"/>
-    <w:basedOn w:val="836"/>
+    <w:basedOn w:val="846"/>
     <w:uiPriority w:val="33"/>
     <w:qFormat/>
     <w:pPr>
@@ -31842,10 +32509,10 @@
       <w:spacing w:val="5"/>
     </w:rPr>
   </w:style>
-  <w:style w:type="paragraph" w:styleId="861">
+  <w:style w:type="paragraph" w:styleId="871">
     <w:name w:val="Header"/>
-    <w:basedOn w:val="886"/>
-    <w:link w:val="862"/>
+    <w:basedOn w:val="896"/>
+    <w:link w:val="872"/>
     <w:uiPriority w:val="99"/>
     <w:unhideWhenUsed/>
     <w:pPr>
@@ -31858,10 +32525,10 @@
       <w:ind/>
     </w:pPr>
   </w:style>
-  <w:style w:type="character" w:styleId="862">
+  <w:style w:type="character" w:styleId="872">
     <w:name w:val="Header Char"/>
-    <w:basedOn w:val="836"/>
-    <w:link w:val="861"/>
+    <w:basedOn w:val="846"/>
+    <w:link w:val="871"/>
     <w:uiPriority w:val="99"/>
     <w:pPr>
       <w:pBdr/>
@@ -31869,10 +32536,10 @@
       <w:ind/>
     </w:pPr>
   </w:style>
-  <w:style w:type="paragraph" w:styleId="863">
+  <w:style w:type="paragraph" w:styleId="873">
     <w:name w:val="Footer"/>
-    <w:basedOn w:val="886"/>
-    <w:link w:val="864"/>
+    <w:basedOn w:val="896"/>
+    <w:link w:val="874"/>
     <w:uiPriority w:val="99"/>
     <w:unhideWhenUsed/>
     <w:pPr>
@@ -31885,10 +32552,10 @@
       <w:ind/>
     </w:pPr>
   </w:style>
-  <w:style w:type="character" w:styleId="864">
+  <w:style w:type="character" w:styleId="874">
     <w:name w:val="Footer Char"/>
-    <w:basedOn w:val="836"/>
-    <w:link w:val="863"/>
+    <w:basedOn w:val="846"/>
+    <w:link w:val="873"/>
     <w:uiPriority w:val="99"/>
     <w:pPr>
       <w:pBdr/>
@@ -31896,10 +32563,10 @@
       <w:ind/>
     </w:pPr>
   </w:style>
-  <w:style w:type="paragraph" w:styleId="865">
+  <w:style w:type="paragraph" w:styleId="875">
     <w:name w:val="Caption"/>
-    <w:basedOn w:val="886"/>
-    <w:next w:val="886"/>
+    <w:basedOn w:val="896"/>
+    <w:next w:val="896"/>
     <w:uiPriority w:val="35"/>
     <w:unhideWhenUsed/>
     <w:qFormat/>
@@ -31916,10 +32583,10 @@
       <w:szCs w:val="18"/>
     </w:rPr>
   </w:style>
-  <w:style w:type="paragraph" w:styleId="866">
+  <w:style w:type="paragraph" w:styleId="876">
     <w:name w:val="footnote text"/>
-    <w:basedOn w:val="886"/>
-    <w:link w:val="867"/>
+    <w:basedOn w:val="896"/>
+    <w:link w:val="877"/>
     <w:uiPriority w:val="99"/>
     <w:semiHidden/>
     <w:unhideWhenUsed/>
@@ -31933,10 +32600,10 @@
       <w:szCs w:val="20"/>
     </w:rPr>
   </w:style>
-  <w:style w:type="character" w:styleId="867">
+  <w:style w:type="character" w:styleId="877">
     <w:name w:val="Footnote Text Char"/>
-    <w:basedOn w:val="836"/>
-    <w:link w:val="866"/>
+    <w:basedOn w:val="846"/>
+    <w:link w:val="876"/>
     <w:uiPriority w:val="99"/>
     <w:semiHidden/>
     <w:pPr>
@@ -31949,9 +32616,9 @@
       <w:szCs w:val="20"/>
     </w:rPr>
   </w:style>
-  <w:style w:type="character" w:styleId="868">
+  <w:style w:type="character" w:styleId="878">
     <w:name w:val="footnote reference"/>
-    <w:basedOn w:val="836"/>
+    <w:basedOn w:val="846"/>
     <w:uiPriority w:val="99"/>
     <w:semiHidden/>
     <w:unhideWhenUsed/>
@@ -31964,10 +32631,10 @@
       <w:vertAlign w:val="superscript"/>
     </w:rPr>
   </w:style>
-  <w:style w:type="paragraph" w:styleId="869">
+  <w:style w:type="paragraph" w:styleId="879">
     <w:name w:val="endnote text"/>
-    <w:basedOn w:val="886"/>
-    <w:link w:val="870"/>
+    <w:basedOn w:val="896"/>
+    <w:link w:val="880"/>
     <w:uiPriority w:val="99"/>
     <w:semiHidden/>
     <w:unhideWhenUsed/>
@@ -31981,10 +32648,10 @@
       <w:szCs w:val="20"/>
     </w:rPr>
   </w:style>
-  <w:style w:type="character" w:styleId="870">
+  <w:style w:type="character" w:styleId="880">
     <w:name w:val="Endnote Text Char"/>
-    <w:basedOn w:val="836"/>
-    <w:link w:val="869"/>
+    <w:basedOn w:val="846"/>
+    <w:link w:val="879"/>
     <w:uiPriority w:val="99"/>
     <w:semiHidden/>
     <w:pPr>
@@ -31997,9 +32664,9 @@
       <w:szCs w:val="20"/>
     </w:rPr>
   </w:style>
-  <w:style w:type="character" w:styleId="871">
+  <w:style w:type="character" w:styleId="881">
     <w:name w:val="endnote reference"/>
-    <w:basedOn w:val="836"/>
+    <w:basedOn w:val="846"/>
     <w:uiPriority w:val="99"/>
     <w:semiHidden/>
     <w:unhideWhenUsed/>
@@ -32012,9 +32679,9 @@
       <w:vertAlign w:val="superscript"/>
     </w:rPr>
   </w:style>
-  <w:style w:type="character" w:styleId="872">
+  <w:style w:type="character" w:styleId="882">
     <w:name w:val="Hyperlink"/>
-    <w:basedOn w:val="836"/>
+    <w:basedOn w:val="846"/>
     <w:uiPriority w:val="99"/>
     <w:unhideWhenUsed/>
     <w:pPr>
@@ -32027,9 +32694,9 @@
       <w:u w:val="single"/>
     </w:rPr>
   </w:style>
-  <w:style w:type="character" w:styleId="873">
+  <w:style w:type="character" w:styleId="883">
     <w:name w:val="FollowedHyperlink"/>
-    <w:basedOn w:val="836"/>
+    <w:basedOn w:val="846"/>
     <w:uiPriority w:val="99"/>
     <w:semiHidden/>
     <w:unhideWhenUsed/>
@@ -32043,10 +32710,10 @@
       <w:u w:val="single"/>
     </w:rPr>
   </w:style>
-  <w:style w:type="paragraph" w:styleId="874">
+  <w:style w:type="paragraph" w:styleId="884">
     <w:name w:val="toc 1"/>
-    <w:basedOn w:val="886"/>
-    <w:next w:val="886"/>
+    <w:basedOn w:val="896"/>
+    <w:next w:val="896"/>
     <w:uiPriority w:val="39"/>
     <w:unhideWhenUsed/>
     <w:pPr>
@@ -32055,10 +32722,10 @@
       <w:ind/>
     </w:pPr>
   </w:style>
-  <w:style w:type="paragraph" w:styleId="875">
+  <w:style w:type="paragraph" w:styleId="885">
     <w:name w:val="toc 2"/>
-    <w:basedOn w:val="886"/>
-    <w:next w:val="886"/>
+    <w:basedOn w:val="896"/>
+    <w:next w:val="896"/>
     <w:uiPriority w:val="39"/>
     <w:unhideWhenUsed/>
     <w:pPr>
@@ -32067,10 +32734,10 @@
       <w:ind w:left="220"/>
     </w:pPr>
   </w:style>
-  <w:style w:type="paragraph" w:styleId="876">
+  <w:style w:type="paragraph" w:styleId="886">
     <w:name w:val="toc 3"/>
-    <w:basedOn w:val="886"/>
-    <w:next w:val="886"/>
+    <w:basedOn w:val="896"/>
+    <w:next w:val="896"/>
     <w:uiPriority w:val="39"/>
     <w:unhideWhenUsed/>
     <w:pPr>
@@ -32079,10 +32746,10 @@
       <w:ind w:left="440"/>
     </w:pPr>
   </w:style>
-  <w:style w:type="paragraph" w:styleId="877">
+  <w:style w:type="paragraph" w:styleId="887">
     <w:name w:val="toc 4"/>
-    <w:basedOn w:val="886"/>
-    <w:next w:val="886"/>
+    <w:basedOn w:val="896"/>
+    <w:next w:val="896"/>
     <w:uiPriority w:val="39"/>
     <w:unhideWhenUsed/>
     <w:pPr>
@@ -32091,10 +32758,10 @@
       <w:ind w:left="660"/>
     </w:pPr>
   </w:style>
-  <w:style w:type="paragraph" w:styleId="878">
+  <w:style w:type="paragraph" w:styleId="888">
     <w:name w:val="toc 5"/>
-    <w:basedOn w:val="886"/>
-    <w:next w:val="886"/>
+    <w:basedOn w:val="896"/>
+    <w:next w:val="896"/>
     <w:uiPriority w:val="39"/>
     <w:unhideWhenUsed/>
     <w:pPr>
@@ -32103,10 +32770,10 @@
       <w:ind w:left="880"/>
     </w:pPr>
   </w:style>
-  <w:style w:type="paragraph" w:styleId="879">
+  <w:style w:type="paragraph" w:styleId="889">
     <w:name w:val="toc 6"/>
-    <w:basedOn w:val="886"/>
-    <w:next w:val="886"/>
+    <w:basedOn w:val="896"/>
+    <w:next w:val="896"/>
     <w:uiPriority w:val="39"/>
     <w:unhideWhenUsed/>
     <w:pPr>
@@ -32115,10 +32782,10 @@
       <w:ind w:left="1100"/>
     </w:pPr>
   </w:style>
-  <w:style w:type="paragraph" w:styleId="880">
+  <w:style w:type="paragraph" w:styleId="890">
     <w:name w:val="toc 7"/>
-    <w:basedOn w:val="886"/>
-    <w:next w:val="886"/>
+    <w:basedOn w:val="896"/>
+    <w:next w:val="896"/>
     <w:uiPriority w:val="39"/>
     <w:unhideWhenUsed/>
     <w:pPr>
@@ -32127,10 +32794,10 @@
       <w:ind w:left="1320"/>
     </w:pPr>
   </w:style>
-  <w:style w:type="paragraph" w:styleId="881">
+  <w:style w:type="paragraph" w:styleId="891">
     <w:name w:val="toc 8"/>
-    <w:basedOn w:val="886"/>
-    <w:next w:val="886"/>
+    <w:basedOn w:val="896"/>
+    <w:next w:val="896"/>
     <w:uiPriority w:val="39"/>
     <w:unhideWhenUsed/>
     <w:pPr>
@@ -32139,10 +32806,10 @@
       <w:ind w:left="1540"/>
     </w:pPr>
   </w:style>
-  <w:style w:type="paragraph" w:styleId="882">
+  <w:style w:type="paragraph" w:styleId="892">
     <w:name w:val="toc 9"/>
-    <w:basedOn w:val="886"/>
-    <w:next w:val="886"/>
+    <w:basedOn w:val="896"/>
+    <w:next w:val="896"/>
     <w:uiPriority w:val="39"/>
     <w:unhideWhenUsed/>
     <w:pPr>
@@ -32151,9 +32818,9 @@
       <w:ind w:left="1760"/>
     </w:pPr>
   </w:style>
-  <w:style w:type="character" w:styleId="883">
+  <w:style w:type="character" w:styleId="893">
     <w:name w:val="Placeholder Text"/>
-    <w:basedOn w:val="836"/>
+    <w:basedOn w:val="846"/>
     <w:uiPriority w:val="99"/>
     <w:semiHidden/>
     <w:pPr>
@@ -32165,7 +32832,7 @@
       <w:color w:val="666666"/>
     </w:rPr>
   </w:style>
-  <w:style w:type="paragraph" w:styleId="884">
+  <w:style w:type="paragraph" w:styleId="894">
     <w:name w:val="TOC Heading"/>
     <w:uiPriority w:val="39"/>
     <w:unhideWhenUsed/>
@@ -32175,10 +32842,10 @@
       <w:ind/>
     </w:pPr>
   </w:style>
-  <w:style w:type="paragraph" w:styleId="885">
+  <w:style w:type="paragraph" w:styleId="895">
     <w:name w:val="table of figures"/>
-    <w:basedOn w:val="886"/>
-    <w:next w:val="886"/>
+    <w:basedOn w:val="896"/>
+    <w:next w:val="896"/>
     <w:uiPriority w:val="99"/>
     <w:unhideWhenUsed/>
     <w:pPr>
@@ -32187,7 +32854,7 @@
       <w:ind/>
     </w:pPr>
   </w:style>
-  <w:style w:type="paragraph" w:styleId="886" w:default="1">
+  <w:style w:type="paragraph" w:styleId="896" w:default="1">
     <w:name w:val="Normal"/>
     <w:qFormat/>
     <w:pPr>
@@ -32195,8 +32862,13 @@
       <w:spacing/>
       <w:ind/>
     </w:pPr>
+    <w:rPr>
+      <w:rFonts w:ascii="Lexend" w:hAnsi="Lexend" w:eastAsia="Lexend" w:cs="Lexend"/>
+      <w:sz w:val="24"/>
+      <w:szCs w:val="24"/>
+    </w:rPr>
   </w:style>
-  <w:style w:type="table" w:styleId="887" w:default="1">
+  <w:style w:type="table" w:styleId="897" w:default="1">
     <w:name w:val="Normal Table"/>
     <w:uiPriority w:val="99"/>
     <w:semiHidden/>
@@ -32389,7 +33061,7 @@
       </w:tcPr>
     </w:tblStylePr>
   </w:style>
-  <w:style w:type="numbering" w:styleId="888" w:default="1">
+  <w:style w:type="numbering" w:styleId="898" w:default="1">
     <w:name w:val="No List"/>
     <w:uiPriority w:val="99"/>
     <w:semiHidden/>
@@ -32400,9 +33072,9 @@
       <w:ind/>
     </w:pPr>
   </w:style>
-  <w:style w:type="paragraph" w:styleId="889">
+  <w:style w:type="paragraph" w:styleId="899">
     <w:name w:val="No Spacing"/>
-    <w:basedOn w:val="886"/>
+    <w:basedOn w:val="896"/>
     <w:uiPriority w:val="1"/>
     <w:qFormat/>
     <w:pPr>
@@ -32411,9 +33083,9 @@
       <w:ind/>
     </w:pPr>
   </w:style>
-  <w:style w:type="paragraph" w:styleId="890">
+  <w:style w:type="paragraph" w:styleId="900">
     <w:name w:val="List Paragraph"/>
-    <w:basedOn w:val="886"/>
+    <w:basedOn w:val="896"/>
     <w:uiPriority w:val="34"/>
     <w:qFormat/>
     <w:pPr>
@@ -32453,7 +33125,7 @@
           </w:pPr>
           <w:r>
             <w:rPr>
-              <w:rStyle w:val="883"/>
+              <w:rStyle w:val="893"/>
             </w:rPr>
             <w:t xml:space="preserve">Votre texte ici</w:t>
           </w:r>
@@ -32464,6 +33136,41 @@
     </w:docPart>
   </w:docParts>
 </w:glossaryDocument>
+</file>
+
+<file path=word/glossary/endnotes.xml><?xml version="1.0" encoding="utf-8"?>
+<w:endnotes xmlns:wpc="http://schemas.microsoft.com/office/word/2010/wordprocessingCanvas" xmlns:mc="http://schemas.openxmlformats.org/markup-compatibility/2006" xmlns:o="urn:schemas-microsoft-com:office:office" xmlns:r="http://schemas.openxmlformats.org/officeDocument/2006/relationships" xmlns:m="http://schemas.openxmlformats.org/officeDocument/2006/math" xmlns:v="urn:schemas-microsoft-com:vml" xmlns:wp14="http://schemas.microsoft.com/office/word/2010/wordprocessingDrawing" xmlns:wp="http://schemas.openxmlformats.org/drawingml/2006/wordprocessingDrawing" xmlns:w10="urn:schemas-microsoft-com:office:word" xmlns:w="http://schemas.openxmlformats.org/wordprocessingml/2006/main" xmlns:w14="http://schemas.microsoft.com/office/word/2010/wordml" xmlns:w15="http://schemas.microsoft.com/office/word/2012/wordml" xmlns:wpg="http://schemas.microsoft.com/office/word/2010/wordprocessingGroup" xmlns:wpi="http://schemas.microsoft.com/office/word/2010/wordprocessingInk" xmlns:wne="http://schemas.microsoft.com/office/word/2006/wordml" xmlns:a="http://schemas.openxmlformats.org/drawingml/2006/main" xmlns:wps="http://schemas.microsoft.com/office/word/2010/wordprocessingShape" mc:Ignorable="w14 w15 wp14">
+  <w:endnote w:type="separator" w:id="-1">
+    <w:p>
+      <w:pPr>
+        <w:pBdr/>
+        <w:spacing w:after="0" w:line="240" w:lineRule="auto"/>
+        <w:ind/>
+        <w:rPr/>
+      </w:pPr>
+      <w:r/>
+      <w:r>
+        <w:separator/>
+      </w:r>
+      <w:r/>
+    </w:p>
+  </w:endnote>
+  <w:endnote w:type="continuationSeparator" w:id="0">
+    <w:p>
+      <w:pPr>
+        <w:pBdr/>
+        <w:spacing w:after="0" w:line="240" w:lineRule="auto"/>
+        <w:ind/>
+        <w:rPr/>
+      </w:pPr>
+      <w:r/>
+      <w:r>
+        <w:continuationSeparator/>
+      </w:r>
+      <w:r/>
+    </w:p>
+  </w:endnote>
+</w:endnotes>
 </file>
 
 <file path=word/glossary/fontTable.xml><?xml version="1.0" encoding="utf-8"?>
@@ -32483,6 +33190,41 @@
 </w:fonts>
 </file>
 
+<file path=word/glossary/footnotes.xml><?xml version="1.0" encoding="utf-8"?>
+<w:footnotes xmlns:wpc="http://schemas.microsoft.com/office/word/2010/wordprocessingCanvas" xmlns:mc="http://schemas.openxmlformats.org/markup-compatibility/2006" xmlns:o="urn:schemas-microsoft-com:office:office" xmlns:r="http://schemas.openxmlformats.org/officeDocument/2006/relationships" xmlns:m="http://schemas.openxmlformats.org/officeDocument/2006/math" xmlns:v="urn:schemas-microsoft-com:vml" xmlns:wp14="http://schemas.microsoft.com/office/word/2010/wordprocessingDrawing" xmlns:wp="http://schemas.openxmlformats.org/drawingml/2006/wordprocessingDrawing" xmlns:w10="urn:schemas-microsoft-com:office:word" xmlns:w="http://schemas.openxmlformats.org/wordprocessingml/2006/main" xmlns:w14="http://schemas.microsoft.com/office/word/2010/wordml" xmlns:w15="http://schemas.microsoft.com/office/word/2012/wordml" xmlns:wpg="http://schemas.microsoft.com/office/word/2010/wordprocessingGroup" xmlns:wpi="http://schemas.microsoft.com/office/word/2010/wordprocessingInk" xmlns:wne="http://schemas.microsoft.com/office/word/2006/wordml" xmlns:a="http://schemas.openxmlformats.org/drawingml/2006/main" xmlns:wps="http://schemas.microsoft.com/office/word/2010/wordprocessingShape" mc:Ignorable="w14 w15 wp14">
+  <w:footnote w:type="separator" w:id="-1">
+    <w:p>
+      <w:pPr>
+        <w:pBdr/>
+        <w:spacing w:after="0" w:line="240" w:lineRule="auto"/>
+        <w:ind/>
+        <w:rPr/>
+      </w:pPr>
+      <w:r/>
+      <w:r>
+        <w:separator/>
+      </w:r>
+      <w:r/>
+    </w:p>
+  </w:footnote>
+  <w:footnote w:type="continuationSeparator" w:id="0">
+    <w:p>
+      <w:pPr>
+        <w:pBdr/>
+        <w:spacing w:after="0" w:line="240" w:lineRule="auto"/>
+        <w:ind/>
+        <w:rPr/>
+      </w:pPr>
+      <w:r/>
+      <w:r>
+        <w:continuationSeparator/>
+      </w:r>
+      <w:r/>
+    </w:p>
+  </w:footnote>
+</w:footnotes>
+</file>
+
 <file path=word/glossary/settings.xml><?xml version="1.0" encoding="utf-8"?>
 <w:settings xmlns:mc="http://schemas.openxmlformats.org/markup-compatibility/2006" xmlns:o="urn:schemas-microsoft-com:office:office" xmlns:r="http://schemas.openxmlformats.org/officeDocument/2006/relationships" xmlns:m="http://schemas.openxmlformats.org/officeDocument/2006/math" xmlns:v="urn:schemas-microsoft-com:vml" xmlns:w10="urn:schemas-microsoft-com:office:word" xmlns:w="http://schemas.openxmlformats.org/wordprocessingml/2006/main" xmlns:w14="http://schemas.microsoft.com/office/word/2010/wordml" xmlns:w15="http://schemas.microsoft.com/office/word/2012/wordml" xmlns:sl="http://schemas.openxmlformats.org/schemaLibrary/2006/main" mc:Ignorable="w14 w15">
   <w:zoom w:percent="100"/>
@@ -32495,12 +33237,16 @@
     <w:numFmt w:val="decimal"/>
     <w:numStart w:val="1"/>
     <w:numRestart w:val="continuous"/>
+    <w:footnote w:id="-1"/>
+    <w:footnote w:id="0"/>
   </w:footnotePr>
   <w:endnotePr>
     <w:pos w:val="docEnd"/>
     <w:numFmt w:val="lowerRoman"/>
     <w:numStart w:val="1"/>
     <w:numRestart w:val="continuous"/>
+    <w:endnote w:id="-1"/>
+    <w:endnote w:id="0"/>
   </w:endnotePr>
   <w:compat>
     <w:compatSetting w:name="compatibilityMode" w:uri="http://schemas.microsoft.com/office/word" w:val="12"/>
@@ -32665,7 +33411,7 @@
     <w:lsdException w:name="Bibliography" w:uiPriority="37"/>
     <w:lsdException w:name="TOC Heading" w:uiPriority="39" w:qFormat="1"/>
   </w:latentStyles>
-  <w:style w:type="table" w:styleId="269" w:default="1">
+  <w:style w:type="table" w:styleId="1367" w:default="1">
     <w:name w:val="Normal Table"/>
     <w:uiPriority w:val="99"/>
     <w:semiHidden/>
@@ -32858,9 +33604,9 @@
       </w:tcPr>
     </w:tblStylePr>
   </w:style>
-  <w:style w:type="table" w:styleId="270">
+  <w:style w:type="table" w:styleId="1368">
     <w:name w:val="Table Grid"/>
-    <w:basedOn w:val="269"/>
+    <w:basedOn w:val="1367"/>
     <w:uiPriority w:val="59"/>
     <w:pPr>
       <w:pBdr/>
@@ -33057,9 +33803,9 @@
       </w:tcPr>
     </w:tblStylePr>
   </w:style>
-  <w:style w:type="table" w:styleId="271">
+  <w:style w:type="table" w:styleId="1369">
     <w:name w:val="Table Grid Light"/>
-    <w:basedOn w:val="269"/>
+    <w:basedOn w:val="1367"/>
     <w:uiPriority w:val="59"/>
     <w:pPr>
       <w:pBdr/>
@@ -33256,9 +34002,9 @@
       </w:tcPr>
     </w:tblStylePr>
   </w:style>
-  <w:style w:type="table" w:styleId="272">
+  <w:style w:type="table" w:styleId="1370">
     <w:name w:val="Plain Table 1"/>
-    <w:basedOn w:val="269"/>
+    <w:basedOn w:val="1367"/>
     <w:uiPriority w:val="59"/>
     <w:pPr>
       <w:pBdr/>
@@ -33481,9 +34227,9 @@
       </w:tcPr>
     </w:tblStylePr>
   </w:style>
-  <w:style w:type="table" w:styleId="273">
+  <w:style w:type="table" w:styleId="1371">
     <w:name w:val="Plain Table 2"/>
-    <w:basedOn w:val="269"/>
+    <w:basedOn w:val="1367"/>
     <w:uiPriority w:val="59"/>
     <w:pPr>
       <w:pBdr/>
@@ -33714,9 +34460,9 @@
       </w:tcPr>
     </w:tblStylePr>
   </w:style>
-  <w:style w:type="table" w:styleId="274">
+  <w:style w:type="table" w:styleId="1372">
     <w:name w:val="Plain Table 3"/>
-    <w:basedOn w:val="269"/>
+    <w:basedOn w:val="1367"/>
     <w:uiPriority w:val="99"/>
     <w:pPr>
       <w:pBdr/>
@@ -33944,9 +34690,9 @@
       </w:tcPr>
     </w:tblStylePr>
   </w:style>
-  <w:style w:type="table" w:styleId="275">
+  <w:style w:type="table" w:styleId="1373">
     <w:name w:val="Plain Table 4"/>
-    <w:basedOn w:val="269"/>
+    <w:basedOn w:val="1367"/>
     <w:uiPriority w:val="99"/>
     <w:pPr>
       <w:pBdr/>
@@ -34160,9 +34906,9 @@
       </w:tcPr>
     </w:tblStylePr>
   </w:style>
-  <w:style w:type="table" w:styleId="276">
+  <w:style w:type="table" w:styleId="1374">
     <w:name w:val="Plain Table 5"/>
-    <w:basedOn w:val="269"/>
+    <w:basedOn w:val="1367"/>
     <w:uiPriority w:val="99"/>
     <w:pPr>
       <w:pBdr/>
@@ -34393,9 +35139,9 @@
       </w:tcPr>
     </w:tblStylePr>
   </w:style>
-  <w:style w:type="table" w:styleId="277">
+  <w:style w:type="table" w:styleId="1375">
     <w:name w:val="Grid Table 1 Light"/>
-    <w:basedOn w:val="269"/>
+    <w:basedOn w:val="1367"/>
     <w:uiPriority w:val="99"/>
     <w:pPr>
       <w:pBdr/>
@@ -34616,9 +35362,9 @@
       </w:tcPr>
     </w:tblStylePr>
   </w:style>
-  <w:style w:type="table" w:styleId="278">
+  <w:style w:type="table" w:styleId="1376">
     <w:name w:val="Grid Table 1 Light - Accent 1"/>
-    <w:basedOn w:val="269"/>
+    <w:basedOn w:val="1367"/>
     <w:uiPriority w:val="99"/>
     <w:pPr>
       <w:pBdr/>
@@ -34839,9 +35585,9 @@
       </w:tcPr>
     </w:tblStylePr>
   </w:style>
-  <w:style w:type="table" w:styleId="279">
+  <w:style w:type="table" w:styleId="1377">
     <w:name w:val="Grid Table 1 Light - Accent 2"/>
-    <w:basedOn w:val="269"/>
+    <w:basedOn w:val="1367"/>
     <w:uiPriority w:val="99"/>
     <w:pPr>
       <w:pBdr/>
@@ -35062,9 +35808,9 @@
       </w:tcPr>
     </w:tblStylePr>
   </w:style>
-  <w:style w:type="table" w:styleId="280">
+  <w:style w:type="table" w:styleId="1378">
     <w:name w:val="Grid Table 1 Light - Accent 3"/>
-    <w:basedOn w:val="269"/>
+    <w:basedOn w:val="1367"/>
     <w:uiPriority w:val="99"/>
     <w:pPr>
       <w:pBdr/>
@@ -35285,9 +36031,9 @@
       </w:tcPr>
     </w:tblStylePr>
   </w:style>
-  <w:style w:type="table" w:styleId="281">
+  <w:style w:type="table" w:styleId="1379">
     <w:name w:val="Grid Table 1 Light - Accent 4"/>
-    <w:basedOn w:val="269"/>
+    <w:basedOn w:val="1367"/>
     <w:uiPriority w:val="99"/>
     <w:pPr>
       <w:pBdr/>
@@ -35508,9 +36254,9 @@
       </w:tcPr>
     </w:tblStylePr>
   </w:style>
-  <w:style w:type="table" w:styleId="282">
+  <w:style w:type="table" w:styleId="1380">
     <w:name w:val="Grid Table 1 Light - Accent 5"/>
-    <w:basedOn w:val="269"/>
+    <w:basedOn w:val="1367"/>
     <w:uiPriority w:val="99"/>
     <w:pPr>
       <w:pBdr/>
@@ -35731,9 +36477,9 @@
       </w:tcPr>
     </w:tblStylePr>
   </w:style>
-  <w:style w:type="table" w:styleId="283">
+  <w:style w:type="table" w:styleId="1381">
     <w:name w:val="Grid Table 1 Light - Accent 6"/>
-    <w:basedOn w:val="269"/>
+    <w:basedOn w:val="1367"/>
     <w:uiPriority w:val="99"/>
     <w:pPr>
       <w:pBdr/>
@@ -35954,9 +36700,9 @@
       </w:tcPr>
     </w:tblStylePr>
   </w:style>
-  <w:style w:type="table" w:styleId="284">
+  <w:style w:type="table" w:styleId="1382">
     <w:name w:val="Grid Table 2"/>
-    <w:basedOn w:val="269"/>
+    <w:basedOn w:val="1367"/>
     <w:uiPriority w:val="99"/>
     <w:pPr>
       <w:pBdr/>
@@ -36186,9 +36932,9 @@
       </w:tcPr>
     </w:tblStylePr>
   </w:style>
-  <w:style w:type="table" w:styleId="285">
+  <w:style w:type="table" w:styleId="1383">
     <w:name w:val="Grid Table 2 - Accent 1"/>
-    <w:basedOn w:val="269"/>
+    <w:basedOn w:val="1367"/>
     <w:uiPriority w:val="99"/>
     <w:pPr>
       <w:pBdr/>
@@ -36418,9 +37164,9 @@
       </w:tcPr>
     </w:tblStylePr>
   </w:style>
-  <w:style w:type="table" w:styleId="286">
+  <w:style w:type="table" w:styleId="1384">
     <w:name w:val="Grid Table 2 - Accent 2"/>
-    <w:basedOn w:val="269"/>
+    <w:basedOn w:val="1367"/>
     <w:uiPriority w:val="99"/>
     <w:pPr>
       <w:pBdr/>
@@ -36650,9 +37396,9 @@
       </w:tcPr>
     </w:tblStylePr>
   </w:style>
-  <w:style w:type="table" w:styleId="287">
+  <w:style w:type="table" w:styleId="1385">
     <w:name w:val="Grid Table 2 - Accent 3"/>
-    <w:basedOn w:val="269"/>
+    <w:basedOn w:val="1367"/>
     <w:uiPriority w:val="99"/>
     <w:pPr>
       <w:pBdr/>
@@ -36882,9 +37628,9 @@
       </w:tcPr>
     </w:tblStylePr>
   </w:style>
-  <w:style w:type="table" w:styleId="288">
+  <w:style w:type="table" w:styleId="1386">
     <w:name w:val="Grid Table 2 - Accent 4"/>
-    <w:basedOn w:val="269"/>
+    <w:basedOn w:val="1367"/>
     <w:uiPriority w:val="99"/>
     <w:pPr>
       <w:pBdr/>
@@ -37114,9 +37860,9 @@
       </w:tcPr>
     </w:tblStylePr>
   </w:style>
-  <w:style w:type="table" w:styleId="289">
+  <w:style w:type="table" w:styleId="1387">
     <w:name w:val="Grid Table 2 - Accent 5"/>
-    <w:basedOn w:val="269"/>
+    <w:basedOn w:val="1367"/>
     <w:uiPriority w:val="99"/>
     <w:pPr>
       <w:pBdr/>
@@ -37346,9 +38092,9 @@
       </w:tcPr>
     </w:tblStylePr>
   </w:style>
-  <w:style w:type="table" w:styleId="290">
+  <w:style w:type="table" w:styleId="1388">
     <w:name w:val="Grid Table 2 - Accent 6"/>
-    <w:basedOn w:val="269"/>
+    <w:basedOn w:val="1367"/>
     <w:uiPriority w:val="99"/>
     <w:pPr>
       <w:pBdr/>
@@ -37578,9 +38324,9 @@
       </w:tcPr>
     </w:tblStylePr>
   </w:style>
-  <w:style w:type="table" w:styleId="291">
+  <w:style w:type="table" w:styleId="1389">
     <w:name w:val="Grid Table 3"/>
-    <w:basedOn w:val="269"/>
+    <w:basedOn w:val="1367"/>
     <w:uiPriority w:val="99"/>
     <w:pPr>
       <w:pBdr/>
@@ -37679,29 +38425,6 @@
         <w:tblBorders/>
       </w:tblPr>
       <w:tcPr>
-        <w:shd w:color="ffffff"/>
-        <w:tcBorders>
-          <w:top w:val="none" w:color="000000" w:sz="4" w:space="0"/>
-          <w:left w:val="none" w:color="000000" w:sz="4" w:space="0"/>
-          <w:bottom w:val="none" w:color="000000" w:sz="4" w:space="0"/>
-          <w:right w:val="none" w:color="000000" w:sz="4" w:space="0"/>
-        </w:tcBorders>
-      </w:tcPr>
-    </w:tblStylePr>
-    <w:tblStylePr w:type="firstRow">
-      <w:rPr>
-        <w:b/>
-        <w:color w:val="404040"/>
-      </w:rPr>
-      <w:pPr>
-        <w:pBdr/>
-        <w:spacing/>
-        <w:ind/>
-      </w:pPr>
-      <w:tblPr>
-        <w:tblBorders/>
-      </w:tblPr>
-      <w:tcPr>
         <w:shd w:val="clear" w:color="ffffff"/>
         <w:tcBorders>
           <w:top w:val="none" w:color="000000" w:sz="4" w:space="0"/>
@@ -37711,30 +38434,7 @@
         </w:tcBorders>
       </w:tcPr>
     </w:tblStylePr>
-    <w:tblStylePr w:type="lastCol">
-      <w:rPr>
-        <w:i/>
-        <w:color w:val="404040"/>
-      </w:rPr>
-      <w:pPr>
-        <w:pBdr/>
-        <w:spacing/>
-        <w:ind/>
-      </w:pPr>
-      <w:tblPr>
-        <w:tblBorders/>
-      </w:tblPr>
-      <w:tcPr>
-        <w:shd w:color="ffffff"/>
-        <w:tcBorders>
-          <w:top w:val="none" w:color="000000" w:sz="4" w:space="0"/>
-          <w:left w:val="none" w:color="000000" w:sz="4" w:space="0"/>
-          <w:bottom w:val="none" w:color="000000" w:sz="4" w:space="0"/>
-          <w:right w:val="none" w:color="000000" w:sz="4" w:space="0"/>
-        </w:tcBorders>
-      </w:tcPr>
-    </w:tblStylePr>
-    <w:tblStylePr w:type="lastRow">
+    <w:tblStylePr w:type="firstRow">
       <w:rPr>
         <w:b/>
         <w:color w:val="404040"/>
@@ -37757,6 +38457,52 @@
         </w:tcBorders>
       </w:tcPr>
     </w:tblStylePr>
+    <w:tblStylePr w:type="lastCol">
+      <w:rPr>
+        <w:i/>
+        <w:color w:val="404040"/>
+      </w:rPr>
+      <w:pPr>
+        <w:pBdr/>
+        <w:spacing/>
+        <w:ind/>
+      </w:pPr>
+      <w:tblPr>
+        <w:tblBorders/>
+      </w:tblPr>
+      <w:tcPr>
+        <w:shd w:val="clear" w:color="ffffff"/>
+        <w:tcBorders>
+          <w:top w:val="none" w:color="000000" w:sz="4" w:space="0"/>
+          <w:left w:val="none" w:color="000000" w:sz="4" w:space="0"/>
+          <w:bottom w:val="none" w:color="000000" w:sz="4" w:space="0"/>
+          <w:right w:val="none" w:color="000000" w:sz="4" w:space="0"/>
+        </w:tcBorders>
+      </w:tcPr>
+    </w:tblStylePr>
+    <w:tblStylePr w:type="lastRow">
+      <w:rPr>
+        <w:b/>
+        <w:color w:val="404040"/>
+      </w:rPr>
+      <w:pPr>
+        <w:pBdr/>
+        <w:spacing/>
+        <w:ind/>
+      </w:pPr>
+      <w:tblPr>
+        <w:tblBorders/>
+      </w:tblPr>
+      <w:tcPr>
+        <w:shd w:val="clear" w:color="ffffff"/>
+        <w:tcBorders>
+          <w:top w:val="none" w:color="000000" w:sz="4" w:space="0"/>
+          <w:left w:val="none" w:color="000000" w:sz="4" w:space="0"/>
+          <w:bottom w:val="none" w:color="000000" w:sz="4" w:space="0"/>
+          <w:right w:val="none" w:color="000000" w:sz="4" w:space="0"/>
+        </w:tcBorders>
+      </w:tcPr>
+    </w:tblStylePr>
     <w:tblStylePr w:type="nwCell">
       <w:pPr>
         <w:pBdr/>
@@ -37823,9 +38569,9 @@
       </w:tcPr>
     </w:tblStylePr>
   </w:style>
-  <w:style w:type="table" w:styleId="292">
+  <w:style w:type="table" w:styleId="1390">
     <w:name w:val="Grid Table 3 - Accent 1"/>
-    <w:basedOn w:val="269"/>
+    <w:basedOn w:val="1367"/>
     <w:uiPriority w:val="99"/>
     <w:pPr>
       <w:pBdr/>
@@ -37924,29 +38670,6 @@
         <w:tblBorders/>
       </w:tblPr>
       <w:tcPr>
-        <w:shd w:color="ffffff"/>
-        <w:tcBorders>
-          <w:top w:val="none" w:color="000000" w:sz="4" w:space="0"/>
-          <w:left w:val="none" w:color="000000" w:sz="4" w:space="0"/>
-          <w:bottom w:val="none" w:color="000000" w:sz="4" w:space="0"/>
-          <w:right w:val="none" w:color="000000" w:sz="4" w:space="0"/>
-        </w:tcBorders>
-      </w:tcPr>
-    </w:tblStylePr>
-    <w:tblStylePr w:type="firstRow">
-      <w:rPr>
-        <w:b/>
-        <w:color w:val="404040"/>
-      </w:rPr>
-      <w:pPr>
-        <w:pBdr/>
-        <w:spacing/>
-        <w:ind/>
-      </w:pPr>
-      <w:tblPr>
-        <w:tblBorders/>
-      </w:tblPr>
-      <w:tcPr>
         <w:shd w:val="clear" w:color="ffffff"/>
         <w:tcBorders>
           <w:top w:val="none" w:color="000000" w:sz="4" w:space="0"/>
@@ -37956,30 +38679,7 @@
         </w:tcBorders>
       </w:tcPr>
     </w:tblStylePr>
-    <w:tblStylePr w:type="lastCol">
-      <w:rPr>
-        <w:i/>
-        <w:color w:val="404040"/>
-      </w:rPr>
-      <w:pPr>
-        <w:pBdr/>
-        <w:spacing/>
-        <w:ind/>
-      </w:pPr>
-      <w:tblPr>
-        <w:tblBorders/>
-      </w:tblPr>
-      <w:tcPr>
-        <w:shd w:color="ffffff"/>
-        <w:tcBorders>
-          <w:top w:val="none" w:color="000000" w:sz="4" w:space="0"/>
-          <w:left w:val="none" w:color="000000" w:sz="4" w:space="0"/>
-          <w:bottom w:val="none" w:color="000000" w:sz="4" w:space="0"/>
-          <w:right w:val="none" w:color="000000" w:sz="4" w:space="0"/>
-        </w:tcBorders>
-      </w:tcPr>
-    </w:tblStylePr>
-    <w:tblStylePr w:type="lastRow">
+    <w:tblStylePr w:type="firstRow">
       <w:rPr>
         <w:b/>
         <w:color w:val="404040"/>
@@ -38002,6 +38702,52 @@
         </w:tcBorders>
       </w:tcPr>
     </w:tblStylePr>
+    <w:tblStylePr w:type="lastCol">
+      <w:rPr>
+        <w:i/>
+        <w:color w:val="404040"/>
+      </w:rPr>
+      <w:pPr>
+        <w:pBdr/>
+        <w:spacing/>
+        <w:ind/>
+      </w:pPr>
+      <w:tblPr>
+        <w:tblBorders/>
+      </w:tblPr>
+      <w:tcPr>
+        <w:shd w:val="clear" w:color="ffffff"/>
+        <w:tcBorders>
+          <w:top w:val="none" w:color="000000" w:sz="4" w:space="0"/>
+          <w:left w:val="none" w:color="000000" w:sz="4" w:space="0"/>
+          <w:bottom w:val="none" w:color="000000" w:sz="4" w:space="0"/>
+          <w:right w:val="none" w:color="000000" w:sz="4" w:space="0"/>
+        </w:tcBorders>
+      </w:tcPr>
+    </w:tblStylePr>
+    <w:tblStylePr w:type="lastRow">
+      <w:rPr>
+        <w:b/>
+        <w:color w:val="404040"/>
+      </w:rPr>
+      <w:pPr>
+        <w:pBdr/>
+        <w:spacing/>
+        <w:ind/>
+      </w:pPr>
+      <w:tblPr>
+        <w:tblBorders/>
+      </w:tblPr>
+      <w:tcPr>
+        <w:shd w:val="clear" w:color="ffffff"/>
+        <w:tcBorders>
+          <w:top w:val="none" w:color="000000" w:sz="4" w:space="0"/>
+          <w:left w:val="none" w:color="000000" w:sz="4" w:space="0"/>
+          <w:bottom w:val="none" w:color="000000" w:sz="4" w:space="0"/>
+          <w:right w:val="none" w:color="000000" w:sz="4" w:space="0"/>
+        </w:tcBorders>
+      </w:tcPr>
+    </w:tblStylePr>
     <w:tblStylePr w:type="nwCell">
       <w:pPr>
         <w:pBdr/>
@@ -38068,9 +38814,9 @@
       </w:tcPr>
     </w:tblStylePr>
   </w:style>
-  <w:style w:type="table" w:styleId="293">
+  <w:style w:type="table" w:styleId="1391">
     <w:name w:val="Grid Table 3 - Accent 2"/>
-    <w:basedOn w:val="269"/>
+    <w:basedOn w:val="1367"/>
     <w:uiPriority w:val="99"/>
     <w:pPr>
       <w:pBdr/>
@@ -38169,29 +38915,6 @@
         <w:tblBorders/>
       </w:tblPr>
       <w:tcPr>
-        <w:shd w:color="ffffff"/>
-        <w:tcBorders>
-          <w:top w:val="none" w:color="000000" w:sz="4" w:space="0"/>
-          <w:left w:val="none" w:color="000000" w:sz="4" w:space="0"/>
-          <w:bottom w:val="none" w:color="000000" w:sz="4" w:space="0"/>
-          <w:right w:val="none" w:color="000000" w:sz="4" w:space="0"/>
-        </w:tcBorders>
-      </w:tcPr>
-    </w:tblStylePr>
-    <w:tblStylePr w:type="firstRow">
-      <w:rPr>
-        <w:b/>
-        <w:color w:val="404040"/>
-      </w:rPr>
-      <w:pPr>
-        <w:pBdr/>
-        <w:spacing/>
-        <w:ind/>
-      </w:pPr>
-      <w:tblPr>
-        <w:tblBorders/>
-      </w:tblPr>
-      <w:tcPr>
         <w:shd w:val="clear" w:color="ffffff"/>
         <w:tcBorders>
           <w:top w:val="none" w:color="000000" w:sz="4" w:space="0"/>
@@ -38201,30 +38924,7 @@
         </w:tcBorders>
       </w:tcPr>
     </w:tblStylePr>
-    <w:tblStylePr w:type="lastCol">
-      <w:rPr>
-        <w:i/>
-        <w:color w:val="404040"/>
-      </w:rPr>
-      <w:pPr>
-        <w:pBdr/>
-        <w:spacing/>
-        <w:ind/>
-      </w:pPr>
-      <w:tblPr>
-        <w:tblBorders/>
-      </w:tblPr>
-      <w:tcPr>
-        <w:shd w:color="ffffff"/>
-        <w:tcBorders>
-          <w:top w:val="none" w:color="000000" w:sz="4" w:space="0"/>
-          <w:left w:val="none" w:color="000000" w:sz="4" w:space="0"/>
-          <w:bottom w:val="none" w:color="000000" w:sz="4" w:space="0"/>
-          <w:right w:val="none" w:color="000000" w:sz="4" w:space="0"/>
-        </w:tcBorders>
-      </w:tcPr>
-    </w:tblStylePr>
-    <w:tblStylePr w:type="lastRow">
+    <w:tblStylePr w:type="firstRow">
       <w:rPr>
         <w:b/>
         <w:color w:val="404040"/>
@@ -38247,6 +38947,52 @@
         </w:tcBorders>
       </w:tcPr>
     </w:tblStylePr>
+    <w:tblStylePr w:type="lastCol">
+      <w:rPr>
+        <w:i/>
+        <w:color w:val="404040"/>
+      </w:rPr>
+      <w:pPr>
+        <w:pBdr/>
+        <w:spacing/>
+        <w:ind/>
+      </w:pPr>
+      <w:tblPr>
+        <w:tblBorders/>
+      </w:tblPr>
+      <w:tcPr>
+        <w:shd w:val="clear" w:color="ffffff"/>
+        <w:tcBorders>
+          <w:top w:val="none" w:color="000000" w:sz="4" w:space="0"/>
+          <w:left w:val="none" w:color="000000" w:sz="4" w:space="0"/>
+          <w:bottom w:val="none" w:color="000000" w:sz="4" w:space="0"/>
+          <w:right w:val="none" w:color="000000" w:sz="4" w:space="0"/>
+        </w:tcBorders>
+      </w:tcPr>
+    </w:tblStylePr>
+    <w:tblStylePr w:type="lastRow">
+      <w:rPr>
+        <w:b/>
+        <w:color w:val="404040"/>
+      </w:rPr>
+      <w:pPr>
+        <w:pBdr/>
+        <w:spacing/>
+        <w:ind/>
+      </w:pPr>
+      <w:tblPr>
+        <w:tblBorders/>
+      </w:tblPr>
+      <w:tcPr>
+        <w:shd w:val="clear" w:color="ffffff"/>
+        <w:tcBorders>
+          <w:top w:val="none" w:color="000000" w:sz="4" w:space="0"/>
+          <w:left w:val="none" w:color="000000" w:sz="4" w:space="0"/>
+          <w:bottom w:val="none" w:color="000000" w:sz="4" w:space="0"/>
+          <w:right w:val="none" w:color="000000" w:sz="4" w:space="0"/>
+        </w:tcBorders>
+      </w:tcPr>
+    </w:tblStylePr>
     <w:tblStylePr w:type="nwCell">
       <w:pPr>
         <w:pBdr/>
@@ -38313,9 +39059,9 @@
       </w:tcPr>
     </w:tblStylePr>
   </w:style>
-  <w:style w:type="table" w:styleId="294">
+  <w:style w:type="table" w:styleId="1392">
     <w:name w:val="Grid Table 3 - Accent 3"/>
-    <w:basedOn w:val="269"/>
+    <w:basedOn w:val="1367"/>
     <w:uiPriority w:val="99"/>
     <w:pPr>
       <w:pBdr/>
@@ -38414,29 +39160,6 @@
         <w:tblBorders/>
       </w:tblPr>
       <w:tcPr>
-        <w:shd w:color="ffffff"/>
-        <w:tcBorders>
-          <w:top w:val="none" w:color="000000" w:sz="4" w:space="0"/>
-          <w:left w:val="none" w:color="000000" w:sz="4" w:space="0"/>
-          <w:bottom w:val="none" w:color="000000" w:sz="4" w:space="0"/>
-          <w:right w:val="none" w:color="000000" w:sz="4" w:space="0"/>
-        </w:tcBorders>
-      </w:tcPr>
-    </w:tblStylePr>
-    <w:tblStylePr w:type="firstRow">
-      <w:rPr>
-        <w:b/>
-        <w:color w:val="404040"/>
-      </w:rPr>
-      <w:pPr>
-        <w:pBdr/>
-        <w:spacing/>
-        <w:ind/>
-      </w:pPr>
-      <w:tblPr>
-        <w:tblBorders/>
-      </w:tblPr>
-      <w:tcPr>
         <w:shd w:val="clear" w:color="ffffff"/>
         <w:tcBorders>
           <w:top w:val="none" w:color="000000" w:sz="4" w:space="0"/>
@@ -38446,30 +39169,7 @@
         </w:tcBorders>
       </w:tcPr>
     </w:tblStylePr>
-    <w:tblStylePr w:type="lastCol">
-      <w:rPr>
-        <w:i/>
-        <w:color w:val="404040"/>
-      </w:rPr>
-      <w:pPr>
-        <w:pBdr/>
-        <w:spacing/>
-        <w:ind/>
-      </w:pPr>
-      <w:tblPr>
-        <w:tblBorders/>
-      </w:tblPr>
-      <w:tcPr>
-        <w:shd w:color="ffffff"/>
-        <w:tcBorders>
-          <w:top w:val="none" w:color="000000" w:sz="4" w:space="0"/>
-          <w:left w:val="none" w:color="000000" w:sz="4" w:space="0"/>
-          <w:bottom w:val="none" w:color="000000" w:sz="4" w:space="0"/>
-          <w:right w:val="none" w:color="000000" w:sz="4" w:space="0"/>
-        </w:tcBorders>
-      </w:tcPr>
-    </w:tblStylePr>
-    <w:tblStylePr w:type="lastRow">
+    <w:tblStylePr w:type="firstRow">
       <w:rPr>
         <w:b/>
         <w:color w:val="404040"/>
@@ -38492,6 +39192,52 @@
         </w:tcBorders>
       </w:tcPr>
     </w:tblStylePr>
+    <w:tblStylePr w:type="lastCol">
+      <w:rPr>
+        <w:i/>
+        <w:color w:val="404040"/>
+      </w:rPr>
+      <w:pPr>
+        <w:pBdr/>
+        <w:spacing/>
+        <w:ind/>
+      </w:pPr>
+      <w:tblPr>
+        <w:tblBorders/>
+      </w:tblPr>
+      <w:tcPr>
+        <w:shd w:val="clear" w:color="ffffff"/>
+        <w:tcBorders>
+          <w:top w:val="none" w:color="000000" w:sz="4" w:space="0"/>
+          <w:left w:val="none" w:color="000000" w:sz="4" w:space="0"/>
+          <w:bottom w:val="none" w:color="000000" w:sz="4" w:space="0"/>
+          <w:right w:val="none" w:color="000000" w:sz="4" w:space="0"/>
+        </w:tcBorders>
+      </w:tcPr>
+    </w:tblStylePr>
+    <w:tblStylePr w:type="lastRow">
+      <w:rPr>
+        <w:b/>
+        <w:color w:val="404040"/>
+      </w:rPr>
+      <w:pPr>
+        <w:pBdr/>
+        <w:spacing/>
+        <w:ind/>
+      </w:pPr>
+      <w:tblPr>
+        <w:tblBorders/>
+      </w:tblPr>
+      <w:tcPr>
+        <w:shd w:val="clear" w:color="ffffff"/>
+        <w:tcBorders>
+          <w:top w:val="none" w:color="000000" w:sz="4" w:space="0"/>
+          <w:left w:val="none" w:color="000000" w:sz="4" w:space="0"/>
+          <w:bottom w:val="none" w:color="000000" w:sz="4" w:space="0"/>
+          <w:right w:val="none" w:color="000000" w:sz="4" w:space="0"/>
+        </w:tcBorders>
+      </w:tcPr>
+    </w:tblStylePr>
     <w:tblStylePr w:type="nwCell">
       <w:pPr>
         <w:pBdr/>
@@ -38558,9 +39304,9 @@
       </w:tcPr>
     </w:tblStylePr>
   </w:style>
-  <w:style w:type="table" w:styleId="295">
+  <w:style w:type="table" w:styleId="1393">
     <w:name w:val="Grid Table 3 - Accent 4"/>
-    <w:basedOn w:val="269"/>
+    <w:basedOn w:val="1367"/>
     <w:uiPriority w:val="99"/>
     <w:pPr>
       <w:pBdr/>
@@ -38659,29 +39405,6 @@
         <w:tblBorders/>
       </w:tblPr>
       <w:tcPr>
-        <w:shd w:color="ffffff"/>
-        <w:tcBorders>
-          <w:top w:val="none" w:color="000000" w:sz="4" w:space="0"/>
-          <w:left w:val="none" w:color="000000" w:sz="4" w:space="0"/>
-          <w:bottom w:val="none" w:color="000000" w:sz="4" w:space="0"/>
-          <w:right w:val="none" w:color="000000" w:sz="4" w:space="0"/>
-        </w:tcBorders>
-      </w:tcPr>
-    </w:tblStylePr>
-    <w:tblStylePr w:type="firstRow">
-      <w:rPr>
-        <w:b/>
-        <w:color w:val="404040"/>
-      </w:rPr>
-      <w:pPr>
-        <w:pBdr/>
-        <w:spacing/>
-        <w:ind/>
-      </w:pPr>
-      <w:tblPr>
-        <w:tblBorders/>
-      </w:tblPr>
-      <w:tcPr>
         <w:shd w:val="clear" w:color="ffffff"/>
         <w:tcBorders>
           <w:top w:val="none" w:color="000000" w:sz="4" w:space="0"/>
@@ -38691,30 +39414,7 @@
         </w:tcBorders>
       </w:tcPr>
     </w:tblStylePr>
-    <w:tblStylePr w:type="lastCol">
-      <w:rPr>
-        <w:i/>
-        <w:color w:val="404040"/>
-      </w:rPr>
-      <w:pPr>
-        <w:pBdr/>
-        <w:spacing/>
-        <w:ind/>
-      </w:pPr>
-      <w:tblPr>
-        <w:tblBorders/>
-      </w:tblPr>
-      <w:tcPr>
-        <w:shd w:color="ffffff"/>
-        <w:tcBorders>
-          <w:top w:val="none" w:color="000000" w:sz="4" w:space="0"/>
-          <w:left w:val="none" w:color="000000" w:sz="4" w:space="0"/>
-          <w:bottom w:val="none" w:color="000000" w:sz="4" w:space="0"/>
-          <w:right w:val="none" w:color="000000" w:sz="4" w:space="0"/>
-        </w:tcBorders>
-      </w:tcPr>
-    </w:tblStylePr>
-    <w:tblStylePr w:type="lastRow">
+    <w:tblStylePr w:type="firstRow">
       <w:rPr>
         <w:b/>
         <w:color w:val="404040"/>
@@ -38737,6 +39437,52 @@
         </w:tcBorders>
       </w:tcPr>
     </w:tblStylePr>
+    <w:tblStylePr w:type="lastCol">
+      <w:rPr>
+        <w:i/>
+        <w:color w:val="404040"/>
+      </w:rPr>
+      <w:pPr>
+        <w:pBdr/>
+        <w:spacing/>
+        <w:ind/>
+      </w:pPr>
+      <w:tblPr>
+        <w:tblBorders/>
+      </w:tblPr>
+      <w:tcPr>
+        <w:shd w:val="clear" w:color="ffffff"/>
+        <w:tcBorders>
+          <w:top w:val="none" w:color="000000" w:sz="4" w:space="0"/>
+          <w:left w:val="none" w:color="000000" w:sz="4" w:space="0"/>
+          <w:bottom w:val="none" w:color="000000" w:sz="4" w:space="0"/>
+          <w:right w:val="none" w:color="000000" w:sz="4" w:space="0"/>
+        </w:tcBorders>
+      </w:tcPr>
+    </w:tblStylePr>
+    <w:tblStylePr w:type="lastRow">
+      <w:rPr>
+        <w:b/>
+        <w:color w:val="404040"/>
+      </w:rPr>
+      <w:pPr>
+        <w:pBdr/>
+        <w:spacing/>
+        <w:ind/>
+      </w:pPr>
+      <w:tblPr>
+        <w:tblBorders/>
+      </w:tblPr>
+      <w:tcPr>
+        <w:shd w:val="clear" w:color="ffffff"/>
+        <w:tcBorders>
+          <w:top w:val="none" w:color="000000" w:sz="4" w:space="0"/>
+          <w:left w:val="none" w:color="000000" w:sz="4" w:space="0"/>
+          <w:bottom w:val="none" w:color="000000" w:sz="4" w:space="0"/>
+          <w:right w:val="none" w:color="000000" w:sz="4" w:space="0"/>
+        </w:tcBorders>
+      </w:tcPr>
+    </w:tblStylePr>
     <w:tblStylePr w:type="nwCell">
       <w:pPr>
         <w:pBdr/>
@@ -38803,9 +39549,9 @@
       </w:tcPr>
     </w:tblStylePr>
   </w:style>
-  <w:style w:type="table" w:styleId="296">
+  <w:style w:type="table" w:styleId="1394">
     <w:name w:val="Grid Table 3 - Accent 5"/>
-    <w:basedOn w:val="269"/>
+    <w:basedOn w:val="1367"/>
     <w:uiPriority w:val="99"/>
     <w:pPr>
       <w:pBdr/>
@@ -38904,29 +39650,6 @@
         <w:tblBorders/>
       </w:tblPr>
       <w:tcPr>
-        <w:shd w:color="ffffff"/>
-        <w:tcBorders>
-          <w:top w:val="none" w:color="000000" w:sz="4" w:space="0"/>
-          <w:left w:val="none" w:color="000000" w:sz="4" w:space="0"/>
-          <w:bottom w:val="none" w:color="000000" w:sz="4" w:space="0"/>
-          <w:right w:val="none" w:color="000000" w:sz="4" w:space="0"/>
-        </w:tcBorders>
-      </w:tcPr>
-    </w:tblStylePr>
-    <w:tblStylePr w:type="firstRow">
-      <w:rPr>
-        <w:b/>
-        <w:color w:val="404040"/>
-      </w:rPr>
-      <w:pPr>
-        <w:pBdr/>
-        <w:spacing/>
-        <w:ind/>
-      </w:pPr>
-      <w:tblPr>
-        <w:tblBorders/>
-      </w:tblPr>
-      <w:tcPr>
         <w:shd w:val="clear" w:color="ffffff"/>
         <w:tcBorders>
           <w:top w:val="none" w:color="000000" w:sz="4" w:space="0"/>
@@ -38936,30 +39659,7 @@
         </w:tcBorders>
       </w:tcPr>
     </w:tblStylePr>
-    <w:tblStylePr w:type="lastCol">
-      <w:rPr>
-        <w:i/>
-        <w:color w:val="404040"/>
-      </w:rPr>
-      <w:pPr>
-        <w:pBdr/>
-        <w:spacing/>
-        <w:ind/>
-      </w:pPr>
-      <w:tblPr>
-        <w:tblBorders/>
-      </w:tblPr>
-      <w:tcPr>
-        <w:shd w:color="ffffff"/>
-        <w:tcBorders>
-          <w:top w:val="none" w:color="000000" w:sz="4" w:space="0"/>
-          <w:left w:val="none" w:color="000000" w:sz="4" w:space="0"/>
-          <w:bottom w:val="none" w:color="000000" w:sz="4" w:space="0"/>
-          <w:right w:val="none" w:color="000000" w:sz="4" w:space="0"/>
-        </w:tcBorders>
-      </w:tcPr>
-    </w:tblStylePr>
-    <w:tblStylePr w:type="lastRow">
+    <w:tblStylePr w:type="firstRow">
       <w:rPr>
         <w:b/>
         <w:color w:val="404040"/>
@@ -38982,6 +39682,52 @@
         </w:tcBorders>
       </w:tcPr>
     </w:tblStylePr>
+    <w:tblStylePr w:type="lastCol">
+      <w:rPr>
+        <w:i/>
+        <w:color w:val="404040"/>
+      </w:rPr>
+      <w:pPr>
+        <w:pBdr/>
+        <w:spacing/>
+        <w:ind/>
+      </w:pPr>
+      <w:tblPr>
+        <w:tblBorders/>
+      </w:tblPr>
+      <w:tcPr>
+        <w:shd w:val="clear" w:color="ffffff"/>
+        <w:tcBorders>
+          <w:top w:val="none" w:color="000000" w:sz="4" w:space="0"/>
+          <w:left w:val="none" w:color="000000" w:sz="4" w:space="0"/>
+          <w:bottom w:val="none" w:color="000000" w:sz="4" w:space="0"/>
+          <w:right w:val="none" w:color="000000" w:sz="4" w:space="0"/>
+        </w:tcBorders>
+      </w:tcPr>
+    </w:tblStylePr>
+    <w:tblStylePr w:type="lastRow">
+      <w:rPr>
+        <w:b/>
+        <w:color w:val="404040"/>
+      </w:rPr>
+      <w:pPr>
+        <w:pBdr/>
+        <w:spacing/>
+        <w:ind/>
+      </w:pPr>
+      <w:tblPr>
+        <w:tblBorders/>
+      </w:tblPr>
+      <w:tcPr>
+        <w:shd w:val="clear" w:color="ffffff"/>
+        <w:tcBorders>
+          <w:top w:val="none" w:color="000000" w:sz="4" w:space="0"/>
+          <w:left w:val="none" w:color="000000" w:sz="4" w:space="0"/>
+          <w:bottom w:val="none" w:color="000000" w:sz="4" w:space="0"/>
+          <w:right w:val="none" w:color="000000" w:sz="4" w:space="0"/>
+        </w:tcBorders>
+      </w:tcPr>
+    </w:tblStylePr>
     <w:tblStylePr w:type="nwCell">
       <w:pPr>
         <w:pBdr/>
@@ -39048,9 +39794,9 @@
       </w:tcPr>
     </w:tblStylePr>
   </w:style>
-  <w:style w:type="table" w:styleId="297">
+  <w:style w:type="table" w:styleId="1395">
     <w:name w:val="Grid Table 3 - Accent 6"/>
-    <w:basedOn w:val="269"/>
+    <w:basedOn w:val="1367"/>
     <w:uiPriority w:val="99"/>
     <w:pPr>
       <w:pBdr/>
@@ -39149,29 +39895,6 @@
         <w:tblBorders/>
       </w:tblPr>
       <w:tcPr>
-        <w:shd w:color="ffffff"/>
-        <w:tcBorders>
-          <w:top w:val="none" w:color="000000" w:sz="4" w:space="0"/>
-          <w:left w:val="none" w:color="000000" w:sz="4" w:space="0"/>
-          <w:bottom w:val="none" w:color="000000" w:sz="4" w:space="0"/>
-          <w:right w:val="none" w:color="000000" w:sz="4" w:space="0"/>
-        </w:tcBorders>
-      </w:tcPr>
-    </w:tblStylePr>
-    <w:tblStylePr w:type="firstRow">
-      <w:rPr>
-        <w:b/>
-        <w:color w:val="404040"/>
-      </w:rPr>
-      <w:pPr>
-        <w:pBdr/>
-        <w:spacing/>
-        <w:ind/>
-      </w:pPr>
-      <w:tblPr>
-        <w:tblBorders/>
-      </w:tblPr>
-      <w:tcPr>
         <w:shd w:val="clear" w:color="ffffff"/>
         <w:tcBorders>
           <w:top w:val="none" w:color="000000" w:sz="4" w:space="0"/>
@@ -39181,30 +39904,7 @@
         </w:tcBorders>
       </w:tcPr>
     </w:tblStylePr>
-    <w:tblStylePr w:type="lastCol">
-      <w:rPr>
-        <w:i/>
-        <w:color w:val="404040"/>
-      </w:rPr>
-      <w:pPr>
-        <w:pBdr/>
-        <w:spacing/>
-        <w:ind/>
-      </w:pPr>
-      <w:tblPr>
-        <w:tblBorders/>
-      </w:tblPr>
-      <w:tcPr>
-        <w:shd w:color="ffffff"/>
-        <w:tcBorders>
-          <w:top w:val="none" w:color="000000" w:sz="4" w:space="0"/>
-          <w:left w:val="none" w:color="000000" w:sz="4" w:space="0"/>
-          <w:bottom w:val="none" w:color="000000" w:sz="4" w:space="0"/>
-          <w:right w:val="none" w:color="000000" w:sz="4" w:space="0"/>
-        </w:tcBorders>
-      </w:tcPr>
-    </w:tblStylePr>
-    <w:tblStylePr w:type="lastRow">
+    <w:tblStylePr w:type="firstRow">
       <w:rPr>
         <w:b/>
         <w:color w:val="404040"/>
@@ -39227,6 +39927,52 @@
         </w:tcBorders>
       </w:tcPr>
     </w:tblStylePr>
+    <w:tblStylePr w:type="lastCol">
+      <w:rPr>
+        <w:i/>
+        <w:color w:val="404040"/>
+      </w:rPr>
+      <w:pPr>
+        <w:pBdr/>
+        <w:spacing/>
+        <w:ind/>
+      </w:pPr>
+      <w:tblPr>
+        <w:tblBorders/>
+      </w:tblPr>
+      <w:tcPr>
+        <w:shd w:val="clear" w:color="ffffff"/>
+        <w:tcBorders>
+          <w:top w:val="none" w:color="000000" w:sz="4" w:space="0"/>
+          <w:left w:val="none" w:color="000000" w:sz="4" w:space="0"/>
+          <w:bottom w:val="none" w:color="000000" w:sz="4" w:space="0"/>
+          <w:right w:val="none" w:color="000000" w:sz="4" w:space="0"/>
+        </w:tcBorders>
+      </w:tcPr>
+    </w:tblStylePr>
+    <w:tblStylePr w:type="lastRow">
+      <w:rPr>
+        <w:b/>
+        <w:color w:val="404040"/>
+      </w:rPr>
+      <w:pPr>
+        <w:pBdr/>
+        <w:spacing/>
+        <w:ind/>
+      </w:pPr>
+      <w:tblPr>
+        <w:tblBorders/>
+      </w:tblPr>
+      <w:tcPr>
+        <w:shd w:val="clear" w:color="ffffff"/>
+        <w:tcBorders>
+          <w:top w:val="none" w:color="000000" w:sz="4" w:space="0"/>
+          <w:left w:val="none" w:color="000000" w:sz="4" w:space="0"/>
+          <w:bottom w:val="none" w:color="000000" w:sz="4" w:space="0"/>
+          <w:right w:val="none" w:color="000000" w:sz="4" w:space="0"/>
+        </w:tcBorders>
+      </w:tcPr>
+    </w:tblStylePr>
     <w:tblStylePr w:type="nwCell">
       <w:pPr>
         <w:pBdr/>
@@ -39293,9 +40039,9 @@
       </w:tcPr>
     </w:tblStylePr>
   </w:style>
-  <w:style w:type="table" w:styleId="298">
+  <w:style w:type="table" w:styleId="1396">
     <w:name w:val="Grid Table 4"/>
-    <w:basedOn w:val="269"/>
+    <w:basedOn w:val="1367"/>
     <w:uiPriority w:val="59"/>
     <w:pPr>
       <w:pBdr/>
@@ -39526,9 +40272,9 @@
       </w:tcPr>
     </w:tblStylePr>
   </w:style>
-  <w:style w:type="table" w:styleId="299">
+  <w:style w:type="table" w:styleId="1397">
     <w:name w:val="Grid Table 4 - Accent 1"/>
-    <w:basedOn w:val="269"/>
+    <w:basedOn w:val="1367"/>
     <w:uiPriority w:val="59"/>
     <w:pPr>
       <w:pBdr/>
@@ -39759,9 +40505,9 @@
       </w:tcPr>
     </w:tblStylePr>
   </w:style>
-  <w:style w:type="table" w:styleId="300">
+  <w:style w:type="table" w:styleId="1398">
     <w:name w:val="Grid Table 4 - Accent 2"/>
-    <w:basedOn w:val="269"/>
+    <w:basedOn w:val="1367"/>
     <w:uiPriority w:val="59"/>
     <w:pPr>
       <w:pBdr/>
@@ -39992,9 +40738,9 @@
       </w:tcPr>
     </w:tblStylePr>
   </w:style>
-  <w:style w:type="table" w:styleId="301">
+  <w:style w:type="table" w:styleId="1399">
     <w:name w:val="Grid Table 4 - Accent 3"/>
-    <w:basedOn w:val="269"/>
+    <w:basedOn w:val="1367"/>
     <w:uiPriority w:val="59"/>
     <w:pPr>
       <w:pBdr/>
@@ -40225,9 +40971,9 @@
       </w:tcPr>
     </w:tblStylePr>
   </w:style>
-  <w:style w:type="table" w:styleId="302">
+  <w:style w:type="table" w:styleId="1400">
     <w:name w:val="Grid Table 4 - Accent 4"/>
-    <w:basedOn w:val="269"/>
+    <w:basedOn w:val="1367"/>
     <w:uiPriority w:val="59"/>
     <w:pPr>
       <w:pBdr/>
@@ -40458,9 +41204,9 @@
       </w:tcPr>
     </w:tblStylePr>
   </w:style>
-  <w:style w:type="table" w:styleId="303">
+  <w:style w:type="table" w:styleId="1401">
     <w:name w:val="Grid Table 4 - Accent 5"/>
-    <w:basedOn w:val="269"/>
+    <w:basedOn w:val="1367"/>
     <w:uiPriority w:val="59"/>
     <w:pPr>
       <w:pBdr/>
@@ -40691,9 +41437,9 @@
       </w:tcPr>
     </w:tblStylePr>
   </w:style>
-  <w:style w:type="table" w:styleId="304">
+  <w:style w:type="table" w:styleId="1402">
     <w:name w:val="Grid Table 4 - Accent 6"/>
-    <w:basedOn w:val="269"/>
+    <w:basedOn w:val="1367"/>
     <w:uiPriority w:val="59"/>
     <w:pPr>
       <w:pBdr/>
@@ -40924,9 +41670,9 @@
       </w:tcPr>
     </w:tblStylePr>
   </w:style>
-  <w:style w:type="table" w:styleId="305">
+  <w:style w:type="table" w:styleId="1403">
     <w:name w:val="Grid Table 5 Dark"/>
-    <w:basedOn w:val="269"/>
+    <w:basedOn w:val="1367"/>
     <w:uiPriority w:val="99"/>
     <w:pPr>
       <w:pBdr/>
@@ -41152,9 +41898,9 @@
       </w:tcPr>
     </w:tblStylePr>
   </w:style>
-  <w:style w:type="table" w:styleId="306">
+  <w:style w:type="table" w:styleId="1404">
     <w:name w:val="Grid Table 5 Dark- Accent 1"/>
-    <w:basedOn w:val="269"/>
+    <w:basedOn w:val="1367"/>
     <w:uiPriority w:val="99"/>
     <w:pPr>
       <w:pBdr/>
@@ -41380,9 +42126,9 @@
       </w:tcPr>
     </w:tblStylePr>
   </w:style>
-  <w:style w:type="table" w:styleId="307">
+  <w:style w:type="table" w:styleId="1405">
     <w:name w:val="Grid Table 5 Dark - Accent 2"/>
-    <w:basedOn w:val="269"/>
+    <w:basedOn w:val="1367"/>
     <w:uiPriority w:val="99"/>
     <w:pPr>
       <w:pBdr/>
@@ -41608,9 +42354,9 @@
       </w:tcPr>
     </w:tblStylePr>
   </w:style>
-  <w:style w:type="table" w:styleId="308">
+  <w:style w:type="table" w:styleId="1406">
     <w:name w:val="Grid Table 5 Dark - Accent 3"/>
-    <w:basedOn w:val="269"/>
+    <w:basedOn w:val="1367"/>
     <w:uiPriority w:val="99"/>
     <w:pPr>
       <w:pBdr/>
@@ -41836,9 +42582,9 @@
       </w:tcPr>
     </w:tblStylePr>
   </w:style>
-  <w:style w:type="table" w:styleId="309">
+  <w:style w:type="table" w:styleId="1407">
     <w:name w:val="Grid Table 5 Dark- Accent 4"/>
-    <w:basedOn w:val="269"/>
+    <w:basedOn w:val="1367"/>
     <w:uiPriority w:val="99"/>
     <w:pPr>
       <w:pBdr/>
@@ -42064,9 +42810,9 @@
       </w:tcPr>
     </w:tblStylePr>
   </w:style>
-  <w:style w:type="table" w:styleId="310">
+  <w:style w:type="table" w:styleId="1408">
     <w:name w:val="Grid Table 5 Dark - Accent 5"/>
-    <w:basedOn w:val="269"/>
+    <w:basedOn w:val="1367"/>
     <w:uiPriority w:val="99"/>
     <w:pPr>
       <w:pBdr/>
@@ -42292,9 +43038,9 @@
       </w:tcPr>
     </w:tblStylePr>
   </w:style>
-  <w:style w:type="table" w:styleId="311">
+  <w:style w:type="table" w:styleId="1409">
     <w:name w:val="Grid Table 5 Dark - Accent 6"/>
-    <w:basedOn w:val="269"/>
+    <w:basedOn w:val="1367"/>
     <w:uiPriority w:val="99"/>
     <w:pPr>
       <w:pBdr/>
@@ -42520,9 +43266,9 @@
       </w:tcPr>
     </w:tblStylePr>
   </w:style>
-  <w:style w:type="table" w:styleId="312">
+  <w:style w:type="table" w:styleId="1410">
     <w:name w:val="Grid Table 6 Colorful"/>
-    <w:basedOn w:val="269"/>
+    <w:basedOn w:val="1367"/>
     <w:uiPriority w:val="99"/>
     <w:pPr>
       <w:pBdr/>
@@ -42750,9 +43496,9 @@
       </w:tcPr>
     </w:tblStylePr>
   </w:style>
-  <w:style w:type="table" w:styleId="313">
+  <w:style w:type="table" w:styleId="1411">
     <w:name w:val="Grid Table 6 Colorful - Accent 1"/>
-    <w:basedOn w:val="269"/>
+    <w:basedOn w:val="1367"/>
     <w:uiPriority w:val="99"/>
     <w:pPr>
       <w:pBdr/>
@@ -42980,9 +43726,9 @@
       </w:tcPr>
     </w:tblStylePr>
   </w:style>
-  <w:style w:type="table" w:styleId="314">
+  <w:style w:type="table" w:styleId="1412">
     <w:name w:val="Grid Table 6 Colorful - Accent 2"/>
-    <w:basedOn w:val="269"/>
+    <w:basedOn w:val="1367"/>
     <w:uiPriority w:val="99"/>
     <w:pPr>
       <w:pBdr/>
@@ -43210,9 +43956,9 @@
       </w:tcPr>
     </w:tblStylePr>
   </w:style>
-  <w:style w:type="table" w:styleId="315">
+  <w:style w:type="table" w:styleId="1413">
     <w:name w:val="Grid Table 6 Colorful - Accent 3"/>
-    <w:basedOn w:val="269"/>
+    <w:basedOn w:val="1367"/>
     <w:uiPriority w:val="99"/>
     <w:pPr>
       <w:pBdr/>
@@ -43440,9 +44186,9 @@
       </w:tcPr>
     </w:tblStylePr>
   </w:style>
-  <w:style w:type="table" w:styleId="316">
+  <w:style w:type="table" w:styleId="1414">
     <w:name w:val="Grid Table 6 Colorful - Accent 4"/>
-    <w:basedOn w:val="269"/>
+    <w:basedOn w:val="1367"/>
     <w:uiPriority w:val="99"/>
     <w:pPr>
       <w:pBdr/>
@@ -43670,9 +44416,9 @@
       </w:tcPr>
     </w:tblStylePr>
   </w:style>
-  <w:style w:type="table" w:styleId="317">
+  <w:style w:type="table" w:styleId="1415">
     <w:name w:val="Grid Table 6 Colorful - Accent 5"/>
-    <w:basedOn w:val="269"/>
+    <w:basedOn w:val="1367"/>
     <w:uiPriority w:val="99"/>
     <w:pPr>
       <w:pBdr/>
@@ -43900,9 +44646,9 @@
       </w:tcPr>
     </w:tblStylePr>
   </w:style>
-  <w:style w:type="table" w:styleId="318">
+  <w:style w:type="table" w:styleId="1416">
     <w:name w:val="Grid Table 6 Colorful - Accent 6"/>
-    <w:basedOn w:val="269"/>
+    <w:basedOn w:val="1367"/>
     <w:uiPriority w:val="99"/>
     <w:pPr>
       <w:pBdr/>
@@ -44130,9 +44876,9 @@
       </w:tcPr>
     </w:tblStylePr>
   </w:style>
-  <w:style w:type="table" w:styleId="319">
+  <w:style w:type="table" w:styleId="1417">
     <w:name w:val="Grid Table 7 Colorful"/>
-    <w:basedOn w:val="269"/>
+    <w:basedOn w:val="1367"/>
     <w:uiPriority w:val="99"/>
     <w:pPr>
       <w:pBdr/>
@@ -44234,11 +44980,11 @@
         <w:tblBorders/>
       </w:tblPr>
       <w:tcPr>
-        <w:shd w:color="ffffff"/>
+        <w:shd w:val="clear" w:color="ffffff"/>
         <w:tcBorders>
-          <w:top w:val="none"/>
-          <w:left w:val="none"/>
-          <w:bottom w:val="none"/>
+          <w:top w:val="none" w:color="000000" w:sz="4" w:space="0"/>
+          <w:left w:val="none" w:color="000000" w:sz="4" w:space="0"/>
+          <w:bottom w:val="none" w:color="000000" w:sz="4" w:space="0"/>
           <w:right w:val="single" w:color="000000" w:themeColor="text1" w:themeTint="80" w:sz="4" w:space="0"/>
         </w:tcBorders>
       </w:tcPr>
@@ -44261,10 +45007,10 @@
       <w:tcPr>
         <w:shd w:val="clear" w:color="ffffff" w:themeColor="light1" w:fill="ffffff" w:themeFill="light1"/>
         <w:tcBorders>
-          <w:top w:val="none"/>
-          <w:left w:val="none"/>
+          <w:top w:val="none" w:color="000000" w:sz="4" w:space="0"/>
+          <w:left w:val="none" w:color="000000" w:sz="4" w:space="0"/>
           <w:bottom w:val="single" w:color="000000" w:themeColor="text1" w:themeTint="80" w:sz="4" w:space="0"/>
-          <w:right w:val="none"/>
+          <w:right w:val="none" w:color="000000" w:sz="4" w:space="0"/>
         </w:tcBorders>
       </w:tcPr>
     </w:tblStylePr>
@@ -44284,12 +45030,12 @@
         <w:tblBorders/>
       </w:tblPr>
       <w:tcPr>
-        <w:shd w:color="ffffff"/>
+        <w:shd w:val="clear" w:color="ffffff"/>
         <w:tcBorders>
-          <w:top w:val="none"/>
+          <w:top w:val="none" w:color="000000" w:sz="4" w:space="0"/>
           <w:left w:val="single" w:color="000000" w:themeColor="text1" w:themeTint="80" w:sz="4" w:space="0"/>
-          <w:bottom w:val="none"/>
-          <w:right w:val="none"/>
+          <w:bottom w:val="none" w:color="000000" w:sz="4" w:space="0"/>
+          <w:right w:val="none" w:color="000000" w:sz="4" w:space="0"/>
         </w:tcBorders>
       </w:tcPr>
     </w:tblStylePr>
@@ -44312,9 +45058,9 @@
         <w:shd w:val="clear" w:color="ffffff" w:themeColor="light1" w:fill="ffffff" w:themeFill="light1"/>
         <w:tcBorders>
           <w:top w:val="single" w:color="000000" w:themeColor="text1" w:themeTint="80" w:sz="4" w:space="0"/>
-          <w:left w:val="none"/>
-          <w:bottom w:val="none"/>
-          <w:right w:val="none"/>
+          <w:left w:val="none" w:color="000000" w:sz="4" w:space="0"/>
+          <w:bottom w:val="none" w:color="000000" w:sz="4" w:space="0"/>
+          <w:right w:val="none" w:color="000000" w:sz="4" w:space="0"/>
         </w:tcBorders>
       </w:tcPr>
     </w:tblStylePr>
@@ -44384,9 +45130,9 @@
       </w:tcPr>
     </w:tblStylePr>
   </w:style>
-  <w:style w:type="table" w:styleId="320">
+  <w:style w:type="table" w:styleId="1418">
     <w:name w:val="Grid Table 7 Colorful - Accent 1"/>
-    <w:basedOn w:val="269"/>
+    <w:basedOn w:val="1367"/>
     <w:uiPriority w:val="99"/>
     <w:pPr>
       <w:pBdr/>
@@ -44488,11 +45234,11 @@
         <w:tblBorders/>
       </w:tblPr>
       <w:tcPr>
-        <w:shd w:color="ffffff"/>
+        <w:shd w:val="clear" w:color="ffffff"/>
         <w:tcBorders>
-          <w:top w:val="none"/>
-          <w:left w:val="none"/>
-          <w:bottom w:val="none"/>
+          <w:top w:val="none" w:color="000000" w:sz="4" w:space="0"/>
+          <w:left w:val="none" w:color="000000" w:sz="4" w:space="0"/>
+          <w:bottom w:val="none" w:color="000000" w:sz="4" w:space="0"/>
           <w:right w:val="single" w:color="000000" w:themeColor="accent1" w:themeTint="80" w:sz="4" w:space="0"/>
         </w:tcBorders>
       </w:tcPr>
@@ -44515,10 +45261,10 @@
       <w:tcPr>
         <w:shd w:val="clear" w:color="ffffff" w:themeColor="light1" w:fill="ffffff" w:themeFill="light1"/>
         <w:tcBorders>
-          <w:top w:val="none"/>
-          <w:left w:val="none"/>
+          <w:top w:val="none" w:color="000000" w:sz="4" w:space="0"/>
+          <w:left w:val="none" w:color="000000" w:sz="4" w:space="0"/>
           <w:bottom w:val="single" w:color="000000" w:themeColor="accent1" w:themeTint="80" w:sz="4" w:space="0"/>
-          <w:right w:val="none"/>
+          <w:right w:val="none" w:color="000000" w:sz="4" w:space="0"/>
         </w:tcBorders>
       </w:tcPr>
     </w:tblStylePr>
@@ -44538,12 +45284,12 @@
         <w:tblBorders/>
       </w:tblPr>
       <w:tcPr>
-        <w:shd w:color="ffffff"/>
+        <w:shd w:val="clear" w:color="ffffff"/>
         <w:tcBorders>
-          <w:top w:val="none"/>
+          <w:top w:val="none" w:color="000000" w:sz="4" w:space="0"/>
           <w:left w:val="single" w:color="000000" w:themeColor="accent1" w:themeTint="80" w:sz="4" w:space="0"/>
-          <w:bottom w:val="none"/>
-          <w:right w:val="none"/>
+          <w:bottom w:val="none" w:color="000000" w:sz="4" w:space="0"/>
+          <w:right w:val="none" w:color="000000" w:sz="4" w:space="0"/>
         </w:tcBorders>
       </w:tcPr>
     </w:tblStylePr>
@@ -44566,9 +45312,9 @@
         <w:shd w:val="clear" w:color="ffffff" w:themeColor="light1" w:fill="ffffff" w:themeFill="light1"/>
         <w:tcBorders>
           <w:top w:val="single" w:color="000000" w:themeColor="accent1" w:themeTint="80" w:sz="4" w:space="0"/>
-          <w:left w:val="none"/>
-          <w:bottom w:val="none"/>
-          <w:right w:val="none"/>
+          <w:left w:val="none" w:color="000000" w:sz="4" w:space="0"/>
+          <w:bottom w:val="none" w:color="000000" w:sz="4" w:space="0"/>
+          <w:right w:val="none" w:color="000000" w:sz="4" w:space="0"/>
         </w:tcBorders>
       </w:tcPr>
     </w:tblStylePr>
@@ -44638,9 +45384,9 @@
       </w:tcPr>
     </w:tblStylePr>
   </w:style>
-  <w:style w:type="table" w:styleId="321">
+  <w:style w:type="table" w:styleId="1419">
     <w:name w:val="Grid Table 7 Colorful - Accent 2"/>
-    <w:basedOn w:val="269"/>
+    <w:basedOn w:val="1367"/>
     <w:uiPriority w:val="99"/>
     <w:pPr>
       <w:pBdr/>
@@ -44742,11 +45488,11 @@
         <w:tblBorders/>
       </w:tblPr>
       <w:tcPr>
-        <w:shd w:color="ffffff"/>
+        <w:shd w:val="clear" w:color="ffffff"/>
         <w:tcBorders>
-          <w:top w:val="none"/>
-          <w:left w:val="none"/>
-          <w:bottom w:val="none"/>
+          <w:top w:val="none" w:color="000000" w:sz="4" w:space="0"/>
+          <w:left w:val="none" w:color="000000" w:sz="4" w:space="0"/>
+          <w:bottom w:val="none" w:color="000000" w:sz="4" w:space="0"/>
           <w:right w:val="single" w:color="000000" w:themeColor="accent2" w:themeTint="97" w:sz="4" w:space="0"/>
         </w:tcBorders>
       </w:tcPr>
@@ -44769,10 +45515,10 @@
       <w:tcPr>
         <w:shd w:val="clear" w:color="ffffff" w:themeColor="light1" w:fill="ffffff" w:themeFill="light1"/>
         <w:tcBorders>
-          <w:top w:val="none"/>
-          <w:left w:val="none"/>
+          <w:top w:val="none" w:color="000000" w:sz="4" w:space="0"/>
+          <w:left w:val="none" w:color="000000" w:sz="4" w:space="0"/>
           <w:bottom w:val="single" w:color="000000" w:themeColor="accent2" w:themeTint="97" w:sz="4" w:space="0"/>
-          <w:right w:val="none"/>
+          <w:right w:val="none" w:color="000000" w:sz="4" w:space="0"/>
         </w:tcBorders>
       </w:tcPr>
     </w:tblStylePr>
@@ -44792,12 +45538,12 @@
         <w:tblBorders/>
       </w:tblPr>
       <w:tcPr>
-        <w:shd w:color="ffffff"/>
+        <w:shd w:val="clear" w:color="ffffff"/>
         <w:tcBorders>
-          <w:top w:val="none"/>
+          <w:top w:val="none" w:color="000000" w:sz="4" w:space="0"/>
           <w:left w:val="single" w:color="000000" w:themeColor="accent2" w:themeTint="97" w:sz="4" w:space="0"/>
-          <w:bottom w:val="none"/>
-          <w:right w:val="none"/>
+          <w:bottom w:val="none" w:color="000000" w:sz="4" w:space="0"/>
+          <w:right w:val="none" w:color="000000" w:sz="4" w:space="0"/>
         </w:tcBorders>
       </w:tcPr>
     </w:tblStylePr>
@@ -44820,9 +45566,9 @@
         <w:shd w:val="clear" w:color="ffffff" w:themeColor="light1" w:fill="ffffff" w:themeFill="light1"/>
         <w:tcBorders>
           <w:top w:val="single" w:color="000000" w:themeColor="accent2" w:themeTint="97" w:sz="4" w:space="0"/>
-          <w:left w:val="none"/>
-          <w:bottom w:val="none"/>
-          <w:right w:val="none"/>
+          <w:left w:val="none" w:color="000000" w:sz="4" w:space="0"/>
+          <w:bottom w:val="none" w:color="000000" w:sz="4" w:space="0"/>
+          <w:right w:val="none" w:color="000000" w:sz="4" w:space="0"/>
         </w:tcBorders>
       </w:tcPr>
     </w:tblStylePr>
@@ -44892,9 +45638,9 @@
       </w:tcPr>
     </w:tblStylePr>
   </w:style>
-  <w:style w:type="table" w:styleId="322">
+  <w:style w:type="table" w:styleId="1420">
     <w:name w:val="Grid Table 7 Colorful - Accent 3"/>
-    <w:basedOn w:val="269"/>
+    <w:basedOn w:val="1367"/>
     <w:uiPriority w:val="99"/>
     <w:pPr>
       <w:pBdr/>
@@ -44996,11 +45742,11 @@
         <w:tblBorders/>
       </w:tblPr>
       <w:tcPr>
-        <w:shd w:color="ffffff"/>
+        <w:shd w:val="clear" w:color="ffffff"/>
         <w:tcBorders>
-          <w:top w:val="none"/>
-          <w:left w:val="none"/>
-          <w:bottom w:val="none"/>
+          <w:top w:val="none" w:color="000000" w:sz="4" w:space="0"/>
+          <w:left w:val="none" w:color="000000" w:sz="4" w:space="0"/>
+          <w:bottom w:val="none" w:color="000000" w:sz="4" w:space="0"/>
           <w:right w:val="single" w:color="000000" w:themeColor="accent3" w:themeTint="FE" w:sz="4" w:space="0"/>
         </w:tcBorders>
       </w:tcPr>
@@ -45023,10 +45769,10 @@
       <w:tcPr>
         <w:shd w:val="clear" w:color="ffffff" w:themeColor="light1" w:fill="ffffff" w:themeFill="light1"/>
         <w:tcBorders>
-          <w:top w:val="none"/>
-          <w:left w:val="none"/>
+          <w:top w:val="none" w:color="000000" w:sz="4" w:space="0"/>
+          <w:left w:val="none" w:color="000000" w:sz="4" w:space="0"/>
           <w:bottom w:val="single" w:color="000000" w:themeColor="accent3" w:themeTint="FE" w:sz="4" w:space="0"/>
-          <w:right w:val="none"/>
+          <w:right w:val="none" w:color="000000" w:sz="4" w:space="0"/>
         </w:tcBorders>
       </w:tcPr>
     </w:tblStylePr>
@@ -45046,12 +45792,12 @@
         <w:tblBorders/>
       </w:tblPr>
       <w:tcPr>
-        <w:shd w:color="ffffff"/>
+        <w:shd w:val="clear" w:color="ffffff"/>
         <w:tcBorders>
-          <w:top w:val="none"/>
+          <w:top w:val="none" w:color="000000" w:sz="4" w:space="0"/>
           <w:left w:val="single" w:color="000000" w:themeColor="accent3" w:themeTint="FE" w:sz="4" w:space="0"/>
-          <w:bottom w:val="none"/>
-          <w:right w:val="none"/>
+          <w:bottom w:val="none" w:color="000000" w:sz="4" w:space="0"/>
+          <w:right w:val="none" w:color="000000" w:sz="4" w:space="0"/>
         </w:tcBorders>
       </w:tcPr>
     </w:tblStylePr>
@@ -45074,9 +45820,9 @@
         <w:shd w:val="clear" w:color="ffffff" w:themeColor="light1" w:fill="ffffff" w:themeFill="light1"/>
         <w:tcBorders>
           <w:top w:val="single" w:color="000000" w:themeColor="accent3" w:themeTint="FE" w:sz="4" w:space="0"/>
-          <w:left w:val="none"/>
-          <w:bottom w:val="none"/>
-          <w:right w:val="none"/>
+          <w:left w:val="none" w:color="000000" w:sz="4" w:space="0"/>
+          <w:bottom w:val="none" w:color="000000" w:sz="4" w:space="0"/>
+          <w:right w:val="none" w:color="000000" w:sz="4" w:space="0"/>
         </w:tcBorders>
       </w:tcPr>
     </w:tblStylePr>
@@ -45146,9 +45892,9 @@
       </w:tcPr>
     </w:tblStylePr>
   </w:style>
-  <w:style w:type="table" w:styleId="323">
+  <w:style w:type="table" w:styleId="1421">
     <w:name w:val="Grid Table 7 Colorful - Accent 4"/>
-    <w:basedOn w:val="269"/>
+    <w:basedOn w:val="1367"/>
     <w:uiPriority w:val="99"/>
     <w:pPr>
       <w:pBdr/>
@@ -45250,11 +45996,11 @@
         <w:tblBorders/>
       </w:tblPr>
       <w:tcPr>
-        <w:shd w:color="ffffff"/>
+        <w:shd w:val="clear" w:color="ffffff"/>
         <w:tcBorders>
-          <w:top w:val="none"/>
-          <w:left w:val="none"/>
-          <w:bottom w:val="none"/>
+          <w:top w:val="none" w:color="000000" w:sz="4" w:space="0"/>
+          <w:left w:val="none" w:color="000000" w:sz="4" w:space="0"/>
+          <w:bottom w:val="none" w:color="000000" w:sz="4" w:space="0"/>
           <w:right w:val="single" w:color="000000" w:themeColor="accent4" w:themeTint="9A" w:sz="4" w:space="0"/>
         </w:tcBorders>
       </w:tcPr>
@@ -45277,10 +46023,10 @@
       <w:tcPr>
         <w:shd w:val="clear" w:color="ffffff" w:themeColor="light1" w:fill="ffffff" w:themeFill="light1"/>
         <w:tcBorders>
-          <w:top w:val="none"/>
-          <w:left w:val="none"/>
+          <w:top w:val="none" w:color="000000" w:sz="4" w:space="0"/>
+          <w:left w:val="none" w:color="000000" w:sz="4" w:space="0"/>
           <w:bottom w:val="single" w:color="000000" w:themeColor="accent4" w:themeTint="9A" w:sz="4" w:space="0"/>
-          <w:right w:val="none"/>
+          <w:right w:val="none" w:color="000000" w:sz="4" w:space="0"/>
         </w:tcBorders>
       </w:tcPr>
     </w:tblStylePr>
@@ -45300,12 +46046,12 @@
         <w:tblBorders/>
       </w:tblPr>
       <w:tcPr>
-        <w:shd w:color="ffffff"/>
+        <w:shd w:val="clear" w:color="ffffff"/>
         <w:tcBorders>
-          <w:top w:val="none"/>
+          <w:top w:val="none" w:color="000000" w:sz="4" w:space="0"/>
           <w:left w:val="single" w:color="000000" w:themeColor="accent4" w:themeTint="9A" w:sz="4" w:space="0"/>
-          <w:bottom w:val="none"/>
-          <w:right w:val="none"/>
+          <w:bottom w:val="none" w:color="000000" w:sz="4" w:space="0"/>
+          <w:right w:val="none" w:color="000000" w:sz="4" w:space="0"/>
         </w:tcBorders>
       </w:tcPr>
     </w:tblStylePr>
@@ -45328,9 +46074,9 @@
         <w:shd w:val="clear" w:color="ffffff" w:themeColor="light1" w:fill="ffffff" w:themeFill="light1"/>
         <w:tcBorders>
           <w:top w:val="single" w:color="000000" w:themeColor="accent4" w:themeTint="9A" w:sz="4" w:space="0"/>
-          <w:left w:val="none"/>
-          <w:bottom w:val="none"/>
-          <w:right w:val="none"/>
+          <w:left w:val="none" w:color="000000" w:sz="4" w:space="0"/>
+          <w:bottom w:val="none" w:color="000000" w:sz="4" w:space="0"/>
+          <w:right w:val="none" w:color="000000" w:sz="4" w:space="0"/>
         </w:tcBorders>
       </w:tcPr>
     </w:tblStylePr>
@@ -45400,9 +46146,9 @@
       </w:tcPr>
     </w:tblStylePr>
   </w:style>
-  <w:style w:type="table" w:styleId="324">
+  <w:style w:type="table" w:styleId="1422">
     <w:name w:val="Grid Table 7 Colorful - Accent 5"/>
-    <w:basedOn w:val="269"/>
+    <w:basedOn w:val="1367"/>
     <w:uiPriority w:val="99"/>
     <w:pPr>
       <w:pBdr/>
@@ -45504,11 +46250,11 @@
         <w:tblBorders/>
       </w:tblPr>
       <w:tcPr>
-        <w:shd w:color="ffffff"/>
+        <w:shd w:val="clear" w:color="ffffff"/>
         <w:tcBorders>
-          <w:top w:val="none"/>
-          <w:left w:val="none"/>
-          <w:bottom w:val="none"/>
+          <w:top w:val="none" w:color="000000" w:sz="4" w:space="0"/>
+          <w:left w:val="none" w:color="000000" w:sz="4" w:space="0"/>
+          <w:bottom w:val="none" w:color="000000" w:sz="4" w:space="0"/>
           <w:right w:val="single" w:color="000000" w:themeColor="accent5" w:themeTint="90" w:sz="4" w:space="0"/>
         </w:tcBorders>
       </w:tcPr>
@@ -45531,10 +46277,10 @@
       <w:tcPr>
         <w:shd w:val="clear" w:color="ffffff" w:themeColor="light1" w:fill="ffffff" w:themeFill="light1"/>
         <w:tcBorders>
-          <w:top w:val="none"/>
-          <w:left w:val="none"/>
+          <w:top w:val="none" w:color="000000" w:sz="4" w:space="0"/>
+          <w:left w:val="none" w:color="000000" w:sz="4" w:space="0"/>
           <w:bottom w:val="single" w:color="000000" w:themeColor="accent5" w:themeTint="90" w:sz="4" w:space="0"/>
-          <w:right w:val="none"/>
+          <w:right w:val="none" w:color="000000" w:sz="4" w:space="0"/>
         </w:tcBorders>
       </w:tcPr>
     </w:tblStylePr>
@@ -45554,12 +46300,12 @@
         <w:tblBorders/>
       </w:tblPr>
       <w:tcPr>
-        <w:shd w:color="ffffff"/>
+        <w:shd w:val="clear" w:color="ffffff"/>
         <w:tcBorders>
-          <w:top w:val="none"/>
+          <w:top w:val="none" w:color="000000" w:sz="4" w:space="0"/>
           <w:left w:val="single" w:color="000000" w:themeColor="accent5" w:themeTint="90" w:sz="4" w:space="0"/>
-          <w:bottom w:val="none"/>
-          <w:right w:val="none"/>
+          <w:bottom w:val="none" w:color="000000" w:sz="4" w:space="0"/>
+          <w:right w:val="none" w:color="000000" w:sz="4" w:space="0"/>
         </w:tcBorders>
       </w:tcPr>
     </w:tblStylePr>
@@ -45582,9 +46328,9 @@
         <w:shd w:val="clear" w:color="ffffff" w:themeColor="light1" w:fill="ffffff" w:themeFill="light1"/>
         <w:tcBorders>
           <w:top w:val="single" w:color="000000" w:themeColor="accent5" w:themeTint="90" w:sz="4" w:space="0"/>
-          <w:left w:val="none"/>
-          <w:bottom w:val="none"/>
-          <w:right w:val="none"/>
+          <w:left w:val="none" w:color="000000" w:sz="4" w:space="0"/>
+          <w:bottom w:val="none" w:color="000000" w:sz="4" w:space="0"/>
+          <w:right w:val="none" w:color="000000" w:sz="4" w:space="0"/>
         </w:tcBorders>
       </w:tcPr>
     </w:tblStylePr>
@@ -45654,9 +46400,9 @@
       </w:tcPr>
     </w:tblStylePr>
   </w:style>
-  <w:style w:type="table" w:styleId="325">
+  <w:style w:type="table" w:styleId="1423">
     <w:name w:val="Grid Table 7 Colorful - Accent 6"/>
-    <w:basedOn w:val="269"/>
+    <w:basedOn w:val="1367"/>
     <w:uiPriority w:val="99"/>
     <w:pPr>
       <w:pBdr/>
@@ -45758,11 +46504,11 @@
         <w:tblBorders/>
       </w:tblPr>
       <w:tcPr>
-        <w:shd w:color="ffffff"/>
+        <w:shd w:val="clear" w:color="ffffff"/>
         <w:tcBorders>
-          <w:top w:val="none"/>
-          <w:left w:val="none"/>
-          <w:bottom w:val="none"/>
+          <w:top w:val="none" w:color="000000" w:sz="4" w:space="0"/>
+          <w:left w:val="none" w:color="000000" w:sz="4" w:space="0"/>
+          <w:bottom w:val="none" w:color="000000" w:sz="4" w:space="0"/>
           <w:right w:val="single" w:color="000000" w:themeColor="accent6" w:themeTint="90" w:sz="4" w:space="0"/>
         </w:tcBorders>
       </w:tcPr>
@@ -45785,10 +46531,10 @@
       <w:tcPr>
         <w:shd w:val="clear" w:color="ffffff" w:themeColor="light1" w:fill="ffffff" w:themeFill="light1"/>
         <w:tcBorders>
-          <w:top w:val="none"/>
-          <w:left w:val="none"/>
+          <w:top w:val="none" w:color="000000" w:sz="4" w:space="0"/>
+          <w:left w:val="none" w:color="000000" w:sz="4" w:space="0"/>
           <w:bottom w:val="single" w:color="000000" w:themeColor="accent6" w:themeTint="90" w:sz="4" w:space="0"/>
-          <w:right w:val="none"/>
+          <w:right w:val="none" w:color="000000" w:sz="4" w:space="0"/>
         </w:tcBorders>
       </w:tcPr>
     </w:tblStylePr>
@@ -45808,12 +46554,12 @@
         <w:tblBorders/>
       </w:tblPr>
       <w:tcPr>
-        <w:shd w:color="ffffff"/>
+        <w:shd w:val="clear" w:color="ffffff"/>
         <w:tcBorders>
-          <w:top w:val="none"/>
+          <w:top w:val="none" w:color="000000" w:sz="4" w:space="0"/>
           <w:left w:val="single" w:color="000000" w:themeColor="accent6" w:themeTint="90" w:sz="4" w:space="0"/>
-          <w:bottom w:val="none"/>
-          <w:right w:val="none"/>
+          <w:bottom w:val="none" w:color="000000" w:sz="4" w:space="0"/>
+          <w:right w:val="none" w:color="000000" w:sz="4" w:space="0"/>
         </w:tcBorders>
       </w:tcPr>
     </w:tblStylePr>
@@ -45836,9 +46582,9 @@
         <w:shd w:val="clear" w:color="ffffff" w:themeColor="light1" w:fill="ffffff" w:themeFill="light1"/>
         <w:tcBorders>
           <w:top w:val="single" w:color="000000" w:themeColor="accent6" w:themeTint="90" w:sz="4" w:space="0"/>
-          <w:left w:val="none"/>
-          <w:bottom w:val="none"/>
-          <w:right w:val="none"/>
+          <w:left w:val="none" w:color="000000" w:sz="4" w:space="0"/>
+          <w:bottom w:val="none" w:color="000000" w:sz="4" w:space="0"/>
+          <w:right w:val="none" w:color="000000" w:sz="4" w:space="0"/>
         </w:tcBorders>
       </w:tcPr>
     </w:tblStylePr>
@@ -45908,9 +46654,9 @@
       </w:tcPr>
     </w:tblStylePr>
   </w:style>
-  <w:style w:type="table" w:styleId="326">
+  <w:style w:type="table" w:styleId="1424">
     <w:name w:val="List Table 1 Light"/>
-    <w:basedOn w:val="269"/>
+    <w:basedOn w:val="1367"/>
     <w:uiPriority w:val="99"/>
     <w:pPr>
       <w:pBdr/>
@@ -46124,9 +46870,9 @@
       </w:tcPr>
     </w:tblStylePr>
   </w:style>
-  <w:style w:type="table" w:styleId="327">
+  <w:style w:type="table" w:styleId="1425">
     <w:name w:val="List Table 1 Light - Accent 1"/>
-    <w:basedOn w:val="269"/>
+    <w:basedOn w:val="1367"/>
     <w:uiPriority w:val="99"/>
     <w:pPr>
       <w:pBdr/>
@@ -46340,9 +47086,9 @@
       </w:tcPr>
     </w:tblStylePr>
   </w:style>
-  <w:style w:type="table" w:styleId="328">
+  <w:style w:type="table" w:styleId="1426">
     <w:name w:val="List Table 1 Light - Accent 2"/>
-    <w:basedOn w:val="269"/>
+    <w:basedOn w:val="1367"/>
     <w:uiPriority w:val="99"/>
     <w:pPr>
       <w:pBdr/>
@@ -46556,9 +47302,9 @@
       </w:tcPr>
     </w:tblStylePr>
   </w:style>
-  <w:style w:type="table" w:styleId="329">
+  <w:style w:type="table" w:styleId="1427">
     <w:name w:val="List Table 1 Light - Accent 3"/>
-    <w:basedOn w:val="269"/>
+    <w:basedOn w:val="1367"/>
     <w:uiPriority w:val="99"/>
     <w:pPr>
       <w:pBdr/>
@@ -46772,9 +47518,9 @@
       </w:tcPr>
     </w:tblStylePr>
   </w:style>
-  <w:style w:type="table" w:styleId="330">
+  <w:style w:type="table" w:styleId="1428">
     <w:name w:val="List Table 1 Light - Accent 4"/>
-    <w:basedOn w:val="269"/>
+    <w:basedOn w:val="1367"/>
     <w:uiPriority w:val="99"/>
     <w:pPr>
       <w:pBdr/>
@@ -46988,9 +47734,9 @@
       </w:tcPr>
     </w:tblStylePr>
   </w:style>
-  <w:style w:type="table" w:styleId="331">
+  <w:style w:type="table" w:styleId="1429">
     <w:name w:val="List Table 1 Light - Accent 5"/>
-    <w:basedOn w:val="269"/>
+    <w:basedOn w:val="1367"/>
     <w:uiPriority w:val="99"/>
     <w:pPr>
       <w:pBdr/>
@@ -47204,9 +47950,9 @@
       </w:tcPr>
     </w:tblStylePr>
   </w:style>
-  <w:style w:type="table" w:styleId="332">
+  <w:style w:type="table" w:styleId="1430">
     <w:name w:val="List Table 1 Light - Accent 6"/>
-    <w:basedOn w:val="269"/>
+    <w:basedOn w:val="1367"/>
     <w:uiPriority w:val="99"/>
     <w:pPr>
       <w:pBdr/>
@@ -47420,9 +48166,9 @@
       </w:tcPr>
     </w:tblStylePr>
   </w:style>
-  <w:style w:type="table" w:styleId="333">
+  <w:style w:type="table" w:styleId="1431">
     <w:name w:val="List Table 2"/>
-    <w:basedOn w:val="269"/>
+    <w:basedOn w:val="1367"/>
     <w:uiPriority w:val="99"/>
     <w:pPr>
       <w:pBdr/>
@@ -47658,9 +48404,9 @@
       </w:tcPr>
     </w:tblStylePr>
   </w:style>
-  <w:style w:type="table" w:styleId="334">
+  <w:style w:type="table" w:styleId="1432">
     <w:name w:val="List Table 2 - Accent 1"/>
-    <w:basedOn w:val="269"/>
+    <w:basedOn w:val="1367"/>
     <w:uiPriority w:val="99"/>
     <w:pPr>
       <w:pBdr/>
@@ -47896,9 +48642,9 @@
       </w:tcPr>
     </w:tblStylePr>
   </w:style>
-  <w:style w:type="table" w:styleId="335">
+  <w:style w:type="table" w:styleId="1433">
     <w:name w:val="List Table 2 - Accent 2"/>
-    <w:basedOn w:val="269"/>
+    <w:basedOn w:val="1367"/>
     <w:uiPriority w:val="99"/>
     <w:pPr>
       <w:pBdr/>
@@ -48134,9 +48880,9 @@
       </w:tcPr>
     </w:tblStylePr>
   </w:style>
-  <w:style w:type="table" w:styleId="336">
+  <w:style w:type="table" w:styleId="1434">
     <w:name w:val="List Table 2 - Accent 3"/>
-    <w:basedOn w:val="269"/>
+    <w:basedOn w:val="1367"/>
     <w:uiPriority w:val="99"/>
     <w:pPr>
       <w:pBdr/>
@@ -48372,9 +49118,9 @@
       </w:tcPr>
     </w:tblStylePr>
   </w:style>
-  <w:style w:type="table" w:styleId="337">
+  <w:style w:type="table" w:styleId="1435">
     <w:name w:val="List Table 2 - Accent 4"/>
-    <w:basedOn w:val="269"/>
+    <w:basedOn w:val="1367"/>
     <w:uiPriority w:val="99"/>
     <w:pPr>
       <w:pBdr/>
@@ -48610,9 +49356,9 @@
       </w:tcPr>
     </w:tblStylePr>
   </w:style>
-  <w:style w:type="table" w:styleId="338">
+  <w:style w:type="table" w:styleId="1436">
     <w:name w:val="List Table 2 - Accent 5"/>
-    <w:basedOn w:val="269"/>
+    <w:basedOn w:val="1367"/>
     <w:uiPriority w:val="99"/>
     <w:pPr>
       <w:pBdr/>
@@ -48848,9 +49594,9 @@
       </w:tcPr>
     </w:tblStylePr>
   </w:style>
-  <w:style w:type="table" w:styleId="339">
+  <w:style w:type="table" w:styleId="1437">
     <w:name w:val="List Table 2 - Accent 6"/>
-    <w:basedOn w:val="269"/>
+    <w:basedOn w:val="1367"/>
     <w:uiPriority w:val="99"/>
     <w:pPr>
       <w:pBdr/>
@@ -49086,9 +49832,9 @@
       </w:tcPr>
     </w:tblStylePr>
   </w:style>
-  <w:style w:type="table" w:styleId="340">
+  <w:style w:type="table" w:styleId="1438">
     <w:name w:val="List Table 3"/>
-    <w:basedOn w:val="269"/>
+    <w:basedOn w:val="1367"/>
     <w:uiPriority w:val="99"/>
     <w:pPr>
       <w:pBdr/>
@@ -49314,9 +50060,9 @@
       </w:tcPr>
     </w:tblStylePr>
   </w:style>
-  <w:style w:type="table" w:styleId="341">
+  <w:style w:type="table" w:styleId="1439">
     <w:name w:val="List Table 3 - Accent 1"/>
-    <w:basedOn w:val="269"/>
+    <w:basedOn w:val="1367"/>
     <w:uiPriority w:val="99"/>
     <w:pPr>
       <w:pBdr/>
@@ -49542,9 +50288,9 @@
       </w:tcPr>
     </w:tblStylePr>
   </w:style>
-  <w:style w:type="table" w:styleId="342">
+  <w:style w:type="table" w:styleId="1440">
     <w:name w:val="List Table 3 - Accent 2"/>
-    <w:basedOn w:val="269"/>
+    <w:basedOn w:val="1367"/>
     <w:uiPriority w:val="99"/>
     <w:pPr>
       <w:pBdr/>
@@ -49770,9 +50516,9 @@
       </w:tcPr>
     </w:tblStylePr>
   </w:style>
-  <w:style w:type="table" w:styleId="343">
+  <w:style w:type="table" w:styleId="1441">
     <w:name w:val="List Table 3 - Accent 3"/>
-    <w:basedOn w:val="269"/>
+    <w:basedOn w:val="1367"/>
     <w:uiPriority w:val="99"/>
     <w:pPr>
       <w:pBdr/>
@@ -49998,9 +50744,9 @@
       </w:tcPr>
     </w:tblStylePr>
   </w:style>
-  <w:style w:type="table" w:styleId="344">
+  <w:style w:type="table" w:styleId="1442">
     <w:name w:val="List Table 3 - Accent 4"/>
-    <w:basedOn w:val="269"/>
+    <w:basedOn w:val="1367"/>
     <w:uiPriority w:val="99"/>
     <w:pPr>
       <w:pBdr/>
@@ -50226,9 +50972,9 @@
       </w:tcPr>
     </w:tblStylePr>
   </w:style>
-  <w:style w:type="table" w:styleId="345">
+  <w:style w:type="table" w:styleId="1443">
     <w:name w:val="List Table 3 - Accent 5"/>
-    <w:basedOn w:val="269"/>
+    <w:basedOn w:val="1367"/>
     <w:uiPriority w:val="99"/>
     <w:pPr>
       <w:pBdr/>
@@ -50454,9 +51200,9 @@
       </w:tcPr>
     </w:tblStylePr>
   </w:style>
-  <w:style w:type="table" w:styleId="346">
+  <w:style w:type="table" w:styleId="1444">
     <w:name w:val="List Table 3 - Accent 6"/>
-    <w:basedOn w:val="269"/>
+    <w:basedOn w:val="1367"/>
     <w:uiPriority w:val="99"/>
     <w:pPr>
       <w:pBdr/>
@@ -50682,9 +51428,9 @@
       </w:tcPr>
     </w:tblStylePr>
   </w:style>
-  <w:style w:type="table" w:styleId="347">
+  <w:style w:type="table" w:styleId="1445">
     <w:name w:val="List Table 4"/>
-    <w:basedOn w:val="269"/>
+    <w:basedOn w:val="1367"/>
     <w:uiPriority w:val="99"/>
     <w:pPr>
       <w:pBdr/>
@@ -50907,9 +51653,9 @@
       </w:tcPr>
     </w:tblStylePr>
   </w:style>
-  <w:style w:type="table" w:styleId="348">
+  <w:style w:type="table" w:styleId="1446">
     <w:name w:val="List Table 4 - Accent 1"/>
-    <w:basedOn w:val="269"/>
+    <w:basedOn w:val="1367"/>
     <w:uiPriority w:val="99"/>
     <w:pPr>
       <w:pBdr/>
@@ -51132,9 +51878,9 @@
       </w:tcPr>
     </w:tblStylePr>
   </w:style>
-  <w:style w:type="table" w:styleId="349">
+  <w:style w:type="table" w:styleId="1447">
     <w:name w:val="List Table 4 - Accent 2"/>
-    <w:basedOn w:val="269"/>
+    <w:basedOn w:val="1367"/>
     <w:uiPriority w:val="99"/>
     <w:pPr>
       <w:pBdr/>
@@ -51357,9 +52103,9 @@
       </w:tcPr>
     </w:tblStylePr>
   </w:style>
-  <w:style w:type="table" w:styleId="350">
+  <w:style w:type="table" w:styleId="1448">
     <w:name w:val="List Table 4 - Accent 3"/>
-    <w:basedOn w:val="269"/>
+    <w:basedOn w:val="1367"/>
     <w:uiPriority w:val="99"/>
     <w:pPr>
       <w:pBdr/>
@@ -51582,9 +52328,9 @@
       </w:tcPr>
     </w:tblStylePr>
   </w:style>
-  <w:style w:type="table" w:styleId="351">
+  <w:style w:type="table" w:styleId="1449">
     <w:name w:val="List Table 4 - Accent 4"/>
-    <w:basedOn w:val="269"/>
+    <w:basedOn w:val="1367"/>
     <w:uiPriority w:val="99"/>
     <w:pPr>
       <w:pBdr/>
@@ -51807,9 +52553,9 @@
       </w:tcPr>
     </w:tblStylePr>
   </w:style>
-  <w:style w:type="table" w:styleId="352">
+  <w:style w:type="table" w:styleId="1450">
     <w:name w:val="List Table 4 - Accent 5"/>
-    <w:basedOn w:val="269"/>
+    <w:basedOn w:val="1367"/>
     <w:uiPriority w:val="99"/>
     <w:pPr>
       <w:pBdr/>
@@ -52032,9 +52778,9 @@
       </w:tcPr>
     </w:tblStylePr>
   </w:style>
-  <w:style w:type="table" w:styleId="353">
+  <w:style w:type="table" w:styleId="1451">
     <w:name w:val="List Table 4 - Accent 6"/>
-    <w:basedOn w:val="269"/>
+    <w:basedOn w:val="1367"/>
     <w:uiPriority w:val="99"/>
     <w:pPr>
       <w:pBdr/>
@@ -52257,9 +53003,9 @@
       </w:tcPr>
     </w:tblStylePr>
   </w:style>
-  <w:style w:type="table" w:styleId="354">
+  <w:style w:type="table" w:styleId="1452">
     <w:name w:val="List Table 5 Dark"/>
-    <w:basedOn w:val="269"/>
+    <w:basedOn w:val="1367"/>
     <w:uiPriority w:val="99"/>
     <w:pPr>
       <w:pBdr/>
@@ -52499,9 +53245,9 @@
       </w:tcPr>
     </w:tblStylePr>
   </w:style>
-  <w:style w:type="table" w:styleId="355">
+  <w:style w:type="table" w:styleId="1453">
     <w:name w:val="List Table 5 Dark - Accent 1"/>
-    <w:basedOn w:val="269"/>
+    <w:basedOn w:val="1367"/>
     <w:uiPriority w:val="99"/>
     <w:pPr>
       <w:pBdr/>
@@ -52741,9 +53487,9 @@
       </w:tcPr>
     </w:tblStylePr>
   </w:style>
-  <w:style w:type="table" w:styleId="356">
+  <w:style w:type="table" w:styleId="1454">
     <w:name w:val="List Table 5 Dark - Accent 2"/>
-    <w:basedOn w:val="269"/>
+    <w:basedOn w:val="1367"/>
     <w:uiPriority w:val="99"/>
     <w:pPr>
       <w:pBdr/>
@@ -52983,9 +53729,9 @@
       </w:tcPr>
     </w:tblStylePr>
   </w:style>
-  <w:style w:type="table" w:styleId="357">
+  <w:style w:type="table" w:styleId="1455">
     <w:name w:val="List Table 5 Dark - Accent 3"/>
-    <w:basedOn w:val="269"/>
+    <w:basedOn w:val="1367"/>
     <w:uiPriority w:val="99"/>
     <w:pPr>
       <w:pBdr/>
@@ -53225,9 +53971,9 @@
       </w:tcPr>
     </w:tblStylePr>
   </w:style>
-  <w:style w:type="table" w:styleId="358">
+  <w:style w:type="table" w:styleId="1456">
     <w:name w:val="List Table 5 Dark - Accent 4"/>
-    <w:basedOn w:val="269"/>
+    <w:basedOn w:val="1367"/>
     <w:uiPriority w:val="99"/>
     <w:pPr>
       <w:pBdr/>
@@ -53467,9 +54213,9 @@
       </w:tcPr>
     </w:tblStylePr>
   </w:style>
-  <w:style w:type="table" w:styleId="359">
+  <w:style w:type="table" w:styleId="1457">
     <w:name w:val="List Table 5 Dark - Accent 5"/>
-    <w:basedOn w:val="269"/>
+    <w:basedOn w:val="1367"/>
     <w:uiPriority w:val="99"/>
     <w:pPr>
       <w:pBdr/>
@@ -53709,9 +54455,9 @@
       </w:tcPr>
     </w:tblStylePr>
   </w:style>
-  <w:style w:type="table" w:styleId="360">
+  <w:style w:type="table" w:styleId="1458">
     <w:name w:val="List Table 5 Dark - Accent 6"/>
-    <w:basedOn w:val="269"/>
+    <w:basedOn w:val="1367"/>
     <w:uiPriority w:val="99"/>
     <w:pPr>
       <w:pBdr/>
@@ -53951,9 +54697,9 @@
       </w:tcPr>
     </w:tblStylePr>
   </w:style>
-  <w:style w:type="table" w:styleId="361">
+  <w:style w:type="table" w:styleId="1459">
     <w:name w:val="List Table 6 Colorful"/>
-    <w:basedOn w:val="269"/>
+    <w:basedOn w:val="1367"/>
     <w:uiPriority w:val="99"/>
     <w:pPr>
       <w:pBdr/>
@@ -54174,9 +54920,9 @@
       </w:tcPr>
     </w:tblStylePr>
   </w:style>
-  <w:style w:type="table" w:styleId="362">
+  <w:style w:type="table" w:styleId="1460">
     <w:name w:val="List Table 6 Colorful - Accent 1"/>
-    <w:basedOn w:val="269"/>
+    <w:basedOn w:val="1367"/>
     <w:uiPriority w:val="99"/>
     <w:pPr>
       <w:pBdr/>
@@ -54397,9 +55143,9 @@
       </w:tcPr>
     </w:tblStylePr>
   </w:style>
-  <w:style w:type="table" w:styleId="363">
+  <w:style w:type="table" w:styleId="1461">
     <w:name w:val="List Table 6 Colorful - Accent 2"/>
-    <w:basedOn w:val="269"/>
+    <w:basedOn w:val="1367"/>
     <w:uiPriority w:val="99"/>
     <w:pPr>
       <w:pBdr/>
@@ -54620,9 +55366,9 @@
       </w:tcPr>
     </w:tblStylePr>
   </w:style>
-  <w:style w:type="table" w:styleId="364">
+  <w:style w:type="table" w:styleId="1462">
     <w:name w:val="List Table 6 Colorful - Accent 3"/>
-    <w:basedOn w:val="269"/>
+    <w:basedOn w:val="1367"/>
     <w:uiPriority w:val="99"/>
     <w:pPr>
       <w:pBdr/>
@@ -54843,9 +55589,9 @@
       </w:tcPr>
     </w:tblStylePr>
   </w:style>
-  <w:style w:type="table" w:styleId="365">
+  <w:style w:type="table" w:styleId="1463">
     <w:name w:val="List Table 6 Colorful - Accent 4"/>
-    <w:basedOn w:val="269"/>
+    <w:basedOn w:val="1367"/>
     <w:uiPriority w:val="99"/>
     <w:pPr>
       <w:pBdr/>
@@ -55066,9 +55812,9 @@
       </w:tcPr>
     </w:tblStylePr>
   </w:style>
-  <w:style w:type="table" w:styleId="366">
+  <w:style w:type="table" w:styleId="1464">
     <w:name w:val="List Table 6 Colorful - Accent 5"/>
-    <w:basedOn w:val="269"/>
+    <w:basedOn w:val="1367"/>
     <w:uiPriority w:val="99"/>
     <w:pPr>
       <w:pBdr/>
@@ -55289,9 +56035,9 @@
       </w:tcPr>
     </w:tblStylePr>
   </w:style>
-  <w:style w:type="table" w:styleId="367">
+  <w:style w:type="table" w:styleId="1465">
     <w:name w:val="List Table 6 Colorful - Accent 6"/>
-    <w:basedOn w:val="269"/>
+    <w:basedOn w:val="1367"/>
     <w:uiPriority w:val="99"/>
     <w:pPr>
       <w:pBdr/>
@@ -55512,9 +56258,9 @@
       </w:tcPr>
     </w:tblStylePr>
   </w:style>
-  <w:style w:type="table" w:styleId="368">
+  <w:style w:type="table" w:styleId="1466">
     <w:name w:val="List Table 7 Colorful"/>
-    <w:basedOn w:val="269"/>
+    <w:basedOn w:val="1367"/>
     <w:uiPriority w:val="99"/>
     <w:pPr>
       <w:pBdr/>
@@ -55613,11 +56359,11 @@
         <w:tblBorders/>
       </w:tblPr>
       <w:tcPr>
-        <w:shd w:color="ffffff"/>
+        <w:shd w:val="clear" w:color="ffffff"/>
         <w:tcBorders>
-          <w:top w:val="none"/>
-          <w:left w:val="none"/>
-          <w:bottom w:val="none"/>
+          <w:top w:val="none" w:color="000000" w:sz="4" w:space="0"/>
+          <w:left w:val="none" w:color="000000" w:sz="4" w:space="0"/>
+          <w:bottom w:val="none" w:color="000000" w:sz="4" w:space="0"/>
           <w:right w:val="single" w:color="000000" w:themeColor="text1" w:themeTint="80" w:sz="4" w:space="0"/>
         </w:tcBorders>
       </w:tcPr>
@@ -55640,10 +56386,10 @@
       <w:tcPr>
         <w:shd w:val="clear" w:color="ffffff" w:themeColor="light1" w:fill="ffffff" w:themeFill="light1"/>
         <w:tcBorders>
-          <w:top w:val="none"/>
-          <w:left w:val="none"/>
+          <w:top w:val="none" w:color="000000" w:sz="4" w:space="0"/>
+          <w:left w:val="none" w:color="000000" w:sz="4" w:space="0"/>
           <w:bottom w:val="single" w:color="000000" w:themeColor="text1" w:themeTint="80" w:sz="4" w:space="0"/>
-          <w:right w:val="none"/>
+          <w:right w:val="none" w:color="000000" w:sz="4" w:space="0"/>
         </w:tcBorders>
       </w:tcPr>
     </w:tblStylePr>
@@ -55663,12 +56409,12 @@
         <w:tblBorders/>
       </w:tblPr>
       <w:tcPr>
-        <w:shd w:color="ffffff"/>
+        <w:shd w:val="clear" w:color="ffffff"/>
         <w:tcBorders>
-          <w:top w:val="none"/>
+          <w:top w:val="none" w:color="000000" w:sz="4" w:space="0"/>
           <w:left w:val="single" w:color="000000" w:themeColor="text1" w:themeTint="80" w:sz="4" w:space="0"/>
-          <w:bottom w:val="none"/>
-          <w:right w:val="none"/>
+          <w:bottom w:val="none" w:color="000000" w:sz="4" w:space="0"/>
+          <w:right w:val="none" w:color="000000" w:sz="4" w:space="0"/>
         </w:tcBorders>
       </w:tcPr>
     </w:tblStylePr>
@@ -55691,9 +56437,9 @@
         <w:shd w:val="clear" w:color="ffffff" w:themeColor="light1" w:fill="ffffff" w:themeFill="light1"/>
         <w:tcBorders>
           <w:top w:val="single" w:color="000000" w:themeColor="text1" w:themeTint="80" w:sz="4" w:space="0"/>
-          <w:left w:val="none"/>
-          <w:bottom w:val="none"/>
-          <w:right w:val="none"/>
+          <w:left w:val="none" w:color="000000" w:sz="4" w:space="0"/>
+          <w:bottom w:val="none" w:color="000000" w:sz="4" w:space="0"/>
+          <w:right w:val="none" w:color="000000" w:sz="4" w:space="0"/>
         </w:tcBorders>
       </w:tcPr>
     </w:tblStylePr>
@@ -55768,9 +56514,9 @@
       </w:tcPr>
     </w:tblStylePr>
   </w:style>
-  <w:style w:type="table" w:styleId="369">
+  <w:style w:type="table" w:styleId="1467">
     <w:name w:val="List Table 7 Colorful - Accent 1"/>
-    <w:basedOn w:val="269"/>
+    <w:basedOn w:val="1367"/>
     <w:uiPriority w:val="99"/>
     <w:pPr>
       <w:pBdr/>
@@ -55869,11 +56615,11 @@
         <w:tblBorders/>
       </w:tblPr>
       <w:tcPr>
-        <w:shd w:color="ffffff"/>
+        <w:shd w:val="clear" w:color="ffffff"/>
         <w:tcBorders>
-          <w:top w:val="none"/>
-          <w:left w:val="none"/>
-          <w:bottom w:val="none"/>
+          <w:top w:val="none" w:color="000000" w:sz="4" w:space="0"/>
+          <w:left w:val="none" w:color="000000" w:sz="4" w:space="0"/>
+          <w:bottom w:val="none" w:color="000000" w:sz="4" w:space="0"/>
           <w:right w:val="single" w:color="000000" w:themeColor="accent1" w:sz="4" w:space="0"/>
         </w:tcBorders>
       </w:tcPr>
@@ -55896,10 +56642,10 @@
       <w:tcPr>
         <w:shd w:val="clear" w:color="ffffff" w:themeColor="light1" w:fill="ffffff" w:themeFill="light1"/>
         <w:tcBorders>
-          <w:top w:val="none"/>
-          <w:left w:val="none"/>
+          <w:top w:val="none" w:color="000000" w:sz="4" w:space="0"/>
+          <w:left w:val="none" w:color="000000" w:sz="4" w:space="0"/>
           <w:bottom w:val="single" w:color="000000" w:themeColor="accent1" w:sz="4" w:space="0"/>
-          <w:right w:val="none"/>
+          <w:right w:val="none" w:color="000000" w:sz="4" w:space="0"/>
         </w:tcBorders>
       </w:tcPr>
     </w:tblStylePr>
@@ -55919,12 +56665,12 @@
         <w:tblBorders/>
       </w:tblPr>
       <w:tcPr>
-        <w:shd w:color="ffffff"/>
+        <w:shd w:val="clear" w:color="ffffff"/>
         <w:tcBorders>
-          <w:top w:val="none"/>
+          <w:top w:val="none" w:color="000000" w:sz="4" w:space="0"/>
           <w:left w:val="single" w:color="000000" w:themeColor="accent1" w:sz="4" w:space="0"/>
-          <w:bottom w:val="none"/>
-          <w:right w:val="none"/>
+          <w:bottom w:val="none" w:color="000000" w:sz="4" w:space="0"/>
+          <w:right w:val="none" w:color="000000" w:sz="4" w:space="0"/>
         </w:tcBorders>
       </w:tcPr>
     </w:tblStylePr>
@@ -55947,9 +56693,9 @@
         <w:shd w:val="clear" w:color="ffffff" w:themeColor="light1" w:fill="ffffff" w:themeFill="light1"/>
         <w:tcBorders>
           <w:top w:val="single" w:color="000000" w:themeColor="accent1" w:sz="4" w:space="0"/>
-          <w:left w:val="none"/>
-          <w:bottom w:val="none"/>
-          <w:right w:val="none"/>
+          <w:left w:val="none" w:color="000000" w:sz="4" w:space="0"/>
+          <w:bottom w:val="none" w:color="000000" w:sz="4" w:space="0"/>
+          <w:right w:val="none" w:color="000000" w:sz="4" w:space="0"/>
         </w:tcBorders>
       </w:tcPr>
     </w:tblStylePr>
@@ -56024,9 +56770,9 @@
       </w:tcPr>
     </w:tblStylePr>
   </w:style>
-  <w:style w:type="table" w:styleId="370">
+  <w:style w:type="table" w:styleId="1468">
     <w:name w:val="List Table 7 Colorful - Accent 2"/>
-    <w:basedOn w:val="269"/>
+    <w:basedOn w:val="1367"/>
     <w:uiPriority w:val="99"/>
     <w:pPr>
       <w:pBdr/>
@@ -56125,11 +56871,11 @@
         <w:tblBorders/>
       </w:tblPr>
       <w:tcPr>
-        <w:shd w:color="ffffff"/>
+        <w:shd w:val="clear" w:color="ffffff"/>
         <w:tcBorders>
-          <w:top w:val="none"/>
-          <w:left w:val="none"/>
-          <w:bottom w:val="none"/>
+          <w:top w:val="none" w:color="000000" w:sz="4" w:space="0"/>
+          <w:left w:val="none" w:color="000000" w:sz="4" w:space="0"/>
+          <w:bottom w:val="none" w:color="000000" w:sz="4" w:space="0"/>
           <w:right w:val="single" w:color="000000" w:themeColor="accent2" w:themeTint="97" w:sz="4" w:space="0"/>
         </w:tcBorders>
       </w:tcPr>
@@ -56152,10 +56898,10 @@
       <w:tcPr>
         <w:shd w:val="clear" w:color="ffffff" w:themeColor="light1" w:fill="ffffff" w:themeFill="light1"/>
         <w:tcBorders>
-          <w:top w:val="none"/>
-          <w:left w:val="none"/>
+          <w:top w:val="none" w:color="000000" w:sz="4" w:space="0"/>
+          <w:left w:val="none" w:color="000000" w:sz="4" w:space="0"/>
           <w:bottom w:val="single" w:color="000000" w:themeColor="accent2" w:themeTint="97" w:sz="4" w:space="0"/>
-          <w:right w:val="none"/>
+          <w:right w:val="none" w:color="000000" w:sz="4" w:space="0"/>
         </w:tcBorders>
       </w:tcPr>
     </w:tblStylePr>
@@ -56175,12 +56921,12 @@
         <w:tblBorders/>
       </w:tblPr>
       <w:tcPr>
-        <w:shd w:color="ffffff"/>
+        <w:shd w:val="clear" w:color="ffffff"/>
         <w:tcBorders>
-          <w:top w:val="none"/>
+          <w:top w:val="none" w:color="000000" w:sz="4" w:space="0"/>
           <w:left w:val="single" w:color="000000" w:themeColor="accent2" w:themeTint="97" w:sz="4" w:space="0"/>
-          <w:bottom w:val="none"/>
-          <w:right w:val="none"/>
+          <w:bottom w:val="none" w:color="000000" w:sz="4" w:space="0"/>
+          <w:right w:val="none" w:color="000000" w:sz="4" w:space="0"/>
         </w:tcBorders>
       </w:tcPr>
     </w:tblStylePr>
@@ -56203,9 +56949,9 @@
         <w:shd w:val="clear" w:color="ffffff" w:themeColor="light1" w:fill="ffffff" w:themeFill="light1"/>
         <w:tcBorders>
           <w:top w:val="single" w:color="000000" w:themeColor="accent2" w:themeTint="97" w:sz="4" w:space="0"/>
-          <w:left w:val="none"/>
-          <w:bottom w:val="none"/>
-          <w:right w:val="none"/>
+          <w:left w:val="none" w:color="000000" w:sz="4" w:space="0"/>
+          <w:bottom w:val="none" w:color="000000" w:sz="4" w:space="0"/>
+          <w:right w:val="none" w:color="000000" w:sz="4" w:space="0"/>
         </w:tcBorders>
       </w:tcPr>
     </w:tblStylePr>
@@ -56280,9 +57026,9 @@
       </w:tcPr>
     </w:tblStylePr>
   </w:style>
-  <w:style w:type="table" w:styleId="371">
+  <w:style w:type="table" w:styleId="1469">
     <w:name w:val="List Table 7 Colorful - Accent 3"/>
-    <w:basedOn w:val="269"/>
+    <w:basedOn w:val="1367"/>
     <w:uiPriority w:val="99"/>
     <w:pPr>
       <w:pBdr/>
@@ -56381,11 +57127,11 @@
         <w:tblBorders/>
       </w:tblPr>
       <w:tcPr>
-        <w:shd w:color="ffffff"/>
+        <w:shd w:val="clear" w:color="ffffff"/>
         <w:tcBorders>
-          <w:top w:val="none"/>
-          <w:left w:val="none"/>
-          <w:bottom w:val="none"/>
+          <w:top w:val="none" w:color="000000" w:sz="4" w:space="0"/>
+          <w:left w:val="none" w:color="000000" w:sz="4" w:space="0"/>
+          <w:bottom w:val="none" w:color="000000" w:sz="4" w:space="0"/>
           <w:right w:val="single" w:color="000000" w:themeColor="accent3" w:themeTint="98" w:sz="4" w:space="0"/>
         </w:tcBorders>
       </w:tcPr>
@@ -56408,10 +57154,10 @@
       <w:tcPr>
         <w:shd w:val="clear" w:color="ffffff" w:themeColor="light1" w:fill="ffffff" w:themeFill="light1"/>
         <w:tcBorders>
-          <w:top w:val="none"/>
-          <w:left w:val="none"/>
+          <w:top w:val="none" w:color="000000" w:sz="4" w:space="0"/>
+          <w:left w:val="none" w:color="000000" w:sz="4" w:space="0"/>
           <w:bottom w:val="single" w:color="000000" w:themeColor="accent3" w:themeTint="98" w:sz="4" w:space="0"/>
-          <w:right w:val="none"/>
+          <w:right w:val="none" w:color="000000" w:sz="4" w:space="0"/>
         </w:tcBorders>
       </w:tcPr>
     </w:tblStylePr>
@@ -56431,12 +57177,12 @@
         <w:tblBorders/>
       </w:tblPr>
       <w:tcPr>
-        <w:shd w:color="ffffff"/>
+        <w:shd w:val="clear" w:color="ffffff"/>
         <w:tcBorders>
-          <w:top w:val="none"/>
+          <w:top w:val="none" w:color="000000" w:sz="4" w:space="0"/>
           <w:left w:val="single" w:color="000000" w:themeColor="accent3" w:themeTint="98" w:sz="4" w:space="0"/>
-          <w:bottom w:val="none"/>
-          <w:right w:val="none"/>
+          <w:bottom w:val="none" w:color="000000" w:sz="4" w:space="0"/>
+          <w:right w:val="none" w:color="000000" w:sz="4" w:space="0"/>
         </w:tcBorders>
       </w:tcPr>
     </w:tblStylePr>
@@ -56459,9 +57205,9 @@
         <w:shd w:val="clear" w:color="ffffff" w:themeColor="light1" w:fill="ffffff" w:themeFill="light1"/>
         <w:tcBorders>
           <w:top w:val="single" w:color="000000" w:themeColor="accent3" w:themeTint="98" w:sz="4" w:space="0"/>
-          <w:left w:val="none"/>
-          <w:bottom w:val="none"/>
-          <w:right w:val="none"/>
+          <w:left w:val="none" w:color="000000" w:sz="4" w:space="0"/>
+          <w:bottom w:val="none" w:color="000000" w:sz="4" w:space="0"/>
+          <w:right w:val="none" w:color="000000" w:sz="4" w:space="0"/>
         </w:tcBorders>
       </w:tcPr>
     </w:tblStylePr>
@@ -56536,9 +57282,9 @@
       </w:tcPr>
     </w:tblStylePr>
   </w:style>
-  <w:style w:type="table" w:styleId="372">
+  <w:style w:type="table" w:styleId="1470">
     <w:name w:val="List Table 7 Colorful - Accent 4"/>
-    <w:basedOn w:val="269"/>
+    <w:basedOn w:val="1367"/>
     <w:uiPriority w:val="99"/>
     <w:pPr>
       <w:pBdr/>
@@ -56637,11 +57383,11 @@
         <w:tblBorders/>
       </w:tblPr>
       <w:tcPr>
-        <w:shd w:color="ffffff"/>
+        <w:shd w:val="clear" w:color="ffffff"/>
         <w:tcBorders>
-          <w:top w:val="none"/>
-          <w:left w:val="none"/>
-          <w:bottom w:val="none"/>
+          <w:top w:val="none" w:color="000000" w:sz="4" w:space="0"/>
+          <w:left w:val="none" w:color="000000" w:sz="4" w:space="0"/>
+          <w:bottom w:val="none" w:color="000000" w:sz="4" w:space="0"/>
           <w:right w:val="single" w:color="000000" w:themeColor="accent4" w:themeTint="9A" w:sz="4" w:space="0"/>
         </w:tcBorders>
       </w:tcPr>
@@ -56664,10 +57410,10 @@
       <w:tcPr>
         <w:shd w:val="clear" w:color="ffffff" w:themeColor="light1" w:fill="ffffff" w:themeFill="light1"/>
         <w:tcBorders>
-          <w:top w:val="none"/>
-          <w:left w:val="none"/>
+          <w:top w:val="none" w:color="000000" w:sz="4" w:space="0"/>
+          <w:left w:val="none" w:color="000000" w:sz="4" w:space="0"/>
           <w:bottom w:val="single" w:color="000000" w:themeColor="accent4" w:themeTint="9A" w:sz="4" w:space="0"/>
-          <w:right w:val="none"/>
+          <w:right w:val="none" w:color="000000" w:sz="4" w:space="0"/>
         </w:tcBorders>
       </w:tcPr>
     </w:tblStylePr>
@@ -56687,12 +57433,12 @@
         <w:tblBorders/>
       </w:tblPr>
       <w:tcPr>
-        <w:shd w:color="ffffff"/>
+        <w:shd w:val="clear" w:color="ffffff"/>
         <w:tcBorders>
-          <w:top w:val="none"/>
+          <w:top w:val="none" w:color="000000" w:sz="4" w:space="0"/>
           <w:left w:val="single" w:color="000000" w:themeColor="accent4" w:themeTint="9A" w:sz="4" w:space="0"/>
-          <w:bottom w:val="none"/>
-          <w:right w:val="none"/>
+          <w:bottom w:val="none" w:color="000000" w:sz="4" w:space="0"/>
+          <w:right w:val="none" w:color="000000" w:sz="4" w:space="0"/>
         </w:tcBorders>
       </w:tcPr>
     </w:tblStylePr>
@@ -56715,9 +57461,9 @@
         <w:shd w:val="clear" w:color="ffffff" w:themeColor="light1" w:fill="ffffff" w:themeFill="light1"/>
         <w:tcBorders>
           <w:top w:val="single" w:color="000000" w:themeColor="accent4" w:themeTint="9A" w:sz="4" w:space="0"/>
-          <w:left w:val="none"/>
-          <w:bottom w:val="none"/>
-          <w:right w:val="none"/>
+          <w:left w:val="none" w:color="000000" w:sz="4" w:space="0"/>
+          <w:bottom w:val="none" w:color="000000" w:sz="4" w:space="0"/>
+          <w:right w:val="none" w:color="000000" w:sz="4" w:space="0"/>
         </w:tcBorders>
       </w:tcPr>
     </w:tblStylePr>
@@ -56792,9 +57538,9 @@
       </w:tcPr>
     </w:tblStylePr>
   </w:style>
-  <w:style w:type="table" w:styleId="373">
+  <w:style w:type="table" w:styleId="1471">
     <w:name w:val="List Table 7 Colorful - Accent 5"/>
-    <w:basedOn w:val="269"/>
+    <w:basedOn w:val="1367"/>
     <w:uiPriority w:val="99"/>
     <w:pPr>
       <w:pBdr/>
@@ -56893,11 +57639,11 @@
         <w:tblBorders/>
       </w:tblPr>
       <w:tcPr>
-        <w:shd w:color="ffffff"/>
+        <w:shd w:val="clear" w:color="ffffff"/>
         <w:tcBorders>
-          <w:top w:val="none"/>
-          <w:left w:val="none"/>
-          <w:bottom w:val="none"/>
+          <w:top w:val="none" w:color="000000" w:sz="4" w:space="0"/>
+          <w:left w:val="none" w:color="000000" w:sz="4" w:space="0"/>
+          <w:bottom w:val="none" w:color="000000" w:sz="4" w:space="0"/>
           <w:right w:val="single" w:color="000000" w:themeColor="accent5" w:themeTint="9A" w:sz="4" w:space="0"/>
         </w:tcBorders>
       </w:tcPr>
@@ -56920,10 +57666,10 @@
       <w:tcPr>
         <w:shd w:val="clear" w:color="ffffff" w:themeColor="light1" w:fill="ffffff" w:themeFill="light1"/>
         <w:tcBorders>
-          <w:top w:val="none"/>
-          <w:left w:val="none"/>
+          <w:top w:val="none" w:color="000000" w:sz="4" w:space="0"/>
+          <w:left w:val="none" w:color="000000" w:sz="4" w:space="0"/>
           <w:bottom w:val="single" w:color="000000" w:themeColor="accent5" w:themeTint="9A" w:sz="4" w:space="0"/>
-          <w:right w:val="none"/>
+          <w:right w:val="none" w:color="000000" w:sz="4" w:space="0"/>
         </w:tcBorders>
       </w:tcPr>
     </w:tblStylePr>
@@ -56943,12 +57689,12 @@
         <w:tblBorders/>
       </w:tblPr>
       <w:tcPr>
-        <w:shd w:color="ffffff"/>
+        <w:shd w:val="clear" w:color="ffffff"/>
         <w:tcBorders>
-          <w:top w:val="none"/>
+          <w:top w:val="none" w:color="000000" w:sz="4" w:space="0"/>
           <w:left w:val="single" w:color="000000" w:themeColor="accent5" w:themeTint="9A" w:sz="4" w:space="0"/>
-          <w:bottom w:val="none"/>
-          <w:right w:val="none"/>
+          <w:bottom w:val="none" w:color="000000" w:sz="4" w:space="0"/>
+          <w:right w:val="none" w:color="000000" w:sz="4" w:space="0"/>
         </w:tcBorders>
       </w:tcPr>
     </w:tblStylePr>
@@ -56971,9 +57717,9 @@
         <w:shd w:val="clear" w:color="ffffff" w:themeColor="light1" w:fill="ffffff" w:themeFill="light1"/>
         <w:tcBorders>
           <w:top w:val="single" w:color="000000" w:themeColor="accent5" w:themeTint="9A" w:sz="4" w:space="0"/>
-          <w:left w:val="none"/>
-          <w:bottom w:val="none"/>
-          <w:right w:val="none"/>
+          <w:left w:val="none" w:color="000000" w:sz="4" w:space="0"/>
+          <w:bottom w:val="none" w:color="000000" w:sz="4" w:space="0"/>
+          <w:right w:val="none" w:color="000000" w:sz="4" w:space="0"/>
         </w:tcBorders>
       </w:tcPr>
     </w:tblStylePr>
@@ -57048,9 +57794,9 @@
       </w:tcPr>
     </w:tblStylePr>
   </w:style>
-  <w:style w:type="table" w:styleId="374">
+  <w:style w:type="table" w:styleId="1472">
     <w:name w:val="List Table 7 Colorful - Accent 6"/>
-    <w:basedOn w:val="269"/>
+    <w:basedOn w:val="1367"/>
     <w:uiPriority w:val="99"/>
     <w:pPr>
       <w:pBdr/>
@@ -57149,11 +57895,11 @@
         <w:tblBorders/>
       </w:tblPr>
       <w:tcPr>
-        <w:shd w:color="ffffff"/>
+        <w:shd w:val="clear" w:color="ffffff"/>
         <w:tcBorders>
-          <w:top w:val="none"/>
-          <w:left w:val="none"/>
-          <w:bottom w:val="none"/>
+          <w:top w:val="none" w:color="000000" w:sz="4" w:space="0"/>
+          <w:left w:val="none" w:color="000000" w:sz="4" w:space="0"/>
+          <w:bottom w:val="none" w:color="000000" w:sz="4" w:space="0"/>
           <w:right w:val="single" w:color="000000" w:themeColor="accent6" w:themeTint="98" w:sz="4" w:space="0"/>
         </w:tcBorders>
       </w:tcPr>
@@ -57176,10 +57922,10 @@
       <w:tcPr>
         <w:shd w:val="clear" w:color="ffffff" w:themeColor="light1" w:fill="ffffff" w:themeFill="light1"/>
         <w:tcBorders>
-          <w:top w:val="none"/>
-          <w:left w:val="none"/>
+          <w:top w:val="none" w:color="000000" w:sz="4" w:space="0"/>
+          <w:left w:val="none" w:color="000000" w:sz="4" w:space="0"/>
           <w:bottom w:val="single" w:color="000000" w:themeColor="accent6" w:themeTint="98" w:sz="4" w:space="0"/>
-          <w:right w:val="none"/>
+          <w:right w:val="none" w:color="000000" w:sz="4" w:space="0"/>
         </w:tcBorders>
       </w:tcPr>
     </w:tblStylePr>
@@ -57199,12 +57945,12 @@
         <w:tblBorders/>
       </w:tblPr>
       <w:tcPr>
-        <w:shd w:color="ffffff"/>
+        <w:shd w:val="clear" w:color="ffffff"/>
         <w:tcBorders>
-          <w:top w:val="none"/>
+          <w:top w:val="none" w:color="000000" w:sz="4" w:space="0"/>
           <w:left w:val="single" w:color="000000" w:themeColor="accent6" w:themeTint="98" w:sz="4" w:space="0"/>
-          <w:bottom w:val="none"/>
-          <w:right w:val="none"/>
+          <w:bottom w:val="none" w:color="000000" w:sz="4" w:space="0"/>
+          <w:right w:val="none" w:color="000000" w:sz="4" w:space="0"/>
         </w:tcBorders>
       </w:tcPr>
     </w:tblStylePr>
@@ -57227,9 +57973,9 @@
         <w:shd w:val="clear" w:color="ffffff" w:themeColor="light1" w:fill="ffffff" w:themeFill="light1"/>
         <w:tcBorders>
           <w:top w:val="single" w:color="000000" w:themeColor="accent6" w:themeTint="98" w:sz="4" w:space="0"/>
-          <w:left w:val="none"/>
-          <w:bottom w:val="none"/>
-          <w:right w:val="none"/>
+          <w:left w:val="none" w:color="000000" w:sz="4" w:space="0"/>
+          <w:bottom w:val="none" w:color="000000" w:sz="4" w:space="0"/>
+          <w:right w:val="none" w:color="000000" w:sz="4" w:space="0"/>
         </w:tcBorders>
       </w:tcPr>
     </w:tblStylePr>
@@ -57304,9 +58050,9 @@
       </w:tcPr>
     </w:tblStylePr>
   </w:style>
-  <w:style w:type="table" w:styleId="375">
+  <w:style w:type="table" w:styleId="1473">
     <w:name w:val="Lined - Accent"/>
-    <w:basedOn w:val="269"/>
+    <w:basedOn w:val="1367"/>
     <w:uiPriority w:val="99"/>
     <w:pPr>
       <w:pBdr/>
@@ -57541,9 +58287,9 @@
       </w:tcPr>
     </w:tblStylePr>
   </w:style>
-  <w:style w:type="table" w:styleId="376">
+  <w:style w:type="table" w:styleId="1474">
     <w:name w:val="Lined - Accent 1"/>
-    <w:basedOn w:val="269"/>
+    <w:basedOn w:val="1367"/>
     <w:uiPriority w:val="99"/>
     <w:pPr>
       <w:pBdr/>
@@ -57778,9 +58524,9 @@
       </w:tcPr>
     </w:tblStylePr>
   </w:style>
-  <w:style w:type="table" w:styleId="377">
+  <w:style w:type="table" w:styleId="1475">
     <w:name w:val="Lined - Accent 2"/>
-    <w:basedOn w:val="269"/>
+    <w:basedOn w:val="1367"/>
     <w:uiPriority w:val="99"/>
     <w:pPr>
       <w:pBdr/>
@@ -58015,9 +58761,9 @@
       </w:tcPr>
     </w:tblStylePr>
   </w:style>
-  <w:style w:type="table" w:styleId="378">
+  <w:style w:type="table" w:styleId="1476">
     <w:name w:val="Lined - Accent 3"/>
-    <w:basedOn w:val="269"/>
+    <w:basedOn w:val="1367"/>
     <w:uiPriority w:val="99"/>
     <w:pPr>
       <w:pBdr/>
@@ -58252,9 +58998,9 @@
       </w:tcPr>
     </w:tblStylePr>
   </w:style>
-  <w:style w:type="table" w:styleId="379">
+  <w:style w:type="table" w:styleId="1477">
     <w:name w:val="Lined - Accent 4"/>
-    <w:basedOn w:val="269"/>
+    <w:basedOn w:val="1367"/>
     <w:uiPriority w:val="99"/>
     <w:pPr>
       <w:pBdr/>
@@ -58489,9 +59235,9 @@
       </w:tcPr>
     </w:tblStylePr>
   </w:style>
-  <w:style w:type="table" w:styleId="380">
+  <w:style w:type="table" w:styleId="1478">
     <w:name w:val="Lined - Accent 5"/>
-    <w:basedOn w:val="269"/>
+    <w:basedOn w:val="1367"/>
     <w:uiPriority w:val="99"/>
     <w:pPr>
       <w:pBdr/>
@@ -58726,9 +59472,9 @@
       </w:tcPr>
     </w:tblStylePr>
   </w:style>
-  <w:style w:type="table" w:styleId="381">
+  <w:style w:type="table" w:styleId="1479">
     <w:name w:val="Lined - Accent 6"/>
-    <w:basedOn w:val="269"/>
+    <w:basedOn w:val="1367"/>
     <w:uiPriority w:val="99"/>
     <w:pPr>
       <w:pBdr/>
@@ -58963,9 +59709,9 @@
       </w:tcPr>
     </w:tblStylePr>
   </w:style>
-  <w:style w:type="table" w:styleId="382">
+  <w:style w:type="table" w:styleId="1480">
     <w:name w:val="Bordered &amp; Lined - Accent"/>
-    <w:basedOn w:val="269"/>
+    <w:basedOn w:val="1367"/>
     <w:uiPriority w:val="99"/>
     <w:pPr>
       <w:pBdr/>
@@ -59207,9 +59953,9 @@
       </w:tcPr>
     </w:tblStylePr>
   </w:style>
-  <w:style w:type="table" w:styleId="383">
+  <w:style w:type="table" w:styleId="1481">
     <w:name w:val="Bordered &amp; Lined - Accent 1"/>
-    <w:basedOn w:val="269"/>
+    <w:basedOn w:val="1367"/>
     <w:uiPriority w:val="99"/>
     <w:pPr>
       <w:pBdr/>
@@ -59451,9 +60197,9 @@
       </w:tcPr>
     </w:tblStylePr>
   </w:style>
-  <w:style w:type="table" w:styleId="384">
+  <w:style w:type="table" w:styleId="1482">
     <w:name w:val="Bordered &amp; Lined - Accent 2"/>
-    <w:basedOn w:val="269"/>
+    <w:basedOn w:val="1367"/>
     <w:uiPriority w:val="99"/>
     <w:pPr>
       <w:pBdr/>
@@ -59695,9 +60441,9 @@
       </w:tcPr>
     </w:tblStylePr>
   </w:style>
-  <w:style w:type="table" w:styleId="385">
+  <w:style w:type="table" w:styleId="1483">
     <w:name w:val="Bordered &amp; Lined - Accent 3"/>
-    <w:basedOn w:val="269"/>
+    <w:basedOn w:val="1367"/>
     <w:uiPriority w:val="99"/>
     <w:pPr>
       <w:pBdr/>
@@ -59939,9 +60685,9 @@
       </w:tcPr>
     </w:tblStylePr>
   </w:style>
-  <w:style w:type="table" w:styleId="386">
+  <w:style w:type="table" w:styleId="1484">
     <w:name w:val="Bordered &amp; Lined - Accent 4"/>
-    <w:basedOn w:val="269"/>
+    <w:basedOn w:val="1367"/>
     <w:uiPriority w:val="99"/>
     <w:pPr>
       <w:pBdr/>
@@ -60183,9 +60929,9 @@
       </w:tcPr>
     </w:tblStylePr>
   </w:style>
-  <w:style w:type="table" w:styleId="387">
+  <w:style w:type="table" w:styleId="1485">
     <w:name w:val="Bordered &amp; Lined - Accent 5"/>
-    <w:basedOn w:val="269"/>
+    <w:basedOn w:val="1367"/>
     <w:uiPriority w:val="99"/>
     <w:pPr>
       <w:pBdr/>
@@ -60427,9 +61173,9 @@
       </w:tcPr>
     </w:tblStylePr>
   </w:style>
-  <w:style w:type="table" w:styleId="388">
+  <w:style w:type="table" w:styleId="1486">
     <w:name w:val="Bordered &amp; Lined - Accent 6"/>
-    <w:basedOn w:val="269"/>
+    <w:basedOn w:val="1367"/>
     <w:uiPriority w:val="99"/>
     <w:pPr>
       <w:pBdr/>
@@ -60671,9 +61417,9 @@
       </w:tcPr>
     </w:tblStylePr>
   </w:style>
-  <w:style w:type="table" w:styleId="389">
+  <w:style w:type="table" w:styleId="1487">
     <w:name w:val="Bordered"/>
-    <w:basedOn w:val="269"/>
+    <w:basedOn w:val="1367"/>
     <w:uiPriority w:val="99"/>
     <w:pPr>
       <w:pBdr/>
@@ -60902,9 +61648,9 @@
       </w:tcPr>
     </w:tblStylePr>
   </w:style>
-  <w:style w:type="table" w:styleId="390">
+  <w:style w:type="table" w:styleId="1488">
     <w:name w:val="Bordered - Accent 1"/>
-    <w:basedOn w:val="269"/>
+    <w:basedOn w:val="1367"/>
     <w:uiPriority w:val="99"/>
     <w:pPr>
       <w:pBdr/>
@@ -61133,9 +61879,9 @@
       </w:tcPr>
     </w:tblStylePr>
   </w:style>
-  <w:style w:type="table" w:styleId="391">
+  <w:style w:type="table" w:styleId="1489">
     <w:name w:val="Bordered - Accent 2"/>
-    <w:basedOn w:val="269"/>
+    <w:basedOn w:val="1367"/>
     <w:uiPriority w:val="99"/>
     <w:pPr>
       <w:pBdr/>
@@ -61364,9 +62110,9 @@
       </w:tcPr>
     </w:tblStylePr>
   </w:style>
-  <w:style w:type="table" w:styleId="392">
+  <w:style w:type="table" w:styleId="1490">
     <w:name w:val="Bordered - Accent 3"/>
-    <w:basedOn w:val="269"/>
+    <w:basedOn w:val="1367"/>
     <w:uiPriority w:val="99"/>
     <w:pPr>
       <w:pBdr/>
@@ -61595,9 +62341,9 @@
       </w:tcPr>
     </w:tblStylePr>
   </w:style>
-  <w:style w:type="table" w:styleId="393">
+  <w:style w:type="table" w:styleId="1491">
     <w:name w:val="Bordered - Accent 4"/>
-    <w:basedOn w:val="269"/>
+    <w:basedOn w:val="1367"/>
     <w:uiPriority w:val="99"/>
     <w:pPr>
       <w:pBdr/>
@@ -61826,9 +62572,9 @@
       </w:tcPr>
     </w:tblStylePr>
   </w:style>
-  <w:style w:type="table" w:styleId="394">
+  <w:style w:type="table" w:styleId="1492">
     <w:name w:val="Bordered - Accent 5"/>
-    <w:basedOn w:val="269"/>
+    <w:basedOn w:val="1367"/>
     <w:uiPriority w:val="99"/>
     <w:pPr>
       <w:pBdr/>
@@ -62057,9 +62803,9 @@
       </w:tcPr>
     </w:tblStylePr>
   </w:style>
-  <w:style w:type="table" w:styleId="395">
+  <w:style w:type="table" w:styleId="1493">
     <w:name w:val="Bordered - Accent 6"/>
-    <w:basedOn w:val="269"/>
+    <w:basedOn w:val="1367"/>
     <w:uiPriority w:val="99"/>
     <w:pPr>
       <w:pBdr/>
@@ -62288,7 +63034,7 @@
       </w:tcPr>
     </w:tblStylePr>
   </w:style>
-  <w:style w:type="paragraph" w:styleId="396" w:default="1">
+  <w:style w:type="paragraph" w:styleId="1494" w:default="1">
     <w:name w:val="Normal"/>
     <w:qFormat/>
     <w:pPr>
@@ -62297,11 +63043,11 @@
       <w:ind/>
     </w:pPr>
   </w:style>
-  <w:style w:type="paragraph" w:styleId="397">
+  <w:style w:type="paragraph" w:styleId="1495">
     <w:name w:val="Heading 1"/>
-    <w:basedOn w:val="396"/>
-    <w:next w:val="396"/>
-    <w:link w:val="408"/>
+    <w:basedOn w:val="1494"/>
+    <w:next w:val="1494"/>
+    <w:link w:val="1506"/>
     <w:uiPriority w:val="9"/>
     <w:qFormat/>
     <w:pPr>
@@ -62319,11 +63065,11 @@
       <w:szCs w:val="40"/>
     </w:rPr>
   </w:style>
-  <w:style w:type="paragraph" w:styleId="398">
+  <w:style w:type="paragraph" w:styleId="1496">
     <w:name w:val="Heading 2"/>
-    <w:basedOn w:val="396"/>
-    <w:next w:val="396"/>
-    <w:link w:val="409"/>
+    <w:basedOn w:val="1494"/>
+    <w:next w:val="1494"/>
+    <w:link w:val="1507"/>
     <w:uiPriority w:val="9"/>
     <w:unhideWhenUsed/>
     <w:qFormat/>
@@ -62342,11 +63088,11 @@
       <w:szCs w:val="32"/>
     </w:rPr>
   </w:style>
-  <w:style w:type="paragraph" w:styleId="399">
+  <w:style w:type="paragraph" w:styleId="1497">
     <w:name w:val="Heading 3"/>
-    <w:basedOn w:val="396"/>
-    <w:next w:val="396"/>
-    <w:link w:val="410"/>
+    <w:basedOn w:val="1494"/>
+    <w:next w:val="1494"/>
+    <w:link w:val="1508"/>
     <w:uiPriority w:val="9"/>
     <w:unhideWhenUsed/>
     <w:qFormat/>
@@ -62365,11 +63111,11 @@
       <w:szCs w:val="28"/>
     </w:rPr>
   </w:style>
-  <w:style w:type="paragraph" w:styleId="400">
+  <w:style w:type="paragraph" w:styleId="1498">
     <w:name w:val="Heading 4"/>
-    <w:basedOn w:val="396"/>
-    <w:next w:val="396"/>
-    <w:link w:val="411"/>
+    <w:basedOn w:val="1494"/>
+    <w:next w:val="1494"/>
+    <w:link w:val="1509"/>
     <w:uiPriority w:val="9"/>
     <w:unhideWhenUsed/>
     <w:qFormat/>
@@ -62388,11 +63134,11 @@
       <w:color w:val="0f4761" w:themeColor="accent1" w:themeShade="BF"/>
     </w:rPr>
   </w:style>
-  <w:style w:type="paragraph" w:styleId="401">
+  <w:style w:type="paragraph" w:styleId="1499">
     <w:name w:val="Heading 5"/>
-    <w:basedOn w:val="396"/>
-    <w:next w:val="396"/>
-    <w:link w:val="412"/>
+    <w:basedOn w:val="1494"/>
+    <w:next w:val="1494"/>
+    <w:link w:val="1510"/>
     <w:uiPriority w:val="9"/>
     <w:unhideWhenUsed/>
     <w:qFormat/>
@@ -62409,11 +63155,11 @@
       <w:color w:val="0f4761" w:themeColor="accent1" w:themeShade="BF"/>
     </w:rPr>
   </w:style>
-  <w:style w:type="paragraph" w:styleId="402">
+  <w:style w:type="paragraph" w:styleId="1500">
     <w:name w:val="Heading 6"/>
-    <w:basedOn w:val="396"/>
-    <w:next w:val="396"/>
-    <w:link w:val="413"/>
+    <w:basedOn w:val="1494"/>
+    <w:next w:val="1494"/>
+    <w:link w:val="1511"/>
     <w:uiPriority w:val="9"/>
     <w:unhideWhenUsed/>
     <w:qFormat/>
@@ -62432,11 +63178,11 @@
       <w:color w:val="595959" w:themeColor="text1" w:themeTint="A6"/>
     </w:rPr>
   </w:style>
-  <w:style w:type="paragraph" w:styleId="403">
+  <w:style w:type="paragraph" w:styleId="1501">
     <w:name w:val="Heading 7"/>
-    <w:basedOn w:val="396"/>
-    <w:next w:val="396"/>
-    <w:link w:val="414"/>
+    <w:basedOn w:val="1494"/>
+    <w:next w:val="1494"/>
+    <w:link w:val="1512"/>
     <w:uiPriority w:val="9"/>
     <w:unhideWhenUsed/>
     <w:qFormat/>
@@ -62453,11 +63199,11 @@
       <w:color w:val="595959" w:themeColor="text1" w:themeTint="A6"/>
     </w:rPr>
   </w:style>
-  <w:style w:type="paragraph" w:styleId="404">
+  <w:style w:type="paragraph" w:styleId="1502">
     <w:name w:val="Heading 8"/>
-    <w:basedOn w:val="396"/>
-    <w:next w:val="396"/>
-    <w:link w:val="415"/>
+    <w:basedOn w:val="1494"/>
+    <w:next w:val="1494"/>
+    <w:link w:val="1513"/>
     <w:uiPriority w:val="9"/>
     <w:unhideWhenUsed/>
     <w:qFormat/>
@@ -62476,11 +63222,11 @@
       <w:color w:val="272727" w:themeColor="text1" w:themeTint="D8"/>
     </w:rPr>
   </w:style>
-  <w:style w:type="paragraph" w:styleId="405">
+  <w:style w:type="paragraph" w:styleId="1503">
     <w:name w:val="Heading 9"/>
-    <w:basedOn w:val="396"/>
-    <w:next w:val="396"/>
-    <w:link w:val="416"/>
+    <w:basedOn w:val="1494"/>
+    <w:next w:val="1494"/>
+    <w:link w:val="1514"/>
     <w:uiPriority w:val="9"/>
     <w:unhideWhenUsed/>
     <w:qFormat/>
@@ -62499,7 +63245,7 @@
       <w:color w:val="272727" w:themeColor="text1" w:themeTint="D8"/>
     </w:rPr>
   </w:style>
-  <w:style w:type="character" w:styleId="406" w:default="1">
+  <w:style w:type="character" w:styleId="1504" w:default="1">
     <w:name w:val="Default Paragraph Font"/>
     <w:uiPriority w:val="1"/>
     <w:semiHidden/>
@@ -62510,7 +63256,7 @@
       <w:ind/>
     </w:pPr>
   </w:style>
-  <w:style w:type="numbering" w:styleId="407" w:default="1">
+  <w:style w:type="numbering" w:styleId="1505" w:default="1">
     <w:name w:val="No List"/>
     <w:uiPriority w:val="99"/>
     <w:semiHidden/>
@@ -62521,10 +63267,10 @@
       <w:ind/>
     </w:pPr>
   </w:style>
-  <w:style w:type="character" w:styleId="408">
+  <w:style w:type="character" w:styleId="1506">
     <w:name w:val="Heading 1 Char"/>
-    <w:basedOn w:val="406"/>
-    <w:link w:val="397"/>
+    <w:basedOn w:val="1504"/>
+    <w:link w:val="1495"/>
     <w:uiPriority w:val="9"/>
     <w:pPr>
       <w:pBdr/>
@@ -62538,10 +63284,10 @@
       <w:szCs w:val="40"/>
     </w:rPr>
   </w:style>
-  <w:style w:type="character" w:styleId="409">
+  <w:style w:type="character" w:styleId="1507">
     <w:name w:val="Heading 2 Char"/>
-    <w:basedOn w:val="406"/>
-    <w:link w:val="398"/>
+    <w:basedOn w:val="1504"/>
+    <w:link w:val="1496"/>
     <w:uiPriority w:val="9"/>
     <w:pPr>
       <w:pBdr/>
@@ -62555,10 +63301,10 @@
       <w:szCs w:val="32"/>
     </w:rPr>
   </w:style>
-  <w:style w:type="character" w:styleId="410">
+  <w:style w:type="character" w:styleId="1508">
     <w:name w:val="Heading 3 Char"/>
-    <w:basedOn w:val="406"/>
-    <w:link w:val="399"/>
+    <w:basedOn w:val="1504"/>
+    <w:link w:val="1497"/>
     <w:uiPriority w:val="9"/>
     <w:pPr>
       <w:pBdr/>
@@ -62572,10 +63318,10 @@
       <w:szCs w:val="28"/>
     </w:rPr>
   </w:style>
-  <w:style w:type="character" w:styleId="411">
+  <w:style w:type="character" w:styleId="1509">
     <w:name w:val="Heading 4 Char"/>
-    <w:basedOn w:val="406"/>
-    <w:link w:val="400"/>
+    <w:basedOn w:val="1504"/>
+    <w:link w:val="1498"/>
     <w:uiPriority w:val="9"/>
     <w:pPr>
       <w:pBdr/>
@@ -62589,10 +63335,10 @@
       <w:color w:val="0f4761" w:themeColor="accent1" w:themeShade="BF"/>
     </w:rPr>
   </w:style>
-  <w:style w:type="character" w:styleId="412">
+  <w:style w:type="character" w:styleId="1510">
     <w:name w:val="Heading 5 Char"/>
-    <w:basedOn w:val="406"/>
-    <w:link w:val="401"/>
+    <w:basedOn w:val="1504"/>
+    <w:link w:val="1499"/>
     <w:uiPriority w:val="9"/>
     <w:pPr>
       <w:pBdr/>
@@ -62604,10 +63350,10 @@
       <w:color w:val="0f4761" w:themeColor="accent1" w:themeShade="BF"/>
     </w:rPr>
   </w:style>
-  <w:style w:type="character" w:styleId="413">
+  <w:style w:type="character" w:styleId="1511">
     <w:name w:val="Heading 6 Char"/>
-    <w:basedOn w:val="406"/>
-    <w:link w:val="402"/>
+    <w:basedOn w:val="1504"/>
+    <w:link w:val="1500"/>
     <w:uiPriority w:val="9"/>
     <w:pPr>
       <w:pBdr/>
@@ -62621,10 +63367,10 @@
       <w:color w:val="595959" w:themeColor="text1" w:themeTint="A6"/>
     </w:rPr>
   </w:style>
-  <w:style w:type="character" w:styleId="414">
+  <w:style w:type="character" w:styleId="1512">
     <w:name w:val="Heading 7 Char"/>
-    <w:basedOn w:val="406"/>
-    <w:link w:val="403"/>
+    <w:basedOn w:val="1504"/>
+    <w:link w:val="1501"/>
     <w:uiPriority w:val="9"/>
     <w:pPr>
       <w:pBdr/>
@@ -62636,10 +63382,10 @@
       <w:color w:val="595959" w:themeColor="text1" w:themeTint="A6"/>
     </w:rPr>
   </w:style>
-  <w:style w:type="character" w:styleId="415">
+  <w:style w:type="character" w:styleId="1513">
     <w:name w:val="Heading 8 Char"/>
-    <w:basedOn w:val="406"/>
-    <w:link w:val="404"/>
+    <w:basedOn w:val="1504"/>
+    <w:link w:val="1502"/>
     <w:uiPriority w:val="9"/>
     <w:pPr>
       <w:pBdr/>
@@ -62653,10 +63399,10 @@
       <w:color w:val="272727" w:themeColor="text1" w:themeTint="D8"/>
     </w:rPr>
   </w:style>
-  <w:style w:type="character" w:styleId="416">
+  <w:style w:type="character" w:styleId="1514">
     <w:name w:val="Heading 9 Char"/>
-    <w:basedOn w:val="406"/>
-    <w:link w:val="405"/>
+    <w:basedOn w:val="1504"/>
+    <w:link w:val="1503"/>
     <w:uiPriority w:val="9"/>
     <w:pPr>
       <w:pBdr/>
@@ -62670,11 +63416,11 @@
       <w:color w:val="272727" w:themeColor="text1" w:themeTint="D8"/>
     </w:rPr>
   </w:style>
-  <w:style w:type="paragraph" w:styleId="417">
+  <w:style w:type="paragraph" w:styleId="1515">
     <w:name w:val="Title"/>
-    <w:basedOn w:val="396"/>
-    <w:next w:val="396"/>
-    <w:link w:val="418"/>
+    <w:basedOn w:val="1494"/>
+    <w:next w:val="1494"/>
+    <w:link w:val="1516"/>
     <w:uiPriority w:val="10"/>
     <w:qFormat/>
     <w:pPr>
@@ -62690,10 +63436,10 @@
       <w:szCs w:val="56"/>
     </w:rPr>
   </w:style>
-  <w:style w:type="character" w:styleId="418">
+  <w:style w:type="character" w:styleId="1516">
     <w:name w:val="Title Char"/>
-    <w:basedOn w:val="406"/>
-    <w:link w:val="417"/>
+    <w:basedOn w:val="1504"/>
+    <w:link w:val="1515"/>
     <w:uiPriority w:val="10"/>
     <w:pPr>
       <w:pBdr/>
@@ -62707,11 +63453,11 @@
       <w:szCs w:val="56"/>
     </w:rPr>
   </w:style>
-  <w:style w:type="paragraph" w:styleId="419">
+  <w:style w:type="paragraph" w:styleId="1517">
     <w:name w:val="Subtitle"/>
-    <w:basedOn w:val="396"/>
-    <w:next w:val="396"/>
-    <w:link w:val="420"/>
+    <w:basedOn w:val="1494"/>
+    <w:next w:val="1494"/>
+    <w:link w:val="1518"/>
     <w:uiPriority w:val="11"/>
     <w:qFormat/>
     <w:pPr>
@@ -62729,10 +63475,10 @@
       <w:szCs w:val="28"/>
     </w:rPr>
   </w:style>
-  <w:style w:type="character" w:styleId="420">
+  <w:style w:type="character" w:styleId="1518">
     <w:name w:val="Subtitle Char"/>
-    <w:basedOn w:val="406"/>
-    <w:link w:val="419"/>
+    <w:basedOn w:val="1504"/>
+    <w:link w:val="1517"/>
     <w:uiPriority w:val="11"/>
     <w:pPr>
       <w:pBdr/>
@@ -62746,11 +63492,11 @@
       <w:szCs w:val="28"/>
     </w:rPr>
   </w:style>
-  <w:style w:type="paragraph" w:styleId="421">
+  <w:style w:type="paragraph" w:styleId="1519">
     <w:name w:val="Quote"/>
-    <w:basedOn w:val="396"/>
-    <w:next w:val="396"/>
-    <w:link w:val="422"/>
+    <w:basedOn w:val="1494"/>
+    <w:next w:val="1494"/>
+    <w:link w:val="1520"/>
     <w:uiPriority w:val="29"/>
     <w:qFormat/>
     <w:pPr>
@@ -62765,10 +63511,10 @@
       <w:color w:val="404040" w:themeColor="text1" w:themeTint="BF"/>
     </w:rPr>
   </w:style>
-  <w:style w:type="character" w:styleId="422">
+  <w:style w:type="character" w:styleId="1520">
     <w:name w:val="Quote Char"/>
-    <w:basedOn w:val="406"/>
-    <w:link w:val="421"/>
+    <w:basedOn w:val="1504"/>
+    <w:link w:val="1519"/>
     <w:uiPriority w:val="29"/>
     <w:pPr>
       <w:pBdr/>
@@ -62781,9 +63527,9 @@
       <w:color w:val="404040" w:themeColor="text1" w:themeTint="BF"/>
     </w:rPr>
   </w:style>
-  <w:style w:type="paragraph" w:styleId="423">
+  <w:style w:type="paragraph" w:styleId="1521">
     <w:name w:val="List Paragraph"/>
-    <w:basedOn w:val="396"/>
+    <w:basedOn w:val="1494"/>
     <w:uiPriority w:val="34"/>
     <w:qFormat/>
     <w:pPr>
@@ -62793,9 +63539,9 @@
       <w:contextualSpacing w:val="true"/>
     </w:pPr>
   </w:style>
-  <w:style w:type="character" w:styleId="424">
+  <w:style w:type="character" w:styleId="1522">
     <w:name w:val="Intense Emphasis"/>
-    <w:basedOn w:val="406"/>
+    <w:basedOn w:val="1504"/>
     <w:uiPriority w:val="21"/>
     <w:qFormat/>
     <w:pPr>
@@ -62809,11 +63555,11 @@
       <w:color w:val="0f4761" w:themeColor="accent1" w:themeShade="BF"/>
     </w:rPr>
   </w:style>
-  <w:style w:type="paragraph" w:styleId="425">
+  <w:style w:type="paragraph" w:styleId="1523">
     <w:name w:val="Intense Quote"/>
-    <w:basedOn w:val="396"/>
-    <w:next w:val="396"/>
-    <w:link w:val="426"/>
+    <w:basedOn w:val="1494"/>
+    <w:next w:val="1494"/>
+    <w:link w:val="1524"/>
     <w:uiPriority w:val="30"/>
     <w:qFormat/>
     <w:pPr>
@@ -62831,10 +63577,10 @@
       <w:color w:val="0f4761" w:themeColor="accent1" w:themeShade="BF"/>
     </w:rPr>
   </w:style>
-  <w:style w:type="character" w:styleId="426">
+  <w:style w:type="character" w:styleId="1524">
     <w:name w:val="Intense Quote Char"/>
-    <w:basedOn w:val="406"/>
-    <w:link w:val="425"/>
+    <w:basedOn w:val="1504"/>
+    <w:link w:val="1523"/>
     <w:uiPriority w:val="30"/>
     <w:pPr>
       <w:pBdr/>
@@ -62847,9 +63593,9 @@
       <w:color w:val="0f4761" w:themeColor="accent1" w:themeShade="BF"/>
     </w:rPr>
   </w:style>
-  <w:style w:type="character" w:styleId="427">
+  <w:style w:type="character" w:styleId="1525">
     <w:name w:val="Intense Reference"/>
-    <w:basedOn w:val="406"/>
+    <w:basedOn w:val="1504"/>
     <w:uiPriority w:val="32"/>
     <w:qFormat/>
     <w:pPr>
@@ -62865,9 +63611,9 @@
       <w:spacing w:val="5"/>
     </w:rPr>
   </w:style>
-  <w:style w:type="paragraph" w:styleId="428">
+  <w:style w:type="paragraph" w:styleId="1526">
     <w:name w:val="No Spacing"/>
-    <w:basedOn w:val="396"/>
+    <w:basedOn w:val="1494"/>
     <w:uiPriority w:val="1"/>
     <w:qFormat/>
     <w:pPr>
@@ -62876,9 +63622,9 @@
       <w:ind/>
     </w:pPr>
   </w:style>
-  <w:style w:type="character" w:styleId="429">
+  <w:style w:type="character" w:styleId="1527">
     <w:name w:val="Subtle Emphasis"/>
-    <w:basedOn w:val="406"/>
+    <w:basedOn w:val="1504"/>
     <w:uiPriority w:val="19"/>
     <w:qFormat/>
     <w:pPr>
@@ -62892,9 +63638,9 @@
       <w:color w:val="404040" w:themeColor="text1" w:themeTint="BF"/>
     </w:rPr>
   </w:style>
-  <w:style w:type="character" w:styleId="430">
+  <w:style w:type="character" w:styleId="1528">
     <w:name w:val="Emphasis"/>
-    <w:basedOn w:val="406"/>
+    <w:basedOn w:val="1504"/>
     <w:uiPriority w:val="20"/>
     <w:qFormat/>
     <w:pPr>
@@ -62907,9 +63653,9 @@
       <w:iCs/>
     </w:rPr>
   </w:style>
-  <w:style w:type="character" w:styleId="431">
+  <w:style w:type="character" w:styleId="1529">
     <w:name w:val="Strong"/>
-    <w:basedOn w:val="406"/>
+    <w:basedOn w:val="1504"/>
     <w:uiPriority w:val="22"/>
     <w:qFormat/>
     <w:pPr>
@@ -62922,9 +63668,9 @@
       <w:bCs/>
     </w:rPr>
   </w:style>
-  <w:style w:type="character" w:styleId="432">
+  <w:style w:type="character" w:styleId="1530">
     <w:name w:val="Subtle Reference"/>
-    <w:basedOn w:val="406"/>
+    <w:basedOn w:val="1504"/>
     <w:uiPriority w:val="31"/>
     <w:qFormat/>
     <w:pPr>
@@ -62937,9 +63683,9 @@
       <w:color w:val="5a5a5a" w:themeColor="text1" w:themeTint="A5"/>
     </w:rPr>
   </w:style>
-  <w:style w:type="character" w:styleId="433">
+  <w:style w:type="character" w:styleId="1531">
     <w:name w:val="Book Title"/>
-    <w:basedOn w:val="406"/>
+    <w:basedOn w:val="1504"/>
     <w:uiPriority w:val="33"/>
     <w:qFormat/>
     <w:pPr>
@@ -62955,10 +63701,10 @@
       <w:spacing w:val="5"/>
     </w:rPr>
   </w:style>
-  <w:style w:type="paragraph" w:styleId="434">
+  <w:style w:type="paragraph" w:styleId="1532">
     <w:name w:val="Header"/>
-    <w:basedOn w:val="396"/>
-    <w:link w:val="435"/>
+    <w:basedOn w:val="1494"/>
+    <w:link w:val="1533"/>
     <w:uiPriority w:val="99"/>
     <w:unhideWhenUsed/>
     <w:pPr>
@@ -62971,10 +63717,10 @@
       <w:ind/>
     </w:pPr>
   </w:style>
-  <w:style w:type="character" w:styleId="435">
+  <w:style w:type="character" w:styleId="1533">
     <w:name w:val="Header Char"/>
-    <w:basedOn w:val="406"/>
-    <w:link w:val="434"/>
+    <w:basedOn w:val="1504"/>
+    <w:link w:val="1532"/>
     <w:uiPriority w:val="99"/>
     <w:pPr>
       <w:pBdr/>
@@ -62982,10 +63728,10 @@
       <w:ind/>
     </w:pPr>
   </w:style>
-  <w:style w:type="paragraph" w:styleId="436">
+  <w:style w:type="paragraph" w:styleId="1534">
     <w:name w:val="Footer"/>
-    <w:basedOn w:val="396"/>
-    <w:link w:val="437"/>
+    <w:basedOn w:val="1494"/>
+    <w:link w:val="1535"/>
     <w:uiPriority w:val="99"/>
     <w:unhideWhenUsed/>
     <w:pPr>
@@ -62998,10 +63744,10 @@
       <w:ind/>
     </w:pPr>
   </w:style>
-  <w:style w:type="character" w:styleId="437">
+  <w:style w:type="character" w:styleId="1535">
     <w:name w:val="Footer Char"/>
-    <w:basedOn w:val="406"/>
-    <w:link w:val="436"/>
+    <w:basedOn w:val="1504"/>
+    <w:link w:val="1534"/>
     <w:uiPriority w:val="99"/>
     <w:pPr>
       <w:pBdr/>
@@ -63009,10 +63755,10 @@
       <w:ind/>
     </w:pPr>
   </w:style>
-  <w:style w:type="paragraph" w:styleId="438">
+  <w:style w:type="paragraph" w:styleId="1536">
     <w:name w:val="Caption"/>
-    <w:basedOn w:val="396"/>
-    <w:next w:val="396"/>
+    <w:basedOn w:val="1494"/>
+    <w:next w:val="1494"/>
     <w:uiPriority w:val="35"/>
     <w:unhideWhenUsed/>
     <w:qFormat/>
@@ -63029,10 +63775,10 @@
       <w:szCs w:val="18"/>
     </w:rPr>
   </w:style>
-  <w:style w:type="paragraph" w:styleId="439">
+  <w:style w:type="paragraph" w:styleId="1537">
     <w:name w:val="footnote text"/>
-    <w:basedOn w:val="396"/>
-    <w:link w:val="440"/>
+    <w:basedOn w:val="1494"/>
+    <w:link w:val="1538"/>
     <w:uiPriority w:val="99"/>
     <w:semiHidden/>
     <w:unhideWhenUsed/>
@@ -63046,10 +63792,10 @@
       <w:szCs w:val="20"/>
     </w:rPr>
   </w:style>
-  <w:style w:type="character" w:styleId="440">
+  <w:style w:type="character" w:styleId="1538">
     <w:name w:val="Footnote Text Char"/>
-    <w:basedOn w:val="406"/>
-    <w:link w:val="439"/>
+    <w:basedOn w:val="1504"/>
+    <w:link w:val="1537"/>
     <w:uiPriority w:val="99"/>
     <w:semiHidden/>
     <w:pPr>
@@ -63062,9 +63808,9 @@
       <w:szCs w:val="20"/>
     </w:rPr>
   </w:style>
-  <w:style w:type="character" w:styleId="441">
+  <w:style w:type="character" w:styleId="1539">
     <w:name w:val="footnote reference"/>
-    <w:basedOn w:val="406"/>
+    <w:basedOn w:val="1504"/>
     <w:uiPriority w:val="99"/>
     <w:semiHidden/>
     <w:unhideWhenUsed/>
@@ -63077,10 +63823,10 @@
       <w:vertAlign w:val="superscript"/>
     </w:rPr>
   </w:style>
-  <w:style w:type="paragraph" w:styleId="442">
+  <w:style w:type="paragraph" w:styleId="1540">
     <w:name w:val="endnote text"/>
-    <w:basedOn w:val="396"/>
-    <w:link w:val="443"/>
+    <w:basedOn w:val="1494"/>
+    <w:link w:val="1541"/>
     <w:uiPriority w:val="99"/>
     <w:semiHidden/>
     <w:unhideWhenUsed/>
@@ -63094,10 +63840,10 @@
       <w:szCs w:val="20"/>
     </w:rPr>
   </w:style>
-  <w:style w:type="character" w:styleId="443">
+  <w:style w:type="character" w:styleId="1541">
     <w:name w:val="Endnote Text Char"/>
-    <w:basedOn w:val="406"/>
-    <w:link w:val="442"/>
+    <w:basedOn w:val="1504"/>
+    <w:link w:val="1540"/>
     <w:uiPriority w:val="99"/>
     <w:semiHidden/>
     <w:pPr>
@@ -63110,9 +63856,9 @@
       <w:szCs w:val="20"/>
     </w:rPr>
   </w:style>
-  <w:style w:type="character" w:styleId="444">
+  <w:style w:type="character" w:styleId="1542">
     <w:name w:val="endnote reference"/>
-    <w:basedOn w:val="406"/>
+    <w:basedOn w:val="1504"/>
     <w:uiPriority w:val="99"/>
     <w:semiHidden/>
     <w:unhideWhenUsed/>
@@ -63125,9 +63871,9 @@
       <w:vertAlign w:val="superscript"/>
     </w:rPr>
   </w:style>
-  <w:style w:type="character" w:styleId="445">
+  <w:style w:type="character" w:styleId="1543">
     <w:name w:val="Hyperlink"/>
-    <w:basedOn w:val="406"/>
+    <w:basedOn w:val="1504"/>
     <w:uiPriority w:val="99"/>
     <w:unhideWhenUsed/>
     <w:pPr>
@@ -63140,9 +63886,9 @@
       <w:u w:val="single"/>
     </w:rPr>
   </w:style>
-  <w:style w:type="character" w:styleId="446">
+  <w:style w:type="character" w:styleId="1544">
     <w:name w:val="FollowedHyperlink"/>
-    <w:basedOn w:val="406"/>
+    <w:basedOn w:val="1504"/>
     <w:uiPriority w:val="99"/>
     <w:semiHidden/>
     <w:unhideWhenUsed/>
@@ -63156,10 +63902,10 @@
       <w:u w:val="single"/>
     </w:rPr>
   </w:style>
-  <w:style w:type="paragraph" w:styleId="447">
+  <w:style w:type="paragraph" w:styleId="1545">
     <w:name w:val="toc 1"/>
-    <w:basedOn w:val="396"/>
-    <w:next w:val="396"/>
+    <w:basedOn w:val="1494"/>
+    <w:next w:val="1494"/>
     <w:uiPriority w:val="39"/>
     <w:unhideWhenUsed/>
     <w:pPr>
@@ -63168,10 +63914,10 @@
       <w:ind/>
     </w:pPr>
   </w:style>
-  <w:style w:type="paragraph" w:styleId="448">
+  <w:style w:type="paragraph" w:styleId="1546">
     <w:name w:val="toc 2"/>
-    <w:basedOn w:val="396"/>
-    <w:next w:val="396"/>
+    <w:basedOn w:val="1494"/>
+    <w:next w:val="1494"/>
     <w:uiPriority w:val="39"/>
     <w:unhideWhenUsed/>
     <w:pPr>
@@ -63180,10 +63926,10 @@
       <w:ind w:left="220"/>
     </w:pPr>
   </w:style>
-  <w:style w:type="paragraph" w:styleId="449">
+  <w:style w:type="paragraph" w:styleId="1547">
     <w:name w:val="toc 3"/>
-    <w:basedOn w:val="396"/>
-    <w:next w:val="396"/>
+    <w:basedOn w:val="1494"/>
+    <w:next w:val="1494"/>
     <w:uiPriority w:val="39"/>
     <w:unhideWhenUsed/>
     <w:pPr>
@@ -63192,10 +63938,10 @@
       <w:ind w:left="440"/>
     </w:pPr>
   </w:style>
-  <w:style w:type="paragraph" w:styleId="450">
+  <w:style w:type="paragraph" w:styleId="1548">
     <w:name w:val="toc 4"/>
-    <w:basedOn w:val="396"/>
-    <w:next w:val="396"/>
+    <w:basedOn w:val="1494"/>
+    <w:next w:val="1494"/>
     <w:uiPriority w:val="39"/>
     <w:unhideWhenUsed/>
     <w:pPr>
@@ -63204,10 +63950,10 @@
       <w:ind w:left="660"/>
     </w:pPr>
   </w:style>
-  <w:style w:type="paragraph" w:styleId="451">
+  <w:style w:type="paragraph" w:styleId="1549">
     <w:name w:val="toc 5"/>
-    <w:basedOn w:val="396"/>
-    <w:next w:val="396"/>
+    <w:basedOn w:val="1494"/>
+    <w:next w:val="1494"/>
     <w:uiPriority w:val="39"/>
     <w:unhideWhenUsed/>
     <w:pPr>
@@ -63216,10 +63962,10 @@
       <w:ind w:left="880"/>
     </w:pPr>
   </w:style>
-  <w:style w:type="paragraph" w:styleId="452">
+  <w:style w:type="paragraph" w:styleId="1550">
     <w:name w:val="toc 6"/>
-    <w:basedOn w:val="396"/>
-    <w:next w:val="396"/>
+    <w:basedOn w:val="1494"/>
+    <w:next w:val="1494"/>
     <w:uiPriority w:val="39"/>
     <w:unhideWhenUsed/>
     <w:pPr>
@@ -63228,10 +63974,10 @@
       <w:ind w:left="1100"/>
     </w:pPr>
   </w:style>
-  <w:style w:type="paragraph" w:styleId="453">
+  <w:style w:type="paragraph" w:styleId="1551">
     <w:name w:val="toc 7"/>
-    <w:basedOn w:val="396"/>
-    <w:next w:val="396"/>
+    <w:basedOn w:val="1494"/>
+    <w:next w:val="1494"/>
     <w:uiPriority w:val="39"/>
     <w:unhideWhenUsed/>
     <w:pPr>
@@ -63240,10 +63986,10 @@
       <w:ind w:left="1320"/>
     </w:pPr>
   </w:style>
-  <w:style w:type="paragraph" w:styleId="454">
+  <w:style w:type="paragraph" w:styleId="1552">
     <w:name w:val="toc 8"/>
-    <w:basedOn w:val="396"/>
-    <w:next w:val="396"/>
+    <w:basedOn w:val="1494"/>
+    <w:next w:val="1494"/>
     <w:uiPriority w:val="39"/>
     <w:unhideWhenUsed/>
     <w:pPr>
@@ -63252,10 +63998,10 @@
       <w:ind w:left="1540"/>
     </w:pPr>
   </w:style>
-  <w:style w:type="paragraph" w:styleId="455">
+  <w:style w:type="paragraph" w:styleId="1553">
     <w:name w:val="toc 9"/>
-    <w:basedOn w:val="396"/>
-    <w:next w:val="396"/>
+    <w:basedOn w:val="1494"/>
+    <w:next w:val="1494"/>
     <w:uiPriority w:val="39"/>
     <w:unhideWhenUsed/>
     <w:pPr>
@@ -63264,9 +64010,9 @@
       <w:ind w:left="1760"/>
     </w:pPr>
   </w:style>
-  <w:style w:type="character" w:styleId="456">
+  <w:style w:type="character" w:styleId="1554">
     <w:name w:val="Placeholder Text"/>
-    <w:basedOn w:val="406"/>
+    <w:basedOn w:val="1504"/>
     <w:uiPriority w:val="99"/>
     <w:semiHidden/>
     <w:pPr>
@@ -63278,7 +64024,7 @@
       <w:color w:val="666666"/>
     </w:rPr>
   </w:style>
-  <w:style w:type="paragraph" w:styleId="466">
+  <w:style w:type="paragraph" w:styleId="1555">
     <w:name w:val="TOC Heading"/>
     <w:uiPriority w:val="39"/>
     <w:unhideWhenUsed/>
@@ -63288,10 +64034,10 @@
       <w:ind/>
     </w:pPr>
   </w:style>
-  <w:style w:type="paragraph" w:styleId="467">
+  <w:style w:type="paragraph" w:styleId="1556">
     <w:name w:val="table of figures"/>
-    <w:basedOn w:val="396"/>
-    <w:next w:val="396"/>
+    <w:basedOn w:val="1494"/>
+    <w:next w:val="1494"/>
     <w:uiPriority w:val="99"/>
     <w:unhideWhenUsed/>
     <w:pPr>

--- a/Documentation Capteur Particules/Documentation_capteur_particules.docx
+++ b/Documentation Capteur Particules/Documentation_capteur_particules.docx
@@ -29,17 +29,18 @@
       </w:r>
       <w:r>
         <w:rPr>
-          <w:rFonts w:ascii="Lexend" w:hAnsi="Lexend" w:eastAsia="Lexend" w:cs="Lexend"/>
+          <w:rFonts w:ascii="Lexend" w:hAnsi="Lexend" w:cs="Lexend"/>
           <w:b/>
           <w:bCs/>
           <w:sz w:val="48"/>
           <w:szCs w:val="48"/>
           <w:highlight w:val="none"/>
+          <w14:ligatures w14:val="none"/>
         </w:rPr>
       </w:r>
       <w:r>
         <w:rPr>
-          <w:rFonts w:ascii="Lexend" w:hAnsi="Lexend" w:eastAsia="Lexend" w:cs="Lexend"/>
+          <w:rFonts w:ascii="Lexend" w:hAnsi="Lexend" w:cs="Lexend"/>
           <w:b/>
           <w:bCs/>
           <w:sz w:val="48"/>
@@ -77,17 +78,18 @@
       </w:r>
       <w:r>
         <w:rPr>
-          <w:rFonts w:ascii="Lexend" w:hAnsi="Lexend" w:eastAsia="Lexend" w:cs="Lexend"/>
+          <w:rFonts w:ascii="Lexend" w:hAnsi="Lexend" w:cs="Lexend"/>
           <w:b/>
           <w:bCs/>
           <w:sz w:val="72"/>
           <w:szCs w:val="72"/>
+          <w:highlight w:val="none"/>
           <w14:ligatures w14:val="none"/>
         </w:rPr>
       </w:r>
       <w:r>
         <w:rPr>
-          <w:rFonts w:ascii="Lexend" w:hAnsi="Lexend" w:eastAsia="Lexend" w:cs="Lexend"/>
+          <w:rFonts w:ascii="Lexend" w:hAnsi="Lexend" w:cs="Lexend"/>
           <w:b/>
           <w:bCs/>
           <w:sz w:val="72"/>
@@ -123,7 +125,7 @@
       </w:r>
       <w:r>
         <w:rPr>
-          <w:rFonts w:ascii="Lexend" w:hAnsi="Lexend" w:eastAsia="Lexend" w:cs="Lexend"/>
+          <w:rFonts w:ascii="Lexend" w:hAnsi="Lexend" w:cs="Lexend"/>
           <w:b/>
           <w:bCs/>
           <w:sz w:val="48"/>
@@ -133,7 +135,7 @@
       </w:r>
       <w:r>
         <w:rPr>
-          <w:rFonts w:ascii="Lexend" w:hAnsi="Lexend" w:eastAsia="Lexend" w:cs="Lexend"/>
+          <w:rFonts w:ascii="Lexend" w:hAnsi="Lexend" w:cs="Lexend"/>
           <w:b/>
           <w:bCs/>
           <w:sz w:val="48"/>
@@ -168,7 +170,7 @@
       </w:r>
       <w:r>
         <w:rPr>
-          <w:rFonts w:ascii="Lexend" w:hAnsi="Lexend" w:eastAsia="Lexend" w:cs="Lexend"/>
+          <w:rFonts w:ascii="Lexend" w:hAnsi="Lexend" w:cs="Lexend"/>
           <w:b/>
           <w:bCs/>
           <w:sz w:val="48"/>
@@ -178,7 +180,7 @@
       </w:r>
       <w:r>
         <w:rPr>
-          <w:rFonts w:ascii="Lexend" w:hAnsi="Lexend" w:eastAsia="Lexend" w:cs="Lexend"/>
+          <w:rFonts w:ascii="Lexend" w:hAnsi="Lexend" w:cs="Lexend"/>
           <w:b/>
           <w:bCs/>
           <w:sz w:val="48"/>
@@ -294,7 +296,7 @@
       </w:r>
       <w:r>
         <w:rPr>
-          <w:rFonts w:ascii="Lexend" w:hAnsi="Lexend" w:eastAsia="Lexend" w:cs="Lexend"/>
+          <w:rFonts w:ascii="Lexend" w:hAnsi="Lexend" w:cs="Lexend"/>
           <w:b/>
           <w:bCs/>
           <w:sz w:val="48"/>
@@ -304,7 +306,7 @@
       </w:r>
       <w:r>
         <w:rPr>
-          <w:rFonts w:ascii="Lexend" w:hAnsi="Lexend" w:eastAsia="Lexend" w:cs="Lexend"/>
+          <w:rFonts w:ascii="Lexend" w:hAnsi="Lexend" w:cs="Lexend"/>
           <w:b/>
           <w:bCs/>
           <w:sz w:val="48"/>
@@ -339,7 +341,7 @@
       </w:r>
       <w:r>
         <w:rPr>
-          <w:rFonts w:ascii="Lexend" w:hAnsi="Lexend" w:eastAsia="Lexend" w:cs="Lexend"/>
+          <w:rFonts w:ascii="Lexend" w:hAnsi="Lexend" w:cs="Lexend"/>
           <w:b/>
           <w:bCs/>
           <w:sz w:val="48"/>
@@ -349,7 +351,7 @@
       </w:r>
       <w:r>
         <w:rPr>
-          <w:rFonts w:ascii="Lexend" w:hAnsi="Lexend" w:eastAsia="Lexend" w:cs="Lexend"/>
+          <w:rFonts w:ascii="Lexend" w:hAnsi="Lexend" w:cs="Lexend"/>
           <w:b/>
           <w:bCs/>
           <w:sz w:val="48"/>
@@ -384,7 +386,7 @@
       </w:r>
       <w:r>
         <w:rPr>
-          <w:rFonts w:ascii="Lexend" w:hAnsi="Lexend" w:eastAsia="Lexend" w:cs="Lexend"/>
+          <w:rFonts w:ascii="Lexend" w:hAnsi="Lexend" w:cs="Lexend"/>
           <w:b/>
           <w:bCs/>
           <w:sz w:val="48"/>
@@ -394,7 +396,7 @@
       </w:r>
       <w:r>
         <w:rPr>
-          <w:rFonts w:ascii="Lexend" w:hAnsi="Lexend" w:eastAsia="Lexend" w:cs="Lexend"/>
+          <w:rFonts w:ascii="Lexend" w:hAnsi="Lexend" w:cs="Lexend"/>
           <w:b/>
           <w:bCs/>
           <w:sz w:val="48"/>
@@ -429,7 +431,7 @@
       </w:r>
       <w:r>
         <w:rPr>
-          <w:rFonts w:ascii="Lexend" w:hAnsi="Lexend" w:eastAsia="Lexend" w:cs="Lexend"/>
+          <w:rFonts w:ascii="Lexend" w:hAnsi="Lexend" w:cs="Lexend"/>
           <w:b/>
           <w:bCs/>
           <w:sz w:val="48"/>
@@ -439,7 +441,7 @@
       </w:r>
       <w:r>
         <w:rPr>
-          <w:rFonts w:ascii="Lexend" w:hAnsi="Lexend" w:eastAsia="Lexend" w:cs="Lexend"/>
+          <w:rFonts w:ascii="Lexend" w:hAnsi="Lexend" w:cs="Lexend"/>
           <w:b/>
           <w:bCs/>
           <w:sz w:val="48"/>
@@ -474,7 +476,7 @@
       </w:r>
       <w:r>
         <w:rPr>
-          <w:rFonts w:ascii="Lexend" w:hAnsi="Lexend" w:eastAsia="Lexend" w:cs="Lexend"/>
+          <w:rFonts w:ascii="Lexend" w:hAnsi="Lexend" w:cs="Lexend"/>
           <w:b/>
           <w:bCs/>
           <w:sz w:val="48"/>
@@ -484,7 +486,7 @@
       </w:r>
       <w:r>
         <w:rPr>
-          <w:rFonts w:ascii="Lexend" w:hAnsi="Lexend" w:eastAsia="Lexend" w:cs="Lexend"/>
+          <w:rFonts w:ascii="Lexend" w:hAnsi="Lexend" w:cs="Lexend"/>
           <w:b/>
           <w:bCs/>
           <w:sz w:val="48"/>
@@ -519,7 +521,7 @@
       </w:r>
       <w:r>
         <w:rPr>
-          <w:rFonts w:ascii="Lexend" w:hAnsi="Lexend" w:eastAsia="Lexend" w:cs="Lexend"/>
+          <w:rFonts w:ascii="Lexend" w:hAnsi="Lexend" w:cs="Lexend"/>
           <w:b/>
           <w:bCs/>
           <w:sz w:val="48"/>
@@ -529,7 +531,7 @@
       </w:r>
       <w:r>
         <w:rPr>
-          <w:rFonts w:ascii="Lexend" w:hAnsi="Lexend" w:eastAsia="Lexend" w:cs="Lexend"/>
+          <w:rFonts w:ascii="Lexend" w:hAnsi="Lexend" w:cs="Lexend"/>
           <w:b/>
           <w:bCs/>
           <w:sz w:val="48"/>
@@ -564,7 +566,7 @@
       </w:r>
       <w:r>
         <w:rPr>
-          <w:rFonts w:ascii="Lexend" w:hAnsi="Lexend" w:eastAsia="Lexend" w:cs="Lexend"/>
+          <w:rFonts w:ascii="Lexend" w:hAnsi="Lexend" w:cs="Lexend"/>
           <w:b/>
           <w:bCs/>
           <w:sz w:val="48"/>
@@ -574,7 +576,7 @@
       </w:r>
       <w:r>
         <w:rPr>
-          <w:rFonts w:ascii="Lexend" w:hAnsi="Lexend" w:eastAsia="Lexend" w:cs="Lexend"/>
+          <w:rFonts w:ascii="Lexend" w:hAnsi="Lexend" w:cs="Lexend"/>
           <w:b/>
           <w:bCs/>
           <w:sz w:val="48"/>
@@ -609,7 +611,7 @@
       </w:r>
       <w:r>
         <w:rPr>
-          <w:rFonts w:ascii="Lexend" w:hAnsi="Lexend" w:eastAsia="Lexend" w:cs="Lexend"/>
+          <w:rFonts w:ascii="Lexend" w:hAnsi="Lexend" w:cs="Lexend"/>
           <w:b/>
           <w:bCs/>
           <w:sz w:val="48"/>
@@ -619,7 +621,7 @@
       </w:r>
       <w:r>
         <w:rPr>
-          <w:rFonts w:ascii="Lexend" w:hAnsi="Lexend" w:eastAsia="Lexend" w:cs="Lexend"/>
+          <w:rFonts w:ascii="Lexend" w:hAnsi="Lexend" w:cs="Lexend"/>
           <w:b/>
           <w:bCs/>
           <w:sz w:val="48"/>
@@ -654,7 +656,7 @@
       </w:r>
       <w:r>
         <w:rPr>
-          <w:rFonts w:ascii="Lexend" w:hAnsi="Lexend" w:eastAsia="Lexend" w:cs="Lexend"/>
+          <w:rFonts w:ascii="Lexend" w:hAnsi="Lexend" w:cs="Lexend"/>
           <w:b/>
           <w:bCs/>
           <w:sz w:val="48"/>
@@ -664,7 +666,7 @@
       </w:r>
       <w:r>
         <w:rPr>
-          <w:rFonts w:ascii="Lexend" w:hAnsi="Lexend" w:eastAsia="Lexend" w:cs="Lexend"/>
+          <w:rFonts w:ascii="Lexend" w:hAnsi="Lexend" w:cs="Lexend"/>
           <w:b/>
           <w:bCs/>
           <w:sz w:val="48"/>
@@ -699,7 +701,7 @@
       </w:r>
       <w:r>
         <w:rPr>
-          <w:rFonts w:ascii="Lexend" w:hAnsi="Lexend" w:eastAsia="Lexend" w:cs="Lexend"/>
+          <w:rFonts w:ascii="Lexend" w:hAnsi="Lexend" w:cs="Lexend"/>
           <w:b/>
           <w:bCs/>
           <w:sz w:val="48"/>
@@ -709,7 +711,7 @@
       </w:r>
       <w:r>
         <w:rPr>
-          <w:rFonts w:ascii="Lexend" w:hAnsi="Lexend" w:eastAsia="Lexend" w:cs="Lexend"/>
+          <w:rFonts w:ascii="Lexend" w:hAnsi="Lexend" w:cs="Lexend"/>
           <w:b/>
           <w:bCs/>
           <w:sz w:val="48"/>
@@ -744,7 +746,7 @@
       </w:r>
       <w:r>
         <w:rPr>
-          <w:rFonts w:ascii="Lexend" w:hAnsi="Lexend" w:eastAsia="Lexend" w:cs="Lexend"/>
+          <w:rFonts w:ascii="Lexend" w:hAnsi="Lexend" w:cs="Lexend"/>
           <w:b/>
           <w:bCs/>
           <w:sz w:val="48"/>
@@ -754,7 +756,7 @@
       </w:r>
       <w:r>
         <w:rPr>
-          <w:rFonts w:ascii="Lexend" w:hAnsi="Lexend" w:eastAsia="Lexend" w:cs="Lexend"/>
+          <w:rFonts w:ascii="Lexend" w:hAnsi="Lexend" w:cs="Lexend"/>
           <w:b/>
           <w:bCs/>
           <w:sz w:val="48"/>
@@ -790,13 +792,14 @@
       <w:bookmarkEnd w:id="1"/>
       <w:r>
         <w:rPr>
-          <w:rFonts w:ascii="Lexend" w:hAnsi="Lexend" w:eastAsia="Lexend" w:cs="Lexend"/>
+          <w:rFonts w:ascii="Lexend" w:hAnsi="Lexend" w:cs="Lexend"/>
           <w:highlight w:val="none"/>
+          <w14:ligatures w14:val="none"/>
         </w:rPr>
       </w:r>
       <w:r>
         <w:rPr>
-          <w:rFonts w:ascii="Lexend" w:hAnsi="Lexend" w:eastAsia="Lexend" w:cs="Lexend"/>
+          <w:rFonts w:ascii="Lexend" w:hAnsi="Lexend" w:cs="Lexend"/>
           <w:highlight w:val="none"/>
           <w14:ligatures w14:val="none"/>
         </w:rPr>
@@ -896,13 +899,13 @@
           </w:hyperlink>
           <w:r>
             <w:rPr>
-              <w:rFonts w:ascii="Lexend" w:hAnsi="Lexend" w:eastAsia="Lexend" w:cs="Lexend"/>
+              <w:rFonts w:ascii="Lexend" w:hAnsi="Lexend" w:cs="Lexend"/>
               <w:highlight w:val="none"/>
             </w:rPr>
           </w:r>
           <w:r>
             <w:rPr>
-              <w:rFonts w:ascii="Lexend" w:hAnsi="Lexend" w:eastAsia="Lexend" w:cs="Lexend"/>
+              <w:rFonts w:ascii="Lexend" w:hAnsi="Lexend" w:cs="Lexend"/>
               <w:highlight w:val="none"/>
             </w:rPr>
           </w:r>
@@ -973,12 +976,12 @@
           </w:hyperlink>
           <w:r>
             <w:rPr>
-              <w:rFonts w:ascii="Lexend" w:hAnsi="Lexend" w:eastAsia="Lexend" w:cs="Lexend"/>
+              <w:rFonts w:ascii="Lexend" w:hAnsi="Lexend" w:cs="Lexend"/>
             </w:rPr>
           </w:r>
           <w:r>
             <w:rPr>
-              <w:rFonts w:ascii="Lexend" w:hAnsi="Lexend" w:eastAsia="Lexend" w:cs="Lexend"/>
+              <w:rFonts w:ascii="Lexend" w:hAnsi="Lexend" w:cs="Lexend"/>
             </w:rPr>
           </w:r>
         </w:p>
@@ -1000,7 +1003,13 @@
           </w:r>
           <w:r>
             <w:rPr>
-              <w:rFonts w:ascii="Lexend" w:hAnsi="Lexend" w:eastAsia="Lexend" w:cs="Lexend"/>
+              <w:rFonts w:ascii="Lexend" w:hAnsi="Lexend" w:cs="Lexend"/>
+              <w:highlight w:val="none"/>
+            </w:rPr>
+          </w:r>
+          <w:r>
+            <w:rPr>
+              <w:rFonts w:ascii="Lexend" w:hAnsi="Lexend" w:cs="Lexend"/>
               <w:highlight w:val="none"/>
             </w:rPr>
           </w:r>
@@ -1026,7 +1035,13 @@
       </w:r>
       <w:r>
         <w:rPr>
-          <w:rFonts w:ascii="Lexend" w:hAnsi="Lexend" w:eastAsia="Lexend" w:cs="Lexend"/>
+          <w:rFonts w:ascii="Lexend" w:hAnsi="Lexend" w:cs="Lexend"/>
+          <w14:ligatures w14:val="none"/>
+        </w:rPr>
+      </w:r>
+      <w:r>
+        <w:rPr>
+          <w:rFonts w:ascii="Lexend" w:hAnsi="Lexend" w:cs="Lexend"/>
           <w14:ligatures w14:val="none"/>
         </w:rPr>
       </w:r>
@@ -1058,41 +1073,1179 @@
       </w:r>
       <w:r>
         <w:rPr>
+          <w:rFonts w:ascii="Lexend" w:hAnsi="Lexend" w:cs="Lexend"/>
+          <w:highlight w:val="none"/>
+          <w14:ligatures w14:val="none"/>
+        </w:rPr>
+      </w:r>
+      <w:r>
+        <w:rPr>
+          <w:rFonts w:ascii="Lexend" w:hAnsi="Lexend" w:cs="Lexend"/>
+          <w:highlight w:val="none"/>
+          <w14:ligatures w14:val="none"/>
+        </w:rPr>
+      </w:r>
+    </w:p>
+    <w:p>
+      <w:pPr>
+        <w:pBdr/>
+        <w:spacing/>
+        <w:ind/>
+        <w:rPr/>
+      </w:pPr>
+      <w:r>
+        <w:rPr>
+          <w:highlight w:val="none"/>
+        </w:rPr>
+        <w:t xml:space="preserve">L</w:t>
+      </w:r>
+      <w:r>
+        <w:rPr>
+          <w:highlight w:val="none"/>
+        </w:rPr>
+        <w:t xml:space="preserve">e capteur choisi pour le projet est le capteur de particules SDS011. Il permet de mesurer la concentration de particules fines dans l'air, selon deux catégories réglementaires : les PM2.5 (particules de diamètre inférieur à 2,5 µm) et les PM10 (particules </w:t>
+      </w:r>
+      <w:r>
+        <w:rPr>
+          <w:highlight w:val="none"/>
+        </w:rPr>
+        <w:t xml:space="preserve">de diamètre inférieur à 10 µm).</w:t>
+      </w:r>
+      <w:r>
+        <w:rPr>
+          <w:highlight w:val="none"/>
+        </w:rPr>
+      </w:r>
+      <w:r/>
+    </w:p>
+    <w:p>
+      <w:pPr>
+        <w:pBdr/>
+        <w:spacing/>
+        <w:ind/>
+        <w:rPr>
+          <w:highlight w:val="none"/>
+          <w14:ligatures w14:val="none"/>
+        </w:rPr>
+      </w:pPr>
+      <w:r>
+        <w:rPr>
+          <w:highlight w:val="none"/>
+        </w:rPr>
+        <w:t xml:space="preserve">Le capteur communique via une liaison série UART et est fourni avec un adaptateur permettant de le connecter directement en USB.</w:t>
+      </w:r>
+      <w:r>
+        <w:rPr>
+          <w:highlight w:val="none"/>
+          <w14:ligatures w14:val="none"/>
+        </w:rPr>
+      </w:r>
+      <w:r>
+        <w:rPr>
+          <w:highlight w:val="none"/>
+          <w14:ligatures w14:val="none"/>
+        </w:rPr>
+      </w:r>
+    </w:p>
+    <w:p>
+      <w:pPr>
+        <w:pBdr/>
+        <w:spacing/>
+        <w:ind/>
+        <w:rPr>
+          <w:highlight w:val="none"/>
+          <w14:ligatures w14:val="none"/>
+        </w:rPr>
+      </w:pPr>
+      <w:r>
+        <w:rPr>
+          <w:highlight w:val="none"/>
+          <w14:ligatures w14:val="none"/>
+        </w:rPr>
+      </w:r>
+      <w:r>
+        <w:rPr>
+          <w:highlight w:val="none"/>
+          <w14:ligatures w14:val="none"/>
+        </w:rPr>
+      </w:r>
+      <w:r>
+        <w:rPr>
+          <w:highlight w:val="none"/>
+          <w14:ligatures w14:val="none"/>
+        </w:rPr>
+      </w:r>
+    </w:p>
+    <w:p>
+      <w:pPr>
+        <w:pBdr>
+          <w:top w:val="none" w:color="000000" w:sz="4" w:space="0"/>
+          <w:left w:val="none" w:color="000000" w:sz="4" w:space="0"/>
+          <w:bottom w:val="none" w:color="000000" w:sz="4" w:space="0"/>
+          <w:right w:val="none" w:color="000000" w:sz="4" w:space="0"/>
+        </w:pBdr>
+        <w:spacing/>
+        <w:ind w:right="0" w:firstLine="0" w:left="0"/>
+        <w:rPr>
+          <w14:ligatures w14:val="none"/>
+        </w:rPr>
+      </w:pPr>
+      <w:r>
+        <w:t xml:space="preserve">Caractéristiques techniques principales :</w:t>
+      </w:r>
+      <w:r>
+        <w:rPr>
+          <w14:ligatures w14:val="none"/>
+        </w:rPr>
+      </w:r>
+    </w:p>
+    <w:tbl>
+      <w:tblPr>
+        <w:tblStyle w:val="711"/>
+        <w:tblInd w:w="-1" w:type="dxa"/>
+        <w:tblW w:w="0" w:type="auto"/>
+        <w:tblBorders>
+          <w:top w:val="none" w:color="000000" w:sz="4" w:space="0"/>
+          <w:left w:val="none" w:color="000000" w:sz="4" w:space="0"/>
+          <w:bottom w:val="none" w:color="000000" w:sz="4" w:space="0"/>
+          <w:right w:val="none" w:color="000000" w:sz="4" w:space="0"/>
+          <w:insideH w:val="none" w:color="000000" w:sz="4" w:space="0"/>
+          <w:insideV w:val="none" w:color="000000" w:sz="4" w:space="0"/>
+        </w:tblBorders>
+        <w:tblLayout w:type="fixed"/>
+        <w:tblLook w:val="04A0" w:firstRow="1" w:lastRow="0" w:firstColumn="1" w:lastColumn="0" w:noHBand="0" w:noVBand="1"/>
+      </w:tblPr>
+      <w:tblGrid>
+        <w:gridCol w:w="3118"/>
+        <w:gridCol w:w="5244"/>
+      </w:tblGrid>
+      <w:tr>
+        <w:trPr>
+          <w:trHeight w:val="432"/>
+        </w:trPr>
+        <w:tc>
+          <w:tcPr>
+            <w:tcBorders/>
+            <w:tcMar>
+              <w:left w:w="15" w:type="dxa"/>
+              <w:top w:w="15" w:type="dxa"/>
+              <w:right w:w="15" w:type="dxa"/>
+              <w:bottom w:w="15" w:type="dxa"/>
+            </w:tcMar>
+            <w:tcW w:w="3118" w:type="dxa"/>
+            <w:vAlign w:val="center"/>
+            <w:textDirection w:val="lrTb"/>
+            <w:noWrap w:val="false"/>
+          </w:tcPr>
+          <w:p>
+            <w:pPr>
+              <w:pBdr/>
+              <w:spacing w:after="0" w:before="0" w:line="240" w:lineRule="auto"/>
+              <w:ind/>
+              <w:jc w:val="center"/>
+              <w:rPr>
+                <w:rFonts w:ascii="Lexend" w:hAnsi="Lexend" w:cs="Lexend"/>
+              </w:rPr>
+            </w:pPr>
+            <w:r>
+              <w:rPr>
+                <w:rFonts w:ascii="Lexend" w:hAnsi="Lexend" w:eastAsia="Lexend" w:cs="Lexend"/>
+                <w:b/>
+                <w:color w:val="000000"/>
+                <w:sz w:val="24"/>
+              </w:rPr>
+              <w:t xml:space="preserve">Paramètre</w:t>
+            </w:r>
+            <w:r>
+              <w:rPr>
+                <w:rFonts w:ascii="Lexend" w:hAnsi="Lexend" w:eastAsia="Lexend" w:cs="Lexend"/>
+              </w:rPr>
+            </w:r>
+            <w:r>
+              <w:rPr>
+                <w:rFonts w:ascii="Lexend" w:hAnsi="Lexend" w:cs="Lexend"/>
+              </w:rPr>
+            </w:r>
+          </w:p>
+        </w:tc>
+        <w:tc>
+          <w:tcPr>
+            <w:tcBorders/>
+            <w:tcMar>
+              <w:left w:w="15" w:type="dxa"/>
+              <w:top w:w="15" w:type="dxa"/>
+              <w:right w:w="15" w:type="dxa"/>
+              <w:bottom w:w="15" w:type="dxa"/>
+            </w:tcMar>
+            <w:tcW w:w="5244" w:type="dxa"/>
+            <w:vAlign w:val="center"/>
+            <w:textDirection w:val="lrTb"/>
+            <w:noWrap w:val="false"/>
+          </w:tcPr>
+          <w:p>
+            <w:pPr>
+              <w:pBdr/>
+              <w:spacing w:after="0" w:before="0" w:line="240" w:lineRule="auto"/>
+              <w:ind/>
+              <w:jc w:val="center"/>
+              <w:rPr>
+                <w:rFonts w:ascii="Lexend" w:hAnsi="Lexend" w:cs="Lexend"/>
+              </w:rPr>
+            </w:pPr>
+            <w:r>
+              <w:rPr>
+                <w:rFonts w:ascii="Lexend" w:hAnsi="Lexend" w:eastAsia="Lexend" w:cs="Lexend"/>
+                <w:b/>
+                <w:color w:val="000000"/>
+                <w:sz w:val="24"/>
+              </w:rPr>
+              <w:t xml:space="preserve">Valeur</w:t>
+            </w:r>
+            <w:r>
+              <w:rPr>
+                <w:rFonts w:ascii="Lexend" w:hAnsi="Lexend" w:eastAsia="Lexend" w:cs="Lexend"/>
+              </w:rPr>
+            </w:r>
+            <w:r>
+              <w:rPr>
+                <w:rFonts w:ascii="Lexend" w:hAnsi="Lexend" w:cs="Lexend"/>
+              </w:rPr>
+            </w:r>
+          </w:p>
+        </w:tc>
+      </w:tr>
+      <w:tr>
+        <w:trPr/>
+        <w:tc>
+          <w:tcPr>
+            <w:tcBorders/>
+            <w:tcMar>
+              <w:left w:w="15" w:type="dxa"/>
+              <w:top w:w="15" w:type="dxa"/>
+              <w:right w:w="15" w:type="dxa"/>
+              <w:bottom w:w="15" w:type="dxa"/>
+            </w:tcMar>
+            <w:tcW w:w="3118" w:type="dxa"/>
+            <w:vAlign w:val="center"/>
+            <w:textDirection w:val="lrTb"/>
+            <w:noWrap w:val="false"/>
+          </w:tcPr>
+          <w:p>
+            <w:pPr>
+              <w:pBdr/>
+              <w:spacing w:after="0" w:before="0" w:line="240" w:lineRule="auto"/>
+              <w:ind/>
+              <w:rPr>
+                <w:rFonts w:ascii="Lexend" w:hAnsi="Lexend" w:cs="Lexend"/>
+              </w:rPr>
+            </w:pPr>
+            <w:r>
+              <w:rPr>
+                <w:rFonts w:ascii="Lexend" w:hAnsi="Lexend" w:eastAsia="Lexend" w:cs="Lexend"/>
+                <w:color w:val="000000"/>
+                <w:sz w:val="24"/>
+              </w:rPr>
+              <w:t xml:space="preserve">Plage de mesure</w:t>
+            </w:r>
+            <w:r>
+              <w:rPr>
+                <w:rFonts w:ascii="Lexend" w:hAnsi="Lexend" w:eastAsia="Lexend" w:cs="Lexend"/>
+              </w:rPr>
+            </w:r>
+            <w:r>
+              <w:rPr>
+                <w:rFonts w:ascii="Lexend" w:hAnsi="Lexend" w:cs="Lexend"/>
+              </w:rPr>
+            </w:r>
+          </w:p>
+        </w:tc>
+        <w:tc>
+          <w:tcPr>
+            <w:tcBorders/>
+            <w:tcMar>
+              <w:left w:w="15" w:type="dxa"/>
+              <w:top w:w="15" w:type="dxa"/>
+              <w:right w:w="15" w:type="dxa"/>
+              <w:bottom w:w="15" w:type="dxa"/>
+            </w:tcMar>
+            <w:tcW w:w="5244" w:type="dxa"/>
+            <w:vAlign w:val="center"/>
+            <w:textDirection w:val="lrTb"/>
+            <w:noWrap w:val="false"/>
+          </w:tcPr>
+          <w:p>
+            <w:pPr>
+              <w:pBdr/>
+              <w:spacing w:after="0" w:before="0" w:line="240" w:lineRule="auto"/>
+              <w:ind/>
+              <w:rPr>
+                <w:rFonts w:ascii="Lexend" w:hAnsi="Lexend" w:cs="Lexend"/>
+              </w:rPr>
+            </w:pPr>
+            <w:r>
+              <w:rPr>
+                <w:rFonts w:ascii="Lexend" w:hAnsi="Lexend" w:eastAsia="Lexend" w:cs="Lexend"/>
+                <w:color w:val="000000"/>
+                <w:sz w:val="24"/>
+              </w:rPr>
+              <w:t xml:space="preserve">0 – 999,9 µg/m³</w:t>
+            </w:r>
+            <w:r>
+              <w:rPr>
+                <w:rFonts w:ascii="Lexend" w:hAnsi="Lexend" w:eastAsia="Lexend" w:cs="Lexend"/>
+              </w:rPr>
+            </w:r>
+            <w:r>
+              <w:rPr>
+                <w:rFonts w:ascii="Lexend" w:hAnsi="Lexend" w:cs="Lexend"/>
+              </w:rPr>
+            </w:r>
+          </w:p>
+        </w:tc>
+      </w:tr>
+      <w:tr>
+        <w:trPr/>
+        <w:tc>
+          <w:tcPr>
+            <w:tcBorders/>
+            <w:tcMar>
+              <w:left w:w="15" w:type="dxa"/>
+              <w:top w:w="15" w:type="dxa"/>
+              <w:right w:w="15" w:type="dxa"/>
+              <w:bottom w:w="15" w:type="dxa"/>
+            </w:tcMar>
+            <w:tcW w:w="3118" w:type="dxa"/>
+            <w:vAlign w:val="center"/>
+            <w:textDirection w:val="lrTb"/>
+            <w:noWrap w:val="false"/>
+          </w:tcPr>
+          <w:p>
+            <w:pPr>
+              <w:pBdr/>
+              <w:spacing w:after="0" w:before="0" w:line="240" w:lineRule="auto"/>
+              <w:ind/>
+              <w:rPr>
+                <w:rFonts w:ascii="Lexend" w:hAnsi="Lexend" w:cs="Lexend"/>
+              </w:rPr>
+            </w:pPr>
+            <w:r>
+              <w:rPr>
+                <w:rFonts w:ascii="Lexend" w:hAnsi="Lexend" w:eastAsia="Lexend" w:cs="Lexend"/>
+                <w:color w:val="000000"/>
+                <w:sz w:val="24"/>
+              </w:rPr>
+              <w:t xml:space="preserve">Précision</w:t>
+            </w:r>
+            <w:r>
+              <w:rPr>
+                <w:rFonts w:ascii="Lexend" w:hAnsi="Lexend" w:eastAsia="Lexend" w:cs="Lexend"/>
+              </w:rPr>
+            </w:r>
+            <w:r>
+              <w:rPr>
+                <w:rFonts w:ascii="Lexend" w:hAnsi="Lexend" w:cs="Lexend"/>
+              </w:rPr>
+            </w:r>
+          </w:p>
+        </w:tc>
+        <w:tc>
+          <w:tcPr>
+            <w:tcBorders/>
+            <w:tcMar>
+              <w:left w:w="15" w:type="dxa"/>
+              <w:top w:w="15" w:type="dxa"/>
+              <w:right w:w="15" w:type="dxa"/>
+              <w:bottom w:w="15" w:type="dxa"/>
+            </w:tcMar>
+            <w:tcW w:w="5244" w:type="dxa"/>
+            <w:vAlign w:val="center"/>
+            <w:textDirection w:val="lrTb"/>
+            <w:noWrap w:val="false"/>
+          </w:tcPr>
+          <w:p>
+            <w:pPr>
+              <w:pBdr/>
+              <w:spacing w:after="0" w:before="0" w:line="240" w:lineRule="auto"/>
+              <w:ind/>
+              <w:rPr>
+                <w:rFonts w:ascii="Lexend" w:hAnsi="Lexend" w:cs="Lexend"/>
+              </w:rPr>
+            </w:pPr>
+            <w:r>
+              <w:rPr>
+                <w:rFonts w:ascii="Lexend" w:hAnsi="Lexend" w:eastAsia="Lexend" w:cs="Lexend"/>
+                <w:color w:val="000000"/>
+                <w:sz w:val="24"/>
+              </w:rPr>
+              <w:t xml:space="preserve">±15 % ou ±10 µg/m³</w:t>
+            </w:r>
+            <w:r>
+              <w:rPr>
+                <w:rFonts w:ascii="Lexend" w:hAnsi="Lexend" w:eastAsia="Lexend" w:cs="Lexend"/>
+              </w:rPr>
+            </w:r>
+            <w:r>
+              <w:rPr>
+                <w:rFonts w:ascii="Lexend" w:hAnsi="Lexend" w:cs="Lexend"/>
+              </w:rPr>
+            </w:r>
+          </w:p>
+        </w:tc>
+      </w:tr>
+      <w:tr>
+        <w:trPr/>
+        <w:tc>
+          <w:tcPr>
+            <w:tcBorders/>
+            <w:tcMar>
+              <w:left w:w="15" w:type="dxa"/>
+              <w:top w:w="15" w:type="dxa"/>
+              <w:right w:w="15" w:type="dxa"/>
+              <w:bottom w:w="15" w:type="dxa"/>
+            </w:tcMar>
+            <w:tcW w:w="3118" w:type="dxa"/>
+            <w:vAlign w:val="center"/>
+            <w:textDirection w:val="lrTb"/>
+            <w:noWrap w:val="false"/>
+          </w:tcPr>
+          <w:p>
+            <w:pPr>
+              <w:pBdr/>
+              <w:spacing w:after="0" w:before="0" w:line="240" w:lineRule="auto"/>
+              <w:ind/>
+              <w:rPr>
+                <w:rFonts w:ascii="Lexend" w:hAnsi="Lexend" w:cs="Lexend"/>
+              </w:rPr>
+            </w:pPr>
+            <w:r>
+              <w:rPr>
+                <w:rFonts w:ascii="Lexend" w:hAnsi="Lexend" w:eastAsia="Lexend" w:cs="Lexend"/>
+                <w:color w:val="000000"/>
+                <w:sz w:val="24"/>
+              </w:rPr>
+              <w:t xml:space="preserve">Alimentation</w:t>
+            </w:r>
+            <w:r>
+              <w:rPr>
+                <w:rFonts w:ascii="Lexend" w:hAnsi="Lexend" w:eastAsia="Lexend" w:cs="Lexend"/>
+              </w:rPr>
+            </w:r>
+            <w:r>
+              <w:rPr>
+                <w:rFonts w:ascii="Lexend" w:hAnsi="Lexend" w:cs="Lexend"/>
+              </w:rPr>
+            </w:r>
+          </w:p>
+        </w:tc>
+        <w:tc>
+          <w:tcPr>
+            <w:tcBorders/>
+            <w:tcMar>
+              <w:left w:w="15" w:type="dxa"/>
+              <w:top w:w="15" w:type="dxa"/>
+              <w:right w:w="15" w:type="dxa"/>
+              <w:bottom w:w="15" w:type="dxa"/>
+            </w:tcMar>
+            <w:tcW w:w="5244" w:type="dxa"/>
+            <w:vAlign w:val="center"/>
+            <w:textDirection w:val="lrTb"/>
+            <w:noWrap w:val="false"/>
+          </w:tcPr>
+          <w:p>
+            <w:pPr>
+              <w:pBdr/>
+              <w:spacing w:after="0" w:before="0" w:line="240" w:lineRule="auto"/>
+              <w:ind/>
+              <w:rPr>
+                <w:rFonts w:ascii="Lexend" w:hAnsi="Lexend" w:cs="Lexend"/>
+              </w:rPr>
+            </w:pPr>
+            <w:r>
+              <w:rPr>
+                <w:rFonts w:ascii="Lexend" w:hAnsi="Lexend" w:eastAsia="Lexend" w:cs="Lexend"/>
+                <w:color w:val="000000"/>
+                <w:sz w:val="24"/>
+              </w:rPr>
+              <w:t xml:space="preserve">5V DC</w:t>
+            </w:r>
+            <w:r>
+              <w:rPr>
+                <w:rFonts w:ascii="Lexend" w:hAnsi="Lexend" w:eastAsia="Lexend" w:cs="Lexend"/>
+              </w:rPr>
+            </w:r>
+            <w:r>
+              <w:rPr>
+                <w:rFonts w:ascii="Lexend" w:hAnsi="Lexend" w:cs="Lexend"/>
+              </w:rPr>
+            </w:r>
+          </w:p>
+        </w:tc>
+      </w:tr>
+      <w:tr>
+        <w:trPr/>
+        <w:tc>
+          <w:tcPr>
+            <w:tcBorders/>
+            <w:tcMar>
+              <w:left w:w="15" w:type="dxa"/>
+              <w:top w:w="15" w:type="dxa"/>
+              <w:right w:w="15" w:type="dxa"/>
+              <w:bottom w:w="15" w:type="dxa"/>
+            </w:tcMar>
+            <w:tcW w:w="3118" w:type="dxa"/>
+            <w:vAlign w:val="center"/>
+            <w:textDirection w:val="lrTb"/>
+            <w:noWrap w:val="false"/>
+          </w:tcPr>
+          <w:p>
+            <w:pPr>
+              <w:pBdr/>
+              <w:spacing w:after="0" w:before="0" w:line="240" w:lineRule="auto"/>
+              <w:ind/>
+              <w:rPr>
+                <w:rFonts w:ascii="Lexend" w:hAnsi="Lexend" w:cs="Lexend"/>
+              </w:rPr>
+            </w:pPr>
+            <w:r>
+              <w:rPr>
+                <w:rFonts w:ascii="Lexend" w:hAnsi="Lexend" w:eastAsia="Lexend" w:cs="Lexend"/>
+                <w:color w:val="000000"/>
+                <w:sz w:val="24"/>
+              </w:rPr>
+              <w:t xml:space="preserve">Courant de fonctionnement</w:t>
+            </w:r>
+            <w:r>
+              <w:rPr>
+                <w:rFonts w:ascii="Lexend" w:hAnsi="Lexend" w:eastAsia="Lexend" w:cs="Lexend"/>
+              </w:rPr>
+            </w:r>
+            <w:r>
+              <w:rPr>
+                <w:rFonts w:ascii="Lexend" w:hAnsi="Lexend" w:cs="Lexend"/>
+              </w:rPr>
+            </w:r>
+          </w:p>
+        </w:tc>
+        <w:tc>
+          <w:tcPr>
+            <w:tcBorders/>
+            <w:tcMar>
+              <w:left w:w="15" w:type="dxa"/>
+              <w:top w:w="15" w:type="dxa"/>
+              <w:right w:w="15" w:type="dxa"/>
+              <w:bottom w:w="15" w:type="dxa"/>
+            </w:tcMar>
+            <w:tcW w:w="5244" w:type="dxa"/>
+            <w:vAlign w:val="center"/>
+            <w:textDirection w:val="lrTb"/>
+            <w:noWrap w:val="false"/>
+          </w:tcPr>
+          <w:p>
+            <w:pPr>
+              <w:pBdr/>
+              <w:spacing w:after="0" w:before="0" w:line="240" w:lineRule="auto"/>
+              <w:ind/>
+              <w:rPr>
+                <w:rFonts w:ascii="Lexend" w:hAnsi="Lexend" w:cs="Lexend"/>
+              </w:rPr>
+            </w:pPr>
+            <w:r>
+              <w:rPr>
+                <w:rFonts w:ascii="Lexend" w:hAnsi="Lexend" w:eastAsia="Lexend" w:cs="Lexend"/>
+                <w:color w:val="000000"/>
+                <w:sz w:val="24"/>
+              </w:rPr>
+              <w:t xml:space="preserve">~100 mA</w:t>
+            </w:r>
+            <w:r>
+              <w:rPr>
+                <w:rFonts w:ascii="Lexend" w:hAnsi="Lexend" w:eastAsia="Lexend" w:cs="Lexend"/>
+              </w:rPr>
+            </w:r>
+            <w:r>
+              <w:rPr>
+                <w:rFonts w:ascii="Lexend" w:hAnsi="Lexend" w:cs="Lexend"/>
+              </w:rPr>
+            </w:r>
+          </w:p>
+        </w:tc>
+      </w:tr>
+      <w:tr>
+        <w:trPr/>
+        <w:tc>
+          <w:tcPr>
+            <w:tcBorders/>
+            <w:tcMar>
+              <w:left w:w="15" w:type="dxa"/>
+              <w:top w:w="15" w:type="dxa"/>
+              <w:right w:w="15" w:type="dxa"/>
+              <w:bottom w:w="15" w:type="dxa"/>
+            </w:tcMar>
+            <w:tcW w:w="3118" w:type="dxa"/>
+            <w:vAlign w:val="center"/>
+            <w:textDirection w:val="lrTb"/>
+            <w:noWrap w:val="false"/>
+          </w:tcPr>
+          <w:p>
+            <w:pPr>
+              <w:pBdr/>
+              <w:spacing w:after="0" w:before="0" w:line="240" w:lineRule="auto"/>
+              <w:ind/>
+              <w:rPr>
+                <w:rFonts w:ascii="Lexend" w:hAnsi="Lexend" w:cs="Lexend"/>
+              </w:rPr>
+            </w:pPr>
+            <w:r>
+              <w:rPr>
+                <w:rFonts w:ascii="Lexend" w:hAnsi="Lexend" w:eastAsia="Lexend" w:cs="Lexend"/>
+                <w:color w:val="000000"/>
+                <w:sz w:val="24"/>
+              </w:rPr>
+              <w:t xml:space="preserve">Durée de vie du laser</w:t>
+            </w:r>
+            <w:r>
+              <w:rPr>
+                <w:rFonts w:ascii="Lexend" w:hAnsi="Lexend" w:eastAsia="Lexend" w:cs="Lexend"/>
+              </w:rPr>
+            </w:r>
+            <w:r>
+              <w:rPr>
+                <w:rFonts w:ascii="Lexend" w:hAnsi="Lexend" w:cs="Lexend"/>
+              </w:rPr>
+            </w:r>
+          </w:p>
+        </w:tc>
+        <w:tc>
+          <w:tcPr>
+            <w:tcBorders/>
+            <w:tcMar>
+              <w:left w:w="15" w:type="dxa"/>
+              <w:top w:w="15" w:type="dxa"/>
+              <w:right w:w="15" w:type="dxa"/>
+              <w:bottom w:w="15" w:type="dxa"/>
+            </w:tcMar>
+            <w:tcW w:w="5244" w:type="dxa"/>
+            <w:vAlign w:val="center"/>
+            <w:textDirection w:val="lrTb"/>
+            <w:noWrap w:val="false"/>
+          </w:tcPr>
+          <w:p>
+            <w:pPr>
+              <w:pBdr/>
+              <w:spacing w:after="0" w:before="0" w:line="240" w:lineRule="auto"/>
+              <w:ind/>
+              <w:rPr>
+                <w:rFonts w:ascii="Lexend" w:hAnsi="Lexend" w:cs="Lexend"/>
+              </w:rPr>
+            </w:pPr>
+            <w:r>
+              <w:rPr>
+                <w:rFonts w:ascii="Lexend" w:hAnsi="Lexend" w:eastAsia="Lexend" w:cs="Lexend"/>
+                <w:color w:val="000000"/>
+                <w:sz w:val="24"/>
+              </w:rPr>
+              <w:t xml:space="preserve">~8 000 heures</w:t>
+            </w:r>
+            <w:r>
+              <w:rPr>
+                <w:rFonts w:ascii="Lexend" w:hAnsi="Lexend" w:eastAsia="Lexend" w:cs="Lexend"/>
+              </w:rPr>
+            </w:r>
+            <w:r>
+              <w:rPr>
+                <w:rFonts w:ascii="Lexend" w:hAnsi="Lexend" w:cs="Lexend"/>
+              </w:rPr>
+            </w:r>
+          </w:p>
+        </w:tc>
+      </w:tr>
+      <w:tr>
+        <w:trPr/>
+        <w:tc>
+          <w:tcPr>
+            <w:tcBorders/>
+            <w:tcMar>
+              <w:left w:w="15" w:type="dxa"/>
+              <w:top w:w="15" w:type="dxa"/>
+              <w:right w:w="15" w:type="dxa"/>
+              <w:bottom w:w="15" w:type="dxa"/>
+            </w:tcMar>
+            <w:tcW w:w="3118" w:type="dxa"/>
+            <w:vAlign w:val="center"/>
+            <w:textDirection w:val="lrTb"/>
+            <w:noWrap w:val="false"/>
+          </w:tcPr>
+          <w:p>
+            <w:pPr>
+              <w:pBdr/>
+              <w:spacing w:after="0" w:before="0" w:line="240" w:lineRule="auto"/>
+              <w:ind/>
+              <w:rPr>
+                <w:rFonts w:ascii="Lexend" w:hAnsi="Lexend" w:cs="Lexend"/>
+              </w:rPr>
+            </w:pPr>
+            <w:r>
+              <w:rPr>
+                <w:rFonts w:ascii="Lexend" w:hAnsi="Lexend" w:eastAsia="Lexend" w:cs="Lexend"/>
+                <w:color w:val="000000"/>
+                <w:sz w:val="24"/>
+              </w:rPr>
+              <w:t xml:space="preserve">Plage de température</w:t>
+            </w:r>
+            <w:r>
+              <w:rPr>
+                <w:rFonts w:ascii="Lexend" w:hAnsi="Lexend" w:eastAsia="Lexend" w:cs="Lexend"/>
+              </w:rPr>
+            </w:r>
+            <w:r>
+              <w:rPr>
+                <w:rFonts w:ascii="Lexend" w:hAnsi="Lexend" w:cs="Lexend"/>
+              </w:rPr>
+            </w:r>
+          </w:p>
+        </w:tc>
+        <w:tc>
+          <w:tcPr>
+            <w:tcBorders/>
+            <w:tcMar>
+              <w:left w:w="15" w:type="dxa"/>
+              <w:top w:w="15" w:type="dxa"/>
+              <w:right w:w="15" w:type="dxa"/>
+              <w:bottom w:w="15" w:type="dxa"/>
+            </w:tcMar>
+            <w:tcW w:w="5244" w:type="dxa"/>
+            <w:vAlign w:val="center"/>
+            <w:textDirection w:val="lrTb"/>
+            <w:noWrap w:val="false"/>
+          </w:tcPr>
+          <w:p>
+            <w:pPr>
+              <w:pBdr/>
+              <w:spacing w:after="0" w:before="0" w:line="240" w:lineRule="auto"/>
+              <w:ind/>
+              <w:rPr>
+                <w:rFonts w:ascii="Lexend" w:hAnsi="Lexend" w:cs="Lexend"/>
+              </w:rPr>
+            </w:pPr>
+            <w:r>
+              <w:rPr>
+                <w:rFonts w:ascii="Lexend" w:hAnsi="Lexend" w:eastAsia="Lexend" w:cs="Lexend"/>
+                <w:color w:val="000000"/>
+                <w:sz w:val="24"/>
+              </w:rPr>
+              <w:t xml:space="preserve">-20°C à +50°C</w:t>
+            </w:r>
+            <w:r>
+              <w:rPr>
+                <w:rFonts w:ascii="Lexend" w:hAnsi="Lexend" w:eastAsia="Lexend" w:cs="Lexend"/>
+              </w:rPr>
+            </w:r>
+            <w:r>
+              <w:rPr>
+                <w:rFonts w:ascii="Lexend" w:hAnsi="Lexend" w:cs="Lexend"/>
+              </w:rPr>
+            </w:r>
+          </w:p>
+        </w:tc>
+      </w:tr>
+      <w:tr>
+        <w:trPr/>
+        <w:tc>
+          <w:tcPr>
+            <w:tcBorders/>
+            <w:tcMar>
+              <w:left w:w="15" w:type="dxa"/>
+              <w:top w:w="15" w:type="dxa"/>
+              <w:right w:w="15" w:type="dxa"/>
+              <w:bottom w:w="15" w:type="dxa"/>
+            </w:tcMar>
+            <w:tcW w:w="3118" w:type="dxa"/>
+            <w:vAlign w:val="center"/>
+            <w:textDirection w:val="lrTb"/>
+            <w:noWrap w:val="false"/>
+          </w:tcPr>
+          <w:p>
+            <w:pPr>
+              <w:pBdr/>
+              <w:spacing w:after="0" w:before="0" w:line="240" w:lineRule="auto"/>
+              <w:ind/>
+              <w:rPr>
+                <w:rFonts w:ascii="Lexend" w:hAnsi="Lexend" w:cs="Lexend"/>
+              </w:rPr>
+            </w:pPr>
+            <w:r>
+              <w:rPr>
+                <w:rFonts w:ascii="Lexend" w:hAnsi="Lexend" w:eastAsia="Lexend" w:cs="Lexend"/>
+                <w:color w:val="000000"/>
+                <w:sz w:val="24"/>
+              </w:rPr>
+              <w:t xml:space="preserve">Humidité relative max</w:t>
+            </w:r>
+            <w:r>
+              <w:rPr>
+                <w:rFonts w:ascii="Lexend" w:hAnsi="Lexend" w:eastAsia="Lexend" w:cs="Lexend"/>
+              </w:rPr>
+            </w:r>
+            <w:r>
+              <w:rPr>
+                <w:rFonts w:ascii="Lexend" w:hAnsi="Lexend" w:cs="Lexend"/>
+              </w:rPr>
+            </w:r>
+          </w:p>
+        </w:tc>
+        <w:tc>
+          <w:tcPr>
+            <w:tcBorders/>
+            <w:tcMar>
+              <w:left w:w="15" w:type="dxa"/>
+              <w:top w:w="15" w:type="dxa"/>
+              <w:right w:w="15" w:type="dxa"/>
+              <w:bottom w:w="15" w:type="dxa"/>
+            </w:tcMar>
+            <w:tcW w:w="5244" w:type="dxa"/>
+            <w:vAlign w:val="center"/>
+            <w:textDirection w:val="lrTb"/>
+            <w:noWrap w:val="false"/>
+          </w:tcPr>
+          <w:p>
+            <w:pPr>
+              <w:pBdr/>
+              <w:spacing w:after="0" w:before="0" w:line="240" w:lineRule="auto"/>
+              <w:ind/>
+              <w:rPr>
+                <w:rFonts w:ascii="Lexend" w:hAnsi="Lexend" w:cs="Lexend"/>
+              </w:rPr>
+            </w:pPr>
+            <w:r>
+              <w:rPr>
+                <w:rFonts w:ascii="Lexend" w:hAnsi="Lexend" w:eastAsia="Lexend" w:cs="Lexend"/>
+                <w:color w:val="000000"/>
+                <w:sz w:val="24"/>
+              </w:rPr>
+              <w:t xml:space="preserve">70 % RH</w:t>
+            </w:r>
+            <w:r>
+              <w:rPr>
+                <w:rFonts w:ascii="Lexend" w:hAnsi="Lexend" w:eastAsia="Lexend" w:cs="Lexend"/>
+              </w:rPr>
+            </w:r>
+            <w:r>
+              <w:rPr>
+                <w:rFonts w:ascii="Lexend" w:hAnsi="Lexend" w:cs="Lexend"/>
+              </w:rPr>
+            </w:r>
+          </w:p>
+        </w:tc>
+      </w:tr>
+    </w:tbl>
+    <w:p>
+      <w:pPr>
+        <w:pStyle w:val="838"/>
+        <w:pBdr/>
+        <w:spacing/>
+        <w:ind/>
+        <w:rPr>
+          <w:highlight w:val="none"/>
+          <w14:ligatures w14:val="none"/>
+        </w:rPr>
+      </w:pPr>
+      <w:r>
+        <w:rPr>
+          <w:highlight w:val="none"/>
+        </w:rPr>
+      </w:r>
+      <w:r>
+        <w:rPr>
+          <w:highlight w:val="none"/>
+        </w:rPr>
+      </w:r>
+      <w:r>
+        <w:rPr>
+          <w:highlight w:val="none"/>
+          <w14:ligatures w14:val="none"/>
+        </w:rPr>
+      </w:r>
+    </w:p>
+    <w:p>
+      <w:pPr>
+        <w:pStyle w:val="838"/>
+        <w:pBdr/>
+        <w:spacing/>
+        <w:ind/>
+        <w:rPr>
+          <w:highlight w:val="none"/>
+          <w14:ligatures w14:val="none"/>
+        </w:rPr>
+      </w:pPr>
+      <w:r>
+        <w:rPr>
+          <w:highlight w:val="none"/>
+        </w:rPr>
+        <w:t xml:space="preserve">2 – Fonctionnement du capteur</w:t>
+      </w:r>
+      <w:r>
+        <w:rPr>
+          <w14:ligatures w14:val="none"/>
+        </w:rPr>
+      </w:r>
+      <w:r>
+        <w:rPr>
+          <w:highlight w:val="none"/>
+          <w14:ligatures w14:val="none"/>
+        </w:rPr>
+      </w:r>
+    </w:p>
+    <w:p>
+      <w:pPr>
+        <w:pStyle w:val="839"/>
+        <w:pBdr/>
+        <w:spacing/>
+        <w:ind/>
+        <w:rPr>
+          <w14:ligatures w14:val="none"/>
+        </w:rPr>
+      </w:pPr>
+      <w:r>
+        <w:rPr>
+          <w:highlight w:val="none"/>
+        </w:rPr>
+        <w:t xml:space="preserve">2.1 – Principe de mesure</w:t>
+      </w:r>
+      <w:r>
+        <w:rPr>
+          <w:highlight w:val="none"/>
+        </w:rPr>
+      </w:r>
+      <w:r>
+        <w:rPr>
+          <w14:ligatures w14:val="none"/>
+        </w:rPr>
+      </w:r>
+    </w:p>
+    <w:p>
+      <w:pPr>
+        <w:pBdr/>
+        <w:spacing/>
+        <w:ind/>
+        <w:rPr/>
+      </w:pPr>
+      <w:r>
+        <w:rPr>
+          <w:highlight w:val="none"/>
+        </w:rPr>
+        <w:t xml:space="preserve">L</w:t>
+      </w:r>
+      <w:r>
+        <w:rPr>
+          <w:highlight w:val="none"/>
+        </w:rPr>
+        <w:t xml:space="preserve">e SDS011 utilise la technique de diffusion laser. Un faisceau laser illumine les particules en suspension dans l'air aspiré par le ventilateur interne. Un photorécepteur mesure ensuite la lumière diffusée par ces particules, ce qui permet d'en déduire leur</w:t>
+      </w:r>
+      <w:r>
+        <w:rPr>
+          <w:highlight w:val="none"/>
+        </w:rPr>
+        <w:t xml:space="preserve"> concentration et leur taille approximative.</w:t>
+      </w:r>
+      <w:r>
+        <w:rPr>
+          <w:highlight w:val="none"/>
+        </w:rPr>
+      </w:r>
+      <w:r/>
+    </w:p>
+    <w:p>
+      <w:pPr>
+        <w:pStyle w:val="839"/>
+        <w:pBdr/>
+        <w:spacing/>
+        <w:ind/>
+        <w:rPr>
+          <w:b/>
+          <w:bCs/>
+        </w:rPr>
+      </w:pPr>
+      <w:r>
+        <w:rPr>
+          <w:b/>
+          <w:bCs/>
+          <w:highlight w:val="none"/>
+        </w:rPr>
+        <w:t xml:space="preserve">2.2 – Branchement</w:t>
+      </w:r>
+      <w:r>
+        <w:rPr>
+          <w:b/>
+          <w:bCs/>
+          <w:highlight w:val="none"/>
+        </w:rPr>
+      </w:r>
+      <w:r>
+        <w:rPr>
+          <w:b/>
+          <w:bCs/>
+        </w:rPr>
+      </w:r>
+    </w:p>
+    <w:p>
+      <w:pPr>
+        <w:pBdr/>
+        <w:spacing/>
+        <w:ind/>
+        <w:rPr>
+          <w:highlight w:val="none"/>
+        </w:rPr>
+      </w:pPr>
+      <w:r>
+        <w:rPr>
+          <w:highlight w:val="none"/>
+        </w:rPr>
+        <w:t xml:space="preserve">Le capteur peut se brancher de différentes manières. Il est possible de le connecter directement via ses broches, notamment les pins 1 µm et 2,5 µm qui fournissent les mesures analogiques correspondantes.</w:t>
+      </w:r>
+      <w:r>
+        <w:rPr>
+          <w:highlight w:val="none"/>
+        </w:rPr>
+      </w:r>
+      <w:r>
+        <w:rPr>
+          <w:highlight w:val="none"/>
+        </w:rPr>
+      </w:r>
+    </w:p>
+    <w:p>
+      <w:pPr>
+        <w:pBdr/>
+        <w:spacing/>
+        <w:ind/>
+        <w:rPr/>
+      </w:pPr>
+      <w:r>
+        <w:rPr>
+          <w:highlight w:val="none"/>
+        </w:rPr>
+      </w:r>
+      <w:r>
+        <mc:AlternateContent>
+          <mc:Choice Requires="wpg">
+            <w:drawing>
+              <wp:anchor xmlns:wp="http://schemas.openxmlformats.org/drawingml/2006/wordprocessingDrawing" xmlns:wp14="http://schemas.microsoft.com/office/word/2010/wordprocessingDrawing" distT="0" distB="0" distL="115200" distR="115200" simplePos="0" relativeHeight="9216" behindDoc="0" locked="0" layoutInCell="1" allowOverlap="1">
+                <wp:simplePos x="0" y="0"/>
+                <wp:positionH relativeFrom="column">
+                  <wp:posOffset>0</wp:posOffset>
+                </wp:positionH>
+                <wp:positionV relativeFrom="paragraph">
+                  <wp:posOffset>22225</wp:posOffset>
+                </wp:positionV>
+                <wp:extent cx="3699215" cy="988472"/>
+                <wp:effectExtent l="0" t="0" r="0" b="0"/>
+                <wp:wrapNone/>
+                <wp:docPr id="2" name=""/>
+                <wp:cNvGraphicFramePr>
+                  <a:graphicFrameLocks xmlns:a="http://schemas.openxmlformats.org/drawingml/2006/main" noChangeAspect="1"/>
+                </wp:cNvGraphicFramePr>
+                <a:graphic xmlns:a="http://schemas.openxmlformats.org/drawingml/2006/main">
+                  <a:graphicData uri="http://schemas.openxmlformats.org/drawingml/2006/picture">
+                    <pic:pic xmlns:pic="http://schemas.openxmlformats.org/drawingml/2006/picture">
+                      <pic:nvPicPr>
+                        <pic:cNvPr id="2010109740" name=""/>
+                        <pic:cNvPicPr>
+                          <a:picLocks noChangeAspect="1"/>
+                        </pic:cNvPicPr>
+                        <pic:nvPr/>
+                      </pic:nvPicPr>
+                      <pic:blipFill rotWithShape="1">
+                        <a:blip r:embed="rId11"/>
+                        <a:srcRect l="25923" t="57379" r="16989" b="22281"/>
+                        <a:stretch/>
+                      </pic:blipFill>
+                      <pic:spPr bwMode="auto">
+                        <a:xfrm flipH="0" flipV="0">
+                          <a:off x="0" y="0"/>
+                          <a:ext cx="3699214" cy="988472"/>
+                        </a:xfrm>
+                        <a:prstGeom prst="rect">
+                          <a:avLst/>
+                        </a:prstGeom>
+                      </pic:spPr>
+                    </pic:pic>
+                  </a:graphicData>
+                </a:graphic>
+              </wp:anchor>
+            </w:drawing>
+          </mc:Choice>
+          <mc:Fallback>
+            <w:pict>
+              <v:shapetype id="_x0000_t75" coordsize="21600,21600" o:spt="75" o:preferrelative="t" path="m@4@5l@4@11@9@11@9@5xe" filled="f" stroked="f">
+                <v:stroke joinstyle="miter"/>
+                <v:formulas>
+                  <v:f eqn="if lineDrawn pixelLineWidth 0"/>
+                  <v:f eqn="sum @0 1 0"/>
+                  <v:f eqn="sum 0 0 @1"/>
+                  <v:f eqn="prod @2 1 2"/>
+                  <v:f eqn="prod @3 21600 pixelWidth"/>
+                  <v:f eqn="prod @3 21600 pixelHeight"/>
+                  <v:f eqn="sum @0 0 1"/>
+                  <v:f eqn="prod @6 1 2"/>
+                  <v:f eqn="prod @7 21600 pixelWidth"/>
+                  <v:f eqn="sum @8 21600 0"/>
+                  <v:f eqn="prod @7 21600 pixelHeight"/>
+                  <v:f eqn="sum @10 21600 0"/>
+                </v:formulas>
+                <v:path o:extrusionok="f" gradientshapeok="t" o:connecttype="rect"/>
+                <o:lock v:ext="edit" aspectratio="t"/>
+              </v:shapetype>
+              <v:shape id="_x0000_i1" o:spid="_x0000_s1" type="#_x0000_t75" style="position:absolute;z-index:9216;o:allowoverlap:true;o:allowincell:true;mso-position-horizontal-relative:text;margin-left:0.00pt;mso-position-horizontal:absolute;mso-position-vertical-relative:text;margin-top:1.75pt;mso-position-vertical:absolute;width:291.28pt;height:77.83pt;mso-wrap-distance-left:9.07pt;mso-wrap-distance-top:0.00pt;mso-wrap-distance-right:9.07pt;mso-wrap-distance-bottom:0.00pt;z-index:1;" stroked="false">
+                <v:imagedata r:id="rId11" o:title="" croptop="37604f" cropleft="16989f" cropbottom="14602f" cropright="11134f"/>
+                <o:lock v:ext="edit" rotation="t"/>
+              </v:shape>
+            </w:pict>
+          </mc:Fallback>
+        </mc:AlternateContent>
+      </w:r>
+      <w:r>
+        <w:rPr>
+          <w:highlight w:val="none"/>
+        </w:rPr>
+      </w:r>
+      <w:r/>
+    </w:p>
+    <w:p>
+      <w:pPr>
+        <w:pBdr/>
+        <w:spacing/>
+        <w:ind/>
+        <w:rPr>
+          <w:rFonts w:ascii="Lexend" w:hAnsi="Lexend" w:cs="Lexend"/>
+        </w:rPr>
+      </w:pPr>
+      <w:r>
+        <w:rPr>
           <w:rFonts w:ascii="Lexend" w:hAnsi="Lexend" w:eastAsia="Lexend" w:cs="Lexend"/>
           <w:highlight w:val="none"/>
         </w:rPr>
       </w:r>
       <w:r>
         <w:rPr>
-          <w:rFonts w:ascii="Lexend" w:hAnsi="Lexend" w:eastAsia="Lexend" w:cs="Lexend"/>
-          <w:highlight w:val="none"/>
+          <w:rFonts w:ascii="Lexend" w:hAnsi="Lexend" w:cs="Lexend"/>
+        </w:rPr>
+      </w:r>
+      <w:r>
+        <w:rPr>
+          <w:rFonts w:ascii="Lexend" w:hAnsi="Lexend" w:cs="Lexend"/>
         </w:rPr>
       </w:r>
     </w:p>
     <w:p>
       <w:pPr>
-        <w:pBdr/>
-        <w:spacing/>
-        <w:ind/>
-        <w:rPr>
-          <w14:ligatures w14:val="none"/>
-        </w:rPr>
-      </w:pPr>
-      <w:r>
-        <w:rPr>
-          <w:highlight w:val="none"/>
-        </w:rPr>
-        <w:t xml:space="preserve">Le capteur choisi pour le projet est le capteur de particule SDS011. Il peut faire des mesures de particules de la taille PM2.5 et PM10. Qui sont des tailles réglementaires de 2.5µm et 10µm.</w:t>
-      </w:r>
-      <w:r/>
-    </w:p>
-    <w:p>
-      <w:pPr>
+        <w:pStyle w:val="838"/>
         <w:pBdr/>
         <w:spacing/>
         <w:ind/>
         <w:rPr>
           <w:rFonts w:ascii="Lexend" w:hAnsi="Lexend" w:cs="Lexend"/>
+          <w:highlight w:val="none"/>
+          <w14:ligatures w14:val="none"/>
         </w:rPr>
       </w:pPr>
       <w:r>
@@ -1105,20 +2258,145 @@
         <w:rPr>
           <w:rFonts w:ascii="Lexend" w:hAnsi="Lexend" w:eastAsia="Lexend" w:cs="Lexend"/>
         </w:rPr>
+        <mc:AlternateContent>
+          <mc:Choice Requires="wpg">
+            <w:drawing>
+              <wp:inline xmlns:wp="http://schemas.openxmlformats.org/drawingml/2006/wordprocessingDrawing" distT="0" distB="0" distL="0" distR="0">
+                <wp:extent cx="6480175" cy="2213214"/>
+                <wp:effectExtent l="0" t="0" r="0" b="0"/>
+                <wp:docPr id="3" name=""/>
+                <wp:cNvGraphicFramePr>
+                  <a:graphicFrameLocks xmlns:a="http://schemas.openxmlformats.org/drawingml/2006/main" noChangeAspect="1"/>
+                </wp:cNvGraphicFramePr>
+                <a:graphic xmlns:a="http://schemas.openxmlformats.org/drawingml/2006/main">
+                  <a:graphicData uri="http://schemas.openxmlformats.org/drawingml/2006/picture">
+                    <pic:pic xmlns:pic="http://schemas.openxmlformats.org/drawingml/2006/picture">
+                      <pic:nvPicPr>
+                        <pic:cNvPr id="800579506" name=""/>
+                        <pic:cNvPicPr>
+                          <a:picLocks noChangeAspect="1"/>
+                        </pic:cNvPicPr>
+                        <pic:nvPr/>
+                      </pic:nvPicPr>
+                      <pic:blipFill rotWithShape="1">
+                        <a:blip r:embed="rId12"/>
+                        <a:stretch/>
+                      </pic:blipFill>
+                      <pic:spPr bwMode="auto">
+                        <a:xfrm rot="0" flipH="0" flipV="0">
+                          <a:off x="0" y="0"/>
+                          <a:ext cx="6480174" cy="2213213"/>
+                        </a:xfrm>
+                        <a:prstGeom prst="rect">
+                          <a:avLst/>
+                        </a:prstGeom>
+                      </pic:spPr>
+                    </pic:pic>
+                  </a:graphicData>
+                </a:graphic>
+              </wp:inline>
+            </w:drawing>
+          </mc:Choice>
+          <mc:Fallback>
+            <w:pict>
+              <v:shapetype id="_x0000_t75" coordsize="21600,21600" o:spt="75" o:preferrelative="t" path="m@4@5l@4@11@9@11@9@5xe" filled="f" stroked="f">
+                <v:stroke joinstyle="miter"/>
+                <v:formulas>
+                  <v:f eqn="if lineDrawn pixelLineWidth 0"/>
+                  <v:f eqn="sum @0 1 0"/>
+                  <v:f eqn="sum 0 0 @1"/>
+                  <v:f eqn="prod @2 1 2"/>
+                  <v:f eqn="prod @3 21600 pixelWidth"/>
+                  <v:f eqn="prod @3 21600 pixelHeight"/>
+                  <v:f eqn="sum @0 0 1"/>
+                  <v:f eqn="prod @6 1 2"/>
+                  <v:f eqn="prod @7 21600 pixelWidth"/>
+                  <v:f eqn="sum @8 21600 0"/>
+                  <v:f eqn="prod @7 21600 pixelHeight"/>
+                  <v:f eqn="sum @10 21600 0"/>
+                </v:formulas>
+                <v:path o:extrusionok="f" gradientshapeok="t" o:connecttype="rect"/>
+                <o:lock v:ext="edit" aspectratio="t"/>
+              </v:shapetype>
+              <v:shape id="_x0000_i2" o:spid="_x0000_s2" type="#_x0000_t75" style="width:510.25pt;height:174.27pt;mso-wrap-distance-left:0.00pt;mso-wrap-distance-top:0.00pt;mso-wrap-distance-right:0.00pt;mso-wrap-distance-bottom:0.00pt;rotation:0;z-index:1;" stroked="false">
+                <v:imagedata r:id="rId12" o:title=""/>
+                <o:lock v:ext="edit" rotation="t"/>
+              </v:shape>
+            </w:pict>
+          </mc:Fallback>
+        </mc:AlternateContent>
       </w:r>
-    </w:p>
-    <w:p>
-      <w:pPr>
-        <w:pStyle w:val="838"/>
-        <w:pBdr/>
-        <w:spacing/>
-        <w:ind/>
+      <w:r>
         <w:rPr>
           <w:rFonts w:ascii="Lexend" w:hAnsi="Lexend" w:cs="Lexend"/>
           <w:highlight w:val="none"/>
           <w14:ligatures w14:val="none"/>
         </w:rPr>
-      </w:pPr>
+      </w:r>
+      <w:r>
+        <w:rPr>
+          <w:rFonts w:ascii="Lexend" w:hAnsi="Lexend" w:cs="Lexend"/>
+          <w:highlight w:val="none"/>
+          <w14:ligatures w14:val="none"/>
+        </w:rPr>
+      </w:r>
+    </w:p>
+    <w:p>
+      <w:pPr>
+        <w:pStyle w:val="839"/>
+        <w:pBdr/>
+        <w:spacing/>
+        <w:ind/>
+        <w:rPr>
+          <w:b/>
+          <w:bCs/>
+        </w:rPr>
+      </w:pPr>
+      <w:r>
+        <w:rPr>
+          <w:rFonts w:ascii="Lexend" w:hAnsi="Lexend" w:eastAsia="Lexend" w:cs="Lexend"/>
+          <w:b/>
+          <w:bCs/>
+          <w:highlight w:val="none"/>
+        </w:rPr>
+        <w:t xml:space="preserve">2.4 – Modes de fonctionnement</w:t>
+      </w:r>
+      <w:r>
+        <w:rPr>
+          <w:rFonts w:ascii="Lexend" w:hAnsi="Lexend" w:eastAsia="Lexend" w:cs="Lexend"/>
+          <w:b/>
+          <w:bCs/>
+          <w:highlight w:val="none"/>
+        </w:rPr>
+      </w:r>
+      <w:r>
+        <w:rPr>
+          <w:b/>
+          <w:bCs/>
+        </w:rPr>
+      </w:r>
+    </w:p>
+    <w:p>
+      <w:pPr>
+        <w:pBdr/>
+        <w:spacing/>
+        <w:ind/>
+        <w:rPr/>
+      </w:pPr>
+      <w:r>
+        <w:rPr>
+          <w:rFonts w:ascii="Lexend" w:hAnsi="Lexend" w:eastAsia="Lexend" w:cs="Lexend"/>
+          <w:highlight w:val="none"/>
+        </w:rPr>
+        <w:t xml:space="preserve">Le SDS011 supporte deux modes de fonctionnement :</w:t>
+      </w:r>
+      <w:r>
+        <w:rPr>
+          <w:rFonts w:ascii="Lexend" w:hAnsi="Lexend" w:eastAsia="Lexend" w:cs="Lexend"/>
+          <w:highlight w:val="none"/>
+        </w:rPr>
+      </w:r>
+      <w:r/>
       <w:r>
         <w:rPr>
           <w:rFonts w:ascii="Lexend" w:hAnsi="Lexend" w:eastAsia="Lexend" w:cs="Lexend"/>
@@ -1131,24 +2409,77 @@
           <w:highlight w:val="none"/>
         </w:rPr>
       </w:r>
+      <w:r/>
+      <w:r/>
+    </w:p>
+    <w:p>
+      <w:pPr>
+        <w:pBdr/>
+        <w:spacing/>
+        <w:ind/>
+        <w:rPr/>
+      </w:pPr>
+      <w:r>
+        <w:rPr>
+          <w:rFonts w:ascii="Lexend" w:hAnsi="Lexend" w:eastAsia="Lexend" w:cs="Lexend"/>
+          <w:b/>
+          <w:bCs/>
+          <w:highlight w:val="none"/>
+        </w:rPr>
+        <w:t xml:space="preserve">Mode actif :</w:t>
+      </w:r>
+      <w:r>
+        <w:rPr>
+          <w:rFonts w:ascii="Lexend" w:hAnsi="Lexend" w:eastAsia="Lexend" w:cs="Lexend"/>
+          <w:highlight w:val="none"/>
+        </w:rPr>
+        <w:t xml:space="preserve"> le capteur envoie automatiquement une trame de données toutes les secondes, sans sollicitation extérieure.</w:t>
+      </w:r>
       <w:r>
         <w:rPr>
           <w:rFonts w:ascii="Lexend" w:hAnsi="Lexend" w:eastAsia="Lexend" w:cs="Lexend"/>
           <w:highlight w:val="none"/>
         </w:rPr>
       </w:r>
+      <w:r/>
     </w:p>
     <w:p>
       <w:pPr>
-        <w:pStyle w:val="838"/>
-        <w:pBdr/>
-        <w:spacing/>
-        <w:ind/>
+        <w:pBdr/>
+        <w:spacing/>
+        <w:ind/>
+        <w:rPr/>
+      </w:pPr>
+      <w:r>
         <w:rPr>
-          <w:rFonts w:ascii="Lexend" w:hAnsi="Lexend" w:cs="Lexend"/>
+          <w:rFonts w:ascii="Lexend" w:hAnsi="Lexend" w:eastAsia="Lexend" w:cs="Lexend"/>
+          <w:b/>
+          <w:bCs/>
           <w:highlight w:val="none"/>
-          <w14:ligatures w14:val="none"/>
         </w:rPr>
+        <w:t xml:space="preserve">Mode interrogation :</w:t>
+      </w:r>
+      <w:r>
+        <w:rPr>
+          <w:rFonts w:ascii="Lexend" w:hAnsi="Lexend" w:eastAsia="Lexend" w:cs="Lexend"/>
+          <w:highlight w:val="none"/>
+        </w:rPr>
+        <w:t xml:space="preserve"> le capteur attend une requête explicite avant de renvoyer une mesure. Ce mode est utile pour ne déclencher une mesure qu'à la demande.</w:t>
+      </w:r>
+      <w:r>
+        <w:rPr>
+          <w:rFonts w:ascii="Lexend" w:hAnsi="Lexend" w:eastAsia="Lexend" w:cs="Lexend"/>
+          <w:highlight w:val="none"/>
+        </w:rPr>
+      </w:r>
+      <w:r/>
+    </w:p>
+    <w:p>
+      <w:pPr>
+        <w:pBdr/>
+        <w:spacing/>
+        <w:ind/>
+        <w:rPr/>
       </w:pPr>
       <w:r>
         <w:rPr>
@@ -1162,12 +2493,98 @@
           <w:highlight w:val="none"/>
         </w:rPr>
       </w:r>
+      <w:r/>
+    </w:p>
+    <w:p>
+      <w:pPr>
+        <w:pStyle w:val="839"/>
+        <w:pBdr/>
+        <w:spacing/>
+        <w:ind/>
+        <w:rPr/>
+      </w:pPr>
+      <w:r>
+        <w:rPr>
+          <w:rFonts w:ascii="Lexend" w:hAnsi="Lexend" w:eastAsia="Lexend" w:cs="Lexend"/>
+          <w:highlight w:val="none"/>
+        </w:rPr>
+        <w:t xml:space="preserve">2.5 – Période de chauffe</w:t>
+      </w:r>
       <w:r>
         <w:rPr>
           <w:rFonts w:ascii="Lexend" w:hAnsi="Lexend" w:eastAsia="Lexend" w:cs="Lexend"/>
           <w:highlight w:val="none"/>
         </w:rPr>
       </w:r>
+      <w:r/>
+    </w:p>
+    <w:p>
+      <w:pPr>
+        <w:pBdr/>
+        <w:spacing/>
+        <w:ind/>
+        <w:rPr/>
+      </w:pPr>
+      <w:r>
+        <w:rPr>
+          <w:rFonts w:ascii="Lexend" w:hAnsi="Lexend" w:eastAsia="Lexend" w:cs="Lexend"/>
+          <w:highlight w:val="none"/>
+        </w:rPr>
+        <w:t xml:space="preserve">Après la mise sous tension, il est recommandé d'attendre environ 30 secondes avant de considérer les mesures comme fiables. Ce délai permet au ventilateur interne de stabiliser le flux d'air traversant la chambre de mesure.</w:t>
+      </w:r>
+      <w:r>
+        <w:rPr>
+          <w:rFonts w:ascii="Lexend" w:hAnsi="Lexend" w:eastAsia="Lexend" w:cs="Lexend"/>
+          <w:highlight w:val="none"/>
+        </w:rPr>
+      </w:r>
+      <w:r/>
+    </w:p>
+    <w:p>
+      <w:pPr>
+        <w:pStyle w:val="839"/>
+        <w:pBdr/>
+        <w:spacing/>
+        <w:ind/>
+        <w:rPr/>
+      </w:pPr>
+      <w:r>
+        <w:rPr>
+          <w:rFonts w:ascii="Lexend" w:hAnsi="Lexend" w:eastAsia="Lexend" w:cs="Lexend"/>
+          <w:highlight w:val="none"/>
+        </w:rPr>
+        <w:t xml:space="preserve">2.6 – Mode veille</w:t>
+      </w:r>
+      <w:r>
+        <w:rPr>
+          <w:rFonts w:ascii="Lexend" w:hAnsi="Lexend" w:eastAsia="Lexend" w:cs="Lexend"/>
+          <w:highlight w:val="none"/>
+        </w:rPr>
+      </w:r>
+      <w:r/>
+    </w:p>
+    <w:p>
+      <w:pPr>
+        <w:pBdr/>
+        <w:spacing/>
+        <w:ind/>
+        <w:rPr/>
+      </w:pPr>
+      <w:r>
+        <w:rPr>
+          <w:rFonts w:ascii="Lexend" w:hAnsi="Lexend" w:eastAsia="Lexend" w:cs="Lexend"/>
+          <w:highlight w:val="none"/>
+        </w:rPr>
+        <w:t xml:space="preserve">Le capteur dispose d'un mode veille (sleep) permettant d'éteindre le ventilateur et le laser lorsque les mesures ne sont pas nécessaires. Cela permet de préserver la durée de vie du laser, estimée à environ 8 000 heures de fonctionnement.</w:t>
+      </w:r>
+      <w:r>
+        <w:rPr>
+          <w:rFonts w:ascii="Lexend" w:hAnsi="Lexend" w:cs="Lexend"/>
+          <w:highlight w:val="none"/>
+          <w14:ligatures w14:val="none"/>
+        </w:rPr>
+      </w:r>
+      <w:r/>
     </w:p>
     <w:p>
       <w:pPr>
@@ -1189,14 +2606,16 @@
       </w:r>
       <w:r>
         <w:rPr>
-          <w:rFonts w:ascii="Lexend" w:hAnsi="Lexend" w:eastAsia="Lexend" w:cs="Lexend"/>
+          <w:rFonts w:ascii="Lexend" w:hAnsi="Lexend" w:cs="Lexend"/>
           <w:highlight w:val="none"/>
+          <w14:ligatures w14:val="none"/>
         </w:rPr>
       </w:r>
       <w:r>
         <w:rPr>
-          <w:rFonts w:ascii="Lexend" w:hAnsi="Lexend" w:eastAsia="Lexend" w:cs="Lexend"/>
+          <w:rFonts w:ascii="Lexend" w:hAnsi="Lexend" w:cs="Lexend"/>
           <w:highlight w:val="none"/>
+          <w14:ligatures w14:val="none"/>
         </w:rPr>
       </w:r>
     </w:p>
@@ -1220,14 +2639,16 @@
       </w:r>
       <w:r>
         <w:rPr>
-          <w:rFonts w:ascii="Lexend" w:hAnsi="Lexend" w:eastAsia="Lexend" w:cs="Lexend"/>
+          <w:rFonts w:ascii="Lexend" w:hAnsi="Lexend" w:cs="Lexend"/>
           <w:highlight w:val="none"/>
+          <w14:ligatures w14:val="none"/>
         </w:rPr>
       </w:r>
       <w:r>
         <w:rPr>
-          <w:rFonts w:ascii="Lexend" w:hAnsi="Lexend" w:eastAsia="Lexend" w:cs="Lexend"/>
+          <w:rFonts w:ascii="Lexend" w:hAnsi="Lexend" w:cs="Lexend"/>
           <w:highlight w:val="none"/>
+          <w14:ligatures w14:val="none"/>
         </w:rPr>
       </w:r>
     </w:p>
@@ -1251,14 +2672,16 @@
       </w:r>
       <w:r>
         <w:rPr>
-          <w:rFonts w:ascii="Lexend" w:hAnsi="Lexend" w:eastAsia="Lexend" w:cs="Lexend"/>
+          <w:rFonts w:ascii="Lexend" w:hAnsi="Lexend" w:cs="Lexend"/>
           <w:highlight w:val="none"/>
+          <w14:ligatures w14:val="none"/>
         </w:rPr>
       </w:r>
       <w:r>
         <w:rPr>
-          <w:rFonts w:ascii="Lexend" w:hAnsi="Lexend" w:eastAsia="Lexend" w:cs="Lexend"/>
+          <w:rFonts w:ascii="Lexend" w:hAnsi="Lexend" w:cs="Lexend"/>
           <w:highlight w:val="none"/>
+          <w14:ligatures w14:val="none"/>
         </w:rPr>
       </w:r>
     </w:p>
@@ -1282,14 +2705,16 @@
       </w:r>
       <w:r>
         <w:rPr>
-          <w:rFonts w:ascii="Lexend" w:hAnsi="Lexend" w:eastAsia="Lexend" w:cs="Lexend"/>
+          <w:rFonts w:ascii="Lexend" w:hAnsi="Lexend" w:cs="Lexend"/>
           <w:highlight w:val="none"/>
+          <w14:ligatures w14:val="none"/>
         </w:rPr>
       </w:r>
       <w:r>
         <w:rPr>
-          <w:rFonts w:ascii="Lexend" w:hAnsi="Lexend" w:eastAsia="Lexend" w:cs="Lexend"/>
+          <w:rFonts w:ascii="Lexend" w:hAnsi="Lexend" w:cs="Lexend"/>
           <w:highlight w:val="none"/>
+          <w14:ligatures w14:val="none"/>
         </w:rPr>
       </w:r>
     </w:p>
@@ -1313,14 +2738,16 @@
       </w:r>
       <w:r>
         <w:rPr>
-          <w:rFonts w:ascii="Lexend" w:hAnsi="Lexend" w:eastAsia="Lexend" w:cs="Lexend"/>
+          <w:rFonts w:ascii="Lexend" w:hAnsi="Lexend" w:cs="Lexend"/>
           <w:highlight w:val="none"/>
+          <w14:ligatures w14:val="none"/>
         </w:rPr>
       </w:r>
       <w:r>
         <w:rPr>
-          <w:rFonts w:ascii="Lexend" w:hAnsi="Lexend" w:eastAsia="Lexend" w:cs="Lexend"/>
+          <w:rFonts w:ascii="Lexend" w:hAnsi="Lexend" w:cs="Lexend"/>
           <w:highlight w:val="none"/>
+          <w14:ligatures w14:val="none"/>
         </w:rPr>
       </w:r>
     </w:p>
@@ -1344,14 +2771,16 @@
       </w:r>
       <w:r>
         <w:rPr>
-          <w:rFonts w:ascii="Lexend" w:hAnsi="Lexend" w:eastAsia="Lexend" w:cs="Lexend"/>
+          <w:rFonts w:ascii="Lexend" w:hAnsi="Lexend" w:cs="Lexend"/>
           <w:highlight w:val="none"/>
+          <w14:ligatures w14:val="none"/>
         </w:rPr>
       </w:r>
       <w:r>
         <w:rPr>
-          <w:rFonts w:ascii="Lexend" w:hAnsi="Lexend" w:eastAsia="Lexend" w:cs="Lexend"/>
+          <w:rFonts w:ascii="Lexend" w:hAnsi="Lexend" w:cs="Lexend"/>
           <w:highlight w:val="none"/>
+          <w14:ligatures w14:val="none"/>
         </w:rPr>
       </w:r>
     </w:p>
@@ -1375,14 +2804,16 @@
       </w:r>
       <w:r>
         <w:rPr>
-          <w:rFonts w:ascii="Lexend" w:hAnsi="Lexend" w:eastAsia="Lexend" w:cs="Lexend"/>
+          <w:rFonts w:ascii="Lexend" w:hAnsi="Lexend" w:cs="Lexend"/>
           <w:highlight w:val="none"/>
+          <w14:ligatures w14:val="none"/>
         </w:rPr>
       </w:r>
       <w:r>
         <w:rPr>
-          <w:rFonts w:ascii="Lexend" w:hAnsi="Lexend" w:eastAsia="Lexend" w:cs="Lexend"/>
+          <w:rFonts w:ascii="Lexend" w:hAnsi="Lexend" w:cs="Lexend"/>
           <w:highlight w:val="none"/>
+          <w14:ligatures w14:val="none"/>
         </w:rPr>
       </w:r>
     </w:p>
@@ -1406,14 +2837,16 @@
       </w:r>
       <w:r>
         <w:rPr>
-          <w:rFonts w:ascii="Lexend" w:hAnsi="Lexend" w:eastAsia="Lexend" w:cs="Lexend"/>
+          <w:rFonts w:ascii="Lexend" w:hAnsi="Lexend" w:cs="Lexend"/>
           <w:highlight w:val="none"/>
+          <w14:ligatures w14:val="none"/>
         </w:rPr>
       </w:r>
       <w:r>
         <w:rPr>
-          <w:rFonts w:ascii="Lexend" w:hAnsi="Lexend" w:eastAsia="Lexend" w:cs="Lexend"/>
+          <w:rFonts w:ascii="Lexend" w:hAnsi="Lexend" w:cs="Lexend"/>
           <w:highlight w:val="none"/>
+          <w14:ligatures w14:val="none"/>
         </w:rPr>
       </w:r>
     </w:p>
@@ -1437,14 +2870,16 @@
       </w:r>
       <w:r>
         <w:rPr>
-          <w:rFonts w:ascii="Lexend" w:hAnsi="Lexend" w:eastAsia="Lexend" w:cs="Lexend"/>
+          <w:rFonts w:ascii="Lexend" w:hAnsi="Lexend" w:cs="Lexend"/>
           <w:highlight w:val="none"/>
+          <w14:ligatures w14:val="none"/>
         </w:rPr>
       </w:r>
       <w:r>
         <w:rPr>
-          <w:rFonts w:ascii="Lexend" w:hAnsi="Lexend" w:eastAsia="Lexend" w:cs="Lexend"/>
+          <w:rFonts w:ascii="Lexend" w:hAnsi="Lexend" w:cs="Lexend"/>
           <w:highlight w:val="none"/>
+          <w14:ligatures w14:val="none"/>
         </w:rPr>
       </w:r>
     </w:p>
@@ -1468,14 +2903,16 @@
       </w:r>
       <w:r>
         <w:rPr>
-          <w:rFonts w:ascii="Lexend" w:hAnsi="Lexend" w:eastAsia="Lexend" w:cs="Lexend"/>
+          <w:rFonts w:ascii="Lexend" w:hAnsi="Lexend" w:cs="Lexend"/>
           <w:highlight w:val="none"/>
+          <w14:ligatures w14:val="none"/>
         </w:rPr>
       </w:r>
       <w:r>
         <w:rPr>
-          <w:rFonts w:ascii="Lexend" w:hAnsi="Lexend" w:eastAsia="Lexend" w:cs="Lexend"/>
+          <w:rFonts w:ascii="Lexend" w:hAnsi="Lexend" w:cs="Lexend"/>
           <w:highlight w:val="none"/>
+          <w14:ligatures w14:val="none"/>
         </w:rPr>
       </w:r>
     </w:p>
@@ -1499,14 +2936,16 @@
       </w:r>
       <w:r>
         <w:rPr>
-          <w:rFonts w:ascii="Lexend" w:hAnsi="Lexend" w:eastAsia="Lexend" w:cs="Lexend"/>
+          <w:rFonts w:ascii="Lexend" w:hAnsi="Lexend" w:cs="Lexend"/>
           <w:highlight w:val="none"/>
+          <w14:ligatures w14:val="none"/>
         </w:rPr>
       </w:r>
       <w:r>
         <w:rPr>
-          <w:rFonts w:ascii="Lexend" w:hAnsi="Lexend" w:eastAsia="Lexend" w:cs="Lexend"/>
+          <w:rFonts w:ascii="Lexend" w:hAnsi="Lexend" w:cs="Lexend"/>
           <w:highlight w:val="none"/>
+          <w14:ligatures w14:val="none"/>
         </w:rPr>
       </w:r>
     </w:p>
@@ -1530,14 +2969,16 @@
       </w:r>
       <w:r>
         <w:rPr>
-          <w:rFonts w:ascii="Lexend" w:hAnsi="Lexend" w:eastAsia="Lexend" w:cs="Lexend"/>
+          <w:rFonts w:ascii="Lexend" w:hAnsi="Lexend" w:cs="Lexend"/>
           <w:highlight w:val="none"/>
+          <w14:ligatures w14:val="none"/>
         </w:rPr>
       </w:r>
       <w:r>
         <w:rPr>
-          <w:rFonts w:ascii="Lexend" w:hAnsi="Lexend" w:eastAsia="Lexend" w:cs="Lexend"/>
+          <w:rFonts w:ascii="Lexend" w:hAnsi="Lexend" w:cs="Lexend"/>
           <w:highlight w:val="none"/>
+          <w14:ligatures w14:val="none"/>
         </w:rPr>
       </w:r>
     </w:p>
@@ -1561,14 +3002,16 @@
       </w:r>
       <w:r>
         <w:rPr>
-          <w:rFonts w:ascii="Lexend" w:hAnsi="Lexend" w:eastAsia="Lexend" w:cs="Lexend"/>
+          <w:rFonts w:ascii="Lexend" w:hAnsi="Lexend" w:cs="Lexend"/>
           <w:highlight w:val="none"/>
+          <w14:ligatures w14:val="none"/>
         </w:rPr>
       </w:r>
       <w:r>
         <w:rPr>
-          <w:rFonts w:ascii="Lexend" w:hAnsi="Lexend" w:eastAsia="Lexend" w:cs="Lexend"/>
+          <w:rFonts w:ascii="Lexend" w:hAnsi="Lexend" w:cs="Lexend"/>
           <w:highlight w:val="none"/>
+          <w14:ligatures w14:val="none"/>
         </w:rPr>
       </w:r>
     </w:p>
@@ -1592,14 +3035,16 @@
       </w:r>
       <w:r>
         <w:rPr>
-          <w:rFonts w:ascii="Lexend" w:hAnsi="Lexend" w:eastAsia="Lexend" w:cs="Lexend"/>
+          <w:rFonts w:ascii="Lexend" w:hAnsi="Lexend" w:cs="Lexend"/>
           <w:highlight w:val="none"/>
+          <w14:ligatures w14:val="none"/>
         </w:rPr>
       </w:r>
       <w:r>
         <w:rPr>
-          <w:rFonts w:ascii="Lexend" w:hAnsi="Lexend" w:eastAsia="Lexend" w:cs="Lexend"/>
+          <w:rFonts w:ascii="Lexend" w:hAnsi="Lexend" w:cs="Lexend"/>
           <w:highlight w:val="none"/>
+          <w14:ligatures w14:val="none"/>
         </w:rPr>
       </w:r>
     </w:p>
@@ -1623,14 +3068,16 @@
       </w:r>
       <w:r>
         <w:rPr>
-          <w:rFonts w:ascii="Lexend" w:hAnsi="Lexend" w:eastAsia="Lexend" w:cs="Lexend"/>
+          <w:rFonts w:ascii="Lexend" w:hAnsi="Lexend" w:cs="Lexend"/>
           <w:highlight w:val="none"/>
+          <w14:ligatures w14:val="none"/>
         </w:rPr>
       </w:r>
       <w:r>
         <w:rPr>
-          <w:rFonts w:ascii="Lexend" w:hAnsi="Lexend" w:eastAsia="Lexend" w:cs="Lexend"/>
+          <w:rFonts w:ascii="Lexend" w:hAnsi="Lexend" w:cs="Lexend"/>
           <w:highlight w:val="none"/>
+          <w14:ligatures w14:val="none"/>
         </w:rPr>
       </w:r>
     </w:p>
@@ -1654,14 +3101,49 @@
       </w:r>
       <w:r>
         <w:rPr>
+          <w:rFonts w:ascii="Lexend" w:hAnsi="Lexend" w:cs="Lexend"/>
+          <w:highlight w:val="none"/>
+          <w14:ligatures w14:val="none"/>
+        </w:rPr>
+      </w:r>
+      <w:r>
+        <w:rPr>
+          <w:rFonts w:ascii="Lexend" w:hAnsi="Lexend" w:cs="Lexend"/>
+          <w:highlight w:val="none"/>
+          <w14:ligatures w14:val="none"/>
+        </w:rPr>
+      </w:r>
+    </w:p>
+    <w:p>
+      <w:pPr>
+        <w:pStyle w:val="838"/>
+        <w:pBdr/>
+        <w:spacing/>
+        <w:ind/>
+        <w:rPr>
+          <w:rFonts w:ascii="Lexend" w:hAnsi="Lexend" w:cs="Lexend"/>
+          <w:highlight w:val="none"/>
+          <w14:ligatures w14:val="none"/>
+        </w:rPr>
+      </w:pPr>
+      <w:r>
+        <w:rPr>
           <w:rFonts w:ascii="Lexend" w:hAnsi="Lexend" w:eastAsia="Lexend" w:cs="Lexend"/>
           <w:highlight w:val="none"/>
         </w:rPr>
       </w:r>
       <w:r>
         <w:rPr>
-          <w:rFonts w:ascii="Lexend" w:hAnsi="Lexend" w:eastAsia="Lexend" w:cs="Lexend"/>
+          <w:rFonts w:ascii="Lexend" w:hAnsi="Lexend" w:cs="Lexend"/>
           <w:highlight w:val="none"/>
+          <w14:ligatures w14:val="none"/>
+        </w:rPr>
+      </w:r>
+      <w:r>
+        <w:rPr>
+          <w:rFonts w:ascii="Lexend" w:hAnsi="Lexend" w:cs="Lexend"/>
+          <w:highlight w:val="none"/>
+          <w14:ligatures w14:val="none"/>
         </w:rPr>
       </w:r>
     </w:p>
@@ -1700,13 +3182,16 @@
       <w:bookmarkEnd w:id="2"/>
       <w:r>
         <w:rPr>
-          <w:rFonts w:ascii="Lexend" w:hAnsi="Lexend" w:eastAsia="Lexend" w:cs="Lexend"/>
+          <w:rFonts w:ascii="Lexend" w:hAnsi="Lexend" w:cs="Lexend"/>
+          <w:highlight w:val="none"/>
+          <w14:ligatures w14:val="none"/>
         </w:rPr>
       </w:r>
       <w:r>
         <w:rPr>
-          <w:rFonts w:ascii="Lexend" w:hAnsi="Lexend" w:eastAsia="Lexend" w:cs="Lexend"/>
+          <w:rFonts w:ascii="Lexend" w:hAnsi="Lexend" w:cs="Lexend"/>
           <w:highlight w:val="none"/>
+          <w14:ligatures w14:val="none"/>
         </w:rPr>
       </w:r>
     </w:p>
@@ -1729,7 +3214,7 @@
               <wp:inline xmlns:wp="http://schemas.openxmlformats.org/drawingml/2006/wordprocessingDrawing" distT="0" distB="0" distL="0" distR="0">
                 <wp:extent cx="6480175" cy="573156"/>
                 <wp:effectExtent l="0" t="0" r="0" b="0"/>
-                <wp:docPr id="2" name=""/>
+                <wp:docPr id="4" name=""/>
                 <wp:cNvGraphicFramePr>
                   <a:graphicFrameLocks xmlns:a="http://schemas.openxmlformats.org/drawingml/2006/main" noChangeAspect="1"/>
                 </wp:cNvGraphicFramePr>
@@ -1744,7 +3229,7 @@
                         <pic:nvPr/>
                       </pic:nvPicPr>
                       <pic:blipFill rotWithShape="1">
-                        <a:blip r:embed="rId11"/>
+                        <a:blip r:embed="rId13"/>
                         <a:stretch/>
                       </pic:blipFill>
                       <pic:spPr bwMode="auto">
@@ -1783,8 +3268,8 @@
                 <v:path o:extrusionok="f" gradientshapeok="t" o:connecttype="rect"/>
                 <o:lock v:ext="edit" aspectratio="t"/>
               </v:shapetype>
-              <v:shape id="_x0000_i1" o:spid="_x0000_s1" type="#_x0000_t75" style="width:510.25pt;height:45.13pt;mso-wrap-distance-left:0.00pt;mso-wrap-distance-top:0.00pt;mso-wrap-distance-right:0.00pt;mso-wrap-distance-bottom:0.00pt;z-index:1;" stroked="false">
-                <v:imagedata r:id="rId11" o:title=""/>
+              <v:shape id="_x0000_i3" o:spid="_x0000_s3" type="#_x0000_t75" style="width:510.25pt;height:45.13pt;mso-wrap-distance-left:0.00pt;mso-wrap-distance-top:0.00pt;mso-wrap-distance-right:0.00pt;mso-wrap-distance-bottom:0.00pt;z-index:1;" stroked="false">
+                <v:imagedata r:id="rId13" o:title=""/>
                 <o:lock v:ext="edit" rotation="t"/>
               </v:shape>
             </w:pict>
@@ -1793,7 +3278,12 @@
       </w:r>
       <w:r>
         <w:rPr>
-          <w:rFonts w:ascii="Lexend" w:hAnsi="Lexend" w:eastAsia="Lexend" w:cs="Lexend"/>
+          <w:rFonts w:ascii="Lexend" w:hAnsi="Lexend" w:cs="Lexend"/>
+        </w:rPr>
+      </w:r>
+      <w:r>
+        <w:rPr>
+          <w:rFonts w:ascii="Lexend" w:hAnsi="Lexend" w:cs="Lexend"/>
         </w:rPr>
       </w:r>
     </w:p>
@@ -1982,13 +3472,13 @@
       </w:r>
       <w:r>
         <w:rPr>
-          <w:rFonts w:ascii="Lexend" w:hAnsi="Lexend" w:eastAsia="Lexend" w:cs="Lexend"/>
+          <w:rFonts w:ascii="Lexend" w:hAnsi="Lexend" w:cs="Lexend"/>
           <w:highlight w:val="none"/>
         </w:rPr>
       </w:r>
       <w:r>
         <w:rPr>
-          <w:rFonts w:ascii="Lexend" w:hAnsi="Lexend" w:eastAsia="Lexend" w:cs="Lexend"/>
+          <w:rFonts w:ascii="Lexend" w:hAnsi="Lexend" w:cs="Lexend"/>
           <w:highlight w:val="none"/>
         </w:rPr>
       </w:r>
@@ -2012,13 +3502,13 @@
       </w:r>
       <w:r>
         <w:rPr>
-          <w:rFonts w:ascii="Lexend" w:hAnsi="Lexend" w:eastAsia="Lexend" w:cs="Lexend"/>
+          <w:rFonts w:ascii="Lexend" w:hAnsi="Lexend" w:cs="Lexend"/>
           <w:highlight w:val="none"/>
         </w:rPr>
       </w:r>
       <w:r>
         <w:rPr>
-          <w:rFonts w:ascii="Lexend" w:hAnsi="Lexend" w:eastAsia="Lexend" w:cs="Lexend"/>
+          <w:rFonts w:ascii="Lexend" w:hAnsi="Lexend" w:cs="Lexend"/>
           <w:highlight w:val="none"/>
         </w:rPr>
       </w:r>
@@ -2094,14 +3584,14 @@
       </w:r>
       <w:r>
         <w:rPr>
-          <w:rFonts w:ascii="Lexend" w:hAnsi="Lexend" w:eastAsia="Lexend" w:cs="Lexend"/>
+          <w:rFonts w:ascii="Lexend" w:hAnsi="Lexend" w:cs="Lexend"/>
           <w:highlight w:val="none"/>
           <w:vertAlign w:val="baseline"/>
         </w:rPr>
       </w:r>
       <w:r>
         <w:rPr>
-          <w:rFonts w:ascii="Lexend" w:hAnsi="Lexend" w:eastAsia="Lexend" w:cs="Lexend"/>
+          <w:rFonts w:ascii="Lexend" w:hAnsi="Lexend" w:cs="Lexend"/>
           <w:highlight w:val="none"/>
           <w:vertAlign w:val="baseline"/>
         </w:rPr>
@@ -2122,83 +3612,16 @@
         <w:rPr>
           <w:rFonts w:ascii="Lexend" w:hAnsi="Lexend" w:eastAsia="Lexend" w:cs="Lexend"/>
         </w:rPr>
-        <mc:AlternateContent>
-          <mc:Choice Requires="wpg">
-            <w:drawing>
-              <wp:inline xmlns:wp="http://schemas.openxmlformats.org/drawingml/2006/wordprocessingDrawing" distT="0" distB="0" distL="0" distR="0">
-                <wp:extent cx="6480175" cy="2213214"/>
-                <wp:effectExtent l="0" t="0" r="0" b="0"/>
-                <wp:docPr id="3" name=""/>
-                <wp:cNvGraphicFramePr>
-                  <a:graphicFrameLocks xmlns:a="http://schemas.openxmlformats.org/drawingml/2006/main" noChangeAspect="1"/>
-                </wp:cNvGraphicFramePr>
-                <a:graphic xmlns:a="http://schemas.openxmlformats.org/drawingml/2006/main">
-                  <a:graphicData uri="http://schemas.openxmlformats.org/drawingml/2006/picture">
-                    <pic:pic xmlns:pic="http://schemas.openxmlformats.org/drawingml/2006/picture">
-                      <pic:nvPicPr>
-                        <pic:cNvPr id="1373024594" name=""/>
-                        <pic:cNvPicPr>
-                          <a:picLocks noChangeAspect="1"/>
-                        </pic:cNvPicPr>
-                        <pic:nvPr/>
-                      </pic:nvPicPr>
-                      <pic:blipFill rotWithShape="1">
-                        <a:blip r:embed="rId12"/>
-                        <a:stretch/>
-                      </pic:blipFill>
-                      <pic:spPr bwMode="auto">
-                        <a:xfrm>
-                          <a:off x="0" y="0"/>
-                          <a:ext cx="6480174" cy="2213214"/>
-                        </a:xfrm>
-                        <a:prstGeom prst="rect">
-                          <a:avLst/>
-                        </a:prstGeom>
-                      </pic:spPr>
-                    </pic:pic>
-                  </a:graphicData>
-                </a:graphic>
-              </wp:inline>
-            </w:drawing>
-          </mc:Choice>
-          <mc:Fallback>
-            <w:pict>
-              <v:shapetype id="_x0000_t75" coordsize="21600,21600" o:spt="75" o:preferrelative="t" path="m@4@5l@4@11@9@11@9@5xe" filled="f" stroked="f">
-                <v:stroke joinstyle="miter"/>
-                <v:formulas>
-                  <v:f eqn="if lineDrawn pixelLineWidth 0"/>
-                  <v:f eqn="sum @0 1 0"/>
-                  <v:f eqn="sum 0 0 @1"/>
-                  <v:f eqn="prod @2 1 2"/>
-                  <v:f eqn="prod @3 21600 pixelWidth"/>
-                  <v:f eqn="prod @3 21600 pixelHeight"/>
-                  <v:f eqn="sum @0 0 1"/>
-                  <v:f eqn="prod @6 1 2"/>
-                  <v:f eqn="prod @7 21600 pixelWidth"/>
-                  <v:f eqn="sum @8 21600 0"/>
-                  <v:f eqn="prod @7 21600 pixelHeight"/>
-                  <v:f eqn="sum @10 21600 0"/>
-                </v:formulas>
-                <v:path o:extrusionok="f" gradientshapeok="t" o:connecttype="rect"/>
-                <o:lock v:ext="edit" aspectratio="t"/>
-              </v:shapetype>
-              <v:shape id="_x0000_i2" o:spid="_x0000_s2" type="#_x0000_t75" style="width:510.25pt;height:174.27pt;mso-wrap-distance-left:0.00pt;mso-wrap-distance-top:0.00pt;mso-wrap-distance-right:0.00pt;mso-wrap-distance-bottom:0.00pt;z-index:1;" stroked="false">
-                <v:imagedata r:id="rId12" o:title=""/>
-                <o:lock v:ext="edit" rotation="t"/>
-              </v:shape>
-            </w:pict>
-          </mc:Fallback>
-        </mc:AlternateContent>
       </w:r>
       <w:r>
         <w:rPr>
-          <w:rFonts w:ascii="Lexend" w:hAnsi="Lexend" w:eastAsia="Lexend" w:cs="Lexend"/>
+          <w:rFonts w:ascii="Lexend" w:hAnsi="Lexend" w:cs="Lexend"/>
           <w14:ligatures w14:val="none"/>
         </w:rPr>
       </w:r>
       <w:r>
         <w:rPr>
-          <w:rFonts w:ascii="Lexend" w:hAnsi="Lexend" w:eastAsia="Lexend" w:cs="Lexend"/>
+          <w:rFonts w:ascii="Lexend" w:hAnsi="Lexend" w:cs="Lexend"/>
           <w14:ligatures w14:val="none"/>
         </w:rPr>
       </w:r>
@@ -31945,18 +33368,13 @@
     <w:unhideWhenUsed/>
     <w:qFormat/>
     <w:pPr>
-      <w:keepNext w:val="true"/>
-      <w:keepLines w:val="true"/>
       <w:pBdr/>
-      <w:spacing w:after="80" w:before="160"/>
+      <w:spacing/>
       <w:ind/>
-      <w:outlineLvl w:val="2"/>
     </w:pPr>
     <w:rPr>
-      <w:rFonts w:ascii="Arial" w:hAnsi="Arial" w:eastAsia="Arial" w:cs="Arial"/>
-      <w:color w:val="0f4761" w:themeColor="accent1" w:themeShade="BF"/>
-      <w:sz w:val="28"/>
-      <w:szCs w:val="28"/>
+      <w:b/>
+      <w:bCs/>
     </w:rPr>
   </w:style>
   <w:style w:type="paragraph" w:styleId="840">
@@ -32134,7 +33552,6 @@
   </w:style>
   <w:style w:type="character" w:styleId="849">
     <w:name w:val="Heading 3 Char"/>
-    <w:basedOn w:val="846"/>
     <w:link w:val="839"/>
     <w:uiPriority w:val="9"/>
     <w:pPr>
@@ -32143,10 +33560,8 @@
       <w:ind/>
     </w:pPr>
     <w:rPr>
-      <w:rFonts w:ascii="Arial" w:hAnsi="Arial" w:eastAsia="Arial" w:cs="Arial"/>
-      <w:color w:val="0f4761" w:themeColor="accent1" w:themeShade="BF"/>
-      <w:sz w:val="28"/>
-      <w:szCs w:val="28"/>
+      <w:b/>
+      <w:bCs/>
     </w:rPr>
   </w:style>
   <w:style w:type="character" w:styleId="850">
@@ -33148,7 +34563,6 @@
         <w:ind/>
         <w:rPr/>
       </w:pPr>
-      <w:r/>
       <w:r>
         <w:separator/>
       </w:r>
@@ -33163,7 +34577,6 @@
         <w:ind/>
         <w:rPr/>
       </w:pPr>
-      <w:r/>
       <w:r>
         <w:continuationSeparator/>
       </w:r>
@@ -33200,7 +34613,6 @@
         <w:ind/>
         <w:rPr/>
       </w:pPr>
-      <w:r/>
       <w:r>
         <w:separator/>
       </w:r>
@@ -33215,7 +34627,6 @@
         <w:ind/>
         <w:rPr/>
       </w:pPr>
-      <w:r/>
       <w:r>
         <w:continuationSeparator/>
       </w:r>
@@ -33411,7 +34822,7 @@
     <w:lsdException w:name="Bibliography" w:uiPriority="37"/>
     <w:lsdException w:name="TOC Heading" w:uiPriority="39" w:qFormat="1"/>
   </w:latentStyles>
-  <w:style w:type="table" w:styleId="1367" w:default="1">
+  <w:style w:type="table" w:styleId="1403" w:default="1">
     <w:name w:val="Normal Table"/>
     <w:uiPriority w:val="99"/>
     <w:semiHidden/>
@@ -33604,9 +35015,9 @@
       </w:tcPr>
     </w:tblStylePr>
   </w:style>
-  <w:style w:type="table" w:styleId="1368">
+  <w:style w:type="table" w:styleId="1404">
     <w:name w:val="Table Grid"/>
-    <w:basedOn w:val="1367"/>
+    <w:basedOn w:val="1403"/>
     <w:uiPriority w:val="59"/>
     <w:pPr>
       <w:pBdr/>
@@ -33803,9 +35214,9 @@
       </w:tcPr>
     </w:tblStylePr>
   </w:style>
-  <w:style w:type="table" w:styleId="1369">
+  <w:style w:type="table" w:styleId="1405">
     <w:name w:val="Table Grid Light"/>
-    <w:basedOn w:val="1367"/>
+    <w:basedOn w:val="1403"/>
     <w:uiPriority w:val="59"/>
     <w:pPr>
       <w:pBdr/>
@@ -34002,9 +35413,9 @@
       </w:tcPr>
     </w:tblStylePr>
   </w:style>
-  <w:style w:type="table" w:styleId="1370">
+  <w:style w:type="table" w:styleId="1406">
     <w:name w:val="Plain Table 1"/>
-    <w:basedOn w:val="1367"/>
+    <w:basedOn w:val="1403"/>
     <w:uiPriority w:val="59"/>
     <w:pPr>
       <w:pBdr/>
@@ -34227,9 +35638,9 @@
       </w:tcPr>
     </w:tblStylePr>
   </w:style>
-  <w:style w:type="table" w:styleId="1371">
+  <w:style w:type="table" w:styleId="1407">
     <w:name w:val="Plain Table 2"/>
-    <w:basedOn w:val="1367"/>
+    <w:basedOn w:val="1403"/>
     <w:uiPriority w:val="59"/>
     <w:pPr>
       <w:pBdr/>
@@ -34460,9 +35871,9 @@
       </w:tcPr>
     </w:tblStylePr>
   </w:style>
-  <w:style w:type="table" w:styleId="1372">
+  <w:style w:type="table" w:styleId="1408">
     <w:name w:val="Plain Table 3"/>
-    <w:basedOn w:val="1367"/>
+    <w:basedOn w:val="1403"/>
     <w:uiPriority w:val="99"/>
     <w:pPr>
       <w:pBdr/>
@@ -34690,9 +36101,9 @@
       </w:tcPr>
     </w:tblStylePr>
   </w:style>
-  <w:style w:type="table" w:styleId="1373">
+  <w:style w:type="table" w:styleId="1409">
     <w:name w:val="Plain Table 4"/>
-    <w:basedOn w:val="1367"/>
+    <w:basedOn w:val="1403"/>
     <w:uiPriority w:val="99"/>
     <w:pPr>
       <w:pBdr/>
@@ -34906,9 +36317,9 @@
       </w:tcPr>
     </w:tblStylePr>
   </w:style>
-  <w:style w:type="table" w:styleId="1374">
+  <w:style w:type="table" w:styleId="1410">
     <w:name w:val="Plain Table 5"/>
-    <w:basedOn w:val="1367"/>
+    <w:basedOn w:val="1403"/>
     <w:uiPriority w:val="99"/>
     <w:pPr>
       <w:pBdr/>
@@ -35139,9 +36550,9 @@
       </w:tcPr>
     </w:tblStylePr>
   </w:style>
-  <w:style w:type="table" w:styleId="1375">
+  <w:style w:type="table" w:styleId="1411">
     <w:name w:val="Grid Table 1 Light"/>
-    <w:basedOn w:val="1367"/>
+    <w:basedOn w:val="1403"/>
     <w:uiPriority w:val="99"/>
     <w:pPr>
       <w:pBdr/>
@@ -35362,9 +36773,9 @@
       </w:tcPr>
     </w:tblStylePr>
   </w:style>
-  <w:style w:type="table" w:styleId="1376">
+  <w:style w:type="table" w:styleId="1412">
     <w:name w:val="Grid Table 1 Light - Accent 1"/>
-    <w:basedOn w:val="1367"/>
+    <w:basedOn w:val="1403"/>
     <w:uiPriority w:val="99"/>
     <w:pPr>
       <w:pBdr/>
@@ -35585,9 +36996,9 @@
       </w:tcPr>
     </w:tblStylePr>
   </w:style>
-  <w:style w:type="table" w:styleId="1377">
+  <w:style w:type="table" w:styleId="1413">
     <w:name w:val="Grid Table 1 Light - Accent 2"/>
-    <w:basedOn w:val="1367"/>
+    <w:basedOn w:val="1403"/>
     <w:uiPriority w:val="99"/>
     <w:pPr>
       <w:pBdr/>
@@ -35808,9 +37219,9 @@
       </w:tcPr>
     </w:tblStylePr>
   </w:style>
-  <w:style w:type="table" w:styleId="1378">
+  <w:style w:type="table" w:styleId="1414">
     <w:name w:val="Grid Table 1 Light - Accent 3"/>
-    <w:basedOn w:val="1367"/>
+    <w:basedOn w:val="1403"/>
     <w:uiPriority w:val="99"/>
     <w:pPr>
       <w:pBdr/>
@@ -36031,9 +37442,9 @@
       </w:tcPr>
     </w:tblStylePr>
   </w:style>
-  <w:style w:type="table" w:styleId="1379">
+  <w:style w:type="table" w:styleId="1415">
     <w:name w:val="Grid Table 1 Light - Accent 4"/>
-    <w:basedOn w:val="1367"/>
+    <w:basedOn w:val="1403"/>
     <w:uiPriority w:val="99"/>
     <w:pPr>
       <w:pBdr/>
@@ -36254,9 +37665,9 @@
       </w:tcPr>
     </w:tblStylePr>
   </w:style>
-  <w:style w:type="table" w:styleId="1380">
+  <w:style w:type="table" w:styleId="1416">
     <w:name w:val="Grid Table 1 Light - Accent 5"/>
-    <w:basedOn w:val="1367"/>
+    <w:basedOn w:val="1403"/>
     <w:uiPriority w:val="99"/>
     <w:pPr>
       <w:pBdr/>
@@ -36477,9 +37888,9 @@
       </w:tcPr>
     </w:tblStylePr>
   </w:style>
-  <w:style w:type="table" w:styleId="1381">
+  <w:style w:type="table" w:styleId="1417">
     <w:name w:val="Grid Table 1 Light - Accent 6"/>
-    <w:basedOn w:val="1367"/>
+    <w:basedOn w:val="1403"/>
     <w:uiPriority w:val="99"/>
     <w:pPr>
       <w:pBdr/>
@@ -36700,9 +38111,9 @@
       </w:tcPr>
     </w:tblStylePr>
   </w:style>
-  <w:style w:type="table" w:styleId="1382">
+  <w:style w:type="table" w:styleId="1418">
     <w:name w:val="Grid Table 2"/>
-    <w:basedOn w:val="1367"/>
+    <w:basedOn w:val="1403"/>
     <w:uiPriority w:val="99"/>
     <w:pPr>
       <w:pBdr/>
@@ -36932,9 +38343,9 @@
       </w:tcPr>
     </w:tblStylePr>
   </w:style>
-  <w:style w:type="table" w:styleId="1383">
+  <w:style w:type="table" w:styleId="1419">
     <w:name w:val="Grid Table 2 - Accent 1"/>
-    <w:basedOn w:val="1367"/>
+    <w:basedOn w:val="1403"/>
     <w:uiPriority w:val="99"/>
     <w:pPr>
       <w:pBdr/>
@@ -37164,9 +38575,9 @@
       </w:tcPr>
     </w:tblStylePr>
   </w:style>
-  <w:style w:type="table" w:styleId="1384">
+  <w:style w:type="table" w:styleId="1420">
     <w:name w:val="Grid Table 2 - Accent 2"/>
-    <w:basedOn w:val="1367"/>
+    <w:basedOn w:val="1403"/>
     <w:uiPriority w:val="99"/>
     <w:pPr>
       <w:pBdr/>
@@ -37396,9 +38807,9 @@
       </w:tcPr>
     </w:tblStylePr>
   </w:style>
-  <w:style w:type="table" w:styleId="1385">
+  <w:style w:type="table" w:styleId="1421">
     <w:name w:val="Grid Table 2 - Accent 3"/>
-    <w:basedOn w:val="1367"/>
+    <w:basedOn w:val="1403"/>
     <w:uiPriority w:val="99"/>
     <w:pPr>
       <w:pBdr/>
@@ -37628,9 +39039,9 @@
       </w:tcPr>
     </w:tblStylePr>
   </w:style>
-  <w:style w:type="table" w:styleId="1386">
+  <w:style w:type="table" w:styleId="1422">
     <w:name w:val="Grid Table 2 - Accent 4"/>
-    <w:basedOn w:val="1367"/>
+    <w:basedOn w:val="1403"/>
     <w:uiPriority w:val="99"/>
     <w:pPr>
       <w:pBdr/>
@@ -37860,9 +39271,9 @@
       </w:tcPr>
     </w:tblStylePr>
   </w:style>
-  <w:style w:type="table" w:styleId="1387">
+  <w:style w:type="table" w:styleId="1423">
     <w:name w:val="Grid Table 2 - Accent 5"/>
-    <w:basedOn w:val="1367"/>
+    <w:basedOn w:val="1403"/>
     <w:uiPriority w:val="99"/>
     <w:pPr>
       <w:pBdr/>
@@ -38092,9 +39503,9 @@
       </w:tcPr>
     </w:tblStylePr>
   </w:style>
-  <w:style w:type="table" w:styleId="1388">
+  <w:style w:type="table" w:styleId="1424">
     <w:name w:val="Grid Table 2 - Accent 6"/>
-    <w:basedOn w:val="1367"/>
+    <w:basedOn w:val="1403"/>
     <w:uiPriority w:val="99"/>
     <w:pPr>
       <w:pBdr/>
@@ -38324,9 +39735,9 @@
       </w:tcPr>
     </w:tblStylePr>
   </w:style>
-  <w:style w:type="table" w:styleId="1389">
+  <w:style w:type="table" w:styleId="1425">
     <w:name w:val="Grid Table 3"/>
-    <w:basedOn w:val="1367"/>
+    <w:basedOn w:val="1403"/>
     <w:uiPriority w:val="99"/>
     <w:pPr>
       <w:pBdr/>
@@ -38569,9 +39980,9 @@
       </w:tcPr>
     </w:tblStylePr>
   </w:style>
-  <w:style w:type="table" w:styleId="1390">
+  <w:style w:type="table" w:styleId="1426">
     <w:name w:val="Grid Table 3 - Accent 1"/>
-    <w:basedOn w:val="1367"/>
+    <w:basedOn w:val="1403"/>
     <w:uiPriority w:val="99"/>
     <w:pPr>
       <w:pBdr/>
@@ -38814,9 +40225,9 @@
       </w:tcPr>
     </w:tblStylePr>
   </w:style>
-  <w:style w:type="table" w:styleId="1391">
+  <w:style w:type="table" w:styleId="1427">
     <w:name w:val="Grid Table 3 - Accent 2"/>
-    <w:basedOn w:val="1367"/>
+    <w:basedOn w:val="1403"/>
     <w:uiPriority w:val="99"/>
     <w:pPr>
       <w:pBdr/>
@@ -39059,9 +40470,9 @@
       </w:tcPr>
     </w:tblStylePr>
   </w:style>
-  <w:style w:type="table" w:styleId="1392">
+  <w:style w:type="table" w:styleId="1428">
     <w:name w:val="Grid Table 3 - Accent 3"/>
-    <w:basedOn w:val="1367"/>
+    <w:basedOn w:val="1403"/>
     <w:uiPriority w:val="99"/>
     <w:pPr>
       <w:pBdr/>
@@ -39304,9 +40715,9 @@
       </w:tcPr>
     </w:tblStylePr>
   </w:style>
-  <w:style w:type="table" w:styleId="1393">
+  <w:style w:type="table" w:styleId="1429">
     <w:name w:val="Grid Table 3 - Accent 4"/>
-    <w:basedOn w:val="1367"/>
+    <w:basedOn w:val="1403"/>
     <w:uiPriority w:val="99"/>
     <w:pPr>
       <w:pBdr/>
@@ -39549,9 +40960,9 @@
       </w:tcPr>
     </w:tblStylePr>
   </w:style>
-  <w:style w:type="table" w:styleId="1394">
+  <w:style w:type="table" w:styleId="1430">
     <w:name w:val="Grid Table 3 - Accent 5"/>
-    <w:basedOn w:val="1367"/>
+    <w:basedOn w:val="1403"/>
     <w:uiPriority w:val="99"/>
     <w:pPr>
       <w:pBdr/>
@@ -39794,9 +41205,9 @@
       </w:tcPr>
     </w:tblStylePr>
   </w:style>
-  <w:style w:type="table" w:styleId="1395">
+  <w:style w:type="table" w:styleId="1431">
     <w:name w:val="Grid Table 3 - Accent 6"/>
-    <w:basedOn w:val="1367"/>
+    <w:basedOn w:val="1403"/>
     <w:uiPriority w:val="99"/>
     <w:pPr>
       <w:pBdr/>
@@ -40039,9 +41450,9 @@
       </w:tcPr>
     </w:tblStylePr>
   </w:style>
-  <w:style w:type="table" w:styleId="1396">
+  <w:style w:type="table" w:styleId="1432">
     <w:name w:val="Grid Table 4"/>
-    <w:basedOn w:val="1367"/>
+    <w:basedOn w:val="1403"/>
     <w:uiPriority w:val="59"/>
     <w:pPr>
       <w:pBdr/>
@@ -40272,9 +41683,9 @@
       </w:tcPr>
     </w:tblStylePr>
   </w:style>
-  <w:style w:type="table" w:styleId="1397">
+  <w:style w:type="table" w:styleId="1433">
     <w:name w:val="Grid Table 4 - Accent 1"/>
-    <w:basedOn w:val="1367"/>
+    <w:basedOn w:val="1403"/>
     <w:uiPriority w:val="59"/>
     <w:pPr>
       <w:pBdr/>
@@ -40505,9 +41916,9 @@
       </w:tcPr>
     </w:tblStylePr>
   </w:style>
-  <w:style w:type="table" w:styleId="1398">
+  <w:style w:type="table" w:styleId="1434">
     <w:name w:val="Grid Table 4 - Accent 2"/>
-    <w:basedOn w:val="1367"/>
+    <w:basedOn w:val="1403"/>
     <w:uiPriority w:val="59"/>
     <w:pPr>
       <w:pBdr/>
@@ -40738,9 +42149,9 @@
       </w:tcPr>
     </w:tblStylePr>
   </w:style>
-  <w:style w:type="table" w:styleId="1399">
+  <w:style w:type="table" w:styleId="1435">
     <w:name w:val="Grid Table 4 - Accent 3"/>
-    <w:basedOn w:val="1367"/>
+    <w:basedOn w:val="1403"/>
     <w:uiPriority w:val="59"/>
     <w:pPr>
       <w:pBdr/>
@@ -40971,9 +42382,9 @@
       </w:tcPr>
     </w:tblStylePr>
   </w:style>
-  <w:style w:type="table" w:styleId="1400">
+  <w:style w:type="table" w:styleId="1436">
     <w:name w:val="Grid Table 4 - Accent 4"/>
-    <w:basedOn w:val="1367"/>
+    <w:basedOn w:val="1403"/>
     <w:uiPriority w:val="59"/>
     <w:pPr>
       <w:pBdr/>
@@ -41204,9 +42615,9 @@
       </w:tcPr>
     </w:tblStylePr>
   </w:style>
-  <w:style w:type="table" w:styleId="1401">
+  <w:style w:type="table" w:styleId="1437">
     <w:name w:val="Grid Table 4 - Accent 5"/>
-    <w:basedOn w:val="1367"/>
+    <w:basedOn w:val="1403"/>
     <w:uiPriority w:val="59"/>
     <w:pPr>
       <w:pBdr/>
@@ -41437,9 +42848,9 @@
       </w:tcPr>
     </w:tblStylePr>
   </w:style>
-  <w:style w:type="table" w:styleId="1402">
+  <w:style w:type="table" w:styleId="1438">
     <w:name w:val="Grid Table 4 - Accent 6"/>
-    <w:basedOn w:val="1367"/>
+    <w:basedOn w:val="1403"/>
     <w:uiPriority w:val="59"/>
     <w:pPr>
       <w:pBdr/>
@@ -41670,9 +43081,9 @@
       </w:tcPr>
     </w:tblStylePr>
   </w:style>
-  <w:style w:type="table" w:styleId="1403">
+  <w:style w:type="table" w:styleId="1439">
     <w:name w:val="Grid Table 5 Dark"/>
-    <w:basedOn w:val="1367"/>
+    <w:basedOn w:val="1403"/>
     <w:uiPriority w:val="99"/>
     <w:pPr>
       <w:pBdr/>
@@ -41898,9 +43309,9 @@
       </w:tcPr>
     </w:tblStylePr>
   </w:style>
-  <w:style w:type="table" w:styleId="1404">
+  <w:style w:type="table" w:styleId="1440">
     <w:name w:val="Grid Table 5 Dark- Accent 1"/>
-    <w:basedOn w:val="1367"/>
+    <w:basedOn w:val="1403"/>
     <w:uiPriority w:val="99"/>
     <w:pPr>
       <w:pBdr/>
@@ -42126,9 +43537,9 @@
       </w:tcPr>
     </w:tblStylePr>
   </w:style>
-  <w:style w:type="table" w:styleId="1405">
+  <w:style w:type="table" w:styleId="1441">
     <w:name w:val="Grid Table 5 Dark - Accent 2"/>
-    <w:basedOn w:val="1367"/>
+    <w:basedOn w:val="1403"/>
     <w:uiPriority w:val="99"/>
     <w:pPr>
       <w:pBdr/>
@@ -42354,9 +43765,9 @@
       </w:tcPr>
     </w:tblStylePr>
   </w:style>
-  <w:style w:type="table" w:styleId="1406">
+  <w:style w:type="table" w:styleId="1442">
     <w:name w:val="Grid Table 5 Dark - Accent 3"/>
-    <w:basedOn w:val="1367"/>
+    <w:basedOn w:val="1403"/>
     <w:uiPriority w:val="99"/>
     <w:pPr>
       <w:pBdr/>
@@ -42582,9 +43993,9 @@
       </w:tcPr>
     </w:tblStylePr>
   </w:style>
-  <w:style w:type="table" w:styleId="1407">
+  <w:style w:type="table" w:styleId="1443">
     <w:name w:val="Grid Table 5 Dark- Accent 4"/>
-    <w:basedOn w:val="1367"/>
+    <w:basedOn w:val="1403"/>
     <w:uiPriority w:val="99"/>
     <w:pPr>
       <w:pBdr/>
@@ -42810,9 +44221,9 @@
       </w:tcPr>
     </w:tblStylePr>
   </w:style>
-  <w:style w:type="table" w:styleId="1408">
+  <w:style w:type="table" w:styleId="1444">
     <w:name w:val="Grid Table 5 Dark - Accent 5"/>
-    <w:basedOn w:val="1367"/>
+    <w:basedOn w:val="1403"/>
     <w:uiPriority w:val="99"/>
     <w:pPr>
       <w:pBdr/>
@@ -43038,9 +44449,9 @@
       </w:tcPr>
     </w:tblStylePr>
   </w:style>
-  <w:style w:type="table" w:styleId="1409">
+  <w:style w:type="table" w:styleId="1445">
     <w:name w:val="Grid Table 5 Dark - Accent 6"/>
-    <w:basedOn w:val="1367"/>
+    <w:basedOn w:val="1403"/>
     <w:uiPriority w:val="99"/>
     <w:pPr>
       <w:pBdr/>
@@ -43266,9 +44677,9 @@
       </w:tcPr>
     </w:tblStylePr>
   </w:style>
-  <w:style w:type="table" w:styleId="1410">
+  <w:style w:type="table" w:styleId="1446">
     <w:name w:val="Grid Table 6 Colorful"/>
-    <w:basedOn w:val="1367"/>
+    <w:basedOn w:val="1403"/>
     <w:uiPriority w:val="99"/>
     <w:pPr>
       <w:pBdr/>
@@ -43496,9 +44907,9 @@
       </w:tcPr>
     </w:tblStylePr>
   </w:style>
-  <w:style w:type="table" w:styleId="1411">
+  <w:style w:type="table" w:styleId="1447">
     <w:name w:val="Grid Table 6 Colorful - Accent 1"/>
-    <w:basedOn w:val="1367"/>
+    <w:basedOn w:val="1403"/>
     <w:uiPriority w:val="99"/>
     <w:pPr>
       <w:pBdr/>
@@ -43726,9 +45137,9 @@
       </w:tcPr>
     </w:tblStylePr>
   </w:style>
-  <w:style w:type="table" w:styleId="1412">
+  <w:style w:type="table" w:styleId="1448">
     <w:name w:val="Grid Table 6 Colorful - Accent 2"/>
-    <w:basedOn w:val="1367"/>
+    <w:basedOn w:val="1403"/>
     <w:uiPriority w:val="99"/>
     <w:pPr>
       <w:pBdr/>
@@ -43956,9 +45367,9 @@
       </w:tcPr>
     </w:tblStylePr>
   </w:style>
-  <w:style w:type="table" w:styleId="1413">
+  <w:style w:type="table" w:styleId="1449">
     <w:name w:val="Grid Table 6 Colorful - Accent 3"/>
-    <w:basedOn w:val="1367"/>
+    <w:basedOn w:val="1403"/>
     <w:uiPriority w:val="99"/>
     <w:pPr>
       <w:pBdr/>
@@ -44186,9 +45597,9 @@
       </w:tcPr>
     </w:tblStylePr>
   </w:style>
-  <w:style w:type="table" w:styleId="1414">
+  <w:style w:type="table" w:styleId="1450">
     <w:name w:val="Grid Table 6 Colorful - Accent 4"/>
-    <w:basedOn w:val="1367"/>
+    <w:basedOn w:val="1403"/>
     <w:uiPriority w:val="99"/>
     <w:pPr>
       <w:pBdr/>
@@ -44416,9 +45827,9 @@
       </w:tcPr>
     </w:tblStylePr>
   </w:style>
-  <w:style w:type="table" w:styleId="1415">
+  <w:style w:type="table" w:styleId="1451">
     <w:name w:val="Grid Table 6 Colorful - Accent 5"/>
-    <w:basedOn w:val="1367"/>
+    <w:basedOn w:val="1403"/>
     <w:uiPriority w:val="99"/>
     <w:pPr>
       <w:pBdr/>
@@ -44646,9 +46057,9 @@
       </w:tcPr>
     </w:tblStylePr>
   </w:style>
-  <w:style w:type="table" w:styleId="1416">
+  <w:style w:type="table" w:styleId="1452">
     <w:name w:val="Grid Table 6 Colorful - Accent 6"/>
-    <w:basedOn w:val="1367"/>
+    <w:basedOn w:val="1403"/>
     <w:uiPriority w:val="99"/>
     <w:pPr>
       <w:pBdr/>
@@ -44876,9 +46287,9 @@
       </w:tcPr>
     </w:tblStylePr>
   </w:style>
-  <w:style w:type="table" w:styleId="1417">
+  <w:style w:type="table" w:styleId="1453">
     <w:name w:val="Grid Table 7 Colorful"/>
-    <w:basedOn w:val="1367"/>
+    <w:basedOn w:val="1403"/>
     <w:uiPriority w:val="99"/>
     <w:pPr>
       <w:pBdr/>
@@ -45130,9 +46541,9 @@
       </w:tcPr>
     </w:tblStylePr>
   </w:style>
-  <w:style w:type="table" w:styleId="1418">
+  <w:style w:type="table" w:styleId="1454">
     <w:name w:val="Grid Table 7 Colorful - Accent 1"/>
-    <w:basedOn w:val="1367"/>
+    <w:basedOn w:val="1403"/>
     <w:uiPriority w:val="99"/>
     <w:pPr>
       <w:pBdr/>
@@ -45384,9 +46795,9 @@
       </w:tcPr>
     </w:tblStylePr>
   </w:style>
-  <w:style w:type="table" w:styleId="1419">
+  <w:style w:type="table" w:styleId="1455">
     <w:name w:val="Grid Table 7 Colorful - Accent 2"/>
-    <w:basedOn w:val="1367"/>
+    <w:basedOn w:val="1403"/>
     <w:uiPriority w:val="99"/>
     <w:pPr>
       <w:pBdr/>
@@ -45638,9 +47049,9 @@
       </w:tcPr>
     </w:tblStylePr>
   </w:style>
-  <w:style w:type="table" w:styleId="1420">
+  <w:style w:type="table" w:styleId="1456">
     <w:name w:val="Grid Table 7 Colorful - Accent 3"/>
-    <w:basedOn w:val="1367"/>
+    <w:basedOn w:val="1403"/>
     <w:uiPriority w:val="99"/>
     <w:pPr>
       <w:pBdr/>
@@ -45892,9 +47303,9 @@
       </w:tcPr>
     </w:tblStylePr>
   </w:style>
-  <w:style w:type="table" w:styleId="1421">
+  <w:style w:type="table" w:styleId="1457">
     <w:name w:val="Grid Table 7 Colorful - Accent 4"/>
-    <w:basedOn w:val="1367"/>
+    <w:basedOn w:val="1403"/>
     <w:uiPriority w:val="99"/>
     <w:pPr>
       <w:pBdr/>
@@ -46146,9 +47557,9 @@
       </w:tcPr>
     </w:tblStylePr>
   </w:style>
-  <w:style w:type="table" w:styleId="1422">
+  <w:style w:type="table" w:styleId="1458">
     <w:name w:val="Grid Table 7 Colorful - Accent 5"/>
-    <w:basedOn w:val="1367"/>
+    <w:basedOn w:val="1403"/>
     <w:uiPriority w:val="99"/>
     <w:pPr>
       <w:pBdr/>
@@ -46400,9 +47811,9 @@
       </w:tcPr>
     </w:tblStylePr>
   </w:style>
-  <w:style w:type="table" w:styleId="1423">
+  <w:style w:type="table" w:styleId="1459">
     <w:name w:val="Grid Table 7 Colorful - Accent 6"/>
-    <w:basedOn w:val="1367"/>
+    <w:basedOn w:val="1403"/>
     <w:uiPriority w:val="99"/>
     <w:pPr>
       <w:pBdr/>
@@ -46654,9 +48065,9 @@
       </w:tcPr>
     </w:tblStylePr>
   </w:style>
-  <w:style w:type="table" w:styleId="1424">
+  <w:style w:type="table" w:styleId="1460">
     <w:name w:val="List Table 1 Light"/>
-    <w:basedOn w:val="1367"/>
+    <w:basedOn w:val="1403"/>
     <w:uiPriority w:val="99"/>
     <w:pPr>
       <w:pBdr/>
@@ -46870,9 +48281,9 @@
       </w:tcPr>
     </w:tblStylePr>
   </w:style>
-  <w:style w:type="table" w:styleId="1425">
+  <w:style w:type="table" w:styleId="1461">
     <w:name w:val="List Table 1 Light - Accent 1"/>
-    <w:basedOn w:val="1367"/>
+    <w:basedOn w:val="1403"/>
     <w:uiPriority w:val="99"/>
     <w:pPr>
       <w:pBdr/>
@@ -47086,9 +48497,9 @@
       </w:tcPr>
     </w:tblStylePr>
   </w:style>
-  <w:style w:type="table" w:styleId="1426">
+  <w:style w:type="table" w:styleId="1462">
     <w:name w:val="List Table 1 Light - Accent 2"/>
-    <w:basedOn w:val="1367"/>
+    <w:basedOn w:val="1403"/>
     <w:uiPriority w:val="99"/>
     <w:pPr>
       <w:pBdr/>
@@ -47302,9 +48713,9 @@
       </w:tcPr>
     </w:tblStylePr>
   </w:style>
-  <w:style w:type="table" w:styleId="1427">
+  <w:style w:type="table" w:styleId="1463">
     <w:name w:val="List Table 1 Light - Accent 3"/>
-    <w:basedOn w:val="1367"/>
+    <w:basedOn w:val="1403"/>
     <w:uiPriority w:val="99"/>
     <w:pPr>
       <w:pBdr/>
@@ -47518,9 +48929,9 @@
       </w:tcPr>
     </w:tblStylePr>
   </w:style>
-  <w:style w:type="table" w:styleId="1428">
+  <w:style w:type="table" w:styleId="1464">
     <w:name w:val="List Table 1 Light - Accent 4"/>
-    <w:basedOn w:val="1367"/>
+    <w:basedOn w:val="1403"/>
     <w:uiPriority w:val="99"/>
     <w:pPr>
       <w:pBdr/>
@@ -47734,9 +49145,9 @@
       </w:tcPr>
     </w:tblStylePr>
   </w:style>
-  <w:style w:type="table" w:styleId="1429">
+  <w:style w:type="table" w:styleId="1465">
     <w:name w:val="List Table 1 Light - Accent 5"/>
-    <w:basedOn w:val="1367"/>
+    <w:basedOn w:val="1403"/>
     <w:uiPriority w:val="99"/>
     <w:pPr>
       <w:pBdr/>
@@ -47950,9 +49361,9 @@
       </w:tcPr>
     </w:tblStylePr>
   </w:style>
-  <w:style w:type="table" w:styleId="1430">
+  <w:style w:type="table" w:styleId="1466">
     <w:name w:val="List Table 1 Light - Accent 6"/>
-    <w:basedOn w:val="1367"/>
+    <w:basedOn w:val="1403"/>
     <w:uiPriority w:val="99"/>
     <w:pPr>
       <w:pBdr/>
@@ -48166,9 +49577,9 @@
       </w:tcPr>
     </w:tblStylePr>
   </w:style>
-  <w:style w:type="table" w:styleId="1431">
+  <w:style w:type="table" w:styleId="1467">
     <w:name w:val="List Table 2"/>
-    <w:basedOn w:val="1367"/>
+    <w:basedOn w:val="1403"/>
     <w:uiPriority w:val="99"/>
     <w:pPr>
       <w:pBdr/>
@@ -48404,9 +49815,9 @@
       </w:tcPr>
     </w:tblStylePr>
   </w:style>
-  <w:style w:type="table" w:styleId="1432">
+  <w:style w:type="table" w:styleId="1468">
     <w:name w:val="List Table 2 - Accent 1"/>
-    <w:basedOn w:val="1367"/>
+    <w:basedOn w:val="1403"/>
     <w:uiPriority w:val="99"/>
     <w:pPr>
       <w:pBdr/>
@@ -48642,9 +50053,9 @@
       </w:tcPr>
     </w:tblStylePr>
   </w:style>
-  <w:style w:type="table" w:styleId="1433">
+  <w:style w:type="table" w:styleId="1469">
     <w:name w:val="List Table 2 - Accent 2"/>
-    <w:basedOn w:val="1367"/>
+    <w:basedOn w:val="1403"/>
     <w:uiPriority w:val="99"/>
     <w:pPr>
       <w:pBdr/>
@@ -48880,9 +50291,9 @@
       </w:tcPr>
     </w:tblStylePr>
   </w:style>
-  <w:style w:type="table" w:styleId="1434">
+  <w:style w:type="table" w:styleId="1470">
     <w:name w:val="List Table 2 - Accent 3"/>
-    <w:basedOn w:val="1367"/>
+    <w:basedOn w:val="1403"/>
     <w:uiPriority w:val="99"/>
     <w:pPr>
       <w:pBdr/>
@@ -49118,9 +50529,9 @@
       </w:tcPr>
     </w:tblStylePr>
   </w:style>
-  <w:style w:type="table" w:styleId="1435">
+  <w:style w:type="table" w:styleId="1471">
     <w:name w:val="List Table 2 - Accent 4"/>
-    <w:basedOn w:val="1367"/>
+    <w:basedOn w:val="1403"/>
     <w:uiPriority w:val="99"/>
     <w:pPr>
       <w:pBdr/>
@@ -49356,9 +50767,9 @@
       </w:tcPr>
     </w:tblStylePr>
   </w:style>
-  <w:style w:type="table" w:styleId="1436">
+  <w:style w:type="table" w:styleId="1472">
     <w:name w:val="List Table 2 - Accent 5"/>
-    <w:basedOn w:val="1367"/>
+    <w:basedOn w:val="1403"/>
     <w:uiPriority w:val="99"/>
     <w:pPr>
       <w:pBdr/>
@@ -49594,9 +51005,9 @@
       </w:tcPr>
     </w:tblStylePr>
   </w:style>
-  <w:style w:type="table" w:styleId="1437">
+  <w:style w:type="table" w:styleId="1473">
     <w:name w:val="List Table 2 - Accent 6"/>
-    <w:basedOn w:val="1367"/>
+    <w:basedOn w:val="1403"/>
     <w:uiPriority w:val="99"/>
     <w:pPr>
       <w:pBdr/>
@@ -49832,9 +51243,9 @@
       </w:tcPr>
     </w:tblStylePr>
   </w:style>
-  <w:style w:type="table" w:styleId="1438">
+  <w:style w:type="table" w:styleId="1474">
     <w:name w:val="List Table 3"/>
-    <w:basedOn w:val="1367"/>
+    <w:basedOn w:val="1403"/>
     <w:uiPriority w:val="99"/>
     <w:pPr>
       <w:pBdr/>
@@ -50060,9 +51471,9 @@
       </w:tcPr>
     </w:tblStylePr>
   </w:style>
-  <w:style w:type="table" w:styleId="1439">
+  <w:style w:type="table" w:styleId="1475">
     <w:name w:val="List Table 3 - Accent 1"/>
-    <w:basedOn w:val="1367"/>
+    <w:basedOn w:val="1403"/>
     <w:uiPriority w:val="99"/>
     <w:pPr>
       <w:pBdr/>
@@ -50288,9 +51699,9 @@
       </w:tcPr>
     </w:tblStylePr>
   </w:style>
-  <w:style w:type="table" w:styleId="1440">
+  <w:style w:type="table" w:styleId="1476">
     <w:name w:val="List Table 3 - Accent 2"/>
-    <w:basedOn w:val="1367"/>
+    <w:basedOn w:val="1403"/>
     <w:uiPriority w:val="99"/>
     <w:pPr>
       <w:pBdr/>
@@ -50516,9 +51927,9 @@
       </w:tcPr>
     </w:tblStylePr>
   </w:style>
-  <w:style w:type="table" w:styleId="1441">
+  <w:style w:type="table" w:styleId="1477">
     <w:name w:val="List Table 3 - Accent 3"/>
-    <w:basedOn w:val="1367"/>
+    <w:basedOn w:val="1403"/>
     <w:uiPriority w:val="99"/>
     <w:pPr>
       <w:pBdr/>
@@ -50744,9 +52155,9 @@
       </w:tcPr>
     </w:tblStylePr>
   </w:style>
-  <w:style w:type="table" w:styleId="1442">
+  <w:style w:type="table" w:styleId="1478">
     <w:name w:val="List Table 3 - Accent 4"/>
-    <w:basedOn w:val="1367"/>
+    <w:basedOn w:val="1403"/>
     <w:uiPriority w:val="99"/>
     <w:pPr>
       <w:pBdr/>
@@ -50972,9 +52383,9 @@
       </w:tcPr>
     </w:tblStylePr>
   </w:style>
-  <w:style w:type="table" w:styleId="1443">
+  <w:style w:type="table" w:styleId="1479">
     <w:name w:val="List Table 3 - Accent 5"/>
-    <w:basedOn w:val="1367"/>
+    <w:basedOn w:val="1403"/>
     <w:uiPriority w:val="99"/>
     <w:pPr>
       <w:pBdr/>
@@ -51200,9 +52611,9 @@
       </w:tcPr>
     </w:tblStylePr>
   </w:style>
-  <w:style w:type="table" w:styleId="1444">
+  <w:style w:type="table" w:styleId="1480">
     <w:name w:val="List Table 3 - Accent 6"/>
-    <w:basedOn w:val="1367"/>
+    <w:basedOn w:val="1403"/>
     <w:uiPriority w:val="99"/>
     <w:pPr>
       <w:pBdr/>
@@ -51428,9 +52839,9 @@
       </w:tcPr>
     </w:tblStylePr>
   </w:style>
-  <w:style w:type="table" w:styleId="1445">
+  <w:style w:type="table" w:styleId="1481">
     <w:name w:val="List Table 4"/>
-    <w:basedOn w:val="1367"/>
+    <w:basedOn w:val="1403"/>
     <w:uiPriority w:val="99"/>
     <w:pPr>
       <w:pBdr/>
@@ -51653,9 +53064,9 @@
       </w:tcPr>
     </w:tblStylePr>
   </w:style>
-  <w:style w:type="table" w:styleId="1446">
+  <w:style w:type="table" w:styleId="1482">
     <w:name w:val="List Table 4 - Accent 1"/>
-    <w:basedOn w:val="1367"/>
+    <w:basedOn w:val="1403"/>
     <w:uiPriority w:val="99"/>
     <w:pPr>
       <w:pBdr/>
@@ -51878,9 +53289,9 @@
       </w:tcPr>
     </w:tblStylePr>
   </w:style>
-  <w:style w:type="table" w:styleId="1447">
+  <w:style w:type="table" w:styleId="1483">
     <w:name w:val="List Table 4 - Accent 2"/>
-    <w:basedOn w:val="1367"/>
+    <w:basedOn w:val="1403"/>
     <w:uiPriority w:val="99"/>
     <w:pPr>
       <w:pBdr/>
@@ -52103,9 +53514,9 @@
       </w:tcPr>
     </w:tblStylePr>
   </w:style>
-  <w:style w:type="table" w:styleId="1448">
+  <w:style w:type="table" w:styleId="1484">
     <w:name w:val="List Table 4 - Accent 3"/>
-    <w:basedOn w:val="1367"/>
+    <w:basedOn w:val="1403"/>
     <w:uiPriority w:val="99"/>
     <w:pPr>
       <w:pBdr/>
@@ -52328,9 +53739,9 @@
       </w:tcPr>
     </w:tblStylePr>
   </w:style>
-  <w:style w:type="table" w:styleId="1449">
+  <w:style w:type="table" w:styleId="1485">
     <w:name w:val="List Table 4 - Accent 4"/>
-    <w:basedOn w:val="1367"/>
+    <w:basedOn w:val="1403"/>
     <w:uiPriority w:val="99"/>
     <w:pPr>
       <w:pBdr/>
@@ -52553,9 +53964,9 @@
       </w:tcPr>
     </w:tblStylePr>
   </w:style>
-  <w:style w:type="table" w:styleId="1450">
+  <w:style w:type="table" w:styleId="1486">
     <w:name w:val="List Table 4 - Accent 5"/>
-    <w:basedOn w:val="1367"/>
+    <w:basedOn w:val="1403"/>
     <w:uiPriority w:val="99"/>
     <w:pPr>
       <w:pBdr/>
@@ -52778,9 +54189,9 @@
       </w:tcPr>
     </w:tblStylePr>
   </w:style>
-  <w:style w:type="table" w:styleId="1451">
+  <w:style w:type="table" w:styleId="1487">
     <w:name w:val="List Table 4 - Accent 6"/>
-    <w:basedOn w:val="1367"/>
+    <w:basedOn w:val="1403"/>
     <w:uiPriority w:val="99"/>
     <w:pPr>
       <w:pBdr/>
@@ -53003,9 +54414,9 @@
       </w:tcPr>
     </w:tblStylePr>
   </w:style>
-  <w:style w:type="table" w:styleId="1452">
+  <w:style w:type="table" w:styleId="1488">
     <w:name w:val="List Table 5 Dark"/>
-    <w:basedOn w:val="1367"/>
+    <w:basedOn w:val="1403"/>
     <w:uiPriority w:val="99"/>
     <w:pPr>
       <w:pBdr/>
@@ -53245,9 +54656,9 @@
       </w:tcPr>
     </w:tblStylePr>
   </w:style>
-  <w:style w:type="table" w:styleId="1453">
+  <w:style w:type="table" w:styleId="1489">
     <w:name w:val="List Table 5 Dark - Accent 1"/>
-    <w:basedOn w:val="1367"/>
+    <w:basedOn w:val="1403"/>
     <w:uiPriority w:val="99"/>
     <w:pPr>
       <w:pBdr/>
@@ -53487,9 +54898,9 @@
       </w:tcPr>
     </w:tblStylePr>
   </w:style>
-  <w:style w:type="table" w:styleId="1454">
+  <w:style w:type="table" w:styleId="1490">
     <w:name w:val="List Table 5 Dark - Accent 2"/>
-    <w:basedOn w:val="1367"/>
+    <w:basedOn w:val="1403"/>
     <w:uiPriority w:val="99"/>
     <w:pPr>
       <w:pBdr/>
@@ -53729,9 +55140,9 @@
       </w:tcPr>
     </w:tblStylePr>
   </w:style>
-  <w:style w:type="table" w:styleId="1455">
+  <w:style w:type="table" w:styleId="1491">
     <w:name w:val="List Table 5 Dark - Accent 3"/>
-    <w:basedOn w:val="1367"/>
+    <w:basedOn w:val="1403"/>
     <w:uiPriority w:val="99"/>
     <w:pPr>
       <w:pBdr/>
@@ -53971,9 +55382,9 @@
       </w:tcPr>
     </w:tblStylePr>
   </w:style>
-  <w:style w:type="table" w:styleId="1456">
+  <w:style w:type="table" w:styleId="1492">
     <w:name w:val="List Table 5 Dark - Accent 4"/>
-    <w:basedOn w:val="1367"/>
+    <w:basedOn w:val="1403"/>
     <w:uiPriority w:val="99"/>
     <w:pPr>
       <w:pBdr/>
@@ -54213,9 +55624,9 @@
       </w:tcPr>
     </w:tblStylePr>
   </w:style>
-  <w:style w:type="table" w:styleId="1457">
+  <w:style w:type="table" w:styleId="1493">
     <w:name w:val="List Table 5 Dark - Accent 5"/>
-    <w:basedOn w:val="1367"/>
+    <w:basedOn w:val="1403"/>
     <w:uiPriority w:val="99"/>
     <w:pPr>
       <w:pBdr/>
@@ -54455,9 +55866,9 @@
       </w:tcPr>
     </w:tblStylePr>
   </w:style>
-  <w:style w:type="table" w:styleId="1458">
+  <w:style w:type="table" w:styleId="1494">
     <w:name w:val="List Table 5 Dark - Accent 6"/>
-    <w:basedOn w:val="1367"/>
+    <w:basedOn w:val="1403"/>
     <w:uiPriority w:val="99"/>
     <w:pPr>
       <w:pBdr/>
@@ -54697,9 +56108,9 @@
       </w:tcPr>
     </w:tblStylePr>
   </w:style>
-  <w:style w:type="table" w:styleId="1459">
+  <w:style w:type="table" w:styleId="1495">
     <w:name w:val="List Table 6 Colorful"/>
-    <w:basedOn w:val="1367"/>
+    <w:basedOn w:val="1403"/>
     <w:uiPriority w:val="99"/>
     <w:pPr>
       <w:pBdr/>
@@ -54920,9 +56331,9 @@
       </w:tcPr>
     </w:tblStylePr>
   </w:style>
-  <w:style w:type="table" w:styleId="1460">
+  <w:style w:type="table" w:styleId="1496">
     <w:name w:val="List Table 6 Colorful - Accent 1"/>
-    <w:basedOn w:val="1367"/>
+    <w:basedOn w:val="1403"/>
     <w:uiPriority w:val="99"/>
     <w:pPr>
       <w:pBdr/>
@@ -55143,9 +56554,9 @@
       </w:tcPr>
     </w:tblStylePr>
   </w:style>
-  <w:style w:type="table" w:styleId="1461">
+  <w:style w:type="table" w:styleId="1497">
     <w:name w:val="List Table 6 Colorful - Accent 2"/>
-    <w:basedOn w:val="1367"/>
+    <w:basedOn w:val="1403"/>
     <w:uiPriority w:val="99"/>
     <w:pPr>
       <w:pBdr/>
@@ -55366,9 +56777,9 @@
       </w:tcPr>
     </w:tblStylePr>
   </w:style>
-  <w:style w:type="table" w:styleId="1462">
+  <w:style w:type="table" w:styleId="1498">
     <w:name w:val="List Table 6 Colorful - Accent 3"/>
-    <w:basedOn w:val="1367"/>
+    <w:basedOn w:val="1403"/>
     <w:uiPriority w:val="99"/>
     <w:pPr>
       <w:pBdr/>
@@ -55589,9 +57000,9 @@
       </w:tcPr>
     </w:tblStylePr>
   </w:style>
-  <w:style w:type="table" w:styleId="1463">
+  <w:style w:type="table" w:styleId="1499">
     <w:name w:val="List Table 6 Colorful - Accent 4"/>
-    <w:basedOn w:val="1367"/>
+    <w:basedOn w:val="1403"/>
     <w:uiPriority w:val="99"/>
     <w:pPr>
       <w:pBdr/>
@@ -55812,9 +57223,9 @@
       </w:tcPr>
     </w:tblStylePr>
   </w:style>
-  <w:style w:type="table" w:styleId="1464">
+  <w:style w:type="table" w:styleId="1500">
     <w:name w:val="List Table 6 Colorful - Accent 5"/>
-    <w:basedOn w:val="1367"/>
+    <w:basedOn w:val="1403"/>
     <w:uiPriority w:val="99"/>
     <w:pPr>
       <w:pBdr/>
@@ -56035,9 +57446,9 @@
       </w:tcPr>
     </w:tblStylePr>
   </w:style>
-  <w:style w:type="table" w:styleId="1465">
+  <w:style w:type="table" w:styleId="1501">
     <w:name w:val="List Table 6 Colorful - Accent 6"/>
-    <w:basedOn w:val="1367"/>
+    <w:basedOn w:val="1403"/>
     <w:uiPriority w:val="99"/>
     <w:pPr>
       <w:pBdr/>
@@ -56258,9 +57669,9 @@
       </w:tcPr>
     </w:tblStylePr>
   </w:style>
-  <w:style w:type="table" w:styleId="1466">
+  <w:style w:type="table" w:styleId="1502">
     <w:name w:val="List Table 7 Colorful"/>
-    <w:basedOn w:val="1367"/>
+    <w:basedOn w:val="1403"/>
     <w:uiPriority w:val="99"/>
     <w:pPr>
       <w:pBdr/>
@@ -56514,9 +57925,9 @@
       </w:tcPr>
     </w:tblStylePr>
   </w:style>
-  <w:style w:type="table" w:styleId="1467">
+  <w:style w:type="table" w:styleId="1503">
     <w:name w:val="List Table 7 Colorful - Accent 1"/>
-    <w:basedOn w:val="1367"/>
+    <w:basedOn w:val="1403"/>
     <w:uiPriority w:val="99"/>
     <w:pPr>
       <w:pBdr/>
@@ -56770,9 +58181,9 @@
       </w:tcPr>
     </w:tblStylePr>
   </w:style>
-  <w:style w:type="table" w:styleId="1468">
+  <w:style w:type="table" w:styleId="1504">
     <w:name w:val="List Table 7 Colorful - Accent 2"/>
-    <w:basedOn w:val="1367"/>
+    <w:basedOn w:val="1403"/>
     <w:uiPriority w:val="99"/>
     <w:pPr>
       <w:pBdr/>
@@ -57026,9 +58437,9 @@
       </w:tcPr>
     </w:tblStylePr>
   </w:style>
-  <w:style w:type="table" w:styleId="1469">
+  <w:style w:type="table" w:styleId="1505">
     <w:name w:val="List Table 7 Colorful - Accent 3"/>
-    <w:basedOn w:val="1367"/>
+    <w:basedOn w:val="1403"/>
     <w:uiPriority w:val="99"/>
     <w:pPr>
       <w:pBdr/>
@@ -57282,9 +58693,9 @@
       </w:tcPr>
     </w:tblStylePr>
   </w:style>
-  <w:style w:type="table" w:styleId="1470">
+  <w:style w:type="table" w:styleId="1506">
     <w:name w:val="List Table 7 Colorful - Accent 4"/>
-    <w:basedOn w:val="1367"/>
+    <w:basedOn w:val="1403"/>
     <w:uiPriority w:val="99"/>
     <w:pPr>
       <w:pBdr/>
@@ -57538,9 +58949,9 @@
       </w:tcPr>
     </w:tblStylePr>
   </w:style>
-  <w:style w:type="table" w:styleId="1471">
+  <w:style w:type="table" w:styleId="1507">
     <w:name w:val="List Table 7 Colorful - Accent 5"/>
-    <w:basedOn w:val="1367"/>
+    <w:basedOn w:val="1403"/>
     <w:uiPriority w:val="99"/>
     <w:pPr>
       <w:pBdr/>
@@ -57794,9 +59205,9 @@
       </w:tcPr>
     </w:tblStylePr>
   </w:style>
-  <w:style w:type="table" w:styleId="1472">
+  <w:style w:type="table" w:styleId="1508">
     <w:name w:val="List Table 7 Colorful - Accent 6"/>
-    <w:basedOn w:val="1367"/>
+    <w:basedOn w:val="1403"/>
     <w:uiPriority w:val="99"/>
     <w:pPr>
       <w:pBdr/>
@@ -58050,9 +59461,9 @@
       </w:tcPr>
     </w:tblStylePr>
   </w:style>
-  <w:style w:type="table" w:styleId="1473">
+  <w:style w:type="table" w:styleId="1509">
     <w:name w:val="Lined - Accent"/>
-    <w:basedOn w:val="1367"/>
+    <w:basedOn w:val="1403"/>
     <w:uiPriority w:val="99"/>
     <w:pPr>
       <w:pBdr/>
@@ -58287,9 +59698,9 @@
       </w:tcPr>
     </w:tblStylePr>
   </w:style>
-  <w:style w:type="table" w:styleId="1474">
+  <w:style w:type="table" w:styleId="1510">
     <w:name w:val="Lined - Accent 1"/>
-    <w:basedOn w:val="1367"/>
+    <w:basedOn w:val="1403"/>
     <w:uiPriority w:val="99"/>
     <w:pPr>
       <w:pBdr/>
@@ -58524,9 +59935,9 @@
       </w:tcPr>
     </w:tblStylePr>
   </w:style>
-  <w:style w:type="table" w:styleId="1475">
+  <w:style w:type="table" w:styleId="1511">
     <w:name w:val="Lined - Accent 2"/>
-    <w:basedOn w:val="1367"/>
+    <w:basedOn w:val="1403"/>
     <w:uiPriority w:val="99"/>
     <w:pPr>
       <w:pBdr/>
@@ -58761,9 +60172,9 @@
       </w:tcPr>
     </w:tblStylePr>
   </w:style>
-  <w:style w:type="table" w:styleId="1476">
+  <w:style w:type="table" w:styleId="1512">
     <w:name w:val="Lined - Accent 3"/>
-    <w:basedOn w:val="1367"/>
+    <w:basedOn w:val="1403"/>
     <w:uiPriority w:val="99"/>
     <w:pPr>
       <w:pBdr/>
@@ -58998,9 +60409,9 @@
       </w:tcPr>
     </w:tblStylePr>
   </w:style>
-  <w:style w:type="table" w:styleId="1477">
+  <w:style w:type="table" w:styleId="1513">
     <w:name w:val="Lined - Accent 4"/>
-    <w:basedOn w:val="1367"/>
+    <w:basedOn w:val="1403"/>
     <w:uiPriority w:val="99"/>
     <w:pPr>
       <w:pBdr/>
@@ -59235,9 +60646,9 @@
       </w:tcPr>
     </w:tblStylePr>
   </w:style>
-  <w:style w:type="table" w:styleId="1478">
+  <w:style w:type="table" w:styleId="1514">
     <w:name w:val="Lined - Accent 5"/>
-    <w:basedOn w:val="1367"/>
+    <w:basedOn w:val="1403"/>
     <w:uiPriority w:val="99"/>
     <w:pPr>
       <w:pBdr/>
@@ -59472,9 +60883,9 @@
       </w:tcPr>
     </w:tblStylePr>
   </w:style>
-  <w:style w:type="table" w:styleId="1479">
+  <w:style w:type="table" w:styleId="1515">
     <w:name w:val="Lined - Accent 6"/>
-    <w:basedOn w:val="1367"/>
+    <w:basedOn w:val="1403"/>
     <w:uiPriority w:val="99"/>
     <w:pPr>
       <w:pBdr/>
@@ -59709,9 +61120,9 @@
       </w:tcPr>
     </w:tblStylePr>
   </w:style>
-  <w:style w:type="table" w:styleId="1480">
+  <w:style w:type="table" w:styleId="1516">
     <w:name w:val="Bordered &amp; Lined - Accent"/>
-    <w:basedOn w:val="1367"/>
+    <w:basedOn w:val="1403"/>
     <w:uiPriority w:val="99"/>
     <w:pPr>
       <w:pBdr/>
@@ -59953,9 +61364,9 @@
       </w:tcPr>
     </w:tblStylePr>
   </w:style>
-  <w:style w:type="table" w:styleId="1481">
+  <w:style w:type="table" w:styleId="1517">
     <w:name w:val="Bordered &amp; Lined - Accent 1"/>
-    <w:basedOn w:val="1367"/>
+    <w:basedOn w:val="1403"/>
     <w:uiPriority w:val="99"/>
     <w:pPr>
       <w:pBdr/>
@@ -60197,9 +61608,9 @@
       </w:tcPr>
     </w:tblStylePr>
   </w:style>
-  <w:style w:type="table" w:styleId="1482">
+  <w:style w:type="table" w:styleId="1518">
     <w:name w:val="Bordered &amp; Lined - Accent 2"/>
-    <w:basedOn w:val="1367"/>
+    <w:basedOn w:val="1403"/>
     <w:uiPriority w:val="99"/>
     <w:pPr>
       <w:pBdr/>
@@ -60441,9 +61852,9 @@
       </w:tcPr>
     </w:tblStylePr>
   </w:style>
-  <w:style w:type="table" w:styleId="1483">
+  <w:style w:type="table" w:styleId="1519">
     <w:name w:val="Bordered &amp; Lined - Accent 3"/>
-    <w:basedOn w:val="1367"/>
+    <w:basedOn w:val="1403"/>
     <w:uiPriority w:val="99"/>
     <w:pPr>
       <w:pBdr/>
@@ -60685,9 +62096,9 @@
       </w:tcPr>
     </w:tblStylePr>
   </w:style>
-  <w:style w:type="table" w:styleId="1484">
+  <w:style w:type="table" w:styleId="1520">
     <w:name w:val="Bordered &amp; Lined - Accent 4"/>
-    <w:basedOn w:val="1367"/>
+    <w:basedOn w:val="1403"/>
     <w:uiPriority w:val="99"/>
     <w:pPr>
       <w:pBdr/>
@@ -60929,9 +62340,9 @@
       </w:tcPr>
     </w:tblStylePr>
   </w:style>
-  <w:style w:type="table" w:styleId="1485">
+  <w:style w:type="table" w:styleId="1521">
     <w:name w:val="Bordered &amp; Lined - Accent 5"/>
-    <w:basedOn w:val="1367"/>
+    <w:basedOn w:val="1403"/>
     <w:uiPriority w:val="99"/>
     <w:pPr>
       <w:pBdr/>
@@ -61173,9 +62584,9 @@
       </w:tcPr>
     </w:tblStylePr>
   </w:style>
-  <w:style w:type="table" w:styleId="1486">
+  <w:style w:type="table" w:styleId="1522">
     <w:name w:val="Bordered &amp; Lined - Accent 6"/>
-    <w:basedOn w:val="1367"/>
+    <w:basedOn w:val="1403"/>
     <w:uiPriority w:val="99"/>
     <w:pPr>
       <w:pBdr/>
@@ -61417,9 +62828,9 @@
       </w:tcPr>
     </w:tblStylePr>
   </w:style>
-  <w:style w:type="table" w:styleId="1487">
+  <w:style w:type="table" w:styleId="1523">
     <w:name w:val="Bordered"/>
-    <w:basedOn w:val="1367"/>
+    <w:basedOn w:val="1403"/>
     <w:uiPriority w:val="99"/>
     <w:pPr>
       <w:pBdr/>
@@ -61648,9 +63059,9 @@
       </w:tcPr>
     </w:tblStylePr>
   </w:style>
-  <w:style w:type="table" w:styleId="1488">
+  <w:style w:type="table" w:styleId="1524">
     <w:name w:val="Bordered - Accent 1"/>
-    <w:basedOn w:val="1367"/>
+    <w:basedOn w:val="1403"/>
     <w:uiPriority w:val="99"/>
     <w:pPr>
       <w:pBdr/>
@@ -61879,9 +63290,9 @@
       </w:tcPr>
     </w:tblStylePr>
   </w:style>
-  <w:style w:type="table" w:styleId="1489">
+  <w:style w:type="table" w:styleId="1525">
     <w:name w:val="Bordered - Accent 2"/>
-    <w:basedOn w:val="1367"/>
+    <w:basedOn w:val="1403"/>
     <w:uiPriority w:val="99"/>
     <w:pPr>
       <w:pBdr/>
@@ -62110,9 +63521,9 @@
       </w:tcPr>
     </w:tblStylePr>
   </w:style>
-  <w:style w:type="table" w:styleId="1490">
+  <w:style w:type="table" w:styleId="1526">
     <w:name w:val="Bordered - Accent 3"/>
-    <w:basedOn w:val="1367"/>
+    <w:basedOn w:val="1403"/>
     <w:uiPriority w:val="99"/>
     <w:pPr>
       <w:pBdr/>
@@ -62341,9 +63752,9 @@
       </w:tcPr>
     </w:tblStylePr>
   </w:style>
-  <w:style w:type="table" w:styleId="1491">
+  <w:style w:type="table" w:styleId="1527">
     <w:name w:val="Bordered - Accent 4"/>
-    <w:basedOn w:val="1367"/>
+    <w:basedOn w:val="1403"/>
     <w:uiPriority w:val="99"/>
     <w:pPr>
       <w:pBdr/>
@@ -62572,9 +63983,9 @@
       </w:tcPr>
     </w:tblStylePr>
   </w:style>
-  <w:style w:type="table" w:styleId="1492">
+  <w:style w:type="table" w:styleId="1528">
     <w:name w:val="Bordered - Accent 5"/>
-    <w:basedOn w:val="1367"/>
+    <w:basedOn w:val="1403"/>
     <w:uiPriority w:val="99"/>
     <w:pPr>
       <w:pBdr/>
@@ -62803,9 +64214,9 @@
       </w:tcPr>
     </w:tblStylePr>
   </w:style>
-  <w:style w:type="table" w:styleId="1493">
+  <w:style w:type="table" w:styleId="1529">
     <w:name w:val="Bordered - Accent 6"/>
-    <w:basedOn w:val="1367"/>
+    <w:basedOn w:val="1403"/>
     <w:uiPriority w:val="99"/>
     <w:pPr>
       <w:pBdr/>
@@ -63034,7 +64445,7 @@
       </w:tcPr>
     </w:tblStylePr>
   </w:style>
-  <w:style w:type="paragraph" w:styleId="1494" w:default="1">
+  <w:style w:type="paragraph" w:styleId="1530" w:default="1">
     <w:name w:val="Normal"/>
     <w:qFormat/>
     <w:pPr>
@@ -63043,11 +64454,11 @@
       <w:ind/>
     </w:pPr>
   </w:style>
-  <w:style w:type="paragraph" w:styleId="1495">
+  <w:style w:type="paragraph" w:styleId="1531">
     <w:name w:val="Heading 1"/>
-    <w:basedOn w:val="1494"/>
-    <w:next w:val="1494"/>
-    <w:link w:val="1506"/>
+    <w:basedOn w:val="1530"/>
+    <w:next w:val="1530"/>
+    <w:link w:val="1542"/>
     <w:uiPriority w:val="9"/>
     <w:qFormat/>
     <w:pPr>
@@ -63065,11 +64476,11 @@
       <w:szCs w:val="40"/>
     </w:rPr>
   </w:style>
-  <w:style w:type="paragraph" w:styleId="1496">
+  <w:style w:type="paragraph" w:styleId="1532">
     <w:name w:val="Heading 2"/>
-    <w:basedOn w:val="1494"/>
-    <w:next w:val="1494"/>
-    <w:link w:val="1507"/>
+    <w:basedOn w:val="1530"/>
+    <w:next w:val="1530"/>
+    <w:link w:val="1543"/>
     <w:uiPriority w:val="9"/>
     <w:unhideWhenUsed/>
     <w:qFormat/>
@@ -63088,11 +64499,11 @@
       <w:szCs w:val="32"/>
     </w:rPr>
   </w:style>
-  <w:style w:type="paragraph" w:styleId="1497">
+  <w:style w:type="paragraph" w:styleId="1533">
     <w:name w:val="Heading 3"/>
-    <w:basedOn w:val="1494"/>
-    <w:next w:val="1494"/>
-    <w:link w:val="1508"/>
+    <w:basedOn w:val="1530"/>
+    <w:next w:val="1530"/>
+    <w:link w:val="1544"/>
     <w:uiPriority w:val="9"/>
     <w:unhideWhenUsed/>
     <w:qFormat/>
@@ -63111,11 +64522,11 @@
       <w:szCs w:val="28"/>
     </w:rPr>
   </w:style>
-  <w:style w:type="paragraph" w:styleId="1498">
+  <w:style w:type="paragraph" w:styleId="1534">
     <w:name w:val="Heading 4"/>
-    <w:basedOn w:val="1494"/>
-    <w:next w:val="1494"/>
-    <w:link w:val="1509"/>
+    <w:basedOn w:val="1530"/>
+    <w:next w:val="1530"/>
+    <w:link w:val="1545"/>
     <w:uiPriority w:val="9"/>
     <w:unhideWhenUsed/>
     <w:qFormat/>
@@ -63134,11 +64545,11 @@
       <w:color w:val="0f4761" w:themeColor="accent1" w:themeShade="BF"/>
     </w:rPr>
   </w:style>
-  <w:style w:type="paragraph" w:styleId="1499">
+  <w:style w:type="paragraph" w:styleId="1535">
     <w:name w:val="Heading 5"/>
-    <w:basedOn w:val="1494"/>
-    <w:next w:val="1494"/>
-    <w:link w:val="1510"/>
+    <w:basedOn w:val="1530"/>
+    <w:next w:val="1530"/>
+    <w:link w:val="1546"/>
     <w:uiPriority w:val="9"/>
     <w:unhideWhenUsed/>
     <w:qFormat/>
@@ -63155,11 +64566,11 @@
       <w:color w:val="0f4761" w:themeColor="accent1" w:themeShade="BF"/>
     </w:rPr>
   </w:style>
-  <w:style w:type="paragraph" w:styleId="1500">
+  <w:style w:type="paragraph" w:styleId="1536">
     <w:name w:val="Heading 6"/>
-    <w:basedOn w:val="1494"/>
-    <w:next w:val="1494"/>
-    <w:link w:val="1511"/>
+    <w:basedOn w:val="1530"/>
+    <w:next w:val="1530"/>
+    <w:link w:val="1547"/>
     <w:uiPriority w:val="9"/>
     <w:unhideWhenUsed/>
     <w:qFormat/>
@@ -63178,11 +64589,11 @@
       <w:color w:val="595959" w:themeColor="text1" w:themeTint="A6"/>
     </w:rPr>
   </w:style>
-  <w:style w:type="paragraph" w:styleId="1501">
+  <w:style w:type="paragraph" w:styleId="1537">
     <w:name w:val="Heading 7"/>
-    <w:basedOn w:val="1494"/>
-    <w:next w:val="1494"/>
-    <w:link w:val="1512"/>
+    <w:basedOn w:val="1530"/>
+    <w:next w:val="1530"/>
+    <w:link w:val="1548"/>
     <w:uiPriority w:val="9"/>
     <w:unhideWhenUsed/>
     <w:qFormat/>
@@ -63199,11 +64610,11 @@
       <w:color w:val="595959" w:themeColor="text1" w:themeTint="A6"/>
     </w:rPr>
   </w:style>
-  <w:style w:type="paragraph" w:styleId="1502">
+  <w:style w:type="paragraph" w:styleId="1538">
     <w:name w:val="Heading 8"/>
-    <w:basedOn w:val="1494"/>
-    <w:next w:val="1494"/>
-    <w:link w:val="1513"/>
+    <w:basedOn w:val="1530"/>
+    <w:next w:val="1530"/>
+    <w:link w:val="1549"/>
     <w:uiPriority w:val="9"/>
     <w:unhideWhenUsed/>
     <w:qFormat/>
@@ -63222,11 +64633,11 @@
       <w:color w:val="272727" w:themeColor="text1" w:themeTint="D8"/>
     </w:rPr>
   </w:style>
-  <w:style w:type="paragraph" w:styleId="1503">
+  <w:style w:type="paragraph" w:styleId="1539">
     <w:name w:val="Heading 9"/>
-    <w:basedOn w:val="1494"/>
-    <w:next w:val="1494"/>
-    <w:link w:val="1514"/>
+    <w:basedOn w:val="1530"/>
+    <w:next w:val="1530"/>
+    <w:link w:val="1550"/>
     <w:uiPriority w:val="9"/>
     <w:unhideWhenUsed/>
     <w:qFormat/>
@@ -63245,7 +64656,7 @@
       <w:color w:val="272727" w:themeColor="text1" w:themeTint="D8"/>
     </w:rPr>
   </w:style>
-  <w:style w:type="character" w:styleId="1504" w:default="1">
+  <w:style w:type="character" w:styleId="1540" w:default="1">
     <w:name w:val="Default Paragraph Font"/>
     <w:uiPriority w:val="1"/>
     <w:semiHidden/>
@@ -63256,7 +64667,7 @@
       <w:ind/>
     </w:pPr>
   </w:style>
-  <w:style w:type="numbering" w:styleId="1505" w:default="1">
+  <w:style w:type="numbering" w:styleId="1541" w:default="1">
     <w:name w:val="No List"/>
     <w:uiPriority w:val="99"/>
     <w:semiHidden/>
@@ -63267,10 +64678,10 @@
       <w:ind/>
     </w:pPr>
   </w:style>
-  <w:style w:type="character" w:styleId="1506">
+  <w:style w:type="character" w:styleId="1542">
     <w:name w:val="Heading 1 Char"/>
-    <w:basedOn w:val="1504"/>
-    <w:link w:val="1495"/>
+    <w:basedOn w:val="1540"/>
+    <w:link w:val="1531"/>
     <w:uiPriority w:val="9"/>
     <w:pPr>
       <w:pBdr/>
@@ -63284,10 +64695,10 @@
       <w:szCs w:val="40"/>
     </w:rPr>
   </w:style>
-  <w:style w:type="character" w:styleId="1507">
+  <w:style w:type="character" w:styleId="1543">
     <w:name w:val="Heading 2 Char"/>
-    <w:basedOn w:val="1504"/>
-    <w:link w:val="1496"/>
+    <w:basedOn w:val="1540"/>
+    <w:link w:val="1532"/>
     <w:uiPriority w:val="9"/>
     <w:pPr>
       <w:pBdr/>
@@ -63301,10 +64712,10 @@
       <w:szCs w:val="32"/>
     </w:rPr>
   </w:style>
-  <w:style w:type="character" w:styleId="1508">
+  <w:style w:type="character" w:styleId="1544">
     <w:name w:val="Heading 3 Char"/>
-    <w:basedOn w:val="1504"/>
-    <w:link w:val="1497"/>
+    <w:basedOn w:val="1540"/>
+    <w:link w:val="1533"/>
     <w:uiPriority w:val="9"/>
     <w:pPr>
       <w:pBdr/>
@@ -63318,10 +64729,10 @@
       <w:szCs w:val="28"/>
     </w:rPr>
   </w:style>
-  <w:style w:type="character" w:styleId="1509">
+  <w:style w:type="character" w:styleId="1545">
     <w:name w:val="Heading 4 Char"/>
-    <w:basedOn w:val="1504"/>
-    <w:link w:val="1498"/>
+    <w:basedOn w:val="1540"/>
+    <w:link w:val="1534"/>
     <w:uiPriority w:val="9"/>
     <w:pPr>
       <w:pBdr/>
@@ -63335,10 +64746,10 @@
       <w:color w:val="0f4761" w:themeColor="accent1" w:themeShade="BF"/>
     </w:rPr>
   </w:style>
-  <w:style w:type="character" w:styleId="1510">
+  <w:style w:type="character" w:styleId="1546">
     <w:name w:val="Heading 5 Char"/>
-    <w:basedOn w:val="1504"/>
-    <w:link w:val="1499"/>
+    <w:basedOn w:val="1540"/>
+    <w:link w:val="1535"/>
     <w:uiPriority w:val="9"/>
     <w:pPr>
       <w:pBdr/>
@@ -63350,10 +64761,10 @@
       <w:color w:val="0f4761" w:themeColor="accent1" w:themeShade="BF"/>
     </w:rPr>
   </w:style>
-  <w:style w:type="character" w:styleId="1511">
+  <w:style w:type="character" w:styleId="1547">
     <w:name w:val="Heading 6 Char"/>
-    <w:basedOn w:val="1504"/>
-    <w:link w:val="1500"/>
+    <w:basedOn w:val="1540"/>
+    <w:link w:val="1536"/>
     <w:uiPriority w:val="9"/>
     <w:pPr>
       <w:pBdr/>
@@ -63367,10 +64778,10 @@
       <w:color w:val="595959" w:themeColor="text1" w:themeTint="A6"/>
     </w:rPr>
   </w:style>
-  <w:style w:type="character" w:styleId="1512">
+  <w:style w:type="character" w:styleId="1548">
     <w:name w:val="Heading 7 Char"/>
-    <w:basedOn w:val="1504"/>
-    <w:link w:val="1501"/>
+    <w:basedOn w:val="1540"/>
+    <w:link w:val="1537"/>
     <w:uiPriority w:val="9"/>
     <w:pPr>
       <w:pBdr/>
@@ -63382,10 +64793,10 @@
       <w:color w:val="595959" w:themeColor="text1" w:themeTint="A6"/>
     </w:rPr>
   </w:style>
-  <w:style w:type="character" w:styleId="1513">
+  <w:style w:type="character" w:styleId="1549">
     <w:name w:val="Heading 8 Char"/>
-    <w:basedOn w:val="1504"/>
-    <w:link w:val="1502"/>
+    <w:basedOn w:val="1540"/>
+    <w:link w:val="1538"/>
     <w:uiPriority w:val="9"/>
     <w:pPr>
       <w:pBdr/>
@@ -63399,10 +64810,10 @@
       <w:color w:val="272727" w:themeColor="text1" w:themeTint="D8"/>
     </w:rPr>
   </w:style>
-  <w:style w:type="character" w:styleId="1514">
+  <w:style w:type="character" w:styleId="1550">
     <w:name w:val="Heading 9 Char"/>
-    <w:basedOn w:val="1504"/>
-    <w:link w:val="1503"/>
+    <w:basedOn w:val="1540"/>
+    <w:link w:val="1539"/>
     <w:uiPriority w:val="9"/>
     <w:pPr>
       <w:pBdr/>
@@ -63416,11 +64827,11 @@
       <w:color w:val="272727" w:themeColor="text1" w:themeTint="D8"/>
     </w:rPr>
   </w:style>
-  <w:style w:type="paragraph" w:styleId="1515">
+  <w:style w:type="paragraph" w:styleId="1551">
     <w:name w:val="Title"/>
-    <w:basedOn w:val="1494"/>
-    <w:next w:val="1494"/>
-    <w:link w:val="1516"/>
+    <w:basedOn w:val="1530"/>
+    <w:next w:val="1530"/>
+    <w:link w:val="1552"/>
     <w:uiPriority w:val="10"/>
     <w:qFormat/>
     <w:pPr>
@@ -63436,10 +64847,10 @@
       <w:szCs w:val="56"/>
     </w:rPr>
   </w:style>
-  <w:style w:type="character" w:styleId="1516">
+  <w:style w:type="character" w:styleId="1552">
     <w:name w:val="Title Char"/>
-    <w:basedOn w:val="1504"/>
-    <w:link w:val="1515"/>
+    <w:basedOn w:val="1540"/>
+    <w:link w:val="1551"/>
     <w:uiPriority w:val="10"/>
     <w:pPr>
       <w:pBdr/>
@@ -63453,11 +64864,11 @@
       <w:szCs w:val="56"/>
     </w:rPr>
   </w:style>
-  <w:style w:type="paragraph" w:styleId="1517">
+  <w:style w:type="paragraph" w:styleId="1553">
     <w:name w:val="Subtitle"/>
-    <w:basedOn w:val="1494"/>
-    <w:next w:val="1494"/>
-    <w:link w:val="1518"/>
+    <w:basedOn w:val="1530"/>
+    <w:next w:val="1530"/>
+    <w:link w:val="1554"/>
     <w:uiPriority w:val="11"/>
     <w:qFormat/>
     <w:pPr>
@@ -63475,10 +64886,10 @@
       <w:szCs w:val="28"/>
     </w:rPr>
   </w:style>
-  <w:style w:type="character" w:styleId="1518">
+  <w:style w:type="character" w:styleId="1554">
     <w:name w:val="Subtitle Char"/>
-    <w:basedOn w:val="1504"/>
-    <w:link w:val="1517"/>
+    <w:basedOn w:val="1540"/>
+    <w:link w:val="1553"/>
     <w:uiPriority w:val="11"/>
     <w:pPr>
       <w:pBdr/>
@@ -63492,11 +64903,11 @@
       <w:szCs w:val="28"/>
     </w:rPr>
   </w:style>
-  <w:style w:type="paragraph" w:styleId="1519">
+  <w:style w:type="paragraph" w:styleId="1555">
     <w:name w:val="Quote"/>
-    <w:basedOn w:val="1494"/>
-    <w:next w:val="1494"/>
-    <w:link w:val="1520"/>
+    <w:basedOn w:val="1530"/>
+    <w:next w:val="1530"/>
+    <w:link w:val="1556"/>
     <w:uiPriority w:val="29"/>
     <w:qFormat/>
     <w:pPr>
@@ -63511,10 +64922,10 @@
       <w:color w:val="404040" w:themeColor="text1" w:themeTint="BF"/>
     </w:rPr>
   </w:style>
-  <w:style w:type="character" w:styleId="1520">
+  <w:style w:type="character" w:styleId="1556">
     <w:name w:val="Quote Char"/>
-    <w:basedOn w:val="1504"/>
-    <w:link w:val="1519"/>
+    <w:basedOn w:val="1540"/>
+    <w:link w:val="1555"/>
     <w:uiPriority w:val="29"/>
     <w:pPr>
       <w:pBdr/>
@@ -63527,9 +64938,9 @@
       <w:color w:val="404040" w:themeColor="text1" w:themeTint="BF"/>
     </w:rPr>
   </w:style>
-  <w:style w:type="paragraph" w:styleId="1521">
+  <w:style w:type="paragraph" w:styleId="1557">
     <w:name w:val="List Paragraph"/>
-    <w:basedOn w:val="1494"/>
+    <w:basedOn w:val="1530"/>
     <w:uiPriority w:val="34"/>
     <w:qFormat/>
     <w:pPr>
@@ -63539,9 +64950,9 @@
       <w:contextualSpacing w:val="true"/>
     </w:pPr>
   </w:style>
-  <w:style w:type="character" w:styleId="1522">
+  <w:style w:type="character" w:styleId="1558">
     <w:name w:val="Intense Emphasis"/>
-    <w:basedOn w:val="1504"/>
+    <w:basedOn w:val="1540"/>
     <w:uiPriority w:val="21"/>
     <w:qFormat/>
     <w:pPr>
@@ -63555,11 +64966,11 @@
       <w:color w:val="0f4761" w:themeColor="accent1" w:themeShade="BF"/>
     </w:rPr>
   </w:style>
-  <w:style w:type="paragraph" w:styleId="1523">
+  <w:style w:type="paragraph" w:styleId="1559">
     <w:name w:val="Intense Quote"/>
-    <w:basedOn w:val="1494"/>
-    <w:next w:val="1494"/>
-    <w:link w:val="1524"/>
+    <w:basedOn w:val="1530"/>
+    <w:next w:val="1530"/>
+    <w:link w:val="1560"/>
     <w:uiPriority w:val="30"/>
     <w:qFormat/>
     <w:pPr>
@@ -63577,10 +64988,10 @@
       <w:color w:val="0f4761" w:themeColor="accent1" w:themeShade="BF"/>
     </w:rPr>
   </w:style>
-  <w:style w:type="character" w:styleId="1524">
+  <w:style w:type="character" w:styleId="1560">
     <w:name w:val="Intense Quote Char"/>
-    <w:basedOn w:val="1504"/>
-    <w:link w:val="1523"/>
+    <w:basedOn w:val="1540"/>
+    <w:link w:val="1559"/>
     <w:uiPriority w:val="30"/>
     <w:pPr>
       <w:pBdr/>
@@ -63593,9 +65004,9 @@
       <w:color w:val="0f4761" w:themeColor="accent1" w:themeShade="BF"/>
     </w:rPr>
   </w:style>
-  <w:style w:type="character" w:styleId="1525">
+  <w:style w:type="character" w:styleId="1561">
     <w:name w:val="Intense Reference"/>
-    <w:basedOn w:val="1504"/>
+    <w:basedOn w:val="1540"/>
     <w:uiPriority w:val="32"/>
     <w:qFormat/>
     <w:pPr>
@@ -63611,9 +65022,9 @@
       <w:spacing w:val="5"/>
     </w:rPr>
   </w:style>
-  <w:style w:type="paragraph" w:styleId="1526">
+  <w:style w:type="paragraph" w:styleId="1562">
     <w:name w:val="No Spacing"/>
-    <w:basedOn w:val="1494"/>
+    <w:basedOn w:val="1530"/>
     <w:uiPriority w:val="1"/>
     <w:qFormat/>
     <w:pPr>
@@ -63622,9 +65033,9 @@
       <w:ind/>
     </w:pPr>
   </w:style>
-  <w:style w:type="character" w:styleId="1527">
+  <w:style w:type="character" w:styleId="1563">
     <w:name w:val="Subtle Emphasis"/>
-    <w:basedOn w:val="1504"/>
+    <w:basedOn w:val="1540"/>
     <w:uiPriority w:val="19"/>
     <w:qFormat/>
     <w:pPr>
@@ -63638,9 +65049,9 @@
       <w:color w:val="404040" w:themeColor="text1" w:themeTint="BF"/>
     </w:rPr>
   </w:style>
-  <w:style w:type="character" w:styleId="1528">
+  <w:style w:type="character" w:styleId="1564">
     <w:name w:val="Emphasis"/>
-    <w:basedOn w:val="1504"/>
+    <w:basedOn w:val="1540"/>
     <w:uiPriority w:val="20"/>
     <w:qFormat/>
     <w:pPr>
@@ -63653,9 +65064,9 @@
       <w:iCs/>
     </w:rPr>
   </w:style>
-  <w:style w:type="character" w:styleId="1529">
+  <w:style w:type="character" w:styleId="1565">
     <w:name w:val="Strong"/>
-    <w:basedOn w:val="1504"/>
+    <w:basedOn w:val="1540"/>
     <w:uiPriority w:val="22"/>
     <w:qFormat/>
     <w:pPr>
@@ -63668,9 +65079,9 @@
       <w:bCs/>
     </w:rPr>
   </w:style>
-  <w:style w:type="character" w:styleId="1530">
+  <w:style w:type="character" w:styleId="1566">
     <w:name w:val="Subtle Reference"/>
-    <w:basedOn w:val="1504"/>
+    <w:basedOn w:val="1540"/>
     <w:uiPriority w:val="31"/>
     <w:qFormat/>
     <w:pPr>
@@ -63683,9 +65094,9 @@
       <w:color w:val="5a5a5a" w:themeColor="text1" w:themeTint="A5"/>
     </w:rPr>
   </w:style>
-  <w:style w:type="character" w:styleId="1531">
+  <w:style w:type="character" w:styleId="1567">
     <w:name w:val="Book Title"/>
-    <w:basedOn w:val="1504"/>
+    <w:basedOn w:val="1540"/>
     <w:uiPriority w:val="33"/>
     <w:qFormat/>
     <w:pPr>
@@ -63701,10 +65112,10 @@
       <w:spacing w:val="5"/>
     </w:rPr>
   </w:style>
-  <w:style w:type="paragraph" w:styleId="1532">
+  <w:style w:type="paragraph" w:styleId="1568">
     <w:name w:val="Header"/>
-    <w:basedOn w:val="1494"/>
-    <w:link w:val="1533"/>
+    <w:basedOn w:val="1530"/>
+    <w:link w:val="1569"/>
     <w:uiPriority w:val="99"/>
     <w:unhideWhenUsed/>
     <w:pPr>
@@ -63717,10 +65128,10 @@
       <w:ind/>
     </w:pPr>
   </w:style>
-  <w:style w:type="character" w:styleId="1533">
+  <w:style w:type="character" w:styleId="1569">
     <w:name w:val="Header Char"/>
-    <w:basedOn w:val="1504"/>
-    <w:link w:val="1532"/>
+    <w:basedOn w:val="1540"/>
+    <w:link w:val="1568"/>
     <w:uiPriority w:val="99"/>
     <w:pPr>
       <w:pBdr/>
@@ -63728,10 +65139,10 @@
       <w:ind/>
     </w:pPr>
   </w:style>
-  <w:style w:type="paragraph" w:styleId="1534">
+  <w:style w:type="paragraph" w:styleId="1570">
     <w:name w:val="Footer"/>
-    <w:basedOn w:val="1494"/>
-    <w:link w:val="1535"/>
+    <w:basedOn w:val="1530"/>
+    <w:link w:val="1571"/>
     <w:uiPriority w:val="99"/>
     <w:unhideWhenUsed/>
     <w:pPr>
@@ -63744,10 +65155,10 @@
       <w:ind/>
     </w:pPr>
   </w:style>
-  <w:style w:type="character" w:styleId="1535">
+  <w:style w:type="character" w:styleId="1571">
     <w:name w:val="Footer Char"/>
-    <w:basedOn w:val="1504"/>
-    <w:link w:val="1534"/>
+    <w:basedOn w:val="1540"/>
+    <w:link w:val="1570"/>
     <w:uiPriority w:val="99"/>
     <w:pPr>
       <w:pBdr/>
@@ -63755,10 +65166,10 @@
       <w:ind/>
     </w:pPr>
   </w:style>
-  <w:style w:type="paragraph" w:styleId="1536">
+  <w:style w:type="paragraph" w:styleId="1572">
     <w:name w:val="Caption"/>
-    <w:basedOn w:val="1494"/>
-    <w:next w:val="1494"/>
+    <w:basedOn w:val="1530"/>
+    <w:next w:val="1530"/>
     <w:uiPriority w:val="35"/>
     <w:unhideWhenUsed/>
     <w:qFormat/>
@@ -63775,10 +65186,10 @@
       <w:szCs w:val="18"/>
     </w:rPr>
   </w:style>
-  <w:style w:type="paragraph" w:styleId="1537">
+  <w:style w:type="paragraph" w:styleId="1573">
     <w:name w:val="footnote text"/>
-    <w:basedOn w:val="1494"/>
-    <w:link w:val="1538"/>
+    <w:basedOn w:val="1530"/>
+    <w:link w:val="1574"/>
     <w:uiPriority w:val="99"/>
     <w:semiHidden/>
     <w:unhideWhenUsed/>
@@ -63792,10 +65203,10 @@
       <w:szCs w:val="20"/>
     </w:rPr>
   </w:style>
-  <w:style w:type="character" w:styleId="1538">
+  <w:style w:type="character" w:styleId="1574">
     <w:name w:val="Footnote Text Char"/>
-    <w:basedOn w:val="1504"/>
-    <w:link w:val="1537"/>
+    <w:basedOn w:val="1540"/>
+    <w:link w:val="1573"/>
     <w:uiPriority w:val="99"/>
     <w:semiHidden/>
     <w:pPr>
@@ -63808,9 +65219,9 @@
       <w:szCs w:val="20"/>
     </w:rPr>
   </w:style>
-  <w:style w:type="character" w:styleId="1539">
+  <w:style w:type="character" w:styleId="1575">
     <w:name w:val="footnote reference"/>
-    <w:basedOn w:val="1504"/>
+    <w:basedOn w:val="1540"/>
     <w:uiPriority w:val="99"/>
     <w:semiHidden/>
     <w:unhideWhenUsed/>
@@ -63823,10 +65234,10 @@
       <w:vertAlign w:val="superscript"/>
     </w:rPr>
   </w:style>
-  <w:style w:type="paragraph" w:styleId="1540">
+  <w:style w:type="paragraph" w:styleId="1576">
     <w:name w:val="endnote text"/>
-    <w:basedOn w:val="1494"/>
-    <w:link w:val="1541"/>
+    <w:basedOn w:val="1530"/>
+    <w:link w:val="1577"/>
     <w:uiPriority w:val="99"/>
     <w:semiHidden/>
     <w:unhideWhenUsed/>
@@ -63840,10 +65251,10 @@
       <w:szCs w:val="20"/>
     </w:rPr>
   </w:style>
-  <w:style w:type="character" w:styleId="1541">
+  <w:style w:type="character" w:styleId="1577">
     <w:name w:val="Endnote Text Char"/>
-    <w:basedOn w:val="1504"/>
-    <w:link w:val="1540"/>
+    <w:basedOn w:val="1540"/>
+    <w:link w:val="1576"/>
     <w:uiPriority w:val="99"/>
     <w:semiHidden/>
     <w:pPr>
@@ -63856,9 +65267,9 @@
       <w:szCs w:val="20"/>
     </w:rPr>
   </w:style>
-  <w:style w:type="character" w:styleId="1542">
+  <w:style w:type="character" w:styleId="1578">
     <w:name w:val="endnote reference"/>
-    <w:basedOn w:val="1504"/>
+    <w:basedOn w:val="1540"/>
     <w:uiPriority w:val="99"/>
     <w:semiHidden/>
     <w:unhideWhenUsed/>
@@ -63871,9 +65282,9 @@
       <w:vertAlign w:val="superscript"/>
     </w:rPr>
   </w:style>
-  <w:style w:type="character" w:styleId="1543">
+  <w:style w:type="character" w:styleId="1579">
     <w:name w:val="Hyperlink"/>
-    <w:basedOn w:val="1504"/>
+    <w:basedOn w:val="1540"/>
     <w:uiPriority w:val="99"/>
     <w:unhideWhenUsed/>
     <w:pPr>
@@ -63886,9 +65297,9 @@
       <w:u w:val="single"/>
     </w:rPr>
   </w:style>
-  <w:style w:type="character" w:styleId="1544">
+  <w:style w:type="character" w:styleId="1580">
     <w:name w:val="FollowedHyperlink"/>
-    <w:basedOn w:val="1504"/>
+    <w:basedOn w:val="1540"/>
     <w:uiPriority w:val="99"/>
     <w:semiHidden/>
     <w:unhideWhenUsed/>
@@ -63902,10 +65313,10 @@
       <w:u w:val="single"/>
     </w:rPr>
   </w:style>
-  <w:style w:type="paragraph" w:styleId="1545">
+  <w:style w:type="paragraph" w:styleId="1581">
     <w:name w:val="toc 1"/>
-    <w:basedOn w:val="1494"/>
-    <w:next w:val="1494"/>
+    <w:basedOn w:val="1530"/>
+    <w:next w:val="1530"/>
     <w:uiPriority w:val="39"/>
     <w:unhideWhenUsed/>
     <w:pPr>
@@ -63914,10 +65325,10 @@
       <w:ind/>
     </w:pPr>
   </w:style>
-  <w:style w:type="paragraph" w:styleId="1546">
+  <w:style w:type="paragraph" w:styleId="1582">
     <w:name w:val="toc 2"/>
-    <w:basedOn w:val="1494"/>
-    <w:next w:val="1494"/>
+    <w:basedOn w:val="1530"/>
+    <w:next w:val="1530"/>
     <w:uiPriority w:val="39"/>
     <w:unhideWhenUsed/>
     <w:pPr>
@@ -63926,10 +65337,10 @@
       <w:ind w:left="220"/>
     </w:pPr>
   </w:style>
-  <w:style w:type="paragraph" w:styleId="1547">
+  <w:style w:type="paragraph" w:styleId="1583">
     <w:name w:val="toc 3"/>
-    <w:basedOn w:val="1494"/>
-    <w:next w:val="1494"/>
+    <w:basedOn w:val="1530"/>
+    <w:next w:val="1530"/>
     <w:uiPriority w:val="39"/>
     <w:unhideWhenUsed/>
     <w:pPr>
@@ -63938,10 +65349,10 @@
       <w:ind w:left="440"/>
     </w:pPr>
   </w:style>
-  <w:style w:type="paragraph" w:styleId="1548">
+  <w:style w:type="paragraph" w:styleId="1584">
     <w:name w:val="toc 4"/>
-    <w:basedOn w:val="1494"/>
-    <w:next w:val="1494"/>
+    <w:basedOn w:val="1530"/>
+    <w:next w:val="1530"/>
     <w:uiPriority w:val="39"/>
     <w:unhideWhenUsed/>
     <w:pPr>
@@ -63950,10 +65361,10 @@
       <w:ind w:left="660"/>
     </w:pPr>
   </w:style>
-  <w:style w:type="paragraph" w:styleId="1549">
+  <w:style w:type="paragraph" w:styleId="1585">
     <w:name w:val="toc 5"/>
-    <w:basedOn w:val="1494"/>
-    <w:next w:val="1494"/>
+    <w:basedOn w:val="1530"/>
+    <w:next w:val="1530"/>
     <w:uiPriority w:val="39"/>
     <w:unhideWhenUsed/>
     <w:pPr>
@@ -63962,10 +65373,10 @@
       <w:ind w:left="880"/>
     </w:pPr>
   </w:style>
-  <w:style w:type="paragraph" w:styleId="1550">
+  <w:style w:type="paragraph" w:styleId="1586">
     <w:name w:val="toc 6"/>
-    <w:basedOn w:val="1494"/>
-    <w:next w:val="1494"/>
+    <w:basedOn w:val="1530"/>
+    <w:next w:val="1530"/>
     <w:uiPriority w:val="39"/>
     <w:unhideWhenUsed/>
     <w:pPr>
@@ -63974,10 +65385,10 @@
       <w:ind w:left="1100"/>
     </w:pPr>
   </w:style>
-  <w:style w:type="paragraph" w:styleId="1551">
+  <w:style w:type="paragraph" w:styleId="1587">
     <w:name w:val="toc 7"/>
-    <w:basedOn w:val="1494"/>
-    <w:next w:val="1494"/>
+    <w:basedOn w:val="1530"/>
+    <w:next w:val="1530"/>
     <w:uiPriority w:val="39"/>
     <w:unhideWhenUsed/>
     <w:pPr>
@@ -63986,10 +65397,10 @@
       <w:ind w:left="1320"/>
     </w:pPr>
   </w:style>
-  <w:style w:type="paragraph" w:styleId="1552">
+  <w:style w:type="paragraph" w:styleId="1588">
     <w:name w:val="toc 8"/>
-    <w:basedOn w:val="1494"/>
-    <w:next w:val="1494"/>
+    <w:basedOn w:val="1530"/>
+    <w:next w:val="1530"/>
     <w:uiPriority w:val="39"/>
     <w:unhideWhenUsed/>
     <w:pPr>
@@ -63998,10 +65409,10 @@
       <w:ind w:left="1540"/>
     </w:pPr>
   </w:style>
-  <w:style w:type="paragraph" w:styleId="1553">
+  <w:style w:type="paragraph" w:styleId="1589">
     <w:name w:val="toc 9"/>
-    <w:basedOn w:val="1494"/>
-    <w:next w:val="1494"/>
+    <w:basedOn w:val="1530"/>
+    <w:next w:val="1530"/>
     <w:uiPriority w:val="39"/>
     <w:unhideWhenUsed/>
     <w:pPr>
@@ -64010,9 +65421,9 @@
       <w:ind w:left="1760"/>
     </w:pPr>
   </w:style>
-  <w:style w:type="character" w:styleId="1554">
+  <w:style w:type="character" w:styleId="1590">
     <w:name w:val="Placeholder Text"/>
-    <w:basedOn w:val="1504"/>
+    <w:basedOn w:val="1540"/>
     <w:uiPriority w:val="99"/>
     <w:semiHidden/>
     <w:pPr>
@@ -64024,7 +65435,7 @@
       <w:color w:val="666666"/>
     </w:rPr>
   </w:style>
-  <w:style w:type="paragraph" w:styleId="1555">
+  <w:style w:type="paragraph" w:styleId="1591">
     <w:name w:val="TOC Heading"/>
     <w:uiPriority w:val="39"/>
     <w:unhideWhenUsed/>
@@ -64034,10 +65445,10 @@
       <w:ind/>
     </w:pPr>
   </w:style>
-  <w:style w:type="paragraph" w:styleId="1556">
+  <w:style w:type="paragraph" w:styleId="1592">
     <w:name w:val="table of figures"/>
-    <w:basedOn w:val="1494"/>
-    <w:next w:val="1494"/>
+    <w:basedOn w:val="1530"/>
+    <w:next w:val="1530"/>
     <w:uiPriority w:val="99"/>
     <w:unhideWhenUsed/>
     <w:pPr>

--- a/Documentation Capteur Particules/Documentation_capteur_particules.docx
+++ b/Documentation Capteur Particules/Documentation_capteur_particules.docx
@@ -777,11 +777,7 @@
           <w14:ligatures w14:val="none"/>
         </w:rPr>
       </w:pPr>
-      <w:r>
-        <w:rPr>
-          <w:rFonts w:ascii="Lexend" w:hAnsi="Lexend" w:eastAsia="Lexend" w:cs="Lexend"/>
-        </w:rPr>
-      </w:r>
+      <w:r/>
       <w:bookmarkStart w:id="1" w:name="_Toc1"/>
       <w:r>
         <w:rPr>
@@ -789,14 +785,9 @@
         </w:rPr>
         <w:t xml:space="preserve">Sommaire</w:t>
       </w:r>
+      <w:r/>
       <w:bookmarkEnd w:id="1"/>
-      <w:r>
-        <w:rPr>
-          <w:rFonts w:ascii="Lexend" w:hAnsi="Lexend" w:cs="Lexend"/>
-          <w:highlight w:val="none"/>
-          <w14:ligatures w14:val="none"/>
-        </w:rPr>
-      </w:r>
+      <w:r/>
       <w:r>
         <w:rPr>
           <w:rFonts w:ascii="Lexend" w:hAnsi="Lexend" w:cs="Lexend"/>
@@ -832,6 +823,7 @@
             <w:rPr>
               <w:rFonts w:ascii="Lexend" w:hAnsi="Lexend" w:cs="Lexend"/>
               <w:highlight w:val="none"/>
+              <w14:ligatures w14:val="none"/>
             </w:rPr>
           </w:pPr>
           <w:r>
@@ -855,7 +847,7 @@
           </w:r>
           <w:r>
             <w:rPr>
-              <w:rFonts w:ascii="Lexend" w:hAnsi="Lexend" w:eastAsia="Lexend" w:cs="Lexend"/>
+              <w:rFonts w:ascii="Lexend" w:hAnsi="Lexend" w:cs="Lexend"/>
               <w:highlight w:val="none"/>
             </w:rPr>
           </w:r>
@@ -863,7 +855,6 @@
             <w:r>
               <w:rPr>
                 <w:rStyle w:val="882"/>
-                <w:rFonts w:ascii="Lexend" w:hAnsi="Lexend" w:eastAsia="Lexend" w:cs="Lexend"/>
               </w:rPr>
             </w:r>
             <w:r>
@@ -876,20 +867,15 @@
             <w:r>
               <w:rPr>
                 <w:rStyle w:val="882"/>
-                <w:rFonts w:ascii="Lexend" w:hAnsi="Lexend" w:eastAsia="Lexend" w:cs="Lexend"/>
+                <w:rFonts w:ascii="Lexend" w:hAnsi="Lexend" w:cs="Lexend"/>
                 <w:highlight w:val="none"/>
+                <w14:ligatures w14:val="none"/>
               </w:rPr>
             </w:r>
             <w:r>
-              <w:rPr>
-                <w:rFonts w:ascii="Lexend" w:hAnsi="Lexend" w:eastAsia="Lexend" w:cs="Lexend"/>
-              </w:rPr>
               <w:tab/>
             </w:r>
             <w:r>
-              <w:rPr>
-                <w:rFonts w:ascii="Lexend" w:hAnsi="Lexend" w:eastAsia="Lexend" w:cs="Lexend"/>
-              </w:rPr>
               <w:fldChar w:fldCharType="begin"/>
               <w:instrText xml:space="preserve">PAGEREF _Toc1 \h</w:instrText>
               <w:fldChar w:fldCharType="separate"/>
@@ -901,12 +887,7 @@
             <w:rPr>
               <w:rFonts w:ascii="Lexend" w:hAnsi="Lexend" w:cs="Lexend"/>
               <w:highlight w:val="none"/>
-            </w:rPr>
-          </w:r>
-          <w:r>
-            <w:rPr>
-              <w:rFonts w:ascii="Lexend" w:hAnsi="Lexend" w:cs="Lexend"/>
-              <w:highlight w:val="none"/>
+              <w14:ligatures w14:val="none"/>
             </w:rPr>
           </w:r>
         </w:p>
@@ -921,18 +902,14 @@
             <w:ind/>
             <w:rPr>
               <w:rFonts w:ascii="Lexend" w:hAnsi="Lexend" w:cs="Lexend"/>
+              <w:highlight w:val="none"/>
+              <w14:ligatures w14:val="none"/>
             </w:rPr>
           </w:pPr>
-          <w:r>
-            <w:rPr>
-              <w:rFonts w:ascii="Lexend" w:hAnsi="Lexend" w:eastAsia="Lexend" w:cs="Lexend"/>
-            </w:rPr>
-          </w:r>
           <w:hyperlink w:tooltip="#_Toc2" w:anchor="_Toc2" w:history="1">
             <w:r>
               <w:rPr>
                 <w:rStyle w:val="882"/>
-                <w:rFonts w:ascii="Lexend" w:hAnsi="Lexend" w:eastAsia="Lexend" w:cs="Lexend"/>
               </w:rPr>
             </w:r>
             <w:r>
@@ -941,7 +918,341 @@
                 <w:rFonts w:ascii="Lexend" w:hAnsi="Lexend" w:eastAsia="Lexend" w:cs="Lexend"/>
                 <w:highlight w:val="none"/>
               </w:rPr>
-              <w:t xml:space="preserve">1 – </w:t>
+              <w:t xml:space="preserve">1 – Présentation du capteur</w:t>
+            </w:r>
+            <w:r>
+              <w:rPr>
+                <w:rStyle w:val="882"/>
+                <w:rFonts w:ascii="Lexend" w:hAnsi="Lexend" w:cs="Lexend"/>
+                <w:highlight w:val="none"/>
+                <w14:ligatures w14:val="none"/>
+              </w:rPr>
+            </w:r>
+            <w:r>
+              <w:tab/>
+            </w:r>
+            <w:r>
+              <w:fldChar w:fldCharType="begin"/>
+              <w:instrText xml:space="preserve">PAGEREF _Toc2 \h</w:instrText>
+              <w:fldChar w:fldCharType="separate"/>
+              <w:t xml:space="preserve">3</w:t>
+              <w:fldChar w:fldCharType="end"/>
+            </w:r>
+          </w:hyperlink>
+          <w:r>
+            <w:rPr>
+              <w:rFonts w:ascii="Lexend" w:hAnsi="Lexend" w:cs="Lexend"/>
+              <w:highlight w:val="none"/>
+              <w14:ligatures w14:val="none"/>
+            </w:rPr>
+          </w:r>
+        </w:p>
+        <w:p>
+          <w:pPr>
+            <w:pStyle w:val="885"/>
+            <w:pBdr/>
+            <w:tabs>
+              <w:tab w:val="right" w:leader="dot" w:pos="10205"/>
+            </w:tabs>
+            <w:spacing/>
+            <w:ind/>
+            <w:rPr>
+              <w:highlight w:val="none"/>
+              <w14:ligatures w14:val="none"/>
+            </w:rPr>
+          </w:pPr>
+          <w:hyperlink w:tooltip="#_Toc3" w:anchor="_Toc3" w:history="1">
+            <w:r>
+              <w:rPr>
+                <w:rStyle w:val="882"/>
+              </w:rPr>
+            </w:r>
+            <w:r>
+              <w:rPr>
+                <w:rStyle w:val="882"/>
+                <w:highlight w:val="none"/>
+              </w:rPr>
+              <w:t xml:space="preserve">2 – Fonctionnement du capteur</w:t>
+            </w:r>
+            <w:r>
+              <w:rPr>
+                <w:rStyle w:val="882"/>
+                <w:highlight w:val="none"/>
+                <w14:ligatures w14:val="none"/>
+              </w:rPr>
+            </w:r>
+            <w:r>
+              <w:tab/>
+            </w:r>
+            <w:r>
+              <w:fldChar w:fldCharType="begin"/>
+              <w:instrText xml:space="preserve">PAGEREF _Toc3 \h</w:instrText>
+              <w:fldChar w:fldCharType="separate"/>
+              <w:t xml:space="preserve">3</w:t>
+              <w:fldChar w:fldCharType="end"/>
+            </w:r>
+          </w:hyperlink>
+          <w:r>
+            <w:rPr>
+              <w:highlight w:val="none"/>
+              <w14:ligatures w14:val="none"/>
+            </w:rPr>
+          </w:r>
+        </w:p>
+        <w:p>
+          <w:pPr>
+            <w:pStyle w:val="886"/>
+            <w:pBdr/>
+            <w:tabs>
+              <w:tab w:val="right" w:leader="dot" w:pos="10205"/>
+            </w:tabs>
+            <w:spacing/>
+            <w:ind/>
+            <w:rPr>
+              <w14:ligatures w14:val="none"/>
+            </w:rPr>
+          </w:pPr>
+          <w:hyperlink w:tooltip="#_Toc4" w:anchor="_Toc4" w:history="1">
+            <w:r>
+              <w:rPr>
+                <w:rStyle w:val="882"/>
+              </w:rPr>
+            </w:r>
+            <w:r>
+              <w:rPr>
+                <w:rStyle w:val="882"/>
+                <w:highlight w:val="none"/>
+              </w:rPr>
+              <w:t xml:space="preserve">2.1 – Principe de mesure</w:t>
+            </w:r>
+            <w:r>
+              <w:rPr>
+                <w:rStyle w:val="882"/>
+                <w14:ligatures w14:val="none"/>
+              </w:rPr>
+            </w:r>
+            <w:r>
+              <w:tab/>
+            </w:r>
+            <w:r>
+              <w:fldChar w:fldCharType="begin"/>
+              <w:instrText xml:space="preserve">PAGEREF _Toc4 \h</w:instrText>
+              <w:fldChar w:fldCharType="separate"/>
+              <w:t xml:space="preserve">3</w:t>
+              <w:fldChar w:fldCharType="end"/>
+            </w:r>
+          </w:hyperlink>
+          <w:r>
+            <w:rPr>
+              <w14:ligatures w14:val="none"/>
+            </w:rPr>
+          </w:r>
+        </w:p>
+        <w:p>
+          <w:pPr>
+            <w:pStyle w:val="886"/>
+            <w:pBdr/>
+            <w:tabs>
+              <w:tab w:val="right" w:leader="dot" w:pos="10205"/>
+            </w:tabs>
+            <w:spacing/>
+            <w:ind/>
+            <w:rPr/>
+          </w:pPr>
+          <w:hyperlink w:tooltip="#_Toc5" w:anchor="_Toc5" w:history="1">
+            <w:r>
+              <w:rPr>
+                <w:rStyle w:val="882"/>
+              </w:rPr>
+            </w:r>
+            <w:r>
+              <w:rPr>
+                <w:rStyle w:val="882"/>
+                <w:highlight w:val="none"/>
+              </w:rPr>
+              <w:t xml:space="preserve">2.2 – Branchement</w:t>
+            </w:r>
+            <w:r>
+              <w:rPr>
+                <w:rStyle w:val="882"/>
+              </w:rPr>
+            </w:r>
+            <w:r>
+              <w:tab/>
+            </w:r>
+            <w:r>
+              <w:fldChar w:fldCharType="begin"/>
+              <w:instrText xml:space="preserve">PAGEREF _Toc5 \h</w:instrText>
+              <w:fldChar w:fldCharType="separate"/>
+              <w:t xml:space="preserve">3</w:t>
+              <w:fldChar w:fldCharType="end"/>
+            </w:r>
+          </w:hyperlink>
+          <w:r/>
+        </w:p>
+        <w:p>
+          <w:pPr>
+            <w:pStyle w:val="886"/>
+            <w:pBdr/>
+            <w:tabs>
+              <w:tab w:val="right" w:leader="dot" w:pos="10205"/>
+            </w:tabs>
+            <w:spacing/>
+            <w:ind/>
+            <w:rPr>
+              <w:highlight w:val="none"/>
+            </w:rPr>
+          </w:pPr>
+          <w:hyperlink w:tooltip="#_Toc7" w:anchor="_Toc7" w:history="1">
+            <w:r>
+              <w:rPr>
+                <w:rStyle w:val="882"/>
+              </w:rPr>
+            </w:r>
+            <w:r>
+              <w:rPr>
+                <w:rStyle w:val="882"/>
+                <w:rFonts w:ascii="Lexend" w:hAnsi="Lexend" w:eastAsia="Lexend" w:cs="Lexend"/>
+                <w:highlight w:val="none"/>
+              </w:rPr>
+              <w:t xml:space="preserve">2.3 – Modes de fonctionnement</w:t>
+            </w:r>
+            <w:r>
+              <w:rPr>
+                <w:rStyle w:val="882"/>
+              </w:rPr>
+            </w:r>
+            <w:r>
+              <w:tab/>
+            </w:r>
+            <w:r>
+              <w:fldChar w:fldCharType="begin"/>
+              <w:instrText xml:space="preserve">PAGEREF _Toc7 \h</w:instrText>
+              <w:fldChar w:fldCharType="separate"/>
+              <w:t xml:space="preserve">4</w:t>
+              <w:fldChar w:fldCharType="end"/>
+            </w:r>
+          </w:hyperlink>
+          <w:r>
+            <w:rPr>
+              <w:highlight w:val="none"/>
+            </w:rPr>
+          </w:r>
+        </w:p>
+        <w:p>
+          <w:pPr>
+            <w:pStyle w:val="886"/>
+            <w:pBdr/>
+            <w:tabs>
+              <w:tab w:val="right" w:leader="dot" w:pos="10205"/>
+            </w:tabs>
+            <w:spacing/>
+            <w:ind/>
+            <w:rPr/>
+          </w:pPr>
+          <w:hyperlink w:tooltip="#_Toc8" w:anchor="_Toc8" w:history="1">
+            <w:r>
+              <w:rPr>
+                <w:rStyle w:val="882"/>
+              </w:rPr>
+            </w:r>
+            <w:r>
+              <w:rPr>
+                <w:rStyle w:val="882"/>
+                <w:rFonts w:ascii="Lexend" w:hAnsi="Lexend" w:eastAsia="Lexend" w:cs="Lexend"/>
+                <w:highlight w:val="none"/>
+              </w:rPr>
+              <w:t xml:space="preserve">2.4 – Période de chauffe</w:t>
+            </w:r>
+            <w:r>
+              <w:rPr>
+                <w:rStyle w:val="882"/>
+              </w:rPr>
+            </w:r>
+            <w:r>
+              <w:tab/>
+            </w:r>
+            <w:r>
+              <w:fldChar w:fldCharType="begin"/>
+              <w:instrText xml:space="preserve">PAGEREF _Toc8 \h</w:instrText>
+              <w:fldChar w:fldCharType="separate"/>
+              <w:t xml:space="preserve">4</w:t>
+              <w:fldChar w:fldCharType="end"/>
+            </w:r>
+          </w:hyperlink>
+          <w:r/>
+        </w:p>
+        <w:p>
+          <w:pPr>
+            <w:pStyle w:val="886"/>
+            <w:pBdr/>
+            <w:tabs>
+              <w:tab w:val="right" w:leader="dot" w:pos="10205"/>
+            </w:tabs>
+            <w:spacing/>
+            <w:ind/>
+            <w:rPr/>
+          </w:pPr>
+          <w:hyperlink w:tooltip="#_Toc9" w:anchor="_Toc9" w:history="1">
+            <w:r>
+              <w:rPr>
+                <w:rStyle w:val="882"/>
+              </w:rPr>
+            </w:r>
+            <w:r>
+              <w:rPr>
+                <w:rStyle w:val="882"/>
+                <w:rFonts w:ascii="Lexend" w:hAnsi="Lexend" w:eastAsia="Lexend" w:cs="Lexend"/>
+                <w:highlight w:val="none"/>
+              </w:rPr>
+              <w:t xml:space="preserve">2.5 – Mode veille</w:t>
+            </w:r>
+            <w:r>
+              <w:rPr>
+                <w:rStyle w:val="882"/>
+              </w:rPr>
+            </w:r>
+            <w:r>
+              <w:tab/>
+            </w:r>
+            <w:r>
+              <w:fldChar w:fldCharType="begin"/>
+              <w:instrText xml:space="preserve">PAGEREF _Toc9 \h</w:instrText>
+              <w:fldChar w:fldCharType="separate"/>
+              <w:t xml:space="preserve">4</w:t>
+              <w:fldChar w:fldCharType="end"/>
+            </w:r>
+          </w:hyperlink>
+          <w:r/>
+        </w:p>
+        <w:p>
+          <w:pPr>
+            <w:pStyle w:val="885"/>
+            <w:pBdr/>
+            <w:tabs>
+              <w:tab w:val="right" w:leader="dot" w:pos="10205"/>
+            </w:tabs>
+            <w:spacing/>
+            <w:ind/>
+            <w:rPr>
+              <w:rFonts w:ascii="Lexend" w:hAnsi="Lexend" w:cs="Lexend"/>
+              <w:highlight w:val="none"/>
+              <w14:ligatures w14:val="none"/>
+            </w:rPr>
+          </w:pPr>
+          <w:hyperlink w:tooltip="#_Toc10" w:anchor="_Toc10" w:history="1">
+            <w:r>
+              <w:rPr>
+                <w:rStyle w:val="882"/>
+              </w:rPr>
+            </w:r>
+            <w:r>
+              <w:rPr>
+                <w:rStyle w:val="882"/>
+                <w:rFonts w:ascii="Lexend" w:hAnsi="Lexend" w:eastAsia="Lexend" w:cs="Lexend"/>
+                <w:highlight w:val="none"/>
+              </w:rPr>
+              <w:t xml:space="preserve">3 – </w:t>
             </w:r>
             <w:r>
               <w:rPr>
@@ -954,34 +1265,139 @@
             <w:r>
               <w:rPr>
                 <w:rStyle w:val="882"/>
-                <w:rFonts w:ascii="Lexend" w:hAnsi="Lexend" w:eastAsia="Lexend" w:cs="Lexend"/>
+                <w:rFonts w:ascii="Lexend" w:hAnsi="Lexend" w:cs="Lexend"/>
+                <w:highlight w:val="none"/>
+                <w14:ligatures w14:val="none"/>
               </w:rPr>
             </w:r>
             <w:r>
-              <w:rPr>
-                <w:rFonts w:ascii="Lexend" w:hAnsi="Lexend" w:eastAsia="Lexend" w:cs="Lexend"/>
-              </w:rPr>
               <w:tab/>
             </w:r>
             <w:r>
-              <w:rPr>
-                <w:rFonts w:ascii="Lexend" w:hAnsi="Lexend" w:eastAsia="Lexend" w:cs="Lexend"/>
-              </w:rPr>
               <w:fldChar w:fldCharType="begin"/>
-              <w:instrText xml:space="preserve">PAGEREF _Toc2 \h</w:instrText>
+              <w:instrText xml:space="preserve">PAGEREF _Toc10 \h</w:instrText>
               <w:fldChar w:fldCharType="separate"/>
-              <w:t xml:space="preserve">3</w:t>
+              <w:t xml:space="preserve">5</w:t>
               <w:fldChar w:fldCharType="end"/>
             </w:r>
           </w:hyperlink>
           <w:r>
             <w:rPr>
               <w:rFonts w:ascii="Lexend" w:hAnsi="Lexend" w:cs="Lexend"/>
+              <w:highlight w:val="none"/>
+              <w14:ligatures w14:val="none"/>
             </w:rPr>
           </w:r>
+        </w:p>
+        <w:p>
+          <w:pPr>
+            <w:pStyle w:val="886"/>
+            <w:pBdr/>
+            <w:tabs>
+              <w:tab w:val="right" w:leader="dot" w:pos="10205"/>
+            </w:tabs>
+            <w:spacing/>
+            <w:ind/>
+            <w:rPr>
+              <w:rFonts w:ascii="Lexend" w:hAnsi="Lexend" w:cs="Lexend"/>
+              <w:highlight w:val="none"/>
+            </w:rPr>
+          </w:pPr>
+          <w:hyperlink w:tooltip="#_Toc11" w:anchor="_Toc11" w:history="1">
+            <w:r>
+              <w:rPr>
+                <w:rStyle w:val="882"/>
+              </w:rPr>
+            </w:r>
+            <w:r>
+              <w:rPr>
+                <w:rStyle w:val="882"/>
+                <w:rFonts w:ascii="Lexend" w:hAnsi="Lexend" w:eastAsia="Lexend" w:cs="Lexend"/>
+                <w:highlight w:val="none"/>
+              </w:rPr>
+              <w:t xml:space="preserve">3.1 – </w:t>
+            </w:r>
+            <w:r>
+              <w:rPr>
+                <w:rStyle w:val="882"/>
+                <w:rFonts w:ascii="Lexend" w:hAnsi="Lexend" w:eastAsia="Lexend" w:cs="Lexend"/>
+                <w:highlight w:val="none"/>
+              </w:rPr>
+              <w:t xml:space="preserve">Calcul des valeurs</w:t>
+            </w:r>
+            <w:r>
+              <w:rPr>
+                <w:rStyle w:val="882"/>
+              </w:rPr>
+            </w:r>
+            <w:r>
+              <w:tab/>
+            </w:r>
+            <w:r>
+              <w:fldChar w:fldCharType="begin"/>
+              <w:instrText xml:space="preserve">PAGEREF _Toc11 \h</w:instrText>
+              <w:fldChar w:fldCharType="separate"/>
+              <w:t xml:space="preserve">5</w:t>
+              <w:fldChar w:fldCharType="end"/>
+            </w:r>
+          </w:hyperlink>
           <w:r>
             <w:rPr>
               <w:rFonts w:ascii="Lexend" w:hAnsi="Lexend" w:cs="Lexend"/>
+              <w:highlight w:val="none"/>
+            </w:rPr>
+          </w:r>
+        </w:p>
+        <w:p>
+          <w:pPr>
+            <w:pStyle w:val="886"/>
+            <w:pBdr/>
+            <w:tabs>
+              <w:tab w:val="right" w:leader="dot" w:pos="10205"/>
+            </w:tabs>
+            <w:spacing/>
+            <w:ind/>
+            <w:rPr>
+              <w:rFonts w:ascii="Lexend" w:hAnsi="Lexend" w:eastAsia="Lexend" w:cs="Lexend"/>
+              <w:highlight w:val="none"/>
+            </w:rPr>
+          </w:pPr>
+          <w:hyperlink w:tooltip="#_Toc12" w:anchor="_Toc12" w:history="1">
+            <w:r>
+              <w:rPr>
+                <w:rStyle w:val="882"/>
+              </w:rPr>
+            </w:r>
+            <w:r>
+              <w:rPr>
+                <w:rStyle w:val="882"/>
+                <w:rFonts w:ascii="Lexend" w:hAnsi="Lexend" w:eastAsia="Lexend" w:cs="Lexend"/>
+                <w:highlight w:val="none"/>
+              </w:rPr>
+              <w:t xml:space="preserve">3.2 – Vérification du checksum</w:t>
+            </w:r>
+            <w:r>
+              <w:rPr>
+                <w:rStyle w:val="882"/>
+                <w:rFonts w:ascii="Lexend" w:hAnsi="Lexend" w:eastAsia="Lexend" w:cs="Lexend"/>
+                <w:highlight w:val="none"/>
+              </w:rPr>
+            </w:r>
+            <w:r>
+              <w:tab/>
+            </w:r>
+            <w:r>
+              <w:fldChar w:fldCharType="begin"/>
+              <w:instrText xml:space="preserve">PAGEREF _Toc12 \h</w:instrText>
+              <w:fldChar w:fldCharType="separate"/>
+              <w:t xml:space="preserve">5</w:t>
+              <w:fldChar w:fldCharType="end"/>
+            </w:r>
+          </w:hyperlink>
+          <w:r>
+            <w:rPr>
+              <w:rFonts w:ascii="Lexend" w:hAnsi="Lexend" w:eastAsia="Lexend" w:cs="Lexend"/>
+              <w:highlight w:val="none"/>
             </w:rPr>
           </w:r>
         </w:p>
@@ -999,20 +1415,15 @@
             <w:rPr>
               <w:rFonts w:ascii="Lexend" w:hAnsi="Lexend" w:eastAsia="Lexend" w:cs="Lexend"/>
             </w:rPr>
-            <w:fldChar w:fldCharType="end"/>
           </w:r>
           <w:r>
             <w:rPr>
-              <w:rFonts w:ascii="Lexend" w:hAnsi="Lexend" w:cs="Lexend"/>
-              <w:highlight w:val="none"/>
+              <w:rFonts w:ascii="Lexend" w:hAnsi="Lexend" w:eastAsia="Lexend" w:cs="Lexend"/>
             </w:rPr>
+            <w:fldChar w:fldCharType="end"/>
           </w:r>
-          <w:r>
-            <w:rPr>
-              <w:rFonts w:ascii="Lexend" w:hAnsi="Lexend" w:cs="Lexend"/>
-              <w:highlight w:val="none"/>
-            </w:rPr>
-          </w:r>
+          <w:r/>
+          <w:r/>
         </w:p>
       </w:sdtContent>
     </w:sdt>
@@ -1058,12 +1469,8 @@
           <w14:ligatures w14:val="none"/>
         </w:rPr>
       </w:pPr>
-      <w:r>
-        <w:rPr>
-          <w:rFonts w:ascii="Lexend" w:hAnsi="Lexend" w:eastAsia="Lexend" w:cs="Lexend"/>
-          <w:highlight w:val="none"/>
-        </w:rPr>
-      </w:r>
+      <w:r/>
+      <w:bookmarkStart w:id="2" w:name="_Toc2"/>
       <w:r>
         <w:rPr>
           <w:rFonts w:ascii="Lexend" w:hAnsi="Lexend" w:eastAsia="Lexend" w:cs="Lexend"/>
@@ -1071,13 +1478,9 @@
         </w:rPr>
         <w:t xml:space="preserve">1 – Présentation du capteur</w:t>
       </w:r>
-      <w:r>
-        <w:rPr>
-          <w:rFonts w:ascii="Lexend" w:hAnsi="Lexend" w:cs="Lexend"/>
-          <w:highlight w:val="none"/>
-          <w14:ligatures w14:val="none"/>
-        </w:rPr>
-      </w:r>
+      <w:r/>
+      <w:bookmarkEnd w:id="2"/>
+      <w:r/>
       <w:r>
         <w:rPr>
           <w:rFonts w:ascii="Lexend" w:hAnsi="Lexend" w:cs="Lexend"/>
@@ -1192,6 +1595,11 @@
       </w:pPr>
       <w:r>
         <w:t xml:space="preserve">Caractéristiques techniques principales :</w:t>
+      </w:r>
+      <w:r>
+        <w:rPr>
+          <w14:ligatures w14:val="none"/>
+        </w:rPr>
       </w:r>
       <w:r>
         <w:rPr>
@@ -1258,7 +1666,7 @@
             </w:r>
             <w:r>
               <w:rPr>
-                <w:rFonts w:ascii="Lexend" w:hAnsi="Lexend" w:eastAsia="Lexend" w:cs="Lexend"/>
+                <w:rFonts w:ascii="Lexend" w:hAnsi="Lexend" w:cs="Lexend"/>
               </w:rPr>
             </w:r>
             <w:r>
@@ -1303,7 +1711,7 @@
             </w:r>
             <w:r>
               <w:rPr>
-                <w:rFonts w:ascii="Lexend" w:hAnsi="Lexend" w:eastAsia="Lexend" w:cs="Lexend"/>
+                <w:rFonts w:ascii="Lexend" w:hAnsi="Lexend" w:cs="Lexend"/>
               </w:rPr>
             </w:r>
             <w:r>
@@ -1349,7 +1757,7 @@
             </w:r>
             <w:r>
               <w:rPr>
-                <w:rFonts w:ascii="Lexend" w:hAnsi="Lexend" w:eastAsia="Lexend" w:cs="Lexend"/>
+                <w:rFonts w:ascii="Lexend" w:hAnsi="Lexend" w:cs="Lexend"/>
               </w:rPr>
             </w:r>
             <w:r>
@@ -1392,7 +1800,7 @@
             </w:r>
             <w:r>
               <w:rPr>
-                <w:rFonts w:ascii="Lexend" w:hAnsi="Lexend" w:eastAsia="Lexend" w:cs="Lexend"/>
+                <w:rFonts w:ascii="Lexend" w:hAnsi="Lexend" w:cs="Lexend"/>
               </w:rPr>
             </w:r>
             <w:r>
@@ -1438,7 +1846,7 @@
             </w:r>
             <w:r>
               <w:rPr>
-                <w:rFonts w:ascii="Lexend" w:hAnsi="Lexend" w:eastAsia="Lexend" w:cs="Lexend"/>
+                <w:rFonts w:ascii="Lexend" w:hAnsi="Lexend" w:cs="Lexend"/>
               </w:rPr>
             </w:r>
             <w:r>
@@ -1481,7 +1889,7 @@
             </w:r>
             <w:r>
               <w:rPr>
-                <w:rFonts w:ascii="Lexend" w:hAnsi="Lexend" w:eastAsia="Lexend" w:cs="Lexend"/>
+                <w:rFonts w:ascii="Lexend" w:hAnsi="Lexend" w:cs="Lexend"/>
               </w:rPr>
             </w:r>
             <w:r>
@@ -1527,7 +1935,7 @@
             </w:r>
             <w:r>
               <w:rPr>
-                <w:rFonts w:ascii="Lexend" w:hAnsi="Lexend" w:eastAsia="Lexend" w:cs="Lexend"/>
+                <w:rFonts w:ascii="Lexend" w:hAnsi="Lexend" w:cs="Lexend"/>
               </w:rPr>
             </w:r>
             <w:r>
@@ -1570,7 +1978,7 @@
             </w:r>
             <w:r>
               <w:rPr>
-                <w:rFonts w:ascii="Lexend" w:hAnsi="Lexend" w:eastAsia="Lexend" w:cs="Lexend"/>
+                <w:rFonts w:ascii="Lexend" w:hAnsi="Lexend" w:cs="Lexend"/>
               </w:rPr>
             </w:r>
             <w:r>
@@ -1616,7 +2024,7 @@
             </w:r>
             <w:r>
               <w:rPr>
-                <w:rFonts w:ascii="Lexend" w:hAnsi="Lexend" w:eastAsia="Lexend" w:cs="Lexend"/>
+                <w:rFonts w:ascii="Lexend" w:hAnsi="Lexend" w:cs="Lexend"/>
               </w:rPr>
             </w:r>
             <w:r>
@@ -1659,7 +2067,7 @@
             </w:r>
             <w:r>
               <w:rPr>
-                <w:rFonts w:ascii="Lexend" w:hAnsi="Lexend" w:eastAsia="Lexend" w:cs="Lexend"/>
+                <w:rFonts w:ascii="Lexend" w:hAnsi="Lexend" w:cs="Lexend"/>
               </w:rPr>
             </w:r>
             <w:r>
@@ -1705,7 +2113,7 @@
             </w:r>
             <w:r>
               <w:rPr>
-                <w:rFonts w:ascii="Lexend" w:hAnsi="Lexend" w:eastAsia="Lexend" w:cs="Lexend"/>
+                <w:rFonts w:ascii="Lexend" w:hAnsi="Lexend" w:cs="Lexend"/>
               </w:rPr>
             </w:r>
             <w:r>
@@ -1748,7 +2156,7 @@
             </w:r>
             <w:r>
               <w:rPr>
-                <w:rFonts w:ascii="Lexend" w:hAnsi="Lexend" w:eastAsia="Lexend" w:cs="Lexend"/>
+                <w:rFonts w:ascii="Lexend" w:hAnsi="Lexend" w:cs="Lexend"/>
               </w:rPr>
             </w:r>
             <w:r>
@@ -1794,7 +2202,7 @@
             </w:r>
             <w:r>
               <w:rPr>
-                <w:rFonts w:ascii="Lexend" w:hAnsi="Lexend" w:eastAsia="Lexend" w:cs="Lexend"/>
+                <w:rFonts w:ascii="Lexend" w:hAnsi="Lexend" w:cs="Lexend"/>
               </w:rPr>
             </w:r>
             <w:r>
@@ -1837,7 +2245,7 @@
             </w:r>
             <w:r>
               <w:rPr>
-                <w:rFonts w:ascii="Lexend" w:hAnsi="Lexend" w:eastAsia="Lexend" w:cs="Lexend"/>
+                <w:rFonts w:ascii="Lexend" w:hAnsi="Lexend" w:cs="Lexend"/>
               </w:rPr>
             </w:r>
             <w:r>
@@ -1883,7 +2291,7 @@
             </w:r>
             <w:r>
               <w:rPr>
-                <w:rFonts w:ascii="Lexend" w:hAnsi="Lexend" w:eastAsia="Lexend" w:cs="Lexend"/>
+                <w:rFonts w:ascii="Lexend" w:hAnsi="Lexend" w:cs="Lexend"/>
               </w:rPr>
             </w:r>
             <w:r>
@@ -1926,7 +2334,7 @@
             </w:r>
             <w:r>
               <w:rPr>
-                <w:rFonts w:ascii="Lexend" w:hAnsi="Lexend" w:eastAsia="Lexend" w:cs="Lexend"/>
+                <w:rFonts w:ascii="Lexend" w:hAnsi="Lexend" w:cs="Lexend"/>
               </w:rPr>
             </w:r>
             <w:r>
@@ -1957,34 +2365,6 @@
       <w:r>
         <w:rPr>
           <w:highlight w:val="none"/>
-        </w:rPr>
-      </w:r>
-      <w:r>
-        <w:rPr>
-          <w:highlight w:val="none"/>
-          <w14:ligatures w14:val="none"/>
-        </w:rPr>
-      </w:r>
-    </w:p>
-    <w:p>
-      <w:pPr>
-        <w:pStyle w:val="838"/>
-        <w:pBdr/>
-        <w:spacing/>
-        <w:ind/>
-        <w:rPr>
-          <w:highlight w:val="none"/>
-          <w14:ligatures w14:val="none"/>
-        </w:rPr>
-      </w:pPr>
-      <w:r>
-        <w:rPr>
-          <w:highlight w:val="none"/>
-        </w:rPr>
-        <w:t xml:space="preserve">2 – Fonctionnement du capteur</w:t>
-      </w:r>
-      <w:r>
-        <w:rPr>
           <w14:ligatures w14:val="none"/>
         </w:rPr>
       </w:r>
@@ -1997,6 +2377,35 @@
     </w:p>
     <w:p>
       <w:pPr>
+        <w:pStyle w:val="838"/>
+        <w:pBdr/>
+        <w:spacing/>
+        <w:ind/>
+        <w:rPr>
+          <w:highlight w:val="none"/>
+          <w14:ligatures w14:val="none"/>
+        </w:rPr>
+      </w:pPr>
+      <w:r/>
+      <w:bookmarkStart w:id="3" w:name="_Toc3"/>
+      <w:r>
+        <w:rPr>
+          <w:highlight w:val="none"/>
+        </w:rPr>
+        <w:t xml:space="preserve">2 – Fonctionnement du capteur</w:t>
+      </w:r>
+      <w:r/>
+      <w:bookmarkEnd w:id="3"/>
+      <w:r/>
+      <w:r>
+        <w:rPr>
+          <w:highlight w:val="none"/>
+          <w14:ligatures w14:val="none"/>
+        </w:rPr>
+      </w:r>
+    </w:p>
+    <w:p>
+      <w:pPr>
         <w:pStyle w:val="839"/>
         <w:pBdr/>
         <w:spacing/>
@@ -2005,17 +2414,17 @@
           <w14:ligatures w14:val="none"/>
         </w:rPr>
       </w:pPr>
+      <w:r/>
+      <w:bookmarkStart w:id="4" w:name="_Toc4"/>
       <w:r>
         <w:rPr>
           <w:highlight w:val="none"/>
         </w:rPr>
         <w:t xml:space="preserve">2.1 – Principe de mesure</w:t>
       </w:r>
-      <w:r>
-        <w:rPr>
-          <w:highlight w:val="none"/>
-        </w:rPr>
-      </w:r>
+      <w:r/>
+      <w:bookmarkEnd w:id="4"/>
+      <w:r/>
       <w:r>
         <w:rPr>
           <w14:ligatures w14:val="none"/>
@@ -2065,6 +2474,8 @@
           <w:bCs/>
         </w:rPr>
       </w:pPr>
+      <w:r/>
+      <w:bookmarkStart w:id="5" w:name="_Toc5"/>
       <w:r>
         <w:rPr>
           <w:b/>
@@ -2073,13 +2484,9 @@
         </w:rPr>
         <w:t xml:space="preserve">2.2 – Branchement</w:t>
       </w:r>
-      <w:r>
-        <w:rPr>
-          <w:b/>
-          <w:bCs/>
-          <w:highlight w:val="none"/>
-        </w:rPr>
-      </w:r>
+      <w:r/>
+      <w:bookmarkEnd w:id="5"/>
+      <w:r/>
       <w:r>
         <w:rPr>
           <w:b/>
@@ -2248,22 +2655,24 @@
           <w14:ligatures w14:val="none"/>
         </w:rPr>
       </w:pPr>
+      <w:r/>
+      <w:bookmarkStart w:id="6" w:name="_Toc6"/>
+      <w:r/>
       <w:r>
-        <w:rPr>
-          <w:rFonts w:ascii="Lexend" w:hAnsi="Lexend" w:eastAsia="Lexend" w:cs="Lexend"/>
-          <w:highlight w:val="none"/>
-        </w:rPr>
-      </w:r>
-      <w:r>
-        <w:rPr>
-          <w:rFonts w:ascii="Lexend" w:hAnsi="Lexend" w:eastAsia="Lexend" w:cs="Lexend"/>
-        </w:rPr>
         <mc:AlternateContent>
           <mc:Choice Requires="wpg">
             <w:drawing>
-              <wp:inline xmlns:wp="http://schemas.openxmlformats.org/drawingml/2006/wordprocessingDrawing" distT="0" distB="0" distL="0" distR="0">
+              <wp:anchor xmlns:wp="http://schemas.openxmlformats.org/drawingml/2006/wordprocessingDrawing" xmlns:wp14="http://schemas.microsoft.com/office/word/2010/wordprocessingDrawing" distT="0" distB="0" distL="115200" distR="115200" simplePos="0" relativeHeight="10240" behindDoc="0" locked="0" layoutInCell="1" allowOverlap="1">
+                <wp:simplePos x="0" y="0"/>
+                <wp:positionH relativeFrom="column">
+                  <wp:posOffset>-317</wp:posOffset>
+                </wp:positionH>
+                <wp:positionV relativeFrom="paragraph">
+                  <wp:posOffset>-391993</wp:posOffset>
+                </wp:positionV>
                 <wp:extent cx="6480175" cy="2213214"/>
                 <wp:effectExtent l="0" t="0" r="0" b="0"/>
+                <wp:wrapNone/>
                 <wp:docPr id="3" name=""/>
                 <wp:cNvGraphicFramePr>
                   <a:graphicFrameLocks xmlns:a="http://schemas.openxmlformats.org/drawingml/2006/main" noChangeAspect="1"/>
@@ -2272,7 +2681,7 @@
                   <a:graphicData uri="http://schemas.openxmlformats.org/drawingml/2006/picture">
                     <pic:pic xmlns:pic="http://schemas.openxmlformats.org/drawingml/2006/picture">
                       <pic:nvPicPr>
-                        <pic:cNvPr id="800579506" name=""/>
+                        <pic:cNvPr id="2142750973" name=""/>
                         <pic:cNvPicPr>
                           <a:picLocks noChangeAspect="1"/>
                         </pic:cNvPicPr>
@@ -2285,7 +2694,7 @@
                       <pic:spPr bwMode="auto">
                         <a:xfrm rot="0" flipH="0" flipV="0">
                           <a:off x="0" y="0"/>
-                          <a:ext cx="6480174" cy="2213213"/>
+                          <a:ext cx="6480173" cy="2213212"/>
                         </a:xfrm>
                         <a:prstGeom prst="rect">
                           <a:avLst/>
@@ -2294,7 +2703,7 @@
                     </pic:pic>
                   </a:graphicData>
                 </a:graphic>
-              </wp:inline>
+              </wp:anchor>
             </w:drawing>
           </mc:Choice>
           <mc:Fallback>
@@ -2318,7 +2727,7 @@
                 <v:path o:extrusionok="f" gradientshapeok="t" o:connecttype="rect"/>
                 <o:lock v:ext="edit" aspectratio="t"/>
               </v:shapetype>
-              <v:shape id="_x0000_i2" o:spid="_x0000_s2" type="#_x0000_t75" style="width:510.25pt;height:174.27pt;mso-wrap-distance-left:0.00pt;mso-wrap-distance-top:0.00pt;mso-wrap-distance-right:0.00pt;mso-wrap-distance-bottom:0.00pt;rotation:0;z-index:1;" stroked="false">
+              <v:shape id="_x0000_i2" o:spid="_x0000_s2" type="#_x0000_t75" style="position:absolute;z-index:10240;o:allowoverlap:true;o:allowincell:true;mso-position-horizontal-relative:text;margin-left:-0.02pt;mso-position-horizontal:absolute;mso-position-vertical-relative:text;margin-top:-30.87pt;mso-position-vertical:absolute;width:510.25pt;height:174.27pt;mso-wrap-distance-left:9.07pt;mso-wrap-distance-top:0.00pt;mso-wrap-distance-right:9.07pt;mso-wrap-distance-bottom:0.00pt;rotation:0;z-index:1;" stroked="false">
                 <v:imagedata r:id="rId12" o:title=""/>
                 <o:lock v:ext="edit" rotation="t"/>
               </v:shape>
@@ -2326,13 +2735,9 @@
           </mc:Fallback>
         </mc:AlternateContent>
       </w:r>
-      <w:r>
-        <w:rPr>
-          <w:rFonts w:ascii="Lexend" w:hAnsi="Lexend" w:cs="Lexend"/>
-          <w:highlight w:val="none"/>
-          <w14:ligatures w14:val="none"/>
-        </w:rPr>
-      </w:r>
+      <w:r/>
+      <w:bookmarkEnd w:id="6"/>
+      <w:r/>
       <w:r>
         <w:rPr>
           <w:rFonts w:ascii="Lexend" w:hAnsi="Lexend" w:cs="Lexend"/>
@@ -2354,13 +2759,136 @@
       </w:pPr>
       <w:r>
         <w:rPr>
-          <w:rFonts w:ascii="Lexend" w:hAnsi="Lexend" w:eastAsia="Lexend" w:cs="Lexend"/>
-          <w:b/>
-          <w:bCs/>
           <w:highlight w:val="none"/>
         </w:rPr>
-        <w:t xml:space="preserve">2.4 – Modes de fonctionnement</w:t>
       </w:r>
+      <w:r>
+        <w:rPr>
+          <w:highlight w:val="none"/>
+        </w:rPr>
+      </w:r>
+      <w:r>
+        <w:rPr>
+          <w:highlight w:val="none"/>
+        </w:rPr>
+      </w:r>
+    </w:p>
+    <w:p>
+      <w:pPr>
+        <w:pStyle w:val="839"/>
+        <w:pBdr/>
+        <w:spacing/>
+        <w:ind/>
+        <w:rPr>
+          <w:highlight w:val="none"/>
+        </w:rPr>
+      </w:pPr>
+      <w:r>
+        <w:rPr>
+          <w:highlight w:val="none"/>
+        </w:rPr>
+      </w:r>
+      <w:r>
+        <w:rPr>
+          <w:highlight w:val="none"/>
+        </w:rPr>
+      </w:r>
+      <w:r>
+        <w:rPr>
+          <w:highlight w:val="none"/>
+        </w:rPr>
+      </w:r>
+    </w:p>
+    <w:p>
+      <w:pPr>
+        <w:pStyle w:val="839"/>
+        <w:pBdr/>
+        <w:spacing/>
+        <w:ind/>
+        <w:rPr>
+          <w:highlight w:val="none"/>
+        </w:rPr>
+      </w:pPr>
+      <w:r>
+        <w:rPr>
+          <w:highlight w:val="none"/>
+        </w:rPr>
+      </w:r>
+      <w:r>
+        <w:rPr>
+          <w:highlight w:val="none"/>
+        </w:rPr>
+      </w:r>
+      <w:r>
+        <w:rPr>
+          <w:highlight w:val="none"/>
+        </w:rPr>
+      </w:r>
+    </w:p>
+    <w:p>
+      <w:pPr>
+        <w:pStyle w:val="839"/>
+        <w:pBdr/>
+        <w:spacing/>
+        <w:ind/>
+        <w:rPr>
+          <w:highlight w:val="none"/>
+        </w:rPr>
+      </w:pPr>
+      <w:r>
+        <w:rPr>
+          <w:highlight w:val="none"/>
+        </w:rPr>
+      </w:r>
+      <w:r>
+        <w:rPr>
+          <w:highlight w:val="none"/>
+        </w:rPr>
+      </w:r>
+      <w:r>
+        <w:rPr>
+          <w:highlight w:val="none"/>
+        </w:rPr>
+      </w:r>
+    </w:p>
+    <w:p>
+      <w:pPr>
+        <w:pStyle w:val="839"/>
+        <w:pBdr/>
+        <w:spacing/>
+        <w:ind/>
+        <w:rPr>
+          <w:highlight w:val="none"/>
+        </w:rPr>
+      </w:pPr>
+      <w:r>
+        <w:rPr>
+          <w:highlight w:val="none"/>
+        </w:rPr>
+      </w:r>
+      <w:r>
+        <w:rPr>
+          <w:highlight w:val="none"/>
+        </w:rPr>
+      </w:r>
+      <w:r>
+        <w:rPr>
+          <w:highlight w:val="none"/>
+        </w:rPr>
+      </w:r>
+    </w:p>
+    <w:p>
+      <w:pPr>
+        <w:pStyle w:val="839"/>
+        <w:pBdr/>
+        <w:spacing/>
+        <w:ind/>
+        <w:rPr>
+          <w:highlight w:val="none"/>
+        </w:rPr>
+      </w:pPr>
+      <w:r/>
+      <w:bookmarkStart w:id="7" w:name="_Toc7"/>
       <w:r>
         <w:rPr>
           <w:rFonts w:ascii="Lexend" w:hAnsi="Lexend" w:eastAsia="Lexend" w:cs="Lexend"/>
@@ -2368,7 +2896,11 @@
           <w:bCs/>
           <w:highlight w:val="none"/>
         </w:rPr>
+        <w:t xml:space="preserve">2.3 – Modes de fonctionnement</w:t>
       </w:r>
+      <w:r/>
+      <w:bookmarkEnd w:id="7"/>
+      <w:r/>
       <w:r>
         <w:rPr>
           <w:b/>
@@ -2383,6 +2915,13 @@
         <w:ind/>
         <w:rPr/>
       </w:pPr>
+      <w:r>
+        <w:rPr>
+          <w:rFonts w:ascii="Lexend" w:hAnsi="Lexend" w:eastAsia="Lexend" w:cs="Lexend"/>
+          <w:highlight w:val="none"/>
+        </w:rPr>
+      </w:r>
+      <w:r/>
       <w:r>
         <w:rPr>
           <w:rFonts w:ascii="Lexend" w:hAnsi="Lexend" w:eastAsia="Lexend" w:cs="Lexend"/>
@@ -2396,20 +2935,6 @@
           <w:highlight w:val="none"/>
         </w:rPr>
       </w:r>
-      <w:r/>
-      <w:r>
-        <w:rPr>
-          <w:rFonts w:ascii="Lexend" w:hAnsi="Lexend" w:eastAsia="Lexend" w:cs="Lexend"/>
-          <w:highlight w:val="none"/>
-        </w:rPr>
-      </w:r>
-      <w:r>
-        <w:rPr>
-          <w:rFonts w:ascii="Lexend" w:hAnsi="Lexend" w:eastAsia="Lexend" w:cs="Lexend"/>
-          <w:highlight w:val="none"/>
-        </w:rPr>
-      </w:r>
-      <w:r/>
       <w:r/>
     </w:p>
     <w:p>
@@ -2503,19 +3028,18 @@
         <w:ind/>
         <w:rPr/>
       </w:pPr>
+      <w:r/>
+      <w:bookmarkStart w:id="8" w:name="_Toc8"/>
       <w:r>
         <w:rPr>
           <w:rFonts w:ascii="Lexend" w:hAnsi="Lexend" w:eastAsia="Lexend" w:cs="Lexend"/>
           <w:highlight w:val="none"/>
         </w:rPr>
-        <w:t xml:space="preserve">2.5 – Période de chauffe</w:t>
+        <w:t xml:space="preserve">2.4 – Période de chauffe</w:t>
       </w:r>
-      <w:r>
-        <w:rPr>
-          <w:rFonts w:ascii="Lexend" w:hAnsi="Lexend" w:eastAsia="Lexend" w:cs="Lexend"/>
-          <w:highlight w:val="none"/>
-        </w:rPr>
-      </w:r>
+      <w:r/>
+      <w:bookmarkEnd w:id="8"/>
+      <w:r/>
       <w:r/>
     </w:p>
     <w:p>
@@ -2548,27 +3072,29 @@
         <w:ind/>
         <w:rPr/>
       </w:pPr>
+      <w:r/>
+      <w:bookmarkStart w:id="9" w:name="_Toc9"/>
       <w:r>
         <w:rPr>
           <w:rFonts w:ascii="Lexend" w:hAnsi="Lexend" w:eastAsia="Lexend" w:cs="Lexend"/>
           <w:highlight w:val="none"/>
         </w:rPr>
-        <w:t xml:space="preserve">2.6 – Mode veille</w:t>
+        <w:t xml:space="preserve">2.5 – Mode veille</w:t>
       </w:r>
-      <w:r>
+      <w:r/>
+      <w:bookmarkEnd w:id="9"/>
+      <w:r/>
+      <w:r/>
+    </w:p>
+    <w:p>
+      <w:pPr>
+        <w:pBdr/>
+        <w:spacing/>
+        <w:ind/>
         <w:rPr>
           <w:rFonts w:ascii="Lexend" w:hAnsi="Lexend" w:eastAsia="Lexend" w:cs="Lexend"/>
           <w:highlight w:val="none"/>
         </w:rPr>
-      </w:r>
-      <w:r/>
-    </w:p>
-    <w:p>
-      <w:pPr>
-        <w:pBdr/>
-        <w:spacing/>
-        <w:ind/>
-        <w:rPr/>
       </w:pPr>
       <w:r>
         <w:rPr>
@@ -2577,26 +3103,58 @@
         </w:rPr>
         <w:t xml:space="preserve">Le capteur dispose d'un mode veille (sleep) permettant d'éteindre le ventilateur et le laser lorsque les mesures ne sont pas nécessaires. Cela permet de préserver la durée de vie du laser, estimée à environ 8 000 heures de fonctionnement.</w:t>
       </w:r>
-      <w:r>
-        <w:rPr>
-          <w:rFonts w:ascii="Lexend" w:hAnsi="Lexend" w:cs="Lexend"/>
-          <w:highlight w:val="none"/>
-          <w14:ligatures w14:val="none"/>
-        </w:rPr>
-      </w:r>
       <w:r/>
     </w:p>
     <w:p>
       <w:pPr>
-        <w:pStyle w:val="838"/>
-        <w:pBdr/>
-        <w:spacing/>
-        <w:ind/>
-        <w:rPr>
-          <w:rFonts w:ascii="Lexend" w:hAnsi="Lexend" w:cs="Lexend"/>
-          <w:highlight w:val="none"/>
-          <w14:ligatures w14:val="none"/>
-        </w:rPr>
+        <w:pBdr/>
+        <w:spacing/>
+        <w:ind/>
+        <w:rPr/>
+      </w:pPr>
+      <w:r/>
+      <w:r/>
+      <w:r/>
+    </w:p>
+    <w:p>
+      <w:pPr>
+        <w:pBdr/>
+        <w:spacing/>
+        <w:ind/>
+        <w:rPr/>
+      </w:pPr>
+      <w:r/>
+      <w:r/>
+      <w:r/>
+    </w:p>
+    <w:p>
+      <w:pPr>
+        <w:pBdr/>
+        <w:spacing/>
+        <w:ind/>
+        <w:rPr/>
+      </w:pPr>
+      <w:r/>
+      <w:r/>
+      <w:r/>
+    </w:p>
+    <w:p>
+      <w:pPr>
+        <w:pBdr/>
+        <w:spacing/>
+        <w:ind/>
+        <w:rPr/>
+      </w:pPr>
+      <w:r/>
+      <w:r/>
+      <w:r/>
+    </w:p>
+    <w:p>
+      <w:pPr>
+        <w:pBdr/>
+        <w:spacing/>
+        <w:ind/>
+        <w:rPr/>
       </w:pPr>
       <w:r>
         <w:rPr>
@@ -2606,571 +3164,37 @@
       </w:r>
       <w:r>
         <w:rPr>
-          <w:rFonts w:ascii="Lexend" w:hAnsi="Lexend" w:cs="Lexend"/>
+          <w:rFonts w:ascii="Lexend" w:hAnsi="Lexend" w:eastAsia="Lexend" w:cs="Lexend"/>
           <w:highlight w:val="none"/>
-          <w14:ligatures w14:val="none"/>
         </w:rPr>
       </w:r>
-      <w:r>
-        <w:rPr>
-          <w:rFonts w:ascii="Lexend" w:hAnsi="Lexend" w:cs="Lexend"/>
-          <w:highlight w:val="none"/>
-          <w14:ligatures w14:val="none"/>
-        </w:rPr>
-      </w:r>
-    </w:p>
-    <w:p>
-      <w:pPr>
-        <w:pStyle w:val="838"/>
-        <w:pBdr/>
-        <w:spacing/>
-        <w:ind/>
-        <w:rPr>
-          <w:rFonts w:ascii="Lexend" w:hAnsi="Lexend" w:cs="Lexend"/>
-          <w:highlight w:val="none"/>
-          <w14:ligatures w14:val="none"/>
-        </w:rPr>
-      </w:pPr>
       <w:r>
         <w:rPr>
           <w:rFonts w:ascii="Lexend" w:hAnsi="Lexend" w:eastAsia="Lexend" w:cs="Lexend"/>
           <w:highlight w:val="none"/>
         </w:rPr>
       </w:r>
-      <w:r>
+    </w:p>
+    <w:p>
+      <w:pPr>
+        <w:pStyle w:val="838"/>
+        <w:pBdr/>
+        <w:spacing/>
+        <w:ind/>
         <w:rPr>
           <w:rFonts w:ascii="Lexend" w:hAnsi="Lexend" w:cs="Lexend"/>
           <w:highlight w:val="none"/>
           <w14:ligatures w14:val="none"/>
         </w:rPr>
-      </w:r>
-      <w:r>
-        <w:rPr>
-          <w:rFonts w:ascii="Lexend" w:hAnsi="Lexend" w:cs="Lexend"/>
-          <w:highlight w:val="none"/>
-          <w14:ligatures w14:val="none"/>
-        </w:rPr>
-      </w:r>
-    </w:p>
-    <w:p>
-      <w:pPr>
-        <w:pStyle w:val="838"/>
-        <w:pBdr/>
-        <w:spacing/>
-        <w:ind/>
-        <w:rPr>
-          <w:rFonts w:ascii="Lexend" w:hAnsi="Lexend" w:cs="Lexend"/>
-          <w:highlight w:val="none"/>
-          <w14:ligatures w14:val="none"/>
-        </w:rPr>
-      </w:pPr>
+      </w:pPr>
+      <w:r/>
+      <w:bookmarkStart w:id="10" w:name="_Toc10"/>
       <w:r>
         <w:rPr>
           <w:rFonts w:ascii="Lexend" w:hAnsi="Lexend" w:eastAsia="Lexend" w:cs="Lexend"/>
           <w:highlight w:val="none"/>
         </w:rPr>
-      </w:r>
-      <w:r>
-        <w:rPr>
-          <w:rFonts w:ascii="Lexend" w:hAnsi="Lexend" w:cs="Lexend"/>
-          <w:highlight w:val="none"/>
-          <w14:ligatures w14:val="none"/>
-        </w:rPr>
-      </w:r>
-      <w:r>
-        <w:rPr>
-          <w:rFonts w:ascii="Lexend" w:hAnsi="Lexend" w:cs="Lexend"/>
-          <w:highlight w:val="none"/>
-          <w14:ligatures w14:val="none"/>
-        </w:rPr>
-      </w:r>
-    </w:p>
-    <w:p>
-      <w:pPr>
-        <w:pStyle w:val="838"/>
-        <w:pBdr/>
-        <w:spacing/>
-        <w:ind/>
-        <w:rPr>
-          <w:rFonts w:ascii="Lexend" w:hAnsi="Lexend" w:cs="Lexend"/>
-          <w:highlight w:val="none"/>
-          <w14:ligatures w14:val="none"/>
-        </w:rPr>
-      </w:pPr>
-      <w:r>
-        <w:rPr>
-          <w:rFonts w:ascii="Lexend" w:hAnsi="Lexend" w:eastAsia="Lexend" w:cs="Lexend"/>
-          <w:highlight w:val="none"/>
-        </w:rPr>
-      </w:r>
-      <w:r>
-        <w:rPr>
-          <w:rFonts w:ascii="Lexend" w:hAnsi="Lexend" w:cs="Lexend"/>
-          <w:highlight w:val="none"/>
-          <w14:ligatures w14:val="none"/>
-        </w:rPr>
-      </w:r>
-      <w:r>
-        <w:rPr>
-          <w:rFonts w:ascii="Lexend" w:hAnsi="Lexend" w:cs="Lexend"/>
-          <w:highlight w:val="none"/>
-          <w14:ligatures w14:val="none"/>
-        </w:rPr>
-      </w:r>
-    </w:p>
-    <w:p>
-      <w:pPr>
-        <w:pStyle w:val="838"/>
-        <w:pBdr/>
-        <w:spacing/>
-        <w:ind/>
-        <w:rPr>
-          <w:rFonts w:ascii="Lexend" w:hAnsi="Lexend" w:cs="Lexend"/>
-          <w:highlight w:val="none"/>
-          <w14:ligatures w14:val="none"/>
-        </w:rPr>
-      </w:pPr>
-      <w:r>
-        <w:rPr>
-          <w:rFonts w:ascii="Lexend" w:hAnsi="Lexend" w:eastAsia="Lexend" w:cs="Lexend"/>
-          <w:highlight w:val="none"/>
-        </w:rPr>
-      </w:r>
-      <w:r>
-        <w:rPr>
-          <w:rFonts w:ascii="Lexend" w:hAnsi="Lexend" w:cs="Lexend"/>
-          <w:highlight w:val="none"/>
-          <w14:ligatures w14:val="none"/>
-        </w:rPr>
-      </w:r>
-      <w:r>
-        <w:rPr>
-          <w:rFonts w:ascii="Lexend" w:hAnsi="Lexend" w:cs="Lexend"/>
-          <w:highlight w:val="none"/>
-          <w14:ligatures w14:val="none"/>
-        </w:rPr>
-      </w:r>
-    </w:p>
-    <w:p>
-      <w:pPr>
-        <w:pStyle w:val="838"/>
-        <w:pBdr/>
-        <w:spacing/>
-        <w:ind/>
-        <w:rPr>
-          <w:rFonts w:ascii="Lexend" w:hAnsi="Lexend" w:cs="Lexend"/>
-          <w:highlight w:val="none"/>
-          <w14:ligatures w14:val="none"/>
-        </w:rPr>
-      </w:pPr>
-      <w:r>
-        <w:rPr>
-          <w:rFonts w:ascii="Lexend" w:hAnsi="Lexend" w:eastAsia="Lexend" w:cs="Lexend"/>
-          <w:highlight w:val="none"/>
-        </w:rPr>
-      </w:r>
-      <w:r>
-        <w:rPr>
-          <w:rFonts w:ascii="Lexend" w:hAnsi="Lexend" w:cs="Lexend"/>
-          <w:highlight w:val="none"/>
-          <w14:ligatures w14:val="none"/>
-        </w:rPr>
-      </w:r>
-      <w:r>
-        <w:rPr>
-          <w:rFonts w:ascii="Lexend" w:hAnsi="Lexend" w:cs="Lexend"/>
-          <w:highlight w:val="none"/>
-          <w14:ligatures w14:val="none"/>
-        </w:rPr>
-      </w:r>
-    </w:p>
-    <w:p>
-      <w:pPr>
-        <w:pStyle w:val="838"/>
-        <w:pBdr/>
-        <w:spacing/>
-        <w:ind/>
-        <w:rPr>
-          <w:rFonts w:ascii="Lexend" w:hAnsi="Lexend" w:cs="Lexend"/>
-          <w:highlight w:val="none"/>
-          <w14:ligatures w14:val="none"/>
-        </w:rPr>
-      </w:pPr>
-      <w:r>
-        <w:rPr>
-          <w:rFonts w:ascii="Lexend" w:hAnsi="Lexend" w:eastAsia="Lexend" w:cs="Lexend"/>
-          <w:highlight w:val="none"/>
-        </w:rPr>
-      </w:r>
-      <w:r>
-        <w:rPr>
-          <w:rFonts w:ascii="Lexend" w:hAnsi="Lexend" w:cs="Lexend"/>
-          <w:highlight w:val="none"/>
-          <w14:ligatures w14:val="none"/>
-        </w:rPr>
-      </w:r>
-      <w:r>
-        <w:rPr>
-          <w:rFonts w:ascii="Lexend" w:hAnsi="Lexend" w:cs="Lexend"/>
-          <w:highlight w:val="none"/>
-          <w14:ligatures w14:val="none"/>
-        </w:rPr>
-      </w:r>
-    </w:p>
-    <w:p>
-      <w:pPr>
-        <w:pStyle w:val="838"/>
-        <w:pBdr/>
-        <w:spacing/>
-        <w:ind/>
-        <w:rPr>
-          <w:rFonts w:ascii="Lexend" w:hAnsi="Lexend" w:cs="Lexend"/>
-          <w:highlight w:val="none"/>
-          <w14:ligatures w14:val="none"/>
-        </w:rPr>
-      </w:pPr>
-      <w:r>
-        <w:rPr>
-          <w:rFonts w:ascii="Lexend" w:hAnsi="Lexend" w:eastAsia="Lexend" w:cs="Lexend"/>
-          <w:highlight w:val="none"/>
-        </w:rPr>
-      </w:r>
-      <w:r>
-        <w:rPr>
-          <w:rFonts w:ascii="Lexend" w:hAnsi="Lexend" w:cs="Lexend"/>
-          <w:highlight w:val="none"/>
-          <w14:ligatures w14:val="none"/>
-        </w:rPr>
-      </w:r>
-      <w:r>
-        <w:rPr>
-          <w:rFonts w:ascii="Lexend" w:hAnsi="Lexend" w:cs="Lexend"/>
-          <w:highlight w:val="none"/>
-          <w14:ligatures w14:val="none"/>
-        </w:rPr>
-      </w:r>
-    </w:p>
-    <w:p>
-      <w:pPr>
-        <w:pStyle w:val="838"/>
-        <w:pBdr/>
-        <w:spacing/>
-        <w:ind/>
-        <w:rPr>
-          <w:rFonts w:ascii="Lexend" w:hAnsi="Lexend" w:cs="Lexend"/>
-          <w:highlight w:val="none"/>
-          <w14:ligatures w14:val="none"/>
-        </w:rPr>
-      </w:pPr>
-      <w:r>
-        <w:rPr>
-          <w:rFonts w:ascii="Lexend" w:hAnsi="Lexend" w:eastAsia="Lexend" w:cs="Lexend"/>
-          <w:highlight w:val="none"/>
-        </w:rPr>
-      </w:r>
-      <w:r>
-        <w:rPr>
-          <w:rFonts w:ascii="Lexend" w:hAnsi="Lexend" w:cs="Lexend"/>
-          <w:highlight w:val="none"/>
-          <w14:ligatures w14:val="none"/>
-        </w:rPr>
-      </w:r>
-      <w:r>
-        <w:rPr>
-          <w:rFonts w:ascii="Lexend" w:hAnsi="Lexend" w:cs="Lexend"/>
-          <w:highlight w:val="none"/>
-          <w14:ligatures w14:val="none"/>
-        </w:rPr>
-      </w:r>
-    </w:p>
-    <w:p>
-      <w:pPr>
-        <w:pStyle w:val="838"/>
-        <w:pBdr/>
-        <w:spacing/>
-        <w:ind/>
-        <w:rPr>
-          <w:rFonts w:ascii="Lexend" w:hAnsi="Lexend" w:cs="Lexend"/>
-          <w:highlight w:val="none"/>
-          <w14:ligatures w14:val="none"/>
-        </w:rPr>
-      </w:pPr>
-      <w:r>
-        <w:rPr>
-          <w:rFonts w:ascii="Lexend" w:hAnsi="Lexend" w:eastAsia="Lexend" w:cs="Lexend"/>
-          <w:highlight w:val="none"/>
-        </w:rPr>
-      </w:r>
-      <w:r>
-        <w:rPr>
-          <w:rFonts w:ascii="Lexend" w:hAnsi="Lexend" w:cs="Lexend"/>
-          <w:highlight w:val="none"/>
-          <w14:ligatures w14:val="none"/>
-        </w:rPr>
-      </w:r>
-      <w:r>
-        <w:rPr>
-          <w:rFonts w:ascii="Lexend" w:hAnsi="Lexend" w:cs="Lexend"/>
-          <w:highlight w:val="none"/>
-          <w14:ligatures w14:val="none"/>
-        </w:rPr>
-      </w:r>
-    </w:p>
-    <w:p>
-      <w:pPr>
-        <w:pStyle w:val="838"/>
-        <w:pBdr/>
-        <w:spacing/>
-        <w:ind/>
-        <w:rPr>
-          <w:rFonts w:ascii="Lexend" w:hAnsi="Lexend" w:cs="Lexend"/>
-          <w:highlight w:val="none"/>
-          <w14:ligatures w14:val="none"/>
-        </w:rPr>
-      </w:pPr>
-      <w:r>
-        <w:rPr>
-          <w:rFonts w:ascii="Lexend" w:hAnsi="Lexend" w:eastAsia="Lexend" w:cs="Lexend"/>
-          <w:highlight w:val="none"/>
-        </w:rPr>
-      </w:r>
-      <w:r>
-        <w:rPr>
-          <w:rFonts w:ascii="Lexend" w:hAnsi="Lexend" w:cs="Lexend"/>
-          <w:highlight w:val="none"/>
-          <w14:ligatures w14:val="none"/>
-        </w:rPr>
-      </w:r>
-      <w:r>
-        <w:rPr>
-          <w:rFonts w:ascii="Lexend" w:hAnsi="Lexend" w:cs="Lexend"/>
-          <w:highlight w:val="none"/>
-          <w14:ligatures w14:val="none"/>
-        </w:rPr>
-      </w:r>
-    </w:p>
-    <w:p>
-      <w:pPr>
-        <w:pStyle w:val="838"/>
-        <w:pBdr/>
-        <w:spacing/>
-        <w:ind/>
-        <w:rPr>
-          <w:rFonts w:ascii="Lexend" w:hAnsi="Lexend" w:cs="Lexend"/>
-          <w:highlight w:val="none"/>
-          <w14:ligatures w14:val="none"/>
-        </w:rPr>
-      </w:pPr>
-      <w:r>
-        <w:rPr>
-          <w:rFonts w:ascii="Lexend" w:hAnsi="Lexend" w:eastAsia="Lexend" w:cs="Lexend"/>
-          <w:highlight w:val="none"/>
-        </w:rPr>
-      </w:r>
-      <w:r>
-        <w:rPr>
-          <w:rFonts w:ascii="Lexend" w:hAnsi="Lexend" w:cs="Lexend"/>
-          <w:highlight w:val="none"/>
-          <w14:ligatures w14:val="none"/>
-        </w:rPr>
-      </w:r>
-      <w:r>
-        <w:rPr>
-          <w:rFonts w:ascii="Lexend" w:hAnsi="Lexend" w:cs="Lexend"/>
-          <w:highlight w:val="none"/>
-          <w14:ligatures w14:val="none"/>
-        </w:rPr>
-      </w:r>
-    </w:p>
-    <w:p>
-      <w:pPr>
-        <w:pStyle w:val="838"/>
-        <w:pBdr/>
-        <w:spacing/>
-        <w:ind/>
-        <w:rPr>
-          <w:rFonts w:ascii="Lexend" w:hAnsi="Lexend" w:cs="Lexend"/>
-          <w:highlight w:val="none"/>
-          <w14:ligatures w14:val="none"/>
-        </w:rPr>
-      </w:pPr>
-      <w:r>
-        <w:rPr>
-          <w:rFonts w:ascii="Lexend" w:hAnsi="Lexend" w:eastAsia="Lexend" w:cs="Lexend"/>
-          <w:highlight w:val="none"/>
-        </w:rPr>
-      </w:r>
-      <w:r>
-        <w:rPr>
-          <w:rFonts w:ascii="Lexend" w:hAnsi="Lexend" w:cs="Lexend"/>
-          <w:highlight w:val="none"/>
-          <w14:ligatures w14:val="none"/>
-        </w:rPr>
-      </w:r>
-      <w:r>
-        <w:rPr>
-          <w:rFonts w:ascii="Lexend" w:hAnsi="Lexend" w:cs="Lexend"/>
-          <w:highlight w:val="none"/>
-          <w14:ligatures w14:val="none"/>
-        </w:rPr>
-      </w:r>
-    </w:p>
-    <w:p>
-      <w:pPr>
-        <w:pStyle w:val="838"/>
-        <w:pBdr/>
-        <w:spacing/>
-        <w:ind/>
-        <w:rPr>
-          <w:rFonts w:ascii="Lexend" w:hAnsi="Lexend" w:cs="Lexend"/>
-          <w:highlight w:val="none"/>
-          <w14:ligatures w14:val="none"/>
-        </w:rPr>
-      </w:pPr>
-      <w:r>
-        <w:rPr>
-          <w:rFonts w:ascii="Lexend" w:hAnsi="Lexend" w:eastAsia="Lexend" w:cs="Lexend"/>
-          <w:highlight w:val="none"/>
-        </w:rPr>
-      </w:r>
-      <w:r>
-        <w:rPr>
-          <w:rFonts w:ascii="Lexend" w:hAnsi="Lexend" w:cs="Lexend"/>
-          <w:highlight w:val="none"/>
-          <w14:ligatures w14:val="none"/>
-        </w:rPr>
-      </w:r>
-      <w:r>
-        <w:rPr>
-          <w:rFonts w:ascii="Lexend" w:hAnsi="Lexend" w:cs="Lexend"/>
-          <w:highlight w:val="none"/>
-          <w14:ligatures w14:val="none"/>
-        </w:rPr>
-      </w:r>
-    </w:p>
-    <w:p>
-      <w:pPr>
-        <w:pStyle w:val="838"/>
-        <w:pBdr/>
-        <w:spacing/>
-        <w:ind/>
-        <w:rPr>
-          <w:rFonts w:ascii="Lexend" w:hAnsi="Lexend" w:cs="Lexend"/>
-          <w:highlight w:val="none"/>
-          <w14:ligatures w14:val="none"/>
-        </w:rPr>
-      </w:pPr>
-      <w:r>
-        <w:rPr>
-          <w:rFonts w:ascii="Lexend" w:hAnsi="Lexend" w:eastAsia="Lexend" w:cs="Lexend"/>
-          <w:highlight w:val="none"/>
-        </w:rPr>
-      </w:r>
-      <w:r>
-        <w:rPr>
-          <w:rFonts w:ascii="Lexend" w:hAnsi="Lexend" w:cs="Lexend"/>
-          <w:highlight w:val="none"/>
-          <w14:ligatures w14:val="none"/>
-        </w:rPr>
-      </w:r>
-      <w:r>
-        <w:rPr>
-          <w:rFonts w:ascii="Lexend" w:hAnsi="Lexend" w:cs="Lexend"/>
-          <w:highlight w:val="none"/>
-          <w14:ligatures w14:val="none"/>
-        </w:rPr>
-      </w:r>
-    </w:p>
-    <w:p>
-      <w:pPr>
-        <w:pStyle w:val="838"/>
-        <w:pBdr/>
-        <w:spacing/>
-        <w:ind/>
-        <w:rPr>
-          <w:rFonts w:ascii="Lexend" w:hAnsi="Lexend" w:cs="Lexend"/>
-          <w:highlight w:val="none"/>
-          <w14:ligatures w14:val="none"/>
-        </w:rPr>
-      </w:pPr>
-      <w:r>
-        <w:rPr>
-          <w:rFonts w:ascii="Lexend" w:hAnsi="Lexend" w:eastAsia="Lexend" w:cs="Lexend"/>
-          <w:highlight w:val="none"/>
-        </w:rPr>
-      </w:r>
-      <w:r>
-        <w:rPr>
-          <w:rFonts w:ascii="Lexend" w:hAnsi="Lexend" w:cs="Lexend"/>
-          <w:highlight w:val="none"/>
-          <w14:ligatures w14:val="none"/>
-        </w:rPr>
-      </w:r>
-      <w:r>
-        <w:rPr>
-          <w:rFonts w:ascii="Lexend" w:hAnsi="Lexend" w:cs="Lexend"/>
-          <w:highlight w:val="none"/>
-          <w14:ligatures w14:val="none"/>
-        </w:rPr>
-      </w:r>
-    </w:p>
-    <w:p>
-      <w:pPr>
-        <w:pStyle w:val="838"/>
-        <w:pBdr/>
-        <w:spacing/>
-        <w:ind/>
-        <w:rPr>
-          <w:rFonts w:ascii="Lexend" w:hAnsi="Lexend" w:cs="Lexend"/>
-          <w:highlight w:val="none"/>
-          <w14:ligatures w14:val="none"/>
-        </w:rPr>
-      </w:pPr>
-      <w:r>
-        <w:rPr>
-          <w:rFonts w:ascii="Lexend" w:hAnsi="Lexend" w:eastAsia="Lexend" w:cs="Lexend"/>
-          <w:highlight w:val="none"/>
-        </w:rPr>
-      </w:r>
-      <w:r>
-        <w:rPr>
-          <w:rFonts w:ascii="Lexend" w:hAnsi="Lexend" w:cs="Lexend"/>
-          <w:highlight w:val="none"/>
-          <w14:ligatures w14:val="none"/>
-        </w:rPr>
-      </w:r>
-      <w:r>
-        <w:rPr>
-          <w:rFonts w:ascii="Lexend" w:hAnsi="Lexend" w:cs="Lexend"/>
-          <w:highlight w:val="none"/>
-          <w14:ligatures w14:val="none"/>
-        </w:rPr>
-      </w:r>
-    </w:p>
-    <w:p>
-      <w:pPr>
-        <w:pStyle w:val="838"/>
-        <w:pBdr/>
-        <w:spacing/>
-        <w:ind/>
-        <w:rPr>
-          <w:rFonts w:ascii="Lexend" w:hAnsi="Lexend" w:cs="Lexend"/>
-          <w:highlight w:val="none"/>
-          <w14:ligatures w14:val="none"/>
-        </w:rPr>
-      </w:pPr>
-      <w:r>
-        <w:rPr>
-          <w:rFonts w:ascii="Lexend" w:hAnsi="Lexend" w:eastAsia="Lexend" w:cs="Lexend"/>
-        </w:rPr>
-      </w:r>
-      <w:bookmarkStart w:id="2" w:name="_Toc2"/>
-      <w:r>
-        <w:rPr>
-          <w:rFonts w:ascii="Lexend" w:hAnsi="Lexend" w:eastAsia="Lexend" w:cs="Lexend"/>
-          <w:highlight w:val="none"/>
-        </w:rPr>
-        <w:t xml:space="preserve">1 – </w:t>
+        <w:t xml:space="preserve">3 – </w:t>
       </w:r>
       <w:r>
         <w:rPr>
@@ -3179,14 +3203,9 @@
         </w:rPr>
         <w:t xml:space="preserve">Récupération de la trame</w:t>
       </w:r>
-      <w:bookmarkEnd w:id="2"/>
-      <w:r>
-        <w:rPr>
-          <w:rFonts w:ascii="Lexend" w:hAnsi="Lexend" w:cs="Lexend"/>
-          <w:highlight w:val="none"/>
-          <w14:ligatures w14:val="none"/>
-        </w:rPr>
-      </w:r>
+      <w:r/>
+      <w:bookmarkEnd w:id="10"/>
+      <w:r/>
       <w:r>
         <w:rPr>
           <w:rFonts w:ascii="Lexend" w:hAnsi="Lexend" w:cs="Lexend"/>
@@ -3293,7 +3312,7 @@
         <w:spacing/>
         <w:ind/>
         <w:rPr>
-          <w:rFonts w:ascii="Lexend" w:hAnsi="Lexend" w:cs="Lexend"/>
+          <w:rFonts w:ascii="Lexend" w:hAnsi="Lexend" w:eastAsia="Lexend" w:cs="Lexend"/>
           <w:highlight w:val="none"/>
         </w:rPr>
       </w:pPr>
@@ -3472,7 +3491,98 @@
       </w:r>
       <w:r>
         <w:rPr>
+          <w:rFonts w:ascii="Lexend" w:hAnsi="Lexend" w:eastAsia="Lexend" w:cs="Lexend"/>
+          <w:highlight w:val="none"/>
+        </w:rPr>
+      </w:r>
+    </w:p>
+    <w:p>
+      <w:pPr>
+        <w:pBdr/>
+        <w:spacing/>
+        <w:ind/>
+        <w:rPr>
+          <w:rFonts w:ascii="Lexend" w:hAnsi="Lexend" w:eastAsia="Lexend" w:cs="Lexend"/>
+          <w:highlight w:val="none"/>
+        </w:rPr>
+      </w:pPr>
+      <w:r>
+        <w:rPr>
+          <w:rFonts w:ascii="Lexend" w:hAnsi="Lexend" w:eastAsia="Lexend" w:cs="Lexend"/>
+          <w:highlight w:val="none"/>
+        </w:rPr>
+      </w:r>
+      <w:r>
+        <w:rPr>
+          <w:rFonts w:ascii="Lexend" w:hAnsi="Lexend" w:eastAsia="Lexend" w:cs="Lexend"/>
+          <w:highlight w:val="none"/>
+        </w:rPr>
+      </w:r>
+      <w:r>
+        <w:rPr>
+          <w:rFonts w:ascii="Lexend" w:hAnsi="Lexend" w:eastAsia="Lexend" w:cs="Lexend"/>
+          <w:highlight w:val="none"/>
+        </w:rPr>
+      </w:r>
+    </w:p>
+    <w:p>
+      <w:pPr>
+        <w:pStyle w:val="839"/>
+        <w:pBdr/>
+        <w:spacing/>
+        <w:ind/>
+        <w:rPr>
           <w:rFonts w:ascii="Lexend" w:hAnsi="Lexend" w:cs="Lexend"/>
+          <w:highlight w:val="none"/>
+        </w:rPr>
+      </w:pPr>
+      <w:r/>
+      <w:bookmarkStart w:id="11" w:name="_Toc11"/>
+      <w:r>
+        <w:rPr>
+          <w:rFonts w:ascii="Lexend" w:hAnsi="Lexend" w:eastAsia="Lexend" w:cs="Lexend"/>
+          <w:highlight w:val="none"/>
+        </w:rPr>
+        <w:t xml:space="preserve">3.1 – </w:t>
+      </w:r>
+      <w:r>
+        <w:rPr>
+          <w:rFonts w:ascii="Lexend" w:hAnsi="Lexend" w:eastAsia="Lexend" w:cs="Lexend"/>
+          <w:highlight w:val="none"/>
+        </w:rPr>
+        <w:t xml:space="preserve">Calcul des valeurs</w:t>
+      </w:r>
+      <w:r/>
+      <w:bookmarkEnd w:id="11"/>
+      <w:r/>
+      <w:r/>
+    </w:p>
+    <w:p>
+      <w:pPr>
+        <w:pBdr/>
+        <w:spacing/>
+        <w:ind/>
+        <w:rPr>
+          <w:rFonts w:ascii="Lexend" w:hAnsi="Lexend" w:cs="Lexend"/>
+          <w:highlight w:val="none"/>
+        </w:rPr>
+      </w:pPr>
+      <w:r>
+        <w:rPr>
+          <w:rFonts w:ascii="Lexend" w:hAnsi="Lexend" w:eastAsia="Lexend" w:cs="Lexend"/>
+          <w:highlight w:val="none"/>
+        </w:rPr>
+        <w:t xml:space="preserve">Les valeurs de PM2.5 et PM10 sont obtenues en combinant les deux octets correspondants (poids faible + poids fort), puis en divisant le résultat par 10 :</w:t>
+      </w:r>
+      <w:r>
+        <w:rPr>
+          <w:rFonts w:ascii="Lexend" w:hAnsi="Lexend" w:eastAsia="Lexend" w:cs="Lexend"/>
+          <w:highlight w:val="none"/>
+        </w:rPr>
+      </w:r>
+      <w:r>
+        <w:rPr>
+          <w:rFonts w:ascii="Lexend" w:hAnsi="Lexend" w:eastAsia="Lexend" w:cs="Lexend"/>
           <w:highlight w:val="none"/>
         </w:rPr>
       </w:r>
@@ -3486,101 +3596,136 @@
     <w:p>
       <w:pPr>
         <w:pBdr/>
-        <w:spacing/>
-        <w:ind/>
-        <w:rPr>
-          <w:rFonts w:ascii="Lexend" w:hAnsi="Lexend" w:cs="Lexend"/>
-          <w:highlight w:val="none"/>
-        </w:rPr>
+        <w:tabs>
+          <w:tab w:val="center" w:leader="none" w:pos="5102"/>
+          <w:tab w:val="center" w:leader="none" w:pos="5102"/>
+        </w:tabs>
+        <w:spacing/>
+        <w:ind/>
+        <w:rPr/>
       </w:pPr>
       <w:r>
         <w:rPr>
           <w:rFonts w:ascii="Lexend" w:hAnsi="Lexend" w:eastAsia="Lexend" w:cs="Lexend"/>
           <w:highlight w:val="none"/>
         </w:rPr>
-        <w:t xml:space="preserve">La mesure du capteur est donc :</w:t>
+        <w:t xml:space="preserve">Taux PM2.5 = (octet4 × 256 + octet3) / 10  →  0x0015 = 21 → 2,1 µg/m³</w:t>
+        <w:br/>
       </w:r>
-      <w:r>
-        <w:rPr>
-          <w:rFonts w:ascii="Lexend" w:hAnsi="Lexend" w:cs="Lexend"/>
-          <w:highlight w:val="none"/>
-        </w:rPr>
-      </w:r>
-      <w:r>
-        <w:rPr>
-          <w:rFonts w:ascii="Lexend" w:hAnsi="Lexend" w:cs="Lexend"/>
-          <w:highlight w:val="none"/>
-        </w:rPr>
-      </w:r>
-    </w:p>
-    <w:p>
-      <w:pPr>
-        <w:pBdr/>
-        <w:tabs>
-          <w:tab w:val="center" w:leader="none" w:pos="5102"/>
-          <w:tab w:val="center" w:leader="none" w:pos="5102"/>
-        </w:tabs>
-        <w:spacing/>
-        <w:ind/>
-        <w:rPr>
-          <w:rFonts w:ascii="Lexend" w:hAnsi="Lexend" w:cs="Lexend"/>
-          <w:highlight w:val="none"/>
-          <w:vertAlign w:val="baseline"/>
-        </w:rPr>
-      </w:pPr>
+      <w:r/>
       <w:r>
         <w:rPr>
           <w:rFonts w:ascii="Lexend" w:hAnsi="Lexend" w:eastAsia="Lexend" w:cs="Lexend"/>
           <w:highlight w:val="none"/>
         </w:rPr>
-        <w:t xml:space="preserve">Taux PM 2.5</w:t>
+        <w:t xml:space="preserve">Taux PM10  = (octet6 × 256 + octet5) / 10  →  0x0068 = 104 → 10,4 µg/m³</w:t>
+      </w:r>
+      <w:r/>
+      <w:r>
+        <w:rPr>
+          <w:rFonts w:ascii="Lexend" w:hAnsi="Lexend" w:eastAsia="Lexend" w:cs="Lexend"/>
+          <w:highlight w:val="none"/>
+        </w:rPr>
       </w:r>
       <w:r>
         <w:rPr>
           <w:rFonts w:ascii="Lexend" w:hAnsi="Lexend" w:eastAsia="Lexend" w:cs="Lexend"/>
           <w:highlight w:val="none"/>
         </w:rPr>
-        <w:t xml:space="preserve"> = 0x0015 = 21 = 2,1 µg.m</w:t>
-      </w:r>
-      <w:r>
-        <w:rPr>
-          <w:rFonts w:ascii="Lexend" w:hAnsi="Lexend" w:eastAsia="Lexend" w:cs="Lexend"/>
-          <w:highlight w:val="none"/>
-          <w:vertAlign w:val="superscript"/>
-        </w:rPr>
-        <w:t xml:space="preserve">3</w:t>
-        <w:br/>
-      </w:r>
-      <w:r>
-        <w:rPr>
-          <w:rFonts w:ascii="Lexend" w:hAnsi="Lexend" w:eastAsia="Lexend" w:cs="Lexend"/>
-          <w:highlight w:val="none"/>
-          <w:vertAlign w:val="baseline"/>
-        </w:rPr>
-        <w:t xml:space="preserve">Taux PM 10 = 0x0068 = 104 = 10,4</w:t>
-      </w:r>
-      <w:r>
-        <w:rPr>
-          <w:rFonts w:ascii="Lexend" w:hAnsi="Lexend" w:eastAsia="Lexend" w:cs="Lexend"/>
-          <w:highlight w:val="none"/>
-          <w:vertAlign w:val="baseline"/>
-        </w:rPr>
-        <w:t xml:space="preserve"> </w:t>
       </w:r>
       <w:r>
         <w:rPr>
           <w:rFonts w:ascii="Lexend" w:hAnsi="Lexend" w:eastAsia="Lexend" w:cs="Lexend"/>
           <w:highlight w:val="none"/>
         </w:rPr>
-        <w:t xml:space="preserve">µg.m</w:t>
+      </w:r>
+    </w:p>
+    <w:p>
+      <w:pPr>
+        <w:pBdr/>
+        <w:tabs>
+          <w:tab w:val="center" w:leader="none" w:pos="5102"/>
+          <w:tab w:val="center" w:leader="none" w:pos="5102"/>
+        </w:tabs>
+        <w:spacing/>
+        <w:ind/>
+        <w:rPr>
+          <w:rFonts w:ascii="Lexend" w:hAnsi="Lexend" w:eastAsia="Lexend" w:cs="Lexend"/>
+          <w:highlight w:val="none"/>
+        </w:rPr>
+      </w:pPr>
+      <w:r>
+        <w:rPr>
+          <w:rFonts w:ascii="Lexend" w:hAnsi="Lexend" w:eastAsia="Lexend" w:cs="Lexend"/>
+          <w:highlight w:val="none"/>
+        </w:rPr>
       </w:r>
       <w:r>
         <w:rPr>
           <w:rFonts w:ascii="Lexend" w:hAnsi="Lexend" w:eastAsia="Lexend" w:cs="Lexend"/>
           <w:highlight w:val="none"/>
-          <w:vertAlign w:val="superscript"/>
         </w:rPr>
-        <w:t xml:space="preserve">3</w:t>
+      </w:r>
+      <w:r>
+        <w:rPr>
+          <w:rFonts w:ascii="Lexend" w:hAnsi="Lexend" w:eastAsia="Lexend" w:cs="Lexend"/>
+          <w:highlight w:val="none"/>
+        </w:rPr>
+      </w:r>
+    </w:p>
+    <w:p>
+      <w:pPr>
+        <w:pStyle w:val="839"/>
+        <w:pBdr/>
+        <w:spacing/>
+        <w:ind/>
+        <w:rPr/>
+      </w:pPr>
+      <w:r/>
+      <w:bookmarkStart w:id="12" w:name="_Toc12"/>
+      <w:r>
+        <w:rPr>
+          <w:rFonts w:ascii="Lexend" w:hAnsi="Lexend" w:eastAsia="Lexend" w:cs="Lexend"/>
+          <w:highlight w:val="none"/>
+        </w:rPr>
+        <w:t xml:space="preserve">3.2 – Vérification du checksum</w:t>
+      </w:r>
+      <w:r/>
+      <w:bookmarkEnd w:id="12"/>
+      <w:r/>
+      <w:r>
+        <w:rPr>
+          <w:rFonts w:ascii="Lexend" w:hAnsi="Lexend" w:eastAsia="Lexend" w:cs="Lexend"/>
+          <w:highlight w:val="none"/>
+        </w:rPr>
+      </w:r>
+    </w:p>
+    <w:p>
+      <w:pPr>
+        <w:pBdr/>
+        <w:tabs>
+          <w:tab w:val="center" w:leader="none" w:pos="5102"/>
+          <w:tab w:val="center" w:leader="none" w:pos="5102"/>
+        </w:tabs>
+        <w:spacing/>
+        <w:ind/>
+        <w:rPr>
+          <w:rFonts w:ascii="Lexend" w:hAnsi="Lexend" w:eastAsia="Lexend" w:cs="Lexend"/>
+          <w:highlight w:val="none"/>
+        </w:rPr>
+      </w:pPr>
+      <w:r>
+        <w:rPr>
+          <w:rFonts w:ascii="Lexend" w:hAnsi="Lexend" w:eastAsia="Lexend" w:cs="Lexend"/>
+          <w:highlight w:val="none"/>
+        </w:rPr>
+        <w:t xml:space="preserve">Le checksum permet de vérifier l'intégrité de la trame reçue. Il est calculé de cette manière :</w:t>
+      </w:r>
+      <w:r>
+        <w:rPr>
+          <w:rFonts w:ascii="Lexend" w:hAnsi="Lexend" w:eastAsia="Lexend" w:cs="Lexend"/>
+          <w:highlight w:val="none"/>
+        </w:rPr>
       </w:r>
       <w:r>
         <w:rPr>
@@ -3589,11 +3734,51 @@
           <w:vertAlign w:val="baseline"/>
         </w:rPr>
       </w:r>
-      <w:r>
+    </w:p>
+    <w:p>
+      <w:pPr>
+        <w:pBdr/>
+        <w:tabs>
+          <w:tab w:val="center" w:leader="none" w:pos="5102"/>
+          <w:tab w:val="center" w:leader="none" w:pos="5102"/>
+        </w:tabs>
+        <w:spacing/>
+        <w:ind/>
         <w:rPr>
           <w:rFonts w:ascii="Lexend" w:hAnsi="Lexend" w:cs="Lexend"/>
           <w:highlight w:val="none"/>
           <w:vertAlign w:val="baseline"/>
+        </w:rPr>
+      </w:pPr>
+      <w:r>
+        <w:rPr>
+          <w:rFonts w:ascii="Lexend" w:hAnsi="Lexend" w:eastAsia="Lexend" w:cs="Lexend"/>
+          <w:highlight w:val="none"/>
+        </w:rPr>
+      </w:r>
+      <w:r>
+        <w:rPr>
+          <w:rFonts w:ascii="Lexend" w:hAnsi="Lexend" w:eastAsia="Lexend" w:cs="Lexend"/>
+          <w:highlight w:val="none"/>
+        </w:rPr>
+        <w:t xml:space="preserve">Checksum = (DATA1 + DATA2 + DATA3 + DATA4 + DATA5 + DATA6) modulo 256</w:t>
+      </w:r>
+      <w:r>
+        <w:rPr>
+          <w:rFonts w:ascii="Lexend" w:hAnsi="Lexend" w:eastAsia="Lexend" w:cs="Lexend"/>
+          <w:highlight w:val="none"/>
+        </w:rPr>
+      </w:r>
+      <w:r>
+        <w:rPr>
+          <w:rFonts w:ascii="Lexend" w:hAnsi="Lexend" w:eastAsia="Lexend" w:cs="Lexend"/>
+          <w:highlight w:val="none"/>
+        </w:rPr>
+      </w:r>
+      <w:r>
+        <w:rPr>
+          <w:rFonts w:ascii="Lexend" w:hAnsi="Lexend" w:eastAsia="Lexend" w:cs="Lexend"/>
+          <w:highlight w:val="none"/>
         </w:rPr>
       </w:r>
     </w:p>

--- a/Documentation Capteur Particules/Documentation_capteur_particules.docx
+++ b/Documentation Capteur Particules/Documentation_capteur_particules.docx
@@ -879,7 +879,7 @@
               <w:fldChar w:fldCharType="begin"/>
               <w:instrText xml:space="preserve">PAGEREF _Toc1 \h</w:instrText>
               <w:fldChar w:fldCharType="separate"/>
-              <w:t xml:space="preserve">2</w:t>
+              <w:t xml:space="preserve">1</w:t>
               <w:fldChar w:fldCharType="end"/>
             </w:r>
           </w:hyperlink>
@@ -1120,6 +1120,7 @@
             <w:r>
               <w:rPr>
                 <w:rStyle w:val="882"/>
+                <w:highlight w:val="none"/>
               </w:rPr>
             </w:r>
             <w:r>
@@ -1235,9 +1236,7 @@
             <w:spacing/>
             <w:ind/>
             <w:rPr>
-              <w:rFonts w:ascii="Lexend" w:hAnsi="Lexend" w:cs="Lexend"/>
               <w:highlight w:val="none"/>
-              <w14:ligatures w14:val="none"/>
             </w:rPr>
           </w:pPr>
           <w:hyperlink w:tooltip="#_Toc10" w:anchor="_Toc10" w:history="1">
@@ -1249,7 +1248,6 @@
             <w:r>
               <w:rPr>
                 <w:rStyle w:val="882"/>
-                <w:rFonts w:ascii="Lexend" w:hAnsi="Lexend" w:eastAsia="Lexend" w:cs="Lexend"/>
                 <w:highlight w:val="none"/>
               </w:rPr>
               <w:t xml:space="preserve">3 – </w:t>
@@ -1257,7 +1255,6 @@
             <w:r>
               <w:rPr>
                 <w:rStyle w:val="882"/>
-                <w:rFonts w:ascii="Lexend" w:hAnsi="Lexend" w:eastAsia="Lexend" w:cs="Lexend"/>
                 <w:highlight w:val="none"/>
               </w:rPr>
               <w:t xml:space="preserve">Récupération de la trame</w:t>
@@ -1265,9 +1262,7 @@
             <w:r>
               <w:rPr>
                 <w:rStyle w:val="882"/>
-                <w:rFonts w:ascii="Lexend" w:hAnsi="Lexend" w:cs="Lexend"/>
                 <w:highlight w:val="none"/>
-                <w14:ligatures w14:val="none"/>
               </w:rPr>
             </w:r>
             <w:r>
@@ -1277,15 +1272,13 @@
               <w:fldChar w:fldCharType="begin"/>
               <w:instrText xml:space="preserve">PAGEREF _Toc10 \h</w:instrText>
               <w:fldChar w:fldCharType="separate"/>
-              <w:t xml:space="preserve">5</w:t>
+              <w:t xml:space="preserve">4</w:t>
               <w:fldChar w:fldCharType="end"/>
             </w:r>
           </w:hyperlink>
           <w:r>
             <w:rPr>
-              <w:rFonts w:ascii="Lexend" w:hAnsi="Lexend" w:cs="Lexend"/>
               <w:highlight w:val="none"/>
-              <w14:ligatures w14:val="none"/>
             </w:rPr>
           </w:r>
         </w:p>
@@ -1299,7 +1292,6 @@
             <w:spacing/>
             <w:ind/>
             <w:rPr>
-              <w:rFonts w:ascii="Lexend" w:hAnsi="Lexend" w:cs="Lexend"/>
               <w:highlight w:val="none"/>
             </w:rPr>
           </w:pPr>
@@ -1328,6 +1320,8 @@
             <w:r>
               <w:rPr>
                 <w:rStyle w:val="882"/>
+                <w:rFonts w:ascii="Lexend" w:hAnsi="Lexend" w:cs="Lexend"/>
+                <w:highlight w:val="none"/>
               </w:rPr>
             </w:r>
             <w:r>
@@ -1343,7 +1337,6 @@
           </w:hyperlink>
           <w:r>
             <w:rPr>
-              <w:rFonts w:ascii="Lexend" w:hAnsi="Lexend" w:cs="Lexend"/>
               <w:highlight w:val="none"/>
             </w:rPr>
           </w:r>
@@ -1357,10 +1350,7 @@
             </w:tabs>
             <w:spacing/>
             <w:ind/>
-            <w:rPr>
-              <w:rFonts w:ascii="Lexend" w:hAnsi="Lexend" w:eastAsia="Lexend" w:cs="Lexend"/>
-              <w:highlight w:val="none"/>
-            </w:rPr>
+            <w:rPr/>
           </w:pPr>
           <w:hyperlink w:tooltip="#_Toc12" w:anchor="_Toc12" w:history="1">
             <w:r>
@@ -1379,8 +1369,6 @@
             <w:r>
               <w:rPr>
                 <w:rStyle w:val="882"/>
-                <w:rFonts w:ascii="Lexend" w:hAnsi="Lexend" w:eastAsia="Lexend" w:cs="Lexend"/>
-                <w:highlight w:val="none"/>
               </w:rPr>
             </w:r>
             <w:r>
@@ -1394,12 +1382,7 @@
               <w:fldChar w:fldCharType="end"/>
             </w:r>
           </w:hyperlink>
-          <w:r>
-            <w:rPr>
-              <w:rFonts w:ascii="Lexend" w:hAnsi="Lexend" w:eastAsia="Lexend" w:cs="Lexend"/>
-              <w:highlight w:val="none"/>
-            </w:rPr>
-          </w:r>
+          <w:r/>
         </w:p>
         <w:p>
           <w:pPr>
@@ -1549,17 +1532,12 @@
           <w14:ligatures w14:val="none"/>
         </w:rPr>
       </w:r>
-    </w:p>
-    <w:p>
-      <w:pPr>
-        <w:pBdr/>
-        <w:spacing/>
-        <w:ind/>
+      <w:r>
         <w:rPr>
           <w:highlight w:val="none"/>
           <w14:ligatures w14:val="none"/>
         </w:rPr>
-      </w:pPr>
+      </w:r>
       <w:r>
         <w:rPr>
           <w:highlight w:val="none"/>
@@ -1633,7 +1611,12 @@
         </w:trPr>
         <w:tc>
           <w:tcPr>
-            <w:tcBorders/>
+            <w:tcBorders>
+              <w:top w:val="single" w:color="000000" w:sz="8" w:space="0"/>
+              <w:left w:val="single" w:color="000000" w:sz="8" w:space="0"/>
+              <w:bottom w:val="single" w:color="000000" w:sz="8" w:space="0"/>
+              <w:right w:val="single" w:color="000000" w:sz="8" w:space="0"/>
+            </w:tcBorders>
             <w:tcMar>
               <w:left w:w="15" w:type="dxa"/>
               <w:top w:w="15" w:type="dxa"/>
@@ -1678,7 +1661,12 @@
         </w:tc>
         <w:tc>
           <w:tcPr>
-            <w:tcBorders/>
+            <w:tcBorders>
+              <w:top w:val="single" w:color="000000" w:sz="8" w:space="0"/>
+              <w:left w:val="single" w:color="000000" w:sz="8" w:space="0"/>
+              <w:bottom w:val="single" w:color="000000" w:sz="8" w:space="0"/>
+              <w:right w:val="single" w:color="000000" w:sz="8" w:space="0"/>
+            </w:tcBorders>
             <w:tcMar>
               <w:left w:w="15" w:type="dxa"/>
               <w:top w:w="15" w:type="dxa"/>
@@ -1726,7 +1714,12 @@
         <w:trPr/>
         <w:tc>
           <w:tcPr>
-            <w:tcBorders/>
+            <w:tcBorders>
+              <w:top w:val="single" w:color="000000" w:sz="8" w:space="0"/>
+              <w:left w:val="single" w:color="000000" w:sz="8" w:space="0"/>
+              <w:bottom w:val="single" w:color="000000" w:sz="8" w:space="0"/>
+              <w:right w:val="single" w:color="000000" w:sz="8" w:space="0"/>
+            </w:tcBorders>
             <w:tcMar>
               <w:left w:w="15" w:type="dxa"/>
               <w:top w:w="15" w:type="dxa"/>
@@ -1769,7 +1762,12 @@
         </w:tc>
         <w:tc>
           <w:tcPr>
-            <w:tcBorders/>
+            <w:tcBorders>
+              <w:top w:val="single" w:color="000000" w:sz="8" w:space="0"/>
+              <w:left w:val="single" w:color="000000" w:sz="8" w:space="0"/>
+              <w:bottom w:val="single" w:color="000000" w:sz="8" w:space="0"/>
+              <w:right w:val="single" w:color="000000" w:sz="8" w:space="0"/>
+            </w:tcBorders>
             <w:tcMar>
               <w:left w:w="15" w:type="dxa"/>
               <w:top w:w="15" w:type="dxa"/>
@@ -1815,7 +1813,12 @@
         <w:trPr/>
         <w:tc>
           <w:tcPr>
-            <w:tcBorders/>
+            <w:tcBorders>
+              <w:top w:val="single" w:color="000000" w:sz="8" w:space="0"/>
+              <w:left w:val="single" w:color="000000" w:sz="8" w:space="0"/>
+              <w:bottom w:val="single" w:color="000000" w:sz="8" w:space="0"/>
+              <w:right w:val="single" w:color="000000" w:sz="8" w:space="0"/>
+            </w:tcBorders>
             <w:tcMar>
               <w:left w:w="15" w:type="dxa"/>
               <w:top w:w="15" w:type="dxa"/>
@@ -1858,7 +1861,12 @@
         </w:tc>
         <w:tc>
           <w:tcPr>
-            <w:tcBorders/>
+            <w:tcBorders>
+              <w:top w:val="single" w:color="000000" w:sz="8" w:space="0"/>
+              <w:left w:val="single" w:color="000000" w:sz="8" w:space="0"/>
+              <w:bottom w:val="single" w:color="000000" w:sz="8" w:space="0"/>
+              <w:right w:val="single" w:color="000000" w:sz="8" w:space="0"/>
+            </w:tcBorders>
             <w:tcMar>
               <w:left w:w="15" w:type="dxa"/>
               <w:top w:w="15" w:type="dxa"/>
@@ -1904,7 +1912,12 @@
         <w:trPr/>
         <w:tc>
           <w:tcPr>
-            <w:tcBorders/>
+            <w:tcBorders>
+              <w:top w:val="single" w:color="000000" w:sz="8" w:space="0"/>
+              <w:left w:val="single" w:color="000000" w:sz="8" w:space="0"/>
+              <w:bottom w:val="single" w:color="000000" w:sz="8" w:space="0"/>
+              <w:right w:val="single" w:color="000000" w:sz="8" w:space="0"/>
+            </w:tcBorders>
             <w:tcMar>
               <w:left w:w="15" w:type="dxa"/>
               <w:top w:w="15" w:type="dxa"/>
@@ -1947,7 +1960,12 @@
         </w:tc>
         <w:tc>
           <w:tcPr>
-            <w:tcBorders/>
+            <w:tcBorders>
+              <w:top w:val="single" w:color="000000" w:sz="8" w:space="0"/>
+              <w:left w:val="single" w:color="000000" w:sz="8" w:space="0"/>
+              <w:bottom w:val="single" w:color="000000" w:sz="8" w:space="0"/>
+              <w:right w:val="single" w:color="000000" w:sz="8" w:space="0"/>
+            </w:tcBorders>
             <w:tcMar>
               <w:left w:w="15" w:type="dxa"/>
               <w:top w:w="15" w:type="dxa"/>
@@ -1993,7 +2011,12 @@
         <w:trPr/>
         <w:tc>
           <w:tcPr>
-            <w:tcBorders/>
+            <w:tcBorders>
+              <w:top w:val="single" w:color="000000" w:sz="8" w:space="0"/>
+              <w:left w:val="single" w:color="000000" w:sz="8" w:space="0"/>
+              <w:bottom w:val="single" w:color="000000" w:sz="8" w:space="0"/>
+              <w:right w:val="single" w:color="000000" w:sz="8" w:space="0"/>
+            </w:tcBorders>
             <w:tcMar>
               <w:left w:w="15" w:type="dxa"/>
               <w:top w:w="15" w:type="dxa"/>
@@ -2036,7 +2059,12 @@
         </w:tc>
         <w:tc>
           <w:tcPr>
-            <w:tcBorders/>
+            <w:tcBorders>
+              <w:top w:val="single" w:color="000000" w:sz="8" w:space="0"/>
+              <w:left w:val="single" w:color="000000" w:sz="8" w:space="0"/>
+              <w:bottom w:val="single" w:color="000000" w:sz="8" w:space="0"/>
+              <w:right w:val="single" w:color="000000" w:sz="8" w:space="0"/>
+            </w:tcBorders>
             <w:tcMar>
               <w:left w:w="15" w:type="dxa"/>
               <w:top w:w="15" w:type="dxa"/>
@@ -2082,7 +2110,12 @@
         <w:trPr/>
         <w:tc>
           <w:tcPr>
-            <w:tcBorders/>
+            <w:tcBorders>
+              <w:top w:val="single" w:color="000000" w:sz="8" w:space="0"/>
+              <w:left w:val="single" w:color="000000" w:sz="8" w:space="0"/>
+              <w:bottom w:val="single" w:color="000000" w:sz="8" w:space="0"/>
+              <w:right w:val="single" w:color="000000" w:sz="8" w:space="0"/>
+            </w:tcBorders>
             <w:tcMar>
               <w:left w:w="15" w:type="dxa"/>
               <w:top w:w="15" w:type="dxa"/>
@@ -2125,7 +2158,12 @@
         </w:tc>
         <w:tc>
           <w:tcPr>
-            <w:tcBorders/>
+            <w:tcBorders>
+              <w:top w:val="single" w:color="000000" w:sz="8" w:space="0"/>
+              <w:left w:val="single" w:color="000000" w:sz="8" w:space="0"/>
+              <w:bottom w:val="single" w:color="000000" w:sz="8" w:space="0"/>
+              <w:right w:val="single" w:color="000000" w:sz="8" w:space="0"/>
+            </w:tcBorders>
             <w:tcMar>
               <w:left w:w="15" w:type="dxa"/>
               <w:top w:w="15" w:type="dxa"/>
@@ -2171,7 +2209,12 @@
         <w:trPr/>
         <w:tc>
           <w:tcPr>
-            <w:tcBorders/>
+            <w:tcBorders>
+              <w:top w:val="single" w:color="000000" w:sz="8" w:space="0"/>
+              <w:left w:val="single" w:color="000000" w:sz="8" w:space="0"/>
+              <w:bottom w:val="single" w:color="000000" w:sz="8" w:space="0"/>
+              <w:right w:val="single" w:color="000000" w:sz="8" w:space="0"/>
+            </w:tcBorders>
             <w:tcMar>
               <w:left w:w="15" w:type="dxa"/>
               <w:top w:w="15" w:type="dxa"/>
@@ -2214,7 +2257,12 @@
         </w:tc>
         <w:tc>
           <w:tcPr>
-            <w:tcBorders/>
+            <w:tcBorders>
+              <w:top w:val="single" w:color="000000" w:sz="8" w:space="0"/>
+              <w:left w:val="single" w:color="000000" w:sz="8" w:space="0"/>
+              <w:bottom w:val="single" w:color="000000" w:sz="8" w:space="0"/>
+              <w:right w:val="single" w:color="000000" w:sz="8" w:space="0"/>
+            </w:tcBorders>
             <w:tcMar>
               <w:left w:w="15" w:type="dxa"/>
               <w:top w:w="15" w:type="dxa"/>
@@ -2260,7 +2308,12 @@
         <w:trPr/>
         <w:tc>
           <w:tcPr>
-            <w:tcBorders/>
+            <w:tcBorders>
+              <w:top w:val="single" w:color="000000" w:sz="8" w:space="0"/>
+              <w:left w:val="single" w:color="000000" w:sz="8" w:space="0"/>
+              <w:bottom w:val="single" w:color="000000" w:sz="8" w:space="0"/>
+              <w:right w:val="single" w:color="000000" w:sz="8" w:space="0"/>
+            </w:tcBorders>
             <w:tcMar>
               <w:left w:w="15" w:type="dxa"/>
               <w:top w:w="15" w:type="dxa"/>
@@ -2303,7 +2356,12 @@
         </w:tc>
         <w:tc>
           <w:tcPr>
-            <w:tcBorders/>
+            <w:tcBorders>
+              <w:top w:val="single" w:color="000000" w:sz="8" w:space="0"/>
+              <w:left w:val="single" w:color="000000" w:sz="8" w:space="0"/>
+              <w:bottom w:val="single" w:color="000000" w:sz="8" w:space="0"/>
+              <w:right w:val="single" w:color="000000" w:sz="8" w:space="0"/>
+            </w:tcBorders>
             <w:tcMar>
               <w:left w:w="15" w:type="dxa"/>
               <w:top w:w="15" w:type="dxa"/>
@@ -2657,7 +2715,6 @@
       </w:pPr>
       <w:r/>
       <w:bookmarkStart w:id="6" w:name="_Toc6"/>
-      <w:r/>
       <w:r>
         <mc:AlternateContent>
           <mc:Choice Requires="wpg">
@@ -2769,7 +2826,8 @@
       </w:r>
       <w:r>
         <w:rPr>
-          <w:highlight w:val="none"/>
+          <w:b/>
+          <w:bCs/>
         </w:rPr>
       </w:r>
     </w:p>
@@ -2903,8 +2961,7 @@
       <w:r/>
       <w:r>
         <w:rPr>
-          <w:b/>
-          <w:bCs/>
+          <w:highlight w:val="none"/>
         </w:rPr>
       </w:r>
     </w:p>
@@ -2921,7 +2978,6 @@
           <w:highlight w:val="none"/>
         </w:rPr>
       </w:r>
-      <w:r/>
       <w:r>
         <w:rPr>
           <w:rFonts w:ascii="Lexend" w:hAnsi="Lexend" w:eastAsia="Lexend" w:cs="Lexend"/>
@@ -3103,71 +3159,6 @@
         </w:rPr>
         <w:t xml:space="preserve">Le capteur dispose d'un mode veille (sleep) permettant d'éteindre le ventilateur et le laser lorsque les mesures ne sont pas nécessaires. Cela permet de préserver la durée de vie du laser, estimée à environ 8 000 heures de fonctionnement.</w:t>
       </w:r>
-      <w:r/>
-    </w:p>
-    <w:p>
-      <w:pPr>
-        <w:pBdr/>
-        <w:spacing/>
-        <w:ind/>
-        <w:rPr/>
-      </w:pPr>
-      <w:r/>
-      <w:r/>
-      <w:r/>
-    </w:p>
-    <w:p>
-      <w:pPr>
-        <w:pBdr/>
-        <w:spacing/>
-        <w:ind/>
-        <w:rPr/>
-      </w:pPr>
-      <w:r/>
-      <w:r/>
-      <w:r/>
-    </w:p>
-    <w:p>
-      <w:pPr>
-        <w:pBdr/>
-        <w:spacing/>
-        <w:ind/>
-        <w:rPr/>
-      </w:pPr>
-      <w:r/>
-      <w:r/>
-      <w:r/>
-    </w:p>
-    <w:p>
-      <w:pPr>
-        <w:pBdr/>
-        <w:spacing/>
-        <w:ind/>
-        <w:rPr/>
-      </w:pPr>
-      <w:r/>
-      <w:r/>
-      <w:r/>
-    </w:p>
-    <w:p>
-      <w:pPr>
-        <w:pBdr/>
-        <w:spacing/>
-        <w:ind/>
-        <w:rPr/>
-      </w:pPr>
-      <w:r>
-        <w:rPr>
-          <w:rFonts w:ascii="Lexend" w:hAnsi="Lexend" w:eastAsia="Lexend" w:cs="Lexend"/>
-          <w:highlight w:val="none"/>
-        </w:rPr>
-      </w:r>
-      <w:r>
-        <w:rPr>
-          <w:rFonts w:ascii="Lexend" w:hAnsi="Lexend" w:eastAsia="Lexend" w:cs="Lexend"/>
-          <w:highlight w:val="none"/>
-        </w:rPr>
-      </w:r>
       <w:r>
         <w:rPr>
           <w:rFonts w:ascii="Lexend" w:hAnsi="Lexend" w:eastAsia="Lexend" w:cs="Lexend"/>
@@ -3177,7 +3168,6 @@
     </w:p>
     <w:p>
       <w:pPr>
-        <w:pStyle w:val="838"/>
         <w:pBdr/>
         <w:spacing/>
         <w:ind/>
@@ -3187,30 +3177,65 @@
           <w14:ligatures w14:val="none"/>
         </w:rPr>
       </w:pPr>
+      <w:r>
+        <w:rPr>
+          <w:rFonts w:ascii="Lexend" w:hAnsi="Lexend" w:cs="Lexend"/>
+          <w:highlight w:val="none"/>
+          <w14:ligatures w14:val="none"/>
+        </w:rPr>
+      </w:r>
+      <w:r>
+        <w:rPr>
+          <w:rFonts w:ascii="Lexend" w:hAnsi="Lexend" w:cs="Lexend"/>
+          <w:highlight w:val="none"/>
+          <w14:ligatures w14:val="none"/>
+        </w:rPr>
+      </w:r>
+      <w:r>
+        <w:rPr>
+          <w:rFonts w:ascii="Lexend" w:hAnsi="Lexend" w:cs="Lexend"/>
+          <w:highlight w:val="none"/>
+          <w14:ligatures w14:val="none"/>
+        </w:rPr>
+      </w:r>
+    </w:p>
+    <w:p>
+      <w:pPr>
+        <w:pStyle w:val="838"/>
+        <w:pBdr/>
+        <w:spacing/>
+        <w:ind/>
+        <w:rPr>
+          <w:highlight w:val="none"/>
+          <w14:ligatures w14:val="none"/>
+        </w:rPr>
+      </w:pPr>
       <w:r/>
       <w:bookmarkStart w:id="10" w:name="_Toc10"/>
       <w:r>
         <w:rPr>
-          <w:rFonts w:ascii="Lexend" w:hAnsi="Lexend" w:eastAsia="Lexend" w:cs="Lexend"/>
           <w:highlight w:val="none"/>
         </w:rPr>
         <w:t xml:space="preserve">3 – </w:t>
       </w:r>
       <w:r>
         <w:rPr>
-          <w:rFonts w:ascii="Lexend" w:hAnsi="Lexend" w:eastAsia="Lexend" w:cs="Lexend"/>
           <w:highlight w:val="none"/>
         </w:rPr>
         <w:t xml:space="preserve">Récupération de la trame</w:t>
       </w:r>
+      <w:r>
+        <w:rPr>
+          <w:highlight w:val="none"/>
+        </w:rPr>
+      </w:r>
+      <w:bookmarkEnd w:id="10"/>
       <w:r/>
       <w:bookmarkEnd w:id="10"/>
       <w:r/>
       <w:r>
         <w:rPr>
-          <w:rFonts w:ascii="Lexend" w:hAnsi="Lexend" w:cs="Lexend"/>
           <w:highlight w:val="none"/>
-          <w14:ligatures w14:val="none"/>
         </w:rPr>
       </w:r>
     </w:p>
@@ -3495,6 +3520,12 @@
           <w:highlight w:val="none"/>
         </w:rPr>
       </w:r>
+      <w:r>
+        <w:rPr>
+          <w:rFonts w:ascii="Lexend" w:hAnsi="Lexend" w:eastAsia="Lexend" w:cs="Lexend"/>
+          <w:highlight w:val="none"/>
+        </w:rPr>
+      </w:r>
     </w:p>
     <w:p>
       <w:pPr>
@@ -3536,8 +3567,61 @@
           <w:highlight w:val="none"/>
         </w:rPr>
       </w:pPr>
+      <w:r>
+        <w:rPr>
+          <w:highlight w:val="none"/>
+        </w:rPr>
+      </w:r>
+      <w:r>
+        <w:rPr>
+          <w:highlight w:val="none"/>
+        </w:rPr>
+      </w:r>
+      <w:r>
+        <w:rPr>
+          <w:highlight w:val="none"/>
+        </w:rPr>
+      </w:r>
+    </w:p>
+    <w:p>
+      <w:pPr>
+        <w:pStyle w:val="839"/>
+        <w:pBdr/>
+        <w:spacing/>
+        <w:ind/>
+        <w:rPr>
+          <w:highlight w:val="none"/>
+        </w:rPr>
+      </w:pPr>
+      <w:r>
+        <w:rPr>
+          <w:highlight w:val="none"/>
+        </w:rPr>
+      </w:r>
+      <w:r>
+        <w:rPr>
+          <w:highlight w:val="none"/>
+        </w:rPr>
+      </w:r>
+      <w:r>
+        <w:rPr>
+          <w:highlight w:val="none"/>
+        </w:rPr>
+      </w:r>
+    </w:p>
+    <w:p>
+      <w:pPr>
+        <w:pStyle w:val="839"/>
+        <w:pBdr/>
+        <w:spacing/>
+        <w:ind/>
+        <w:rPr>
+          <w:highlight w:val="none"/>
+        </w:rPr>
+      </w:pPr>
       <w:r/>
       <w:bookmarkStart w:id="11" w:name="_Toc11"/>
+      <w:r/>
       <w:r>
         <w:rPr>
           <w:rFonts w:ascii="Lexend" w:hAnsi="Lexend" w:eastAsia="Lexend" w:cs="Lexend"/>
@@ -3555,7 +3639,12 @@
       <w:r/>
       <w:bookmarkEnd w:id="11"/>
       <w:r/>
-      <w:r/>
+      <w:r>
+        <w:rPr>
+          <w:rFonts w:ascii="Lexend" w:hAnsi="Lexend" w:cs="Lexend"/>
+          <w:highlight w:val="none"/>
+        </w:rPr>
+      </w:r>
     </w:p>
     <w:p>
       <w:pPr>
@@ -3576,13 +3665,7 @@
       </w:r>
       <w:r>
         <w:rPr>
-          <w:rFonts w:ascii="Lexend" w:hAnsi="Lexend" w:eastAsia="Lexend" w:cs="Lexend"/>
-          <w:highlight w:val="none"/>
-        </w:rPr>
-      </w:r>
-      <w:r>
-        <w:rPr>
-          <w:rFonts w:ascii="Lexend" w:hAnsi="Lexend" w:eastAsia="Lexend" w:cs="Lexend"/>
+          <w:rFonts w:ascii="Lexend" w:hAnsi="Lexend" w:cs="Lexend"/>
           <w:highlight w:val="none"/>
         </w:rPr>
       </w:r>
@@ -3612,7 +3695,6 @@
         <w:t xml:space="preserve">Taux PM2.5 = (octet4 × 256 + octet3) / 10  →  0x0015 = 21 → 2,1 µg/m³</w:t>
         <w:br/>
       </w:r>
-      <w:r/>
       <w:r>
         <w:rPr>
           <w:rFonts w:ascii="Lexend" w:hAnsi="Lexend" w:eastAsia="Lexend" w:cs="Lexend"/>
@@ -3620,7 +3702,28 @@
         </w:rPr>
         <w:t xml:space="preserve">Taux PM10  = (octet6 × 256 + octet5) / 10  →  0x0068 = 104 → 10,4 µg/m³</w:t>
       </w:r>
+      <w:r>
+        <w:rPr>
+          <w:rFonts w:ascii="Lexend" w:hAnsi="Lexend" w:eastAsia="Lexend" w:cs="Lexend"/>
+          <w:highlight w:val="none"/>
+        </w:rPr>
+      </w:r>
       <w:r/>
+    </w:p>
+    <w:p>
+      <w:pPr>
+        <w:pBdr/>
+        <w:tabs>
+          <w:tab w:val="center" w:leader="none" w:pos="5102"/>
+          <w:tab w:val="center" w:leader="none" w:pos="5102"/>
+        </w:tabs>
+        <w:spacing/>
+        <w:ind/>
+        <w:rPr>
+          <w:rFonts w:ascii="Lexend" w:hAnsi="Lexend" w:eastAsia="Lexend" w:cs="Lexend"/>
+          <w:highlight w:val="none"/>
+        </w:rPr>
+      </w:pPr>
       <w:r>
         <w:rPr>
           <w:rFonts w:ascii="Lexend" w:hAnsi="Lexend" w:eastAsia="Lexend" w:cs="Lexend"/>
@@ -3642,39 +3745,6 @@
     </w:p>
     <w:p>
       <w:pPr>
-        <w:pBdr/>
-        <w:tabs>
-          <w:tab w:val="center" w:leader="none" w:pos="5102"/>
-          <w:tab w:val="center" w:leader="none" w:pos="5102"/>
-        </w:tabs>
-        <w:spacing/>
-        <w:ind/>
-        <w:rPr>
-          <w:rFonts w:ascii="Lexend" w:hAnsi="Lexend" w:eastAsia="Lexend" w:cs="Lexend"/>
-          <w:highlight w:val="none"/>
-        </w:rPr>
-      </w:pPr>
-      <w:r>
-        <w:rPr>
-          <w:rFonts w:ascii="Lexend" w:hAnsi="Lexend" w:eastAsia="Lexend" w:cs="Lexend"/>
-          <w:highlight w:val="none"/>
-        </w:rPr>
-      </w:r>
-      <w:r>
-        <w:rPr>
-          <w:rFonts w:ascii="Lexend" w:hAnsi="Lexend" w:eastAsia="Lexend" w:cs="Lexend"/>
-          <w:highlight w:val="none"/>
-        </w:rPr>
-      </w:r>
-      <w:r>
-        <w:rPr>
-          <w:rFonts w:ascii="Lexend" w:hAnsi="Lexend" w:eastAsia="Lexend" w:cs="Lexend"/>
-          <w:highlight w:val="none"/>
-        </w:rPr>
-      </w:r>
-    </w:p>
-    <w:p>
-      <w:pPr>
         <w:pStyle w:val="839"/>
         <w:pBdr/>
         <w:spacing/>
@@ -3693,12 +3763,7 @@
       <w:r/>
       <w:bookmarkEnd w:id="12"/>
       <w:r/>
-      <w:r>
-        <w:rPr>
-          <w:rFonts w:ascii="Lexend" w:hAnsi="Lexend" w:eastAsia="Lexend" w:cs="Lexend"/>
-          <w:highlight w:val="none"/>
-        </w:rPr>
-      </w:r>
+      <w:r/>
     </w:p>
     <w:p>
       <w:pPr>
@@ -3723,15 +3788,15 @@
       </w:r>
       <w:r>
         <w:rPr>
-          <w:rFonts w:ascii="Lexend" w:hAnsi="Lexend" w:eastAsia="Lexend" w:cs="Lexend"/>
+          <w:rFonts w:ascii="Lexend" w:hAnsi="Lexend" w:cs="Lexend"/>
           <w:highlight w:val="none"/>
+          <w:vertAlign w:val="baseline"/>
         </w:rPr>
       </w:r>
       <w:r>
         <w:rPr>
-          <w:rFonts w:ascii="Lexend" w:hAnsi="Lexend" w:cs="Lexend"/>
+          <w:rFonts w:ascii="Lexend" w:hAnsi="Lexend" w:eastAsia="Lexend" w:cs="Lexend"/>
           <w:highlight w:val="none"/>
-          <w:vertAlign w:val="baseline"/>
         </w:rPr>
       </w:r>
     </w:p>
@@ -3771,14 +3836,9 @@
       </w:r>
       <w:r>
         <w:rPr>
-          <w:rFonts w:ascii="Lexend" w:hAnsi="Lexend" w:eastAsia="Lexend" w:cs="Lexend"/>
+          <w:rFonts w:ascii="Lexend" w:hAnsi="Lexend" w:cs="Lexend"/>
           <w:highlight w:val="none"/>
-        </w:rPr>
-      </w:r>
-      <w:r>
-        <w:rPr>
-          <w:rFonts w:ascii="Lexend" w:hAnsi="Lexend" w:eastAsia="Lexend" w:cs="Lexend"/>
-          <w:highlight w:val="none"/>
+          <w:vertAlign w:val="baseline"/>
         </w:rPr>
       </w:r>
     </w:p>
